--- a/assets/data/Mindset 01/Mindset1- Custom- Unit 05.docx
+++ b/assets/data/Mindset 01/Mindset1- Custom- Unit 05.docx
@@ -998,15 +998,7 @@
               <w:t>Malls need to change to survive</w:t>
             </w:r>
             <w:r>
-              <w:t xml:space="preserve">. </w:t>
-            </w:r>
-            <w:proofErr w:type="gramStart"/>
-            <w:r>
-              <w:t>So</w:t>
-            </w:r>
-            <w:proofErr w:type="gramEnd"/>
-            <w:r>
-              <w:t xml:space="preserve"> what will the mall of the future look like?</w:t>
+              <w:t>. So what will the mall of the future look like?</w:t>
             </w:r>
           </w:p>
           <w:p>
@@ -1036,15 +1028,7 @@
               <w:t>Malls are already becoming bigger and better all over the world</w:t>
             </w:r>
             <w:r>
-              <w:t xml:space="preserve">. Asia and not the US is now the 'mall capital' of the world and is home to the five largest malls in the world. China is home to the two largest. Some malls in the Middle East and East Asia are starting to </w:t>
-            </w:r>
-            <w:proofErr w:type="spellStart"/>
-            <w:r>
-              <w:t>specialise</w:t>
-            </w:r>
-            <w:proofErr w:type="spellEnd"/>
-            <w:r>
-              <w:t>. It is predicted that this will happen more and more in the future. Some malls will only sell electrical items, for example, or only fashion for young people. Some malls will only include expensive shops or cheap shops, as already happens in Bangkok and Singapore.</w:t>
+              <w:t>. Asia and not the US is now the 'mall capital' of the world and is home to the five largest malls in the world. China is home to the two largest. Some malls in the Middle East and East Asia are starting to specialise. It is predicted that this will happen more and more in the future. Some malls will only sell electrical items, for example, or only fashion for young people. Some malls will only include expensive shops or cheap shops, as already happens in Bangkok and Singapore.</w:t>
             </w:r>
           </w:p>
           <w:p>
@@ -1068,39 +1052,7 @@
           </w:p>
           <w:p>
             <w:r>
-              <w:t xml:space="preserve">Malls are becoming 'the new downtown', with cinemas, bowling alleys, climbing walls and even concert halls. Xanadu, a mall 30 km from Madrid, is a recreation </w:t>
-            </w:r>
-            <w:proofErr w:type="spellStart"/>
-            <w:r>
-              <w:t>centre</w:t>
-            </w:r>
-            <w:proofErr w:type="spellEnd"/>
-            <w:r>
-              <w:t xml:space="preserve"> for a family day out as well as a shopping </w:t>
-            </w:r>
-            <w:proofErr w:type="spellStart"/>
-            <w:r>
-              <w:t>centre</w:t>
-            </w:r>
-            <w:proofErr w:type="spellEnd"/>
-            <w:r>
-              <w:t xml:space="preserve">, with ski slopes, minigolf, go-karts, balloon rides, bowling and billiards. We have always been able to grab a burger at the mall, but in the </w:t>
-            </w:r>
-            <w:proofErr w:type="gramStart"/>
-            <w:r>
-              <w:t>future</w:t>
-            </w:r>
-            <w:proofErr w:type="gramEnd"/>
-            <w:r>
-              <w:t xml:space="preserve"> we are going to see 'fine dining' too, with more expensive restaurants based at malls, as well as spas, fitness </w:t>
-            </w:r>
-            <w:proofErr w:type="spellStart"/>
-            <w:r>
-              <w:t>centres</w:t>
-            </w:r>
-            <w:proofErr w:type="spellEnd"/>
-            <w:r>
-              <w:t xml:space="preserve"> and art galleries. There are also going to be more apartments and office space so that more people can live, work, shop and be entertained in one location.</w:t>
+              <w:t>Malls are becoming 'the new downtown', with cinemas, bowling alleys, climbing walls and even concert halls. Xanadu, a mall 30 km from Madrid, is a recreation centre for a family day out as well as a shopping centre, with ski slopes, minigolf, go-karts, balloon rides, bowling and billiards. We have always been able to grab a burger at the mall, but in the future we are going to see 'fine dining' too, with more expensive restaurants based at malls, as well as spas, fitness centres and art galleries. There are also going to be more apartments and office space so that more people can live, work, shop and be entertained in one location.</w:t>
             </w:r>
           </w:p>
         </w:tc>
@@ -1281,25 +1233,7 @@
                 <w:szCs w:val="21"/>
                 <w:lang w:bidi="ar-SA"/>
               </w:rPr>
-              <w:t xml:space="preserve">Matching headings tests your ability to </w:t>
-            </w:r>
-            <w:proofErr w:type="spellStart"/>
-            <w:r>
-              <w:rPr>
-                <w:sz w:val="21"/>
-                <w:szCs w:val="21"/>
-                <w:lang w:bidi="ar-SA"/>
-              </w:rPr>
-              <w:t>summarise</w:t>
-            </w:r>
-            <w:proofErr w:type="spellEnd"/>
-            <w:r>
-              <w:rPr>
-                <w:sz w:val="21"/>
-                <w:szCs w:val="21"/>
-                <w:lang w:bidi="ar-SA"/>
-              </w:rPr>
-              <w:t xml:space="preserve"> and understand the main idea of a paragraph.</w:t>
+              <w:t>Matching headings tests your ability to summarise and understand the main idea of a paragraph.</w:t>
             </w:r>
           </w:p>
           <w:p>
@@ -1813,15 +1747,7 @@
               <w:pStyle w:val="SS3M-115"/>
             </w:pPr>
             <w:r>
-              <w:t xml:space="preserve">Below is one supporting idea for each of </w:t>
-            </w:r>
-            <w:proofErr w:type="gramStart"/>
-            <w:r>
-              <w:t>paragraphs</w:t>
-            </w:r>
-            <w:proofErr w:type="gramEnd"/>
-            <w:r>
-              <w:t xml:space="preserve"> C, D and E. Add one more for each paragraph. Write the supporting ideas in your own words.</w:t>
+              <w:t>Below is one supporting idea for each of paragraphs C, D and E. Add one more for each paragraph. Write the supporting ideas in your own words.</w:t>
             </w:r>
           </w:p>
           <w:tbl>
@@ -1863,39 +1789,7 @@
                       <w:b w:val="0"/>
                       <w:bCs w:val="0"/>
                     </w:rPr>
-                    <w:t xml:space="preserve">Xanadu... is a recreation </w:t>
-                  </w:r>
-                  <w:proofErr w:type="spellStart"/>
-                  <w:r>
-                    <w:rPr>
-                      <w:b w:val="0"/>
-                      <w:bCs w:val="0"/>
-                    </w:rPr>
-                    <w:t>centre</w:t>
-                  </w:r>
-                  <w:proofErr w:type="spellEnd"/>
-                  <w:r>
-                    <w:rPr>
-                      <w:b w:val="0"/>
-                      <w:bCs w:val="0"/>
-                    </w:rPr>
-                    <w:t xml:space="preserve"> for a family day out as well as a shopping </w:t>
-                  </w:r>
-                  <w:proofErr w:type="spellStart"/>
-                  <w:r>
-                    <w:rPr>
-                      <w:b w:val="0"/>
-                      <w:bCs w:val="0"/>
-                    </w:rPr>
-                    <w:t>centre</w:t>
-                  </w:r>
-                  <w:proofErr w:type="spellEnd"/>
-                  <w:r>
-                    <w:rPr>
-                      <w:b w:val="0"/>
-                      <w:bCs w:val="0"/>
-                    </w:rPr>
-                    <w:t>.</w:t>
+                    <w:t>Xanadu... is a recreation centre for a family day out as well as a shopping centre.</w:t>
                   </w:r>
                 </w:p>
               </w:tc>
@@ -2119,7 +2013,6 @@
                     </w:rPr>
                     <w:t xml:space="preserve">For example, a heading for paragraph A in </w:t>
                   </w:r>
-                  <w:proofErr w:type="gramStart"/>
                   <w:r>
                     <w:rPr>
                       <w:i/>
@@ -2128,18 +2021,7 @@
                       <w:szCs w:val="21"/>
                       <w:lang w:bidi="ar-SA"/>
                     </w:rPr>
-                    <w:t>The</w:t>
-                  </w:r>
-                  <w:proofErr w:type="gramEnd"/>
-                  <w:r>
-                    <w:rPr>
-                      <w:i/>
-                      <w:iCs/>
-                      <w:sz w:val="21"/>
-                      <w:szCs w:val="21"/>
-                      <w:lang w:bidi="ar-SA"/>
-                    </w:rPr>
-                    <w:t xml:space="preserve"> future of malls</w:t>
+                    <w:t>The future of malls</w:t>
                   </w:r>
                   <w:r>
                     <w:rPr>
@@ -2447,13 +2329,8 @@
               <w:ind w:left="397" w:hanging="227"/>
             </w:pPr>
             <w:r>
-              <w:t xml:space="preserve">A new city </w:t>
-            </w:r>
-            <w:proofErr w:type="spellStart"/>
-            <w:r>
-              <w:t>centre</w:t>
-            </w:r>
-            <w:proofErr w:type="spellEnd"/>
+              <w:t>A new city centre</w:t>
+            </w:r>
           </w:p>
         </w:tc>
       </w:tr>
@@ -2620,13 +2497,8 @@
                     <w:ind w:left="284" w:hanging="284"/>
                   </w:pPr>
                   <w:r>
-                    <w:t xml:space="preserve">city </w:t>
-                  </w:r>
-                  <w:proofErr w:type="spellStart"/>
-                  <w:r>
-                    <w:t>centre</w:t>
-                  </w:r>
-                  <w:proofErr w:type="spellEnd"/>
+                    <w:t>city centre</w:t>
+                  </w:r>
                 </w:p>
               </w:tc>
               <w:tc>
@@ -2849,15 +2721,7 @@
               <w:pStyle w:val="SS3M-115"/>
             </w:pPr>
             <w:r>
-              <w:t xml:space="preserve">Write the correct number </w:t>
-            </w:r>
-            <w:proofErr w:type="spellStart"/>
-            <w:r>
-              <w:t>i</w:t>
-            </w:r>
-            <w:proofErr w:type="spellEnd"/>
-            <w:r>
-              <w:t>-v in the gaps.</w:t>
+              <w:t>Write the correct number i-v in the gaps.</w:t>
             </w:r>
           </w:p>
           <w:p>
@@ -3152,25 +3016,7 @@
                 <w:szCs w:val="21"/>
                 <w:lang w:bidi="ar-SA"/>
               </w:rPr>
-              <w:t xml:space="preserve"> + infinitive </w:t>
-            </w:r>
-            <w:proofErr w:type="gramStart"/>
-            <w:r>
-              <w:rPr>
-                <w:sz w:val="21"/>
-                <w:szCs w:val="21"/>
-                <w:lang w:bidi="ar-SA"/>
-              </w:rPr>
-              <w:t>are</w:t>
-            </w:r>
-            <w:proofErr w:type="gramEnd"/>
-            <w:r>
-              <w:rPr>
-                <w:sz w:val="21"/>
-                <w:szCs w:val="21"/>
-                <w:lang w:bidi="ar-SA"/>
-              </w:rPr>
-              <w:t xml:space="preserve"> both used to talk about the future.</w:t>
+              <w:t xml:space="preserve"> + infinitive are both used to talk about the future.</w:t>
             </w:r>
           </w:p>
           <w:p>
@@ -3853,23 +3699,7 @@
               <w:pStyle w:val="SS3M-115"/>
             </w:pPr>
             <w:r>
-              <w:t>The reading passage has seven paragraphs, A-G. Choose the correct heading for paragraphs B-F from the list of headings (</w:t>
-            </w:r>
-            <w:proofErr w:type="spellStart"/>
-            <w:r>
-              <w:t>i</w:t>
-            </w:r>
-            <w:proofErr w:type="spellEnd"/>
-            <w:r>
-              <w:t xml:space="preserve">-vii) below. Write the correct number, </w:t>
-            </w:r>
-            <w:proofErr w:type="spellStart"/>
-            <w:r>
-              <w:t>i</w:t>
-            </w:r>
-            <w:proofErr w:type="spellEnd"/>
-            <w:r>
-              <w:t>-vii. There are two headings you won't need.</w:t>
+              <w:t>The reading passage has seven paragraphs, A-G. Choose the correct heading for paragraphs B-F from the list of headings (i-vii) below. Write the correct number, i-vii. There are two headings you won't need.</w:t>
             </w:r>
           </w:p>
           <w:tbl>
@@ -4304,47 +4134,7 @@
                 <w:szCs w:val="23"/>
                 <w:lang w:bidi="ar-SA"/>
               </w:rPr>
-              <w:t xml:space="preserve">in markets. Farmers often sell direct to the consumer, without all the packaging, shipping and advertising that increases costs in shops and supermarkets. You can often find unusual products and those that are not mass-produced. Food markets vary hugely according to where they are in the world. For </w:t>
-            </w:r>
-            <w:proofErr w:type="gramStart"/>
-            <w:r>
-              <w:rPr>
-                <w:rFonts w:ascii="Source Sans 3" w:hAnsi="Source Sans 3"/>
-                <w:sz w:val="23"/>
-                <w:szCs w:val="23"/>
-                <w:lang w:bidi="ar-SA"/>
-              </w:rPr>
-              <w:t>example</w:t>
-            </w:r>
-            <w:proofErr w:type="gramEnd"/>
-            <w:r>
-              <w:rPr>
-                <w:rFonts w:ascii="Source Sans 3" w:hAnsi="Source Sans 3"/>
-                <w:sz w:val="23"/>
-                <w:szCs w:val="23"/>
-                <w:lang w:bidi="ar-SA"/>
-              </w:rPr>
-              <w:t xml:space="preserve"> the </w:t>
-            </w:r>
-            <w:proofErr w:type="spellStart"/>
-            <w:r>
-              <w:rPr>
-                <w:rFonts w:ascii="Source Sans 3" w:hAnsi="Source Sans 3"/>
-                <w:sz w:val="23"/>
-                <w:szCs w:val="23"/>
-                <w:lang w:bidi="ar-SA"/>
-              </w:rPr>
-              <w:t>Kauppatori</w:t>
-            </w:r>
-            <w:proofErr w:type="spellEnd"/>
-            <w:r>
-              <w:rPr>
-                <w:rFonts w:ascii="Source Sans 3" w:hAnsi="Source Sans 3"/>
-                <w:sz w:val="23"/>
-                <w:szCs w:val="23"/>
-                <w:lang w:bidi="ar-SA"/>
-              </w:rPr>
-              <w:t xml:space="preserve"> market in Helsinki, Finland sells moose, reindeer and bear salami. Wherever you are, food will be locally produced and reasonably priced.</w:t>
+              <w:t>in markets. Farmers often sell direct to the consumer, without all the packaging, shipping and advertising that increases costs in shops and supermarkets. You can often find unusual products and those that are not mass-produced. Food markets vary hugely according to where they are in the world. For example the Kauppatori market in Helsinki, Finland sells moose, reindeer and bear salami. Wherever you are, food will be locally produced and reasonably priced.</w:t>
             </w:r>
           </w:p>
           <w:p>
@@ -4388,47 +4178,7 @@
                 <w:szCs w:val="23"/>
                 <w:lang w:bidi="ar-SA"/>
               </w:rPr>
-              <w:t xml:space="preserve">Markets are also good places to buy clothes. Some sell cheap new and second-hand clothes, while others </w:t>
-            </w:r>
-            <w:proofErr w:type="spellStart"/>
-            <w:r>
-              <w:rPr>
-                <w:rFonts w:ascii="Source Sans 3" w:hAnsi="Source Sans 3"/>
-                <w:sz w:val="23"/>
-                <w:szCs w:val="23"/>
-                <w:lang w:bidi="ar-SA"/>
-              </w:rPr>
-              <w:t>specialise</w:t>
-            </w:r>
-            <w:proofErr w:type="spellEnd"/>
-            <w:r>
-              <w:rPr>
-                <w:rFonts w:ascii="Source Sans 3" w:hAnsi="Source Sans 3"/>
-                <w:sz w:val="23"/>
-                <w:szCs w:val="23"/>
-                <w:lang w:bidi="ar-SA"/>
-              </w:rPr>
-              <w:t xml:space="preserve"> in vintage or ethically made clothes and original items. The markets of London are some of the </w:t>
-            </w:r>
-            <w:proofErr w:type="gramStart"/>
-            <w:r>
-              <w:rPr>
-                <w:rFonts w:ascii="Source Sans 3" w:hAnsi="Source Sans 3"/>
-                <w:sz w:val="23"/>
-                <w:szCs w:val="23"/>
-                <w:lang w:bidi="ar-SA"/>
-              </w:rPr>
-              <w:t>best</w:t>
-            </w:r>
-            <w:proofErr w:type="gramEnd"/>
-            <w:r>
-              <w:rPr>
-                <w:rFonts w:ascii="Source Sans 3" w:hAnsi="Source Sans 3"/>
-                <w:sz w:val="23"/>
-                <w:szCs w:val="23"/>
-                <w:lang w:bidi="ar-SA"/>
-              </w:rPr>
-              <w:t xml:space="preserve"> in the world for those who want to create a unique look for themselves. Many new designers start with a market stall, so if you are looking for a totally original item of clothing, you could get something really special at a bargain price at Brick Lane, Spitalfields or Portobello Road markets.</w:t>
+              <w:t>Markets are also good places to buy clothes. Some sell cheap new and second-hand clothes, while others specialise in vintage or ethically made clothes and original items. The markets of London are some of the best in the world for those who want to create a unique look for themselves. Many new designers start with a market stall, so if you are looking for a totally original item of clothing, you could get something really special at a bargain price at Brick Lane, Spitalfields or Portobello Road markets.</w:t>
             </w:r>
           </w:p>
         </w:tc>
@@ -4521,27 +4271,7 @@
                 <w:szCs w:val="23"/>
                 <w:lang w:bidi="ar-SA"/>
               </w:rPr>
-              <w:t xml:space="preserve">In some places, markets are directed at visitors and tend to sell handicrafts typical of the region. For many tourists, a visit to a nearby market to buy souvenirs is an important part of their holiday. Guadalajara in Mexico has a huge range of traditional textiles, glassware, ceramics and art works and Seoul in Korea has some wonderful original designs of all kinds of products at affordable prices. Countries in the Middle East usually have beautiful hand-made rugs and carpets, and Indian markets sell </w:t>
-            </w:r>
-            <w:proofErr w:type="spellStart"/>
-            <w:r>
-              <w:rPr>
-                <w:rFonts w:ascii="Source Sans 3" w:hAnsi="Source Sans 3"/>
-                <w:sz w:val="23"/>
-                <w:szCs w:val="23"/>
-                <w:lang w:bidi="ar-SA"/>
-              </w:rPr>
-              <w:t>colourful</w:t>
-            </w:r>
-            <w:proofErr w:type="spellEnd"/>
-            <w:r>
-              <w:rPr>
-                <w:rFonts w:ascii="Source Sans 3" w:hAnsi="Source Sans 3"/>
-                <w:sz w:val="23"/>
-                <w:szCs w:val="23"/>
-                <w:lang w:bidi="ar-SA"/>
-              </w:rPr>
-              <w:t xml:space="preserve"> handloom fabrics and beautiful silk scarves.</w:t>
+              <w:t>In some places, markets are directed at visitors and tend to sell handicrafts typical of the region. For many tourists, a visit to a nearby market to buy souvenirs is an important part of their holiday. Guadalajara in Mexico has a huge range of traditional textiles, glassware, ceramics and art works and Seoul in Korea has some wonderful original designs of all kinds of products at affordable prices. Countries in the Middle East usually have beautiful hand-made rugs and carpets, and Indian markets sell colourful handloom fabrics and beautiful silk scarves.</w:t>
             </w:r>
           </w:p>
           <w:p>
@@ -4585,27 +4315,7 @@
                 <w:szCs w:val="23"/>
                 <w:lang w:bidi="ar-SA"/>
               </w:rPr>
-              <w:t xml:space="preserve">In Europe, Christmas is the time when seasonal markets are held to sell decorations and gifts for the festive season. One of the most famous of these is held in Wenceslas Square in Prague in the Czech Republic. The market is made up of </w:t>
-            </w:r>
-            <w:proofErr w:type="spellStart"/>
-            <w:r>
-              <w:rPr>
-                <w:rFonts w:ascii="Source Sans 3" w:hAnsi="Source Sans 3"/>
-                <w:sz w:val="23"/>
-                <w:szCs w:val="23"/>
-                <w:lang w:bidi="ar-SA"/>
-              </w:rPr>
-              <w:t>colourfully</w:t>
-            </w:r>
-            <w:proofErr w:type="spellEnd"/>
-            <w:r>
-              <w:rPr>
-                <w:rFonts w:ascii="Source Sans 3" w:hAnsi="Source Sans 3"/>
-                <w:sz w:val="23"/>
-                <w:szCs w:val="23"/>
-                <w:lang w:bidi="ar-SA"/>
-              </w:rPr>
-              <w:t xml:space="preserve"> decorated wooden huts selling traditional handicrafts, embroidered lace, wooden toys, scented candles, Christmas tree ornaments, and puppets and dolls beautifully dressed in traditional costumes. This looks very pretty, especially in the snow.</w:t>
+              <w:t>In Europe, Christmas is the time when seasonal markets are held to sell decorations and gifts for the festive season. One of the most famous of these is held in Wenceslas Square in Prague in the Czech Republic. The market is made up of colourfully decorated wooden huts selling traditional handicrafts, embroidered lace, wooden toys, scented candles, Christmas tree ornaments, and puppets and dolls beautifully dressed in traditional costumes. This looks very pretty, especially in the snow.</w:t>
             </w:r>
           </w:p>
           <w:p>
@@ -4820,13 +4530,8 @@
             <w:pPr>
               <w:pStyle w:val="BulletList"/>
             </w:pPr>
-            <w:proofErr w:type="spellStart"/>
-            <w:r>
-              <w:t>organise</w:t>
-            </w:r>
-            <w:proofErr w:type="spellEnd"/>
-            <w:r>
-              <w:t xml:space="preserve"> a Part 2 essay</w:t>
+            <w:r>
+              <w:t>organise a Part 2 essay</w:t>
             </w:r>
           </w:p>
           <w:p>
@@ -5720,23 +5425,7 @@
                 <w:sz w:val="21"/>
                 <w:szCs w:val="21"/>
               </w:rPr>
-              <w:t>In Part 2 you have to write an essay of about 250 words. There are different types of question in Part 2, and you must write a well-</w:t>
-            </w:r>
-            <w:proofErr w:type="spellStart"/>
-            <w:r>
-              <w:rPr>
-                <w:sz w:val="21"/>
-                <w:szCs w:val="21"/>
-              </w:rPr>
-              <w:t>organised</w:t>
-            </w:r>
-            <w:proofErr w:type="spellEnd"/>
-            <w:r>
-              <w:rPr>
-                <w:sz w:val="21"/>
-                <w:szCs w:val="21"/>
-              </w:rPr>
-              <w:t xml:space="preserve"> answer considering different points of view.</w:t>
+              <w:t>In Part 2 you have to write an essay of about 250 words. There are different types of question in Part 2, and you must write a well-organised answer considering different points of view.</w:t>
             </w:r>
           </w:p>
           <w:p>
@@ -6408,91 +6097,20 @@
         <w:br w:type="page"/>
       </w:r>
     </w:p>
-    <w:p/>
     <w:tbl>
       <w:tblPr>
-        <w:tblStyle w:val="CommonTable"/>
-        <w:tblW w:w="0" w:type="auto"/>
-        <w:tblBorders>
-          <w:top w:val="single" w:sz="24" w:space="0" w:color="auto"/>
-          <w:left w:val="single" w:sz="24" w:space="0" w:color="auto"/>
-          <w:bottom w:val="single" w:sz="24" w:space="0" w:color="auto"/>
-          <w:right w:val="single" w:sz="24" w:space="0" w:color="auto"/>
-          <w:insideH w:val="single" w:sz="24" w:space="0" w:color="auto"/>
-          <w:insideV w:val="single" w:sz="24" w:space="0" w:color="auto"/>
-        </w:tblBorders>
+        <w:tblStyle w:val="DottedTable"/>
+        <w:tblW w:w="5000" w:type="pct"/>
         <w:tblLook w:val="04A0" w:firstRow="1" w:lastRow="0" w:firstColumn="1" w:lastColumn="0" w:noHBand="0" w:noVBand="1"/>
       </w:tblPr>
       <w:tblGrid>
-        <w:gridCol w:w="4318"/>
+        <w:gridCol w:w="420"/>
+        <w:gridCol w:w="13972"/>
       </w:tblGrid>
       <w:tr>
         <w:tc>
           <w:tcPr>
-            <w:tcW w:w="0" w:type="auto"/>
-            <w:shd w:val="clear" w:color="auto" w:fill="EEAA45"/>
-          </w:tcPr>
-          <w:p>
-            <w:pPr>
-              <w:rPr>
-                <w:rFonts w:ascii="Source Sans 3 Medium" w:hAnsi="Source Sans 3 Medium"/>
-                <w:b/>
-                <w:bCs/>
-                <w:sz w:val="23"/>
-                <w:szCs w:val="23"/>
-                <w:lang w:bidi="ar-SA"/>
-              </w:rPr>
-            </w:pPr>
-            <w:r>
-              <w:rPr>
-                <w:b/>
-                <w:bCs/>
-                <w:sz w:val="24"/>
-                <w:szCs w:val="24"/>
-              </w:rPr>
-              <w:t>DESCRIBING NUMBERS IN A PIE CHART</w:t>
-            </w:r>
-          </w:p>
-        </w:tc>
-      </w:tr>
-    </w:tbl>
-    <w:p>
-      <w:pPr>
-        <w:spacing w:after="0"/>
-        <w:rPr>
-          <w:rFonts w:ascii="Source Sans 3" w:hAnsi="Source Sans 3"/>
-          <w:b/>
-          <w:bCs/>
-          <w:sz w:val="2"/>
-          <w:szCs w:val="2"/>
-          <w:shd w:val="clear" w:color="auto" w:fill="FFFF00"/>
-          <w:rtl/>
-        </w:rPr>
-      </w:pPr>
-    </w:p>
-    <w:p>
-      <w:pPr>
-        <w:pStyle w:val="SS3-115"/>
-        <w:rPr>
-          <w:sz w:val="2"/>
-          <w:szCs w:val="2"/>
-        </w:rPr>
-      </w:pPr>
-    </w:p>
-    <w:tbl>
-      <w:tblPr>
-        <w:tblStyle w:val="DottedTable"/>
-        <w:tblW w:w="10060" w:type="dxa"/>
-        <w:tblLook w:val="04A0" w:firstRow="1" w:lastRow="0" w:firstColumn="1" w:lastColumn="0" w:noHBand="0" w:noVBand="1"/>
-      </w:tblPr>
-      <w:tblGrid>
-        <w:gridCol w:w="395"/>
-        <w:gridCol w:w="9665"/>
-      </w:tblGrid>
-      <w:tr>
-        <w:tc>
-          <w:tcPr>
-            <w:tcW w:w="395" w:type="dxa"/>
+            <w:tcW w:w="146" w:type="pct"/>
             <w:tcMar>
               <w:left w:w="0" w:type="dxa"/>
               <w:right w:w="0" w:type="dxa"/>
@@ -6513,7 +6131,7 @@
               <w:tblLook w:val="04A0" w:firstRow="1" w:lastRow="0" w:firstColumn="1" w:lastColumn="0" w:noHBand="0" w:noVBand="1"/>
             </w:tblPr>
             <w:tblGrid>
-              <w:gridCol w:w="339"/>
+              <w:gridCol w:w="364"/>
             </w:tblGrid>
             <w:tr>
               <w:tc>
@@ -6535,7 +6153,8 @@
                       <w:szCs w:val="26"/>
                       <w:lang w:bidi="ar-SA"/>
                     </w:rPr>
-                    <w:t>04</w:t>
+                    <w:lastRenderedPageBreak/>
+                    <w:t>05</w:t>
                   </w:r>
                 </w:p>
               </w:tc>
@@ -6556,7 +6175,7 @@
         </w:tc>
         <w:tc>
           <w:tcPr>
-            <w:tcW w:w="9665" w:type="dxa"/>
+            <w:tcW w:w="4854" w:type="pct"/>
           </w:tcPr>
           <w:p>
             <w:pPr>
@@ -6574,131 +6193,47 @@
                 <w:b/>
                 <w:bCs/>
               </w:rPr>
-              <w:t>Match the percentages from the pie chart with their descriptions.</w:t>
+              <w:t>The same topic could be expressed as a different question type:</w:t>
             </w:r>
           </w:p>
           <w:tbl>
             <w:tblPr>
-              <w:tblStyle w:val="DottedTable"/>
+              <w:tblStyle w:val="CommonTable"/>
               <w:tblW w:w="0" w:type="auto"/>
+              <w:tblInd w:w="20" w:type="dxa"/>
+              <w:tblBorders>
+                <w:top w:val="single" w:sz="18" w:space="0" w:color="EEAB36"/>
+                <w:left w:val="none" w:sz="0" w:space="0" w:color="auto"/>
+                <w:bottom w:val="none" w:sz="0" w:space="0" w:color="auto"/>
+                <w:right w:val="none" w:sz="0" w:space="0" w:color="auto"/>
+                <w:insideH w:val="single" w:sz="18" w:space="0" w:color="EEAB36"/>
+                <w:insideV w:val="single" w:sz="18" w:space="0" w:color="EEAB36"/>
+              </w:tblBorders>
+              <w:shd w:val="clear" w:color="auto" w:fill="F2F8E8"/>
               <w:tblLook w:val="04A0" w:firstRow="1" w:lastRow="0" w:firstColumn="1" w:lastColumn="0" w:noHBand="0" w:noVBand="1"/>
             </w:tblPr>
             <w:tblGrid>
-              <w:gridCol w:w="987"/>
-              <w:gridCol w:w="2191"/>
+              <w:gridCol w:w="6523"/>
             </w:tblGrid>
             <w:tr>
               <w:tc>
                 <w:tcPr>
-                  <w:tcW w:w="0" w:type="auto"/>
+                  <w:tcW w:w="6523" w:type="dxa"/>
+                  <w:shd w:val="clear" w:color="auto" w:fill="FCF5E4"/>
                 </w:tcPr>
                 <w:p>
                   <w:pPr>
-                    <w:pStyle w:val="SS3-115"/>
-                    <w:numPr>
-                      <w:ilvl w:val="0"/>
-                      <w:numId w:val="11"/>
-                    </w:numPr>
-                    <w:ind w:left="284" w:hanging="284"/>
-                  </w:pPr>
-                  <w:r>
-                    <w:t>34%</w:t>
-                  </w:r>
-                </w:p>
-                <w:p>
-                  <w:pPr>
-                    <w:pStyle w:val="SS3-115"/>
-                    <w:numPr>
-                      <w:ilvl w:val="0"/>
-                      <w:numId w:val="11"/>
-                    </w:numPr>
-                    <w:ind w:left="284" w:hanging="284"/>
-                  </w:pPr>
-                  <w:r>
-                    <w:t>26%</w:t>
-                  </w:r>
-                </w:p>
-                <w:p>
-                  <w:pPr>
-                    <w:pStyle w:val="SS3-115"/>
-                    <w:numPr>
-                      <w:ilvl w:val="0"/>
-                      <w:numId w:val="11"/>
-                    </w:numPr>
-                    <w:ind w:left="284" w:hanging="284"/>
-                  </w:pPr>
-                  <w:r>
-                    <w:t>10%</w:t>
-                  </w:r>
-                </w:p>
-                <w:p>
-                  <w:pPr>
-                    <w:pStyle w:val="SS3-115"/>
-                    <w:numPr>
-                      <w:ilvl w:val="0"/>
-                      <w:numId w:val="11"/>
-                    </w:numPr>
-                    <w:ind w:left="284" w:hanging="284"/>
-                  </w:pPr>
-                  <w:r>
-                    <w:t>1%</w:t>
-                  </w:r>
-                </w:p>
-              </w:tc>
-              <w:tc>
-                <w:tcPr>
-                  <w:tcW w:w="0" w:type="auto"/>
-                </w:tcPr>
-                <w:p>
-                  <w:pPr>
-                    <w:pStyle w:val="SS3-115"/>
-                    <w:numPr>
-                      <w:ilvl w:val="0"/>
-                      <w:numId w:val="10"/>
-                    </w:numPr>
-                    <w:ind w:left="284" w:hanging="284"/>
-                  </w:pPr>
-                  <w:r>
-                    <w:t xml:space="preserve">a tiny proportion </w:t>
-                  </w:r>
-                </w:p>
-                <w:p>
-                  <w:pPr>
-                    <w:pStyle w:val="SS3-115"/>
-                    <w:numPr>
-                      <w:ilvl w:val="0"/>
-                      <w:numId w:val="10"/>
-                    </w:numPr>
-                    <w:ind w:left="284" w:hanging="284"/>
-                  </w:pPr>
-                  <w:r>
-                    <w:t xml:space="preserve">about a quarter </w:t>
-                  </w:r>
-                </w:p>
-                <w:p>
-                  <w:pPr>
-                    <w:pStyle w:val="SS3-115"/>
-                    <w:numPr>
-                      <w:ilvl w:val="0"/>
-                      <w:numId w:val="10"/>
-                    </w:numPr>
-                    <w:ind w:left="284" w:hanging="284"/>
-                  </w:pPr>
-                  <w:r>
-                    <w:t xml:space="preserve">just over a third </w:t>
-                  </w:r>
-                </w:p>
-                <w:p>
-                  <w:pPr>
-                    <w:pStyle w:val="SS3-115"/>
-                    <w:numPr>
-                      <w:ilvl w:val="0"/>
-                      <w:numId w:val="10"/>
-                    </w:numPr>
-                    <w:ind w:left="284" w:hanging="284"/>
-                  </w:pPr>
-                  <w:r>
-                    <w:t>one in ten</w:t>
+                    <w:rPr>
+                      <w:sz w:val="23"/>
+                      <w:szCs w:val="23"/>
+                    </w:rPr>
+                  </w:pPr>
+                  <w:r>
+                    <w:rPr>
+                      <w:sz w:val="23"/>
+                      <w:szCs w:val="23"/>
+                    </w:rPr>
+                    <w:t>Do the advantages of supermarkets outweigh the disadvantages?</w:t>
                   </w:r>
                 </w:p>
               </w:tc>
@@ -6706,8 +6241,117 @@
           </w:tbl>
           <w:p>
             <w:pPr>
-              <w:pStyle w:val="SS3-115"/>
-            </w:pPr>
+              <w:pStyle w:val="SS3M-115"/>
+              <w:spacing w:before="120" w:after="0"/>
+            </w:pPr>
+            <w:r>
+              <w:t>Are these advantages or disadvantages of supermarkets?</w:t>
+            </w:r>
+          </w:p>
+          <w:p>
+            <w:pPr>
+              <w:pStyle w:val="NumList"/>
+              <w:numPr>
+                <w:ilvl w:val="0"/>
+                <w:numId w:val="56"/>
+              </w:numPr>
+              <w:spacing w:before="120"/>
+              <w:ind w:left="284" w:hanging="284"/>
+            </w:pPr>
+            <w:r>
+              <w:t>They are cheap.</w:t>
+            </w:r>
+          </w:p>
+          <w:p>
+            <w:pPr>
+              <w:pStyle w:val="NumList"/>
+              <w:numPr>
+                <w:ilvl w:val="0"/>
+                <w:numId w:val="56"/>
+              </w:numPr>
+              <w:ind w:left="284" w:hanging="284"/>
+            </w:pPr>
+            <w:r>
+              <w:t>There are many different products.</w:t>
+            </w:r>
+          </w:p>
+          <w:p>
+            <w:pPr>
+              <w:pStyle w:val="NumList"/>
+              <w:numPr>
+                <w:ilvl w:val="0"/>
+                <w:numId w:val="56"/>
+              </w:numPr>
+              <w:ind w:left="284" w:hanging="284"/>
+            </w:pPr>
+            <w:r>
+              <w:t>You often need a car to get there.</w:t>
+            </w:r>
+          </w:p>
+          <w:p>
+            <w:pPr>
+              <w:pStyle w:val="NumList"/>
+              <w:numPr>
+                <w:ilvl w:val="0"/>
+                <w:numId w:val="56"/>
+              </w:numPr>
+              <w:ind w:left="284" w:hanging="284"/>
+            </w:pPr>
+            <w:r>
+              <w:t>You don't usually meet your friends there.</w:t>
+            </w:r>
+          </w:p>
+          <w:p>
+            <w:pPr>
+              <w:pStyle w:val="NumList"/>
+              <w:numPr>
+                <w:ilvl w:val="0"/>
+                <w:numId w:val="56"/>
+              </w:numPr>
+              <w:ind w:left="284" w:hanging="284"/>
+            </w:pPr>
+            <w:r>
+              <w:t>Food is usually fresh.</w:t>
+            </w:r>
+          </w:p>
+          <w:p>
+            <w:pPr>
+              <w:pStyle w:val="NumList"/>
+              <w:numPr>
+                <w:ilvl w:val="0"/>
+                <w:numId w:val="56"/>
+              </w:numPr>
+              <w:ind w:left="284" w:hanging="284"/>
+            </w:pPr>
+            <w:r>
+              <w:t>There are sometimes queues at the checkout.</w:t>
+            </w:r>
+          </w:p>
+          <w:p>
+            <w:pPr>
+              <w:pStyle w:val="NumList"/>
+              <w:numPr>
+                <w:ilvl w:val="0"/>
+                <w:numId w:val="56"/>
+              </w:numPr>
+              <w:ind w:left="284" w:hanging="284"/>
+            </w:pPr>
+            <w:r>
+              <w:t>There is plenty of free parking.</w:t>
+            </w:r>
+          </w:p>
+          <w:p>
+            <w:pPr>
+              <w:pStyle w:val="NumList"/>
+              <w:numPr>
+                <w:ilvl w:val="0"/>
+                <w:numId w:val="56"/>
+              </w:numPr>
+              <w:ind w:left="284" w:hanging="284"/>
+            </w:pPr>
+            <w:r>
+              <w:t>Small shops lose their customers.</w:t>
+            </w:r>
           </w:p>
         </w:tc>
       </w:tr>
@@ -6721,6 +6365,53 @@
         </w:rPr>
       </w:pPr>
     </w:p>
+    <w:tbl>
+      <w:tblPr>
+        <w:tblStyle w:val="CommonTable"/>
+        <w:tblW w:w="0" w:type="auto"/>
+        <w:tblBorders>
+          <w:top w:val="single" w:sz="24" w:space="0" w:color="auto"/>
+          <w:left w:val="single" w:sz="24" w:space="0" w:color="auto"/>
+          <w:bottom w:val="single" w:sz="24" w:space="0" w:color="auto"/>
+          <w:right w:val="single" w:sz="24" w:space="0" w:color="auto"/>
+          <w:insideH w:val="single" w:sz="24" w:space="0" w:color="auto"/>
+          <w:insideV w:val="single" w:sz="24" w:space="0" w:color="auto"/>
+        </w:tblBorders>
+        <w:tblLook w:val="04A0" w:firstRow="1" w:lastRow="0" w:firstColumn="1" w:lastColumn="0" w:noHBand="0" w:noVBand="1"/>
+      </w:tblPr>
+      <w:tblGrid>
+        <w:gridCol w:w="3265"/>
+      </w:tblGrid>
+      <w:tr>
+        <w:tc>
+          <w:tcPr>
+            <w:tcW w:w="0" w:type="auto"/>
+            <w:shd w:val="clear" w:color="auto" w:fill="E8710D"/>
+          </w:tcPr>
+          <w:p>
+            <w:pPr>
+              <w:rPr>
+                <w:rFonts w:ascii="Source Sans 3 Medium" w:hAnsi="Source Sans 3 Medium"/>
+                <w:b/>
+                <w:bCs/>
+                <w:sz w:val="23"/>
+                <w:szCs w:val="23"/>
+                <w:lang w:bidi="ar-SA"/>
+              </w:rPr>
+            </w:pPr>
+            <w:r>
+              <w:rPr>
+                <w:b/>
+                <w:bCs/>
+                <w:sz w:val="24"/>
+                <w:szCs w:val="24"/>
+              </w:rPr>
+              <w:t>WRITING AN INTRODUCTION</w:t>
+            </w:r>
+          </w:p>
+        </w:tc>
+      </w:tr>
+    </w:tbl>
     <w:p>
       <w:pPr>
         <w:pStyle w:val="SS3-115"/>
@@ -6729,6 +6420,626 @@
           <w:szCs w:val="2"/>
         </w:rPr>
       </w:pPr>
+    </w:p>
+    <w:tbl>
+      <w:tblPr>
+        <w:tblStyle w:val="CommonTable"/>
+        <w:tblW w:w="0" w:type="auto"/>
+        <w:tblInd w:w="20" w:type="dxa"/>
+        <w:tblBorders>
+          <w:top w:val="single" w:sz="18" w:space="0" w:color="EEAB36"/>
+          <w:left w:val="none" w:sz="0" w:space="0" w:color="auto"/>
+          <w:bottom w:val="none" w:sz="0" w:space="0" w:color="auto"/>
+          <w:right w:val="none" w:sz="0" w:space="0" w:color="auto"/>
+          <w:insideH w:val="single" w:sz="18" w:space="0" w:color="EEAB36"/>
+          <w:insideV w:val="single" w:sz="18" w:space="0" w:color="EEAB36"/>
+        </w:tblBorders>
+        <w:shd w:val="clear" w:color="auto" w:fill="F2F8E8"/>
+        <w:tblLook w:val="04A0" w:firstRow="1" w:lastRow="0" w:firstColumn="1" w:lastColumn="0" w:noHBand="0" w:noVBand="1"/>
+      </w:tblPr>
+      <w:tblGrid>
+        <w:gridCol w:w="8485"/>
+      </w:tblGrid>
+      <w:tr>
+        <w:tc>
+          <w:tcPr>
+            <w:tcW w:w="8485" w:type="dxa"/>
+            <w:shd w:val="clear" w:color="auto" w:fill="FCF5E4"/>
+          </w:tcPr>
+          <w:p>
+            <w:pPr>
+              <w:rPr>
+                <w:sz w:val="21"/>
+                <w:szCs w:val="21"/>
+              </w:rPr>
+            </w:pPr>
+            <w:r>
+              <w:rPr>
+                <w:rFonts w:ascii="Cambria Math" w:hAnsi="Cambria Math" w:cs="Cambria Math"/>
+                <w:color w:val="E8710D"/>
+                <w:sz w:val="32"/>
+                <w:szCs w:val="32"/>
+              </w:rPr>
+              <w:t>◉</w:t>
+            </w:r>
+            <w:r>
+              <w:rPr>
+                <w:sz w:val="21"/>
+                <w:szCs w:val="21"/>
+              </w:rPr>
+              <w:t>It is important to begin your essay with a clear introduction.</w:t>
+            </w:r>
+          </w:p>
+          <w:p>
+            <w:pPr>
+              <w:rPr>
+                <w:sz w:val="21"/>
+                <w:szCs w:val="21"/>
+              </w:rPr>
+            </w:pPr>
+            <w:r>
+              <w:rPr>
+                <w:sz w:val="21"/>
+                <w:szCs w:val="21"/>
+              </w:rPr>
+              <w:t xml:space="preserve">An introduction </w:t>
+            </w:r>
+            <w:r>
+              <w:rPr>
+                <w:b/>
+                <w:bCs/>
+                <w:sz w:val="21"/>
+                <w:szCs w:val="21"/>
+              </w:rPr>
+              <w:t>should</w:t>
+            </w:r>
+            <w:r>
+              <w:rPr>
+                <w:sz w:val="21"/>
+                <w:szCs w:val="21"/>
+              </w:rPr>
+              <w:t xml:space="preserve"> contain:</w:t>
+            </w:r>
+          </w:p>
+          <w:p>
+            <w:pPr>
+              <w:pStyle w:val="BulletList"/>
+              <w:rPr>
+                <w:sz w:val="21"/>
+                <w:szCs w:val="21"/>
+              </w:rPr>
+            </w:pPr>
+            <w:r>
+              <w:rPr>
+                <w:sz w:val="21"/>
+                <w:szCs w:val="21"/>
+              </w:rPr>
+              <w:t>background information about the topic or a description of the present situation. (</w:t>
+            </w:r>
+            <w:r>
+              <w:rPr>
+                <w:i/>
+                <w:iCs/>
+                <w:sz w:val="21"/>
+                <w:szCs w:val="21"/>
+              </w:rPr>
+              <w:t>Nowadays you can find a supermarket in every town.</w:t>
+            </w:r>
+            <w:r>
+              <w:rPr>
+                <w:sz w:val="21"/>
+                <w:szCs w:val="21"/>
+              </w:rPr>
+              <w:t>)</w:t>
+            </w:r>
+          </w:p>
+          <w:p>
+            <w:pPr>
+              <w:pStyle w:val="BulletList"/>
+              <w:rPr>
+                <w:sz w:val="21"/>
+                <w:szCs w:val="21"/>
+              </w:rPr>
+            </w:pPr>
+            <w:r>
+              <w:rPr>
+                <w:sz w:val="21"/>
+                <w:szCs w:val="21"/>
+              </w:rPr>
+              <w:t>a brief plan of your essay. (</w:t>
+            </w:r>
+            <w:r>
+              <w:rPr>
+                <w:i/>
+                <w:iCs/>
+                <w:sz w:val="21"/>
+                <w:szCs w:val="21"/>
+              </w:rPr>
+              <w:t>I will consider both sides of the argument and give my own view.</w:t>
+            </w:r>
+            <w:r>
+              <w:rPr>
+                <w:sz w:val="21"/>
+                <w:szCs w:val="21"/>
+              </w:rPr>
+              <w:t>)</w:t>
+            </w:r>
+          </w:p>
+          <w:p>
+            <w:pPr>
+              <w:pStyle w:val="BulletList"/>
+              <w:numPr>
+                <w:ilvl w:val="0"/>
+                <w:numId w:val="0"/>
+              </w:numPr>
+              <w:rPr>
+                <w:sz w:val="21"/>
+                <w:szCs w:val="21"/>
+              </w:rPr>
+            </w:pPr>
+            <w:r>
+              <w:rPr>
+                <w:sz w:val="21"/>
+                <w:szCs w:val="21"/>
+              </w:rPr>
+              <w:t xml:space="preserve">An introduction </w:t>
+            </w:r>
+            <w:r>
+              <w:rPr>
+                <w:b/>
+                <w:bCs/>
+                <w:sz w:val="21"/>
+                <w:szCs w:val="21"/>
+              </w:rPr>
+              <w:t>may</w:t>
+            </w:r>
+            <w:r>
+              <w:rPr>
+                <w:sz w:val="21"/>
+                <w:szCs w:val="21"/>
+              </w:rPr>
+              <w:t xml:space="preserve"> also contain:</w:t>
+            </w:r>
+          </w:p>
+          <w:p>
+            <w:pPr>
+              <w:pStyle w:val="BulletList"/>
+              <w:rPr>
+                <w:sz w:val="21"/>
+                <w:szCs w:val="21"/>
+              </w:rPr>
+            </w:pPr>
+            <w:r>
+              <w:rPr>
+                <w:sz w:val="21"/>
+                <w:szCs w:val="21"/>
+              </w:rPr>
+              <w:t>your opinion. (</w:t>
+            </w:r>
+            <w:r>
+              <w:rPr>
+                <w:i/>
+                <w:iCs/>
+                <w:sz w:val="21"/>
+                <w:szCs w:val="21"/>
+              </w:rPr>
+              <w:t>I think there are too many supermarkets.</w:t>
+            </w:r>
+            <w:r>
+              <w:rPr>
+                <w:sz w:val="21"/>
+                <w:szCs w:val="21"/>
+              </w:rPr>
+              <w:t>)</w:t>
+            </w:r>
+          </w:p>
+          <w:p>
+            <w:pPr>
+              <w:pStyle w:val="BulletList"/>
+              <w:numPr>
+                <w:ilvl w:val="0"/>
+                <w:numId w:val="0"/>
+              </w:numPr>
+              <w:rPr>
+                <w:sz w:val="21"/>
+                <w:szCs w:val="21"/>
+              </w:rPr>
+            </w:pPr>
+            <w:r>
+              <w:rPr>
+                <w:sz w:val="21"/>
+                <w:szCs w:val="21"/>
+              </w:rPr>
+              <w:t xml:space="preserve">An introduction </w:t>
+            </w:r>
+            <w:r>
+              <w:rPr>
+                <w:b/>
+                <w:bCs/>
+                <w:sz w:val="21"/>
+                <w:szCs w:val="21"/>
+              </w:rPr>
+              <w:t>should not</w:t>
+            </w:r>
+            <w:r>
+              <w:rPr>
+                <w:sz w:val="21"/>
+                <w:szCs w:val="21"/>
+              </w:rPr>
+              <w:t xml:space="preserve"> contain:</w:t>
+            </w:r>
+          </w:p>
+          <w:p>
+            <w:pPr>
+              <w:pStyle w:val="BulletList"/>
+              <w:rPr>
+                <w:sz w:val="21"/>
+                <w:szCs w:val="21"/>
+              </w:rPr>
+            </w:pPr>
+            <w:r>
+              <w:rPr>
+                <w:sz w:val="21"/>
+                <w:szCs w:val="21"/>
+              </w:rPr>
+              <w:t>your main points for or against. (</w:t>
+            </w:r>
+            <w:r>
+              <w:rPr>
+                <w:i/>
+                <w:iCs/>
+                <w:sz w:val="21"/>
+                <w:szCs w:val="21"/>
+              </w:rPr>
+              <w:t>Supermarkets give jobs to local people.</w:t>
+            </w:r>
+            <w:r>
+              <w:rPr>
+                <w:sz w:val="21"/>
+                <w:szCs w:val="21"/>
+              </w:rPr>
+              <w:t>)</w:t>
+            </w:r>
+          </w:p>
+          <w:p>
+            <w:pPr>
+              <w:pStyle w:val="BulletList"/>
+            </w:pPr>
+            <w:r>
+              <w:rPr>
+                <w:sz w:val="21"/>
+                <w:szCs w:val="21"/>
+              </w:rPr>
+              <w:t>supporting evidence for the points. (</w:t>
+            </w:r>
+            <w:r>
+              <w:rPr>
+                <w:i/>
+                <w:iCs/>
+                <w:sz w:val="21"/>
+                <w:szCs w:val="21"/>
+              </w:rPr>
+              <w:t>In my city in China we have five different supermarkets.</w:t>
+            </w:r>
+            <w:r>
+              <w:rPr>
+                <w:sz w:val="21"/>
+                <w:szCs w:val="21"/>
+              </w:rPr>
+              <w:t>)</w:t>
+            </w:r>
+          </w:p>
+        </w:tc>
+      </w:tr>
+    </w:tbl>
+    <w:p>
+      <w:pPr>
+        <w:spacing w:after="0"/>
+        <w:rPr>
+          <w:rFonts w:ascii="Source Sans 3" w:hAnsi="Source Sans 3"/>
+          <w:b/>
+          <w:bCs/>
+          <w:sz w:val="2"/>
+          <w:szCs w:val="2"/>
+          <w:shd w:val="clear" w:color="auto" w:fill="FFFF00"/>
+          <w:rtl/>
+        </w:rPr>
+      </w:pPr>
+    </w:p>
+    <w:p>
+      <w:pPr>
+        <w:pStyle w:val="SS3-115"/>
+        <w:rPr>
+          <w:sz w:val="2"/>
+          <w:szCs w:val="2"/>
+        </w:rPr>
+      </w:pPr>
+    </w:p>
+    <w:tbl>
+      <w:tblPr>
+        <w:tblStyle w:val="DottedTable"/>
+        <w:tblW w:w="5000" w:type="pct"/>
+        <w:tblLook w:val="04A0" w:firstRow="1" w:lastRow="0" w:firstColumn="1" w:lastColumn="0" w:noHBand="0" w:noVBand="1"/>
+      </w:tblPr>
+      <w:tblGrid>
+        <w:gridCol w:w="420"/>
+        <w:gridCol w:w="13972"/>
+      </w:tblGrid>
+      <w:tr>
+        <w:tc>
+          <w:tcPr>
+            <w:tcW w:w="146" w:type="pct"/>
+            <w:tcMar>
+              <w:left w:w="0" w:type="dxa"/>
+              <w:right w:w="0" w:type="dxa"/>
+            </w:tcMar>
+          </w:tcPr>
+          <w:tbl>
+            <w:tblPr>
+              <w:tblStyle w:val="CompactTable"/>
+              <w:tblW w:w="0" w:type="auto"/>
+              <w:tblBorders>
+                <w:top w:val="single" w:sz="18" w:space="0" w:color="A55D0D"/>
+                <w:left w:val="single" w:sz="18" w:space="0" w:color="A55D0D"/>
+                <w:bottom w:val="single" w:sz="18" w:space="0" w:color="A55D0D"/>
+                <w:right w:val="single" w:sz="18" w:space="0" w:color="A55D0D"/>
+                <w:insideH w:val="single" w:sz="18" w:space="0" w:color="A55D0D"/>
+                <w:insideV w:val="single" w:sz="18" w:space="0" w:color="A55D0D"/>
+              </w:tblBorders>
+              <w:tblLook w:val="04A0" w:firstRow="1" w:lastRow="0" w:firstColumn="1" w:lastColumn="0" w:noHBand="0" w:noVBand="1"/>
+            </w:tblPr>
+            <w:tblGrid>
+              <w:gridCol w:w="364"/>
+            </w:tblGrid>
+            <w:tr>
+              <w:tc>
+                <w:tcPr>
+                  <w:tcW w:w="385" w:type="dxa"/>
+                </w:tcPr>
+                <w:p>
+                  <w:pPr>
+                    <w:rPr>
+                      <w:b w:val="0"/>
+                      <w:bCs/>
+                      <w:szCs w:val="26"/>
+                      <w:bdr w:val="single" w:sz="12" w:space="0" w:color="FFFF00"/>
+                    </w:rPr>
+                  </w:pPr>
+                  <w:r>
+                    <w:rPr>
+                      <w:bCs/>
+                      <w:szCs w:val="26"/>
+                      <w:lang w:bidi="ar-SA"/>
+                    </w:rPr>
+                    <w:t>06</w:t>
+                  </w:r>
+                </w:p>
+              </w:tc>
+            </w:tr>
+          </w:tbl>
+          <w:p>
+            <w:pPr>
+              <w:rPr>
+                <w:rFonts w:ascii="Source Sans 3" w:hAnsi="Source Sans 3"/>
+                <w:b/>
+                <w:bCs/>
+                <w:sz w:val="26"/>
+                <w:szCs w:val="26"/>
+                <w:bdr w:val="single" w:sz="12" w:space="0" w:color="FFFF00"/>
+              </w:rPr>
+            </w:pPr>
+          </w:p>
+        </w:tc>
+        <w:tc>
+          <w:tcPr>
+            <w:tcW w:w="4854" w:type="pct"/>
+          </w:tcPr>
+          <w:p>
+            <w:pPr>
+              <w:pStyle w:val="SS3-115"/>
+              <w:spacing w:after="120"/>
+              <w:rPr>
+                <w:rFonts w:ascii="Source Sans 3 Medium" w:hAnsi="Source Sans 3 Medium"/>
+                <w:b/>
+                <w:bCs/>
+              </w:rPr>
+            </w:pPr>
+            <w:r>
+              <w:rPr>
+                <w:rFonts w:ascii="Source Sans 3 Medium" w:hAnsi="Source Sans 3 Medium"/>
+                <w:b/>
+                <w:bCs/>
+              </w:rPr>
+              <w:t>Which of these, A or B, is the better introduction for the essay topic in exercise 5? Give reasons.</w:t>
+            </w:r>
+          </w:p>
+          <w:p>
+            <w:pPr>
+              <w:pStyle w:val="ABList"/>
+              <w:numPr>
+                <w:ilvl w:val="0"/>
+                <w:numId w:val="57"/>
+              </w:numPr>
+              <w:ind w:left="227" w:hanging="227"/>
+            </w:pPr>
+            <w:r>
+              <w:t>I totally agree that the advantages of supermarkets outweigh the disadvantages. There are many benefits - cheap prices, plenty of choice, late opening hours, and only a few drawbacks. In this essay I will explain my opinion.</w:t>
+            </w:r>
+          </w:p>
+          <w:p>
+            <w:pPr>
+              <w:pStyle w:val="ABList"/>
+              <w:numPr>
+                <w:ilvl w:val="0"/>
+                <w:numId w:val="57"/>
+              </w:numPr>
+              <w:ind w:left="227" w:hanging="227"/>
+            </w:pPr>
+            <w:r>
+              <w:t>Nowadays you can find a supermarket in every town. There are often several to choose from and there is strong competition between them. This clearly has many benefits, but there are some drawbacks too. I will consider both sides of the argument and give my own view.</w:t>
+            </w:r>
+          </w:p>
+        </w:tc>
+      </w:tr>
+      <w:tr>
+        <w:tc>
+          <w:tcPr>
+            <w:tcW w:w="146" w:type="pct"/>
+            <w:tcMar>
+              <w:left w:w="0" w:type="dxa"/>
+              <w:right w:w="0" w:type="dxa"/>
+            </w:tcMar>
+          </w:tcPr>
+          <w:tbl>
+            <w:tblPr>
+              <w:tblStyle w:val="CompactTable"/>
+              <w:tblW w:w="0" w:type="auto"/>
+              <w:tblBorders>
+                <w:top w:val="single" w:sz="18" w:space="0" w:color="A55D0D"/>
+                <w:left w:val="single" w:sz="18" w:space="0" w:color="A55D0D"/>
+                <w:bottom w:val="single" w:sz="18" w:space="0" w:color="A55D0D"/>
+                <w:right w:val="single" w:sz="18" w:space="0" w:color="A55D0D"/>
+                <w:insideH w:val="single" w:sz="18" w:space="0" w:color="A55D0D"/>
+                <w:insideV w:val="single" w:sz="18" w:space="0" w:color="A55D0D"/>
+              </w:tblBorders>
+              <w:tblLook w:val="04A0" w:firstRow="1" w:lastRow="0" w:firstColumn="1" w:lastColumn="0" w:noHBand="0" w:noVBand="1"/>
+            </w:tblPr>
+            <w:tblGrid>
+              <w:gridCol w:w="364"/>
+            </w:tblGrid>
+            <w:tr>
+              <w:tc>
+                <w:tcPr>
+                  <w:tcW w:w="385" w:type="dxa"/>
+                </w:tcPr>
+                <w:p>
+                  <w:pPr>
+                    <w:rPr>
+                      <w:b w:val="0"/>
+                      <w:bCs/>
+                      <w:szCs w:val="26"/>
+                      <w:bdr w:val="single" w:sz="12" w:space="0" w:color="FFFF00"/>
+                    </w:rPr>
+                  </w:pPr>
+                  <w:r>
+                    <w:rPr>
+                      <w:bCs/>
+                      <w:szCs w:val="26"/>
+                      <w:lang w:bidi="ar-SA"/>
+                    </w:rPr>
+                    <w:t>07</w:t>
+                  </w:r>
+                </w:p>
+              </w:tc>
+            </w:tr>
+          </w:tbl>
+          <w:p>
+            <w:pPr>
+              <w:rPr>
+                <w:bCs/>
+                <w:szCs w:val="26"/>
+              </w:rPr>
+            </w:pPr>
+          </w:p>
+        </w:tc>
+        <w:tc>
+          <w:tcPr>
+            <w:tcW w:w="4854" w:type="pct"/>
+          </w:tcPr>
+          <w:p>
+            <w:pPr>
+              <w:pStyle w:val="SS3-115"/>
+              <w:spacing w:after="120"/>
+              <w:rPr>
+                <w:rFonts w:ascii="Source Sans 3 Medium" w:hAnsi="Source Sans 3 Medium"/>
+                <w:b/>
+                <w:bCs/>
+              </w:rPr>
+            </w:pPr>
+            <w:r>
+              <w:rPr>
+                <w:rFonts w:ascii="Source Sans 3 Medium" w:hAnsi="Source Sans 3 Medium"/>
+                <w:b/>
+                <w:bCs/>
+              </w:rPr>
+              <w:t>Study the information about introductions in the box above, and then read the following Part 2 question and a student's introduction. What are the good and bad things about this introduction?</w:t>
+            </w:r>
+          </w:p>
+          <w:tbl>
+            <w:tblPr>
+              <w:tblStyle w:val="CommonTable"/>
+              <w:tblW w:w="0" w:type="auto"/>
+              <w:tblInd w:w="20" w:type="dxa"/>
+              <w:tblBorders>
+                <w:top w:val="single" w:sz="18" w:space="0" w:color="EEAB36"/>
+                <w:left w:val="none" w:sz="0" w:space="0" w:color="auto"/>
+                <w:bottom w:val="none" w:sz="0" w:space="0" w:color="auto"/>
+                <w:right w:val="none" w:sz="0" w:space="0" w:color="auto"/>
+                <w:insideH w:val="single" w:sz="18" w:space="0" w:color="EEAB36"/>
+                <w:insideV w:val="single" w:sz="18" w:space="0" w:color="EEAB36"/>
+              </w:tblBorders>
+              <w:shd w:val="clear" w:color="auto" w:fill="F2F8E8"/>
+              <w:tblLook w:val="04A0" w:firstRow="1" w:lastRow="0" w:firstColumn="1" w:lastColumn="0" w:noHBand="0" w:noVBand="1"/>
+            </w:tblPr>
+            <w:tblGrid>
+              <w:gridCol w:w="6523"/>
+            </w:tblGrid>
+            <w:tr>
+              <w:tc>
+                <w:tcPr>
+                  <w:tcW w:w="6523" w:type="dxa"/>
+                  <w:shd w:val="clear" w:color="auto" w:fill="FCF5E4"/>
+                </w:tcPr>
+                <w:p>
+                  <w:pPr>
+                    <w:rPr>
+                      <w:sz w:val="23"/>
+                      <w:szCs w:val="23"/>
+                    </w:rPr>
+                  </w:pPr>
+                  <w:r>
+                    <w:rPr>
+                      <w:sz w:val="23"/>
+                      <w:szCs w:val="23"/>
+                    </w:rPr>
+                    <w:t>Some people think shopping online is better, while others prefer going to the shops. Discuss both these views and give your own opinion.</w:t>
+                  </w:r>
+                </w:p>
+              </w:tc>
+            </w:tr>
+          </w:tbl>
+          <w:p>
+            <w:pPr>
+              <w:pStyle w:val="SS3-115"/>
+              <w:spacing w:before="120"/>
+              <w:rPr>
+                <w:rFonts w:ascii="Comic Sans MS" w:hAnsi="Comic Sans MS"/>
+                <w:b/>
+                <w:bCs/>
+              </w:rPr>
+            </w:pPr>
+            <w:r>
+              <w:rPr>
+                <w:rFonts w:ascii="Comic Sans MS" w:hAnsi="Comic Sans MS"/>
+              </w:rPr>
+              <w:t>Online shopping has increased in popularity over the last few years. People now shop for a wide variety of items on websites. Other people still prefer going to the shops to buy things. There are a lot of reasons why online shopping is growing. One of them is that there is a wider choice of items. In this essay, I will consider each of these opinions and give my own view.</w:t>
+            </w:r>
+          </w:p>
+        </w:tc>
+      </w:tr>
+    </w:tbl>
+    <w:p>
+      <w:pPr>
+        <w:rPr>
+          <w:rFonts w:ascii="Source Sans 3" w:hAnsi="Source Sans 3"/>
+          <w:sz w:val="23"/>
+          <w:szCs w:val="23"/>
+          <w:lang w:bidi="ar-SA"/>
+        </w:rPr>
+      </w:pPr>
+      <w:r>
+        <w:br w:type="page"/>
+      </w:r>
     </w:p>
     <w:tbl>
       <w:tblPr>
@@ -6771,6 +7082,7 @@
                 <w:sz w:val="24"/>
                 <w:szCs w:val="24"/>
               </w:rPr>
+              <w:lastRenderedPageBreak/>
               <w:t>MAKING COMPARISONS</w:t>
             </w:r>
           </w:p>
@@ -10329,23 +10641,7 @@
                       <w:sz w:val="21"/>
                       <w:szCs w:val="21"/>
                     </w:rPr>
-                    <w:t xml:space="preserve">The pie chart shows which type of takeaway food is the most popular in the UK, while the bar chart shows how many Indian restaurants existed in the UK between 1960 and 2015. We can see that Chinese and Indian takeaways are the </w:t>
-                  </w:r>
-                  <w:proofErr w:type="spellStart"/>
-                  <w:r>
-                    <w:rPr>
-                      <w:sz w:val="21"/>
-                      <w:szCs w:val="21"/>
-                    </w:rPr>
-                    <w:t>favourites</w:t>
-                  </w:r>
-                  <w:proofErr w:type="spellEnd"/>
-                  <w:r>
-                    <w:rPr>
-                      <w:sz w:val="21"/>
-                      <w:szCs w:val="21"/>
-                    </w:rPr>
-                    <w:t>, and that the number of Indian restaurants in the UK rose steadily during this period.</w:t>
+                    <w:t>The pie chart shows which type of takeaway food is the most popular in the UK, while the bar chart shows how many Indian restaurants existed in the UK between 1960 and 2015. We can see that Chinese and Indian takeaways are the favourites, and that the number of Indian restaurants in the UK rose steadily during this period.</w:t>
                   </w:r>
                 </w:p>
                 <w:p>
@@ -10719,7 +11015,6 @@
                       <w:szCs w:val="23"/>
                     </w:rPr>
                   </w:pPr>
-                  <w:proofErr w:type="spellStart"/>
                   <w:r>
                     <w:rPr>
                       <w:rFonts w:ascii="Source Sans 3 Medium" w:hAnsi="Source Sans 3 Medium"/>
@@ -10730,20 +11025,7 @@
                       <w:sz w:val="23"/>
                       <w:szCs w:val="23"/>
                     </w:rPr>
-                    <w:t>Summarise</w:t>
-                  </w:r>
-                  <w:proofErr w:type="spellEnd"/>
-                  <w:r>
-                    <w:rPr>
-                      <w:rFonts w:ascii="Source Sans 3 Medium" w:hAnsi="Source Sans 3 Medium"/>
-                      <w:b/>
-                      <w:bCs/>
-                      <w:i/>
-                      <w:iCs/>
-                      <w:sz w:val="23"/>
-                      <w:szCs w:val="23"/>
-                    </w:rPr>
-                    <w:t xml:space="preserve"> the information by selecting and reporting the main features, and make comparisons where relevant.</w:t>
+                    <w:t>Summarise the information by selecting and reporting the main features, and make comparisons where relevant.</w:t>
                   </w:r>
                 </w:p>
                 <w:p>
@@ -13518,10 +13800,11 @@
                 <w:sz w:val="23"/>
                 <w:szCs w:val="23"/>
               </w:rPr>
-              <w:t xml:space="preserve">You will hear a radio </w:t>
-            </w:r>
-            <w:proofErr w:type="spellStart"/>
-            <w:r>
+              <w:t>You will hear a radio programme in which two people are discussing the different restaurants in a town.</w:t>
+            </w:r>
+          </w:p>
+          <w:p>
+            <w:pPr>
               <w:rPr>
                 <w:rFonts w:ascii="Source Sans 3 Medium" w:hAnsi="Source Sans 3 Medium"/>
                 <w:b/>
@@ -13529,9 +13812,7 @@
                 <w:sz w:val="23"/>
                 <w:szCs w:val="23"/>
               </w:rPr>
-              <w:t>programme</w:t>
-            </w:r>
-            <w:proofErr w:type="spellEnd"/>
+            </w:pPr>
             <w:r>
               <w:rPr>
                 <w:rFonts w:ascii="Source Sans 3 Medium" w:hAnsi="Source Sans 3 Medium"/>
@@ -13540,50 +13821,7 @@
                 <w:sz w:val="23"/>
                 <w:szCs w:val="23"/>
               </w:rPr>
-              <w:t xml:space="preserve"> in which two people are discussing the different restaurants in a town.</w:t>
-            </w:r>
-          </w:p>
-          <w:p>
-            <w:pPr>
-              <w:rPr>
-                <w:rFonts w:ascii="Source Sans 3 Medium" w:hAnsi="Source Sans 3 Medium"/>
-                <w:b/>
-                <w:bCs/>
-                <w:sz w:val="23"/>
-                <w:szCs w:val="23"/>
-              </w:rPr>
-            </w:pPr>
-            <w:r>
-              <w:rPr>
-                <w:rFonts w:ascii="Source Sans 3 Medium" w:hAnsi="Source Sans 3 Medium"/>
-                <w:b/>
-                <w:bCs/>
-                <w:sz w:val="23"/>
-                <w:szCs w:val="23"/>
-              </w:rPr>
-              <w:t xml:space="preserve">Look at the names of restaurants (1-3) and the list of types of </w:t>
-            </w:r>
-            <w:proofErr w:type="gramStart"/>
-            <w:r>
-              <w:rPr>
-                <w:rFonts w:ascii="Source Sans 3 Medium" w:hAnsi="Source Sans 3 Medium"/>
-                <w:b/>
-                <w:bCs/>
-                <w:sz w:val="23"/>
-                <w:szCs w:val="23"/>
-              </w:rPr>
-              <w:t>restaurant</w:t>
-            </w:r>
-            <w:proofErr w:type="gramEnd"/>
-            <w:r>
-              <w:rPr>
-                <w:rFonts w:ascii="Source Sans 3 Medium" w:hAnsi="Source Sans 3 Medium"/>
-                <w:b/>
-                <w:bCs/>
-                <w:sz w:val="23"/>
-                <w:szCs w:val="23"/>
-              </w:rPr>
-              <w:t>.</w:t>
+              <w:t>Look at the names of restaurants (1-3) and the list of types of restaurant.</w:t>
             </w:r>
           </w:p>
           <w:p>
@@ -13632,7 +13870,7 @@
               <w:tblLook w:val="04A0" w:firstRow="1" w:lastRow="0" w:firstColumn="1" w:lastColumn="0" w:noHBand="0" w:noVBand="1"/>
             </w:tblPr>
             <w:tblGrid>
-              <w:gridCol w:w="1499"/>
+              <w:gridCol w:w="1935"/>
               <w:gridCol w:w="2175"/>
             </w:tblGrid>
             <w:tr>
@@ -13653,13 +13891,8 @@
                     <w:pStyle w:val="NumList"/>
                   </w:pPr>
                   <w:r>
-                    <w:t xml:space="preserve">The </w:t>
-                  </w:r>
-                  <w:proofErr w:type="gramStart"/>
-                  <w:r>
-                    <w:t>Duke</w:t>
-                  </w:r>
-                  <w:proofErr w:type="gramEnd"/>
+                    <w:t>The Duke</w:t>
+                  </w:r>
                 </w:p>
                 <w:p>
                   <w:pPr>
@@ -13689,7 +13922,6 @@
                     </w:rPr>
                     <w:t xml:space="preserve">Types of </w:t>
                   </w:r>
-                  <w:proofErr w:type="gramStart"/>
                   <w:r>
                     <w:rPr>
                       <w:b/>
@@ -13697,7 +13929,6 @@
                     </w:rPr>
                     <w:t>restaurant</w:t>
                   </w:r>
-                  <w:proofErr w:type="gramEnd"/>
                 </w:p>
                 <w:p>
                   <w:pPr>
@@ -14252,15 +14483,7 @@
               </w:numPr>
             </w:pPr>
             <w:r>
-              <w:t xml:space="preserve">Marco cooked us a really </w:t>
-            </w:r>
-            <w:proofErr w:type="spellStart"/>
-            <w:r>
-              <w:t>unappetising</w:t>
-            </w:r>
-            <w:proofErr w:type="spellEnd"/>
-            <w:r>
-              <w:t xml:space="preserve"> meal.</w:t>
+              <w:t>Marco cooked us a really unappetising meal.</w:t>
             </w:r>
           </w:p>
           <w:p>
@@ -14380,15 +14603,7 @@
               </w:numPr>
             </w:pPr>
             <w:r>
-              <w:t xml:space="preserve">The chef at the Lodge Hotel is very </w:t>
-            </w:r>
-            <w:proofErr w:type="spellStart"/>
-            <w:r>
-              <w:t>skilful</w:t>
-            </w:r>
-            <w:proofErr w:type="spellEnd"/>
-            <w:r>
-              <w:t>.</w:t>
+              <w:t>The chef at the Lodge Hotel is very skilful.</w:t>
             </w:r>
           </w:p>
           <w:p>
@@ -14508,15 +14723,7 @@
               </w:numPr>
             </w:pPr>
             <w:r>
-              <w:t xml:space="preserve">The chef at the new restaurant is </w:t>
-            </w:r>
-            <w:proofErr w:type="spellStart"/>
-            <w:r>
-              <w:t>recognised</w:t>
-            </w:r>
-            <w:proofErr w:type="spellEnd"/>
-            <w:r>
-              <w:t xml:space="preserve"> across the country.</w:t>
+              <w:t>The chef at the new restaurant is recognised across the country.</w:t>
             </w:r>
           </w:p>
           <w:p>
@@ -15103,15 +15310,7 @@
               <w:pStyle w:val="SS3M-115"/>
             </w:pPr>
             <w:r>
-              <w:t xml:space="preserve">You are going to hear an interview with a chef about a TV </w:t>
-            </w:r>
-            <w:proofErr w:type="spellStart"/>
-            <w:r>
-              <w:t>programme</w:t>
-            </w:r>
-            <w:proofErr w:type="spellEnd"/>
-            <w:r>
-              <w:t xml:space="preserve"> he has made about food in China.</w:t>
+              <w:t>You are going to hear an interview with a chef about a TV programme he has made about food in China.</w:t>
             </w:r>
           </w:p>
           <w:p>
@@ -15551,7 +15750,6 @@
                 <w:szCs w:val="26"/>
               </w:rPr>
             </w:pPr>
-            <w:proofErr w:type="spellStart"/>
             <w:r>
               <w:rPr>
                 <w:rFonts w:ascii="Source Sans 3" w:hAnsi="Source Sans 3"/>
@@ -15559,17 +15757,7 @@
                 <w:sz w:val="23"/>
                 <w:szCs w:val="23"/>
               </w:rPr>
-              <w:t>organise</w:t>
-            </w:r>
-            <w:proofErr w:type="spellEnd"/>
-            <w:r>
-              <w:rPr>
-                <w:rFonts w:ascii="Source Sans 3" w:hAnsi="Source Sans 3"/>
-                <w:color w:val="FFFFFF" w:themeColor="background1"/>
-                <w:sz w:val="23"/>
-                <w:szCs w:val="23"/>
-              </w:rPr>
-              <w:t xml:space="preserve"> your talk (Speaking Part 2).</w:t>
+              <w:t>organise your talk (Speaking Part 2).</w:t>
             </w:r>
           </w:p>
         </w:tc>
@@ -15868,11 +16056,9 @@
                   <w:tcW w:w="0" w:type="auto"/>
                 </w:tcPr>
                 <w:p>
-                  <w:proofErr w:type="spellStart"/>
                   <w:r>
                     <w:t>chillies</w:t>
                   </w:r>
-                  <w:proofErr w:type="spellEnd"/>
                 </w:p>
               </w:tc>
             </w:tr>
@@ -16124,15 +16310,7 @@
               <w:spacing w:after="120"/>
             </w:pPr>
             <w:r>
-              <w:t xml:space="preserve">With a partner, discuss your </w:t>
-            </w:r>
-            <w:proofErr w:type="spellStart"/>
-            <w:r>
-              <w:t>favourite</w:t>
-            </w:r>
-            <w:proofErr w:type="spellEnd"/>
-            <w:r>
-              <w:t xml:space="preserve"> food. What ingredients are used to make it?</w:t>
+              <w:t>With a partner, discuss your favourite food. What ingredients are used to make it?</w:t>
             </w:r>
           </w:p>
         </w:tc>
@@ -17033,11 +17211,9 @@
                     </w:numPr>
                     <w:ind w:left="284" w:hanging="284"/>
                   </w:pPr>
-                  <w:proofErr w:type="spellStart"/>
                   <w:r>
                     <w:t>There</w:t>
                   </w:r>
-                  <w:proofErr w:type="spellEnd"/>
                   <w:r>
                     <w:t xml:space="preserve"> ___</w:t>
                   </w:r>
@@ -18495,23 +18671,7 @@
                       <w:i/>
                       <w:iCs/>
                     </w:rPr>
-                    <w:t xml:space="preserve">We love meat, traditional, lots of </w:t>
-                  </w:r>
-                  <w:proofErr w:type="gramStart"/>
-                  <w:r>
-                    <w:rPr>
-                      <w:i/>
-                      <w:iCs/>
-                    </w:rPr>
-                    <w:t>sheep!,</w:t>
-                  </w:r>
-                  <w:proofErr w:type="gramEnd"/>
-                  <w:r>
-                    <w:rPr>
-                      <w:i/>
-                      <w:iCs/>
-                    </w:rPr>
-                    <w:t xml:space="preserve"> proud of our cuisine</w:t>
+                    <w:t>We love meat, traditional, lots of sheep!, proud of our cuisine</w:t>
                   </w:r>
                 </w:p>
                 <w:p>
@@ -19112,23 +19272,7 @@
                 <w:sz w:val="21"/>
                 <w:szCs w:val="21"/>
               </w:rPr>
-              <w:t xml:space="preserve">When you are asked to speak on a topic for two minutes you should try and </w:t>
-            </w:r>
-            <w:proofErr w:type="spellStart"/>
-            <w:r>
-              <w:rPr>
-                <w:sz w:val="21"/>
-                <w:szCs w:val="21"/>
-              </w:rPr>
-              <w:t>organise</w:t>
-            </w:r>
-            <w:proofErr w:type="spellEnd"/>
-            <w:r>
-              <w:rPr>
-                <w:sz w:val="21"/>
-                <w:szCs w:val="21"/>
-              </w:rPr>
-              <w:t xml:space="preserve"> your talk:</w:t>
+              <w:t>When you are asked to speak on a topic for two minutes you should try and organise your talk:</w:t>
             </w:r>
           </w:p>
           <w:p>
@@ -19306,15 +19450,7 @@
               <w:t>I'm going to talk about</w:t>
             </w:r>
             <w:r>
-              <w:t xml:space="preserve"> my </w:t>
-            </w:r>
-            <w:proofErr w:type="spellStart"/>
-            <w:r>
-              <w:t>favourite</w:t>
-            </w:r>
-            <w:proofErr w:type="spellEnd"/>
-            <w:r>
-              <w:t xml:space="preserve"> food, paella.</w:t>
+              <w:t xml:space="preserve"> my favourite food, paella.</w:t>
             </w:r>
           </w:p>
           <w:p>
@@ -19663,29 +19799,7 @@
                 <w:sz w:val="23"/>
                 <w:szCs w:val="23"/>
               </w:rPr>
-              <w:t xml:space="preserve">Spend one minute thinking how you will structure your talk, then take it in turns to </w:t>
-            </w:r>
-            <w:proofErr w:type="spellStart"/>
-            <w:r>
-              <w:rPr>
-                <w:rFonts w:ascii="Source Sans 3 Medium" w:hAnsi="Source Sans 3 Medium"/>
-                <w:b/>
-                <w:bCs/>
-                <w:sz w:val="23"/>
-                <w:szCs w:val="23"/>
-              </w:rPr>
-              <w:t>practise</w:t>
-            </w:r>
-            <w:proofErr w:type="spellEnd"/>
-            <w:r>
-              <w:rPr>
-                <w:rFonts w:ascii="Source Sans 3 Medium" w:hAnsi="Source Sans 3 Medium"/>
-                <w:b/>
-                <w:bCs/>
-                <w:sz w:val="23"/>
-                <w:szCs w:val="23"/>
-              </w:rPr>
-              <w:t xml:space="preserve"> presenting the information.</w:t>
+              <w:t>Spend one minute thinking how you will structure your talk, then take it in turns to practise presenting the information.</w:t>
             </w:r>
           </w:p>
           <w:p>
@@ -19693,15 +19807,7 @@
               <w:pStyle w:val="SS3-115"/>
             </w:pPr>
             <w:r>
-              <w:t xml:space="preserve">Describe your </w:t>
-            </w:r>
-            <w:proofErr w:type="spellStart"/>
-            <w:r>
-              <w:t>favourite</w:t>
-            </w:r>
-            <w:proofErr w:type="spellEnd"/>
-            <w:r>
-              <w:t xml:space="preserve"> food.</w:t>
+              <w:t>Describe your favourite food.</w:t>
             </w:r>
           </w:p>
           <w:p>
@@ -19905,25 +20011,7 @@
                       <w:iCs/>
                       <w:lang w:bidi="ar-SA"/>
                     </w:rPr>
-                    <w:t xml:space="preserve">only frozen! / </w:t>
-                  </w:r>
-                  <w:proofErr w:type="gramStart"/>
-                  <w:r>
-                    <w:rPr>
-                      <w:i/>
-                      <w:iCs/>
-                      <w:lang w:bidi="ar-SA"/>
-                    </w:rPr>
-                    <w:t>take</w:t>
-                  </w:r>
-                  <w:proofErr w:type="gramEnd"/>
-                  <w:r>
-                    <w:rPr>
-                      <w:i/>
-                      <w:iCs/>
-                      <w:lang w:bidi="ar-SA"/>
-                    </w:rPr>
-                    <w:t>-away</w:t>
+                    <w:t>only frozen! / take-away</w:t>
                   </w:r>
                 </w:p>
                 <w:p>
@@ -20555,7 +20643,6 @@
               </w:rPr>
               <w:t>It is important to listen carefully to the ending of words. For example, words ending in -ology and-</w:t>
             </w:r>
-            <w:proofErr w:type="spellStart"/>
             <w:r>
               <w:rPr>
                 <w:i/>
@@ -20565,7 +20652,6 @@
               </w:rPr>
               <w:t>tion</w:t>
             </w:r>
-            <w:proofErr w:type="spellEnd"/>
             <w:r>
               <w:rPr>
                 <w:sz w:val="21"/>
@@ -20649,23 +20735,7 @@
                 <w:sz w:val="21"/>
                 <w:szCs w:val="21"/>
               </w:rPr>
-              <w:t xml:space="preserve">In this type of task </w:t>
-            </w:r>
-            <w:proofErr w:type="gramStart"/>
-            <w:r>
-              <w:rPr>
-                <w:sz w:val="21"/>
-                <w:szCs w:val="21"/>
-              </w:rPr>
-              <w:t>you</w:t>
-            </w:r>
-            <w:proofErr w:type="gramEnd"/>
-            <w:r>
-              <w:rPr>
-                <w:sz w:val="21"/>
-                <w:szCs w:val="21"/>
-              </w:rPr>
-              <w:t xml:space="preserve"> complete sentences by writing up to three words, or two words and/or a number, in the gaps. The instructions tell you how many words you can write.</w:t>
+              <w:t>In this type of task you complete sentences by writing up to three words, or two words and/or a number, in the gaps. The instructions tell you how many words you can write.</w:t>
             </w:r>
           </w:p>
           <w:p>
@@ -20921,23 +20991,7 @@
                 <w:sz w:val="21"/>
                 <w:szCs w:val="21"/>
               </w:rPr>
-              <w:t xml:space="preserve">The pie chart shows which type of takeaway food is the most popular in the UK, while the bar chart shows how many Indian restaurants existed in the UK between 1960 and 2015. We can see that Chinese and Indian takeaways are the </w:t>
-            </w:r>
-            <w:proofErr w:type="spellStart"/>
-            <w:r>
-              <w:rPr>
-                <w:sz w:val="21"/>
-                <w:szCs w:val="21"/>
-              </w:rPr>
-              <w:t>favourites</w:t>
-            </w:r>
-            <w:proofErr w:type="spellEnd"/>
-            <w:r>
-              <w:rPr>
-                <w:sz w:val="21"/>
-                <w:szCs w:val="21"/>
-              </w:rPr>
-              <w:t>, and that the number of Indian restaurants in the UK rose steadily during this period.</w:t>
+              <w:t>The pie chart shows which type of takeaway food is the most popular in the UK, while the bar chart shows how many Indian restaurants existed in the UK between 1960 and 2015. We can see that Chinese and Indian takeaways are the favourites, and that the number of Indian restaurants in the UK rose steadily during this period.</w:t>
             </w:r>
           </w:p>
           <w:p>
@@ -23216,6 +23270,18 @@
   </w:num>
   <w:num w:numId="55" w16cid:durableId="1018308719">
     <w:abstractNumId w:val="16"/>
+  </w:num>
+  <w:num w:numId="56" w16cid:durableId="1619335939">
+    <w:abstractNumId w:val="1"/>
+    <w:lvlOverride w:ilvl="0">
+      <w:startOverride w:val="1"/>
+    </w:lvlOverride>
+  </w:num>
+  <w:num w:numId="57" w16cid:durableId="169950524">
+    <w:abstractNumId w:val="15"/>
+    <w:lvlOverride w:ilvl="0">
+      <w:startOverride w:val="1"/>
+    </w:lvlOverride>
   </w:num>
   <w:numIdMacAtCleanup w:val="49"/>
 </w:numbering>
@@ -23626,6 +23692,7 @@
   <w:style w:type="character" w:default="1" w:styleId="DefaultParagraphFont">
     <w:name w:val="Default Paragraph Font"/>
     <w:uiPriority w:val="1"/>
+    <w:semiHidden/>
     <w:unhideWhenUsed/>
   </w:style>
   <w:style w:type="table" w:default="1" w:styleId="TableNormal">

--- a/assets/data/Mindset 01/Mindset1- Custom- Unit 05.docx
+++ b/assets/data/Mindset 01/Mindset1- Custom- Unit 05.docx
@@ -998,7 +998,15 @@
               <w:t>Malls need to change to survive</w:t>
             </w:r>
             <w:r>
-              <w:t>. So what will the mall of the future look like?</w:t>
+              <w:t xml:space="preserve">. </w:t>
+            </w:r>
+            <w:proofErr w:type="gramStart"/>
+            <w:r>
+              <w:t>So</w:t>
+            </w:r>
+            <w:proofErr w:type="gramEnd"/>
+            <w:r>
+              <w:t xml:space="preserve"> what will the mall of the future look like?</w:t>
             </w:r>
           </w:p>
           <w:p>
@@ -1028,7 +1036,15 @@
               <w:t>Malls are already becoming bigger and better all over the world</w:t>
             </w:r>
             <w:r>
-              <w:t>. Asia and not the US is now the 'mall capital' of the world and is home to the five largest malls in the world. China is home to the two largest. Some malls in the Middle East and East Asia are starting to specialise. It is predicted that this will happen more and more in the future. Some malls will only sell electrical items, for example, or only fashion for young people. Some malls will only include expensive shops or cheap shops, as already happens in Bangkok and Singapore.</w:t>
+              <w:t xml:space="preserve">. Asia and not the US is now the 'mall capital' of the world and is home to the five largest malls in the world. China is home to the two largest. Some malls in the Middle East and East Asia are starting to </w:t>
+            </w:r>
+            <w:proofErr w:type="spellStart"/>
+            <w:r>
+              <w:t>specialise</w:t>
+            </w:r>
+            <w:proofErr w:type="spellEnd"/>
+            <w:r>
+              <w:t>. It is predicted that this will happen more and more in the future. Some malls will only sell electrical items, for example, or only fashion for young people. Some malls will only include expensive shops or cheap shops, as already happens in Bangkok and Singapore.</w:t>
             </w:r>
           </w:p>
           <w:p>
@@ -1052,7 +1068,39 @@
           </w:p>
           <w:p>
             <w:r>
-              <w:t>Malls are becoming 'the new downtown', with cinemas, bowling alleys, climbing walls and even concert halls. Xanadu, a mall 30 km from Madrid, is a recreation centre for a family day out as well as a shopping centre, with ski slopes, minigolf, go-karts, balloon rides, bowling and billiards. We have always been able to grab a burger at the mall, but in the future we are going to see 'fine dining' too, with more expensive restaurants based at malls, as well as spas, fitness centres and art galleries. There are also going to be more apartments and office space so that more people can live, work, shop and be entertained in one location.</w:t>
+              <w:t xml:space="preserve">Malls are becoming 'the new downtown', with cinemas, bowling alleys, climbing walls and even concert halls. Xanadu, a mall 30 km from Madrid, is a recreation </w:t>
+            </w:r>
+            <w:proofErr w:type="spellStart"/>
+            <w:r>
+              <w:t>centre</w:t>
+            </w:r>
+            <w:proofErr w:type="spellEnd"/>
+            <w:r>
+              <w:t xml:space="preserve"> for a family day out as well as a shopping </w:t>
+            </w:r>
+            <w:proofErr w:type="spellStart"/>
+            <w:r>
+              <w:t>centre</w:t>
+            </w:r>
+            <w:proofErr w:type="spellEnd"/>
+            <w:r>
+              <w:t xml:space="preserve">, with ski slopes, minigolf, go-karts, balloon rides, bowling and billiards. We have always been able to grab a burger at the mall, but in the </w:t>
+            </w:r>
+            <w:proofErr w:type="gramStart"/>
+            <w:r>
+              <w:t>future</w:t>
+            </w:r>
+            <w:proofErr w:type="gramEnd"/>
+            <w:r>
+              <w:t xml:space="preserve"> we are going to see 'fine dining' too, with more expensive restaurants based at malls, as well as spas, fitness </w:t>
+            </w:r>
+            <w:proofErr w:type="spellStart"/>
+            <w:r>
+              <w:t>centres</w:t>
+            </w:r>
+            <w:proofErr w:type="spellEnd"/>
+            <w:r>
+              <w:t xml:space="preserve"> and art galleries. There are also going to be more apartments and office space so that more people can live, work, shop and be entertained in one location.</w:t>
             </w:r>
           </w:p>
         </w:tc>
@@ -1233,7 +1281,25 @@
                 <w:szCs w:val="21"/>
                 <w:lang w:bidi="ar-SA"/>
               </w:rPr>
-              <w:t>Matching headings tests your ability to summarise and understand the main idea of a paragraph.</w:t>
+              <w:t xml:space="preserve">Matching headings tests your ability to </w:t>
+            </w:r>
+            <w:proofErr w:type="spellStart"/>
+            <w:r>
+              <w:rPr>
+                <w:sz w:val="21"/>
+                <w:szCs w:val="21"/>
+                <w:lang w:bidi="ar-SA"/>
+              </w:rPr>
+              <w:t>summarise</w:t>
+            </w:r>
+            <w:proofErr w:type="spellEnd"/>
+            <w:r>
+              <w:rPr>
+                <w:sz w:val="21"/>
+                <w:szCs w:val="21"/>
+                <w:lang w:bidi="ar-SA"/>
+              </w:rPr>
+              <w:t xml:space="preserve"> and understand the main idea of a paragraph.</w:t>
             </w:r>
           </w:p>
           <w:p>
@@ -1747,7 +1813,15 @@
               <w:pStyle w:val="SS3M-115"/>
             </w:pPr>
             <w:r>
-              <w:t>Below is one supporting idea for each of paragraphs C, D and E. Add one more for each paragraph. Write the supporting ideas in your own words.</w:t>
+              <w:t xml:space="preserve">Below is one supporting idea for each of </w:t>
+            </w:r>
+            <w:proofErr w:type="gramStart"/>
+            <w:r>
+              <w:t>paragraphs</w:t>
+            </w:r>
+            <w:proofErr w:type="gramEnd"/>
+            <w:r>
+              <w:t xml:space="preserve"> C, D and E. Add one more for each paragraph. Write the supporting ideas in your own words.</w:t>
             </w:r>
           </w:p>
           <w:tbl>
@@ -1777,7 +1851,7 @@
                     <w:pStyle w:val="SS3M-115"/>
                     <w:numPr>
                       <w:ilvl w:val="0"/>
-                      <w:numId w:val="45"/>
+                      <w:numId w:val="33"/>
                     </w:numPr>
                     <w:rPr>
                       <w:b w:val="0"/>
@@ -1789,7 +1863,39 @@
                       <w:b w:val="0"/>
                       <w:bCs w:val="0"/>
                     </w:rPr>
-                    <w:t>Xanadu... is a recreation centre for a family day out as well as a shopping centre.</w:t>
+                    <w:t xml:space="preserve">Xanadu... is a recreation </w:t>
+                  </w:r>
+                  <w:proofErr w:type="spellStart"/>
+                  <w:r>
+                    <w:rPr>
+                      <w:b w:val="0"/>
+                      <w:bCs w:val="0"/>
+                    </w:rPr>
+                    <w:t>centre</w:t>
+                  </w:r>
+                  <w:proofErr w:type="spellEnd"/>
+                  <w:r>
+                    <w:rPr>
+                      <w:b w:val="0"/>
+                      <w:bCs w:val="0"/>
+                    </w:rPr>
+                    <w:t xml:space="preserve"> for a family day out as well as a shopping </w:t>
+                  </w:r>
+                  <w:proofErr w:type="spellStart"/>
+                  <w:r>
+                    <w:rPr>
+                      <w:b w:val="0"/>
+                      <w:bCs w:val="0"/>
+                    </w:rPr>
+                    <w:t>centre</w:t>
+                  </w:r>
+                  <w:proofErr w:type="spellEnd"/>
+                  <w:r>
+                    <w:rPr>
+                      <w:b w:val="0"/>
+                      <w:bCs w:val="0"/>
+                    </w:rPr>
+                    <w:t>.</w:t>
                   </w:r>
                 </w:p>
               </w:tc>
@@ -1804,7 +1910,7 @@
                     <w:pStyle w:val="SS3M-115"/>
                     <w:numPr>
                       <w:ilvl w:val="0"/>
-                      <w:numId w:val="45"/>
+                      <w:numId w:val="33"/>
                     </w:numPr>
                     <w:rPr>
                       <w:b w:val="0"/>
@@ -1831,7 +1937,7 @@
                     <w:pStyle w:val="SS3M-115"/>
                     <w:numPr>
                       <w:ilvl w:val="0"/>
-                      <w:numId w:val="45"/>
+                      <w:numId w:val="33"/>
                     </w:numPr>
                     <w:rPr>
                       <w:b w:val="0"/>
@@ -2013,6 +2119,7 @@
                     </w:rPr>
                     <w:t xml:space="preserve">For example, a heading for paragraph A in </w:t>
                   </w:r>
+                  <w:proofErr w:type="gramStart"/>
                   <w:r>
                     <w:rPr>
                       <w:i/>
@@ -2021,7 +2128,18 @@
                       <w:szCs w:val="21"/>
                       <w:lang w:bidi="ar-SA"/>
                     </w:rPr>
-                    <w:t>The future of malls</w:t>
+                    <w:t>The</w:t>
+                  </w:r>
+                  <w:proofErr w:type="gramEnd"/>
+                  <w:r>
+                    <w:rPr>
+                      <w:i/>
+                      <w:iCs/>
+                      <w:sz w:val="21"/>
+                      <w:szCs w:val="21"/>
+                      <w:lang w:bidi="ar-SA"/>
+                    </w:rPr>
+                    <w:t xml:space="preserve"> future of malls</w:t>
                   </w:r>
                   <w:r>
                     <w:rPr>
@@ -2272,7 +2390,7 @@
               <w:pStyle w:val="SS3-115"/>
               <w:numPr>
                 <w:ilvl w:val="0"/>
-                <w:numId w:val="46"/>
+                <w:numId w:val="34"/>
               </w:numPr>
               <w:ind w:left="397" w:hanging="227"/>
             </w:pPr>
@@ -2285,7 +2403,7 @@
               <w:pStyle w:val="SS3-115"/>
               <w:numPr>
                 <w:ilvl w:val="0"/>
-                <w:numId w:val="46"/>
+                <w:numId w:val="34"/>
               </w:numPr>
               <w:ind w:left="397" w:hanging="227"/>
             </w:pPr>
@@ -2298,7 +2416,7 @@
               <w:pStyle w:val="SS3-115"/>
               <w:numPr>
                 <w:ilvl w:val="0"/>
-                <w:numId w:val="46"/>
+                <w:numId w:val="34"/>
               </w:numPr>
               <w:ind w:left="397" w:hanging="227"/>
             </w:pPr>
@@ -2311,7 +2429,7 @@
               <w:pStyle w:val="SS3-115"/>
               <w:numPr>
                 <w:ilvl w:val="0"/>
-                <w:numId w:val="46"/>
+                <w:numId w:val="34"/>
               </w:numPr>
               <w:ind w:left="397" w:hanging="227"/>
             </w:pPr>
@@ -2324,13 +2442,18 @@
               <w:pStyle w:val="SS3-115"/>
               <w:numPr>
                 <w:ilvl w:val="0"/>
-                <w:numId w:val="46"/>
+                <w:numId w:val="34"/>
               </w:numPr>
               <w:ind w:left="397" w:hanging="227"/>
             </w:pPr>
             <w:r>
-              <w:t>A new city centre</w:t>
-            </w:r>
+              <w:t xml:space="preserve">A new city </w:t>
+            </w:r>
+            <w:proofErr w:type="spellStart"/>
+            <w:r>
+              <w:t>centre</w:t>
+            </w:r>
+            <w:proofErr w:type="spellEnd"/>
           </w:p>
         </w:tc>
       </w:tr>
@@ -2427,7 +2550,7 @@
                     <w:pStyle w:val="NumList"/>
                     <w:numPr>
                       <w:ilvl w:val="0"/>
-                      <w:numId w:val="47"/>
+                      <w:numId w:val="35"/>
                     </w:numPr>
                     <w:ind w:left="284" w:hanging="284"/>
                   </w:pPr>
@@ -2440,7 +2563,7 @@
                     <w:pStyle w:val="NumList"/>
                     <w:numPr>
                       <w:ilvl w:val="0"/>
-                      <w:numId w:val="47"/>
+                      <w:numId w:val="35"/>
                     </w:numPr>
                     <w:ind w:left="284" w:hanging="284"/>
                   </w:pPr>
@@ -2453,7 +2576,7 @@
                     <w:pStyle w:val="NumList"/>
                     <w:numPr>
                       <w:ilvl w:val="0"/>
-                      <w:numId w:val="47"/>
+                      <w:numId w:val="35"/>
                     </w:numPr>
                     <w:ind w:left="284" w:hanging="284"/>
                   </w:pPr>
@@ -2466,7 +2589,7 @@
                     <w:pStyle w:val="NumList"/>
                     <w:numPr>
                       <w:ilvl w:val="0"/>
-                      <w:numId w:val="47"/>
+                      <w:numId w:val="35"/>
                     </w:numPr>
                     <w:ind w:left="284" w:hanging="284"/>
                   </w:pPr>
@@ -2479,7 +2602,7 @@
                     <w:pStyle w:val="NumList"/>
                     <w:numPr>
                       <w:ilvl w:val="0"/>
-                      <w:numId w:val="47"/>
+                      <w:numId w:val="35"/>
                     </w:numPr>
                     <w:ind w:left="284" w:hanging="284"/>
                   </w:pPr>
@@ -2492,13 +2615,18 @@
                     <w:pStyle w:val="NumList"/>
                     <w:numPr>
                       <w:ilvl w:val="0"/>
-                      <w:numId w:val="47"/>
+                      <w:numId w:val="35"/>
                     </w:numPr>
                     <w:ind w:left="284" w:hanging="284"/>
                   </w:pPr>
                   <w:r>
-                    <w:t>city centre</w:t>
-                  </w:r>
+                    <w:t xml:space="preserve">city </w:t>
+                  </w:r>
+                  <w:proofErr w:type="spellStart"/>
+                  <w:r>
+                    <w:t>centre</w:t>
+                  </w:r>
+                  <w:proofErr w:type="spellEnd"/>
                 </w:p>
               </w:tc>
               <w:tc>
@@ -2510,7 +2638,7 @@
                     <w:pStyle w:val="SS3M-115"/>
                     <w:numPr>
                       <w:ilvl w:val="0"/>
-                      <w:numId w:val="48"/>
+                      <w:numId w:val="36"/>
                     </w:numPr>
                     <w:spacing w:after="0"/>
                     <w:ind w:left="227" w:hanging="227"/>
@@ -2532,7 +2660,7 @@
                     <w:pStyle w:val="SS3M-115"/>
                     <w:numPr>
                       <w:ilvl w:val="0"/>
-                      <w:numId w:val="48"/>
+                      <w:numId w:val="36"/>
                     </w:numPr>
                     <w:spacing w:after="0"/>
                     <w:ind w:left="227" w:hanging="227"/>
@@ -2554,7 +2682,7 @@
                     <w:pStyle w:val="SS3M-115"/>
                     <w:numPr>
                       <w:ilvl w:val="0"/>
-                      <w:numId w:val="48"/>
+                      <w:numId w:val="36"/>
                     </w:numPr>
                     <w:spacing w:after="0"/>
                     <w:ind w:left="227" w:hanging="227"/>
@@ -2576,7 +2704,7 @@
                     <w:pStyle w:val="SS3M-115"/>
                     <w:numPr>
                       <w:ilvl w:val="0"/>
-                      <w:numId w:val="48"/>
+                      <w:numId w:val="36"/>
                     </w:numPr>
                     <w:spacing w:after="0"/>
                     <w:ind w:left="227" w:hanging="227"/>
@@ -2598,7 +2726,7 @@
                     <w:pStyle w:val="SS3M-115"/>
                     <w:numPr>
                       <w:ilvl w:val="0"/>
-                      <w:numId w:val="48"/>
+                      <w:numId w:val="36"/>
                     </w:numPr>
                     <w:spacing w:after="0"/>
                     <w:ind w:left="227" w:hanging="227"/>
@@ -2620,7 +2748,7 @@
                     <w:pStyle w:val="SS3M-115"/>
                     <w:numPr>
                       <w:ilvl w:val="0"/>
-                      <w:numId w:val="48"/>
+                      <w:numId w:val="36"/>
                     </w:numPr>
                     <w:spacing w:after="0"/>
                     <w:ind w:left="227" w:hanging="227"/>
@@ -2721,7 +2849,15 @@
               <w:pStyle w:val="SS3M-115"/>
             </w:pPr>
             <w:r>
-              <w:t>Write the correct number i-v in the gaps.</w:t>
+              <w:t xml:space="preserve">Write the correct number </w:t>
+            </w:r>
+            <w:proofErr w:type="spellStart"/>
+            <w:r>
+              <w:t>i</w:t>
+            </w:r>
+            <w:proofErr w:type="spellEnd"/>
+            <w:r>
+              <w:t>-v in the gaps.</w:t>
             </w:r>
           </w:p>
           <w:p>
@@ -3016,7 +3152,25 @@
                 <w:szCs w:val="21"/>
                 <w:lang w:bidi="ar-SA"/>
               </w:rPr>
-              <w:t xml:space="preserve"> + infinitive are both used to talk about the future.</w:t>
+              <w:t xml:space="preserve"> + infinitive </w:t>
+            </w:r>
+            <w:proofErr w:type="gramStart"/>
+            <w:r>
+              <w:rPr>
+                <w:sz w:val="21"/>
+                <w:szCs w:val="21"/>
+                <w:lang w:bidi="ar-SA"/>
+              </w:rPr>
+              <w:t>are</w:t>
+            </w:r>
+            <w:proofErr w:type="gramEnd"/>
+            <w:r>
+              <w:rPr>
+                <w:sz w:val="21"/>
+                <w:szCs w:val="21"/>
+                <w:lang w:bidi="ar-SA"/>
+              </w:rPr>
+              <w:t xml:space="preserve"> both used to talk about the future.</w:t>
             </w:r>
           </w:p>
           <w:p>
@@ -3318,7 +3472,7 @@
               <w:pStyle w:val="NumList"/>
               <w:numPr>
                 <w:ilvl w:val="0"/>
-                <w:numId w:val="49"/>
+                <w:numId w:val="37"/>
               </w:numPr>
               <w:ind w:left="284" w:hanging="284"/>
             </w:pPr>
@@ -3337,7 +3491,7 @@
               <w:pStyle w:val="NumList"/>
               <w:numPr>
                 <w:ilvl w:val="0"/>
-                <w:numId w:val="49"/>
+                <w:numId w:val="37"/>
               </w:numPr>
               <w:ind w:left="284" w:hanging="284"/>
             </w:pPr>
@@ -3356,7 +3510,7 @@
               <w:pStyle w:val="NumList"/>
               <w:numPr>
                 <w:ilvl w:val="0"/>
-                <w:numId w:val="49"/>
+                <w:numId w:val="37"/>
               </w:numPr>
               <w:ind w:left="284" w:hanging="284"/>
             </w:pPr>
@@ -3375,7 +3529,7 @@
               <w:pStyle w:val="NumList"/>
               <w:numPr>
                 <w:ilvl w:val="0"/>
-                <w:numId w:val="49"/>
+                <w:numId w:val="37"/>
               </w:numPr>
               <w:ind w:left="284" w:hanging="284"/>
             </w:pPr>
@@ -3394,7 +3548,7 @@
               <w:pStyle w:val="NumList"/>
               <w:numPr>
                 <w:ilvl w:val="0"/>
-                <w:numId w:val="49"/>
+                <w:numId w:val="37"/>
               </w:numPr>
               <w:ind w:left="284" w:hanging="284"/>
             </w:pPr>
@@ -3413,7 +3567,7 @@
               <w:pStyle w:val="NumList"/>
               <w:numPr>
                 <w:ilvl w:val="0"/>
-                <w:numId w:val="49"/>
+                <w:numId w:val="37"/>
               </w:numPr>
               <w:ind w:left="284" w:hanging="284"/>
             </w:pPr>
@@ -3570,7 +3724,7 @@
               <w:pStyle w:val="SS3-115"/>
               <w:numPr>
                 <w:ilvl w:val="0"/>
-                <w:numId w:val="7"/>
+                <w:numId w:val="6"/>
               </w:numPr>
               <w:spacing w:before="120"/>
               <w:ind w:left="357" w:hanging="357"/>
@@ -3584,7 +3738,7 @@
               <w:pStyle w:val="SS3-115"/>
               <w:numPr>
                 <w:ilvl w:val="0"/>
-                <w:numId w:val="7"/>
+                <w:numId w:val="6"/>
               </w:numPr>
             </w:pPr>
             <w:r>
@@ -3596,7 +3750,7 @@
               <w:pStyle w:val="SS3-115"/>
               <w:numPr>
                 <w:ilvl w:val="0"/>
-                <w:numId w:val="7"/>
+                <w:numId w:val="6"/>
               </w:numPr>
             </w:pPr>
             <w:r>
@@ -3608,7 +3762,7 @@
               <w:pStyle w:val="SS3-115"/>
               <w:numPr>
                 <w:ilvl w:val="0"/>
-                <w:numId w:val="7"/>
+                <w:numId w:val="6"/>
               </w:numPr>
             </w:pPr>
             <w:r>
@@ -3620,7 +3774,7 @@
               <w:pStyle w:val="SS3-115"/>
               <w:numPr>
                 <w:ilvl w:val="0"/>
-                <w:numId w:val="7"/>
+                <w:numId w:val="6"/>
               </w:numPr>
             </w:pPr>
             <w:r>
@@ -3699,7 +3853,23 @@
               <w:pStyle w:val="SS3M-115"/>
             </w:pPr>
             <w:r>
-              <w:t>The reading passage has seven paragraphs, A-G. Choose the correct heading for paragraphs B-F from the list of headings (i-vii) below. Write the correct number, i-vii. There are two headings you won't need.</w:t>
+              <w:t>The reading passage has seven paragraphs, A-G. Choose the correct heading for paragraphs B-F from the list of headings (</w:t>
+            </w:r>
+            <w:proofErr w:type="spellStart"/>
+            <w:r>
+              <w:t>i</w:t>
+            </w:r>
+            <w:proofErr w:type="spellEnd"/>
+            <w:r>
+              <w:t xml:space="preserve">-vii) below. Write the correct number, </w:t>
+            </w:r>
+            <w:proofErr w:type="spellStart"/>
+            <w:r>
+              <w:t>i</w:t>
+            </w:r>
+            <w:proofErr w:type="spellEnd"/>
+            <w:r>
+              <w:t>-vii. There are two headings you won't need.</w:t>
             </w:r>
           </w:p>
           <w:tbl>
@@ -3751,7 +3921,7 @@
                     <w:pStyle w:val="SS3-115"/>
                     <w:numPr>
                       <w:ilvl w:val="0"/>
-                      <w:numId w:val="50"/>
+                      <w:numId w:val="38"/>
                     </w:numPr>
                     <w:ind w:left="511" w:hanging="227"/>
                     <w:rPr>
@@ -3770,7 +3940,7 @@
                     <w:pStyle w:val="SS3-115"/>
                     <w:numPr>
                       <w:ilvl w:val="0"/>
-                      <w:numId w:val="50"/>
+                      <w:numId w:val="38"/>
                     </w:numPr>
                     <w:ind w:left="511" w:hanging="227"/>
                     <w:rPr>
@@ -3789,7 +3959,7 @@
                     <w:pStyle w:val="SS3-115"/>
                     <w:numPr>
                       <w:ilvl w:val="0"/>
-                      <w:numId w:val="50"/>
+                      <w:numId w:val="38"/>
                     </w:numPr>
                     <w:ind w:left="511" w:hanging="227"/>
                     <w:rPr>
@@ -3808,7 +3978,7 @@
                     <w:pStyle w:val="SS3-115"/>
                     <w:numPr>
                       <w:ilvl w:val="0"/>
-                      <w:numId w:val="50"/>
+                      <w:numId w:val="38"/>
                     </w:numPr>
                     <w:ind w:left="511" w:hanging="227"/>
                     <w:rPr>
@@ -3827,7 +3997,7 @@
                     <w:pStyle w:val="SS3-115"/>
                     <w:numPr>
                       <w:ilvl w:val="0"/>
-                      <w:numId w:val="50"/>
+                      <w:numId w:val="38"/>
                     </w:numPr>
                     <w:ind w:left="511" w:hanging="227"/>
                     <w:rPr>
@@ -3846,7 +4016,7 @@
                     <w:pStyle w:val="SS3-115"/>
                     <w:numPr>
                       <w:ilvl w:val="0"/>
-                      <w:numId w:val="50"/>
+                      <w:numId w:val="38"/>
                     </w:numPr>
                     <w:ind w:left="511" w:hanging="227"/>
                     <w:rPr>
@@ -3865,7 +4035,7 @@
                     <w:pStyle w:val="SS3-115"/>
                     <w:numPr>
                       <w:ilvl w:val="0"/>
-                      <w:numId w:val="50"/>
+                      <w:numId w:val="38"/>
                     </w:numPr>
                     <w:ind w:left="511" w:hanging="227"/>
                     <w:rPr>
@@ -3887,7 +4057,7 @@
               <w:pStyle w:val="NumList"/>
               <w:numPr>
                 <w:ilvl w:val="0"/>
-                <w:numId w:val="51"/>
+                <w:numId w:val="39"/>
               </w:numPr>
               <w:spacing w:before="120"/>
               <w:ind w:left="357" w:hanging="357"/>
@@ -3901,7 +4071,7 @@
               <w:pStyle w:val="NumList"/>
               <w:numPr>
                 <w:ilvl w:val="0"/>
-                <w:numId w:val="51"/>
+                <w:numId w:val="39"/>
               </w:numPr>
             </w:pPr>
             <w:r>
@@ -3913,7 +4083,7 @@
               <w:pStyle w:val="NumList"/>
               <w:numPr>
                 <w:ilvl w:val="0"/>
-                <w:numId w:val="51"/>
+                <w:numId w:val="39"/>
               </w:numPr>
             </w:pPr>
             <w:r>
@@ -3925,7 +4095,7 @@
               <w:pStyle w:val="NumList"/>
               <w:numPr>
                 <w:ilvl w:val="0"/>
-                <w:numId w:val="51"/>
+                <w:numId w:val="39"/>
               </w:numPr>
             </w:pPr>
             <w:r>
@@ -3937,7 +4107,7 @@
               <w:pStyle w:val="NumList"/>
               <w:numPr>
                 <w:ilvl w:val="0"/>
-                <w:numId w:val="51"/>
+                <w:numId w:val="39"/>
               </w:numPr>
             </w:pPr>
             <w:r>
@@ -4134,7 +4304,47 @@
                 <w:szCs w:val="23"/>
                 <w:lang w:bidi="ar-SA"/>
               </w:rPr>
-              <w:t>in markets. Farmers often sell direct to the consumer, without all the packaging, shipping and advertising that increases costs in shops and supermarkets. You can often find unusual products and those that are not mass-produced. Food markets vary hugely according to where they are in the world. For example the Kauppatori market in Helsinki, Finland sells moose, reindeer and bear salami. Wherever you are, food will be locally produced and reasonably priced.</w:t>
+              <w:t xml:space="preserve">in markets. Farmers often sell direct to the consumer, without all the packaging, shipping and advertising that increases costs in shops and supermarkets. You can often find unusual products and those that are not mass-produced. Food markets vary hugely according to where they are in the world. For </w:t>
+            </w:r>
+            <w:proofErr w:type="gramStart"/>
+            <w:r>
+              <w:rPr>
+                <w:rFonts w:ascii="Source Sans 3" w:hAnsi="Source Sans 3"/>
+                <w:sz w:val="23"/>
+                <w:szCs w:val="23"/>
+                <w:lang w:bidi="ar-SA"/>
+              </w:rPr>
+              <w:t>example</w:t>
+            </w:r>
+            <w:proofErr w:type="gramEnd"/>
+            <w:r>
+              <w:rPr>
+                <w:rFonts w:ascii="Source Sans 3" w:hAnsi="Source Sans 3"/>
+                <w:sz w:val="23"/>
+                <w:szCs w:val="23"/>
+                <w:lang w:bidi="ar-SA"/>
+              </w:rPr>
+              <w:t xml:space="preserve"> the </w:t>
+            </w:r>
+            <w:proofErr w:type="spellStart"/>
+            <w:r>
+              <w:rPr>
+                <w:rFonts w:ascii="Source Sans 3" w:hAnsi="Source Sans 3"/>
+                <w:sz w:val="23"/>
+                <w:szCs w:val="23"/>
+                <w:lang w:bidi="ar-SA"/>
+              </w:rPr>
+              <w:t>Kauppatori</w:t>
+            </w:r>
+            <w:proofErr w:type="spellEnd"/>
+            <w:r>
+              <w:rPr>
+                <w:rFonts w:ascii="Source Sans 3" w:hAnsi="Source Sans 3"/>
+                <w:sz w:val="23"/>
+                <w:szCs w:val="23"/>
+                <w:lang w:bidi="ar-SA"/>
+              </w:rPr>
+              <w:t xml:space="preserve"> market in Helsinki, Finland sells moose, reindeer and bear salami. Wherever you are, food will be locally produced and reasonably priced.</w:t>
             </w:r>
           </w:p>
           <w:p>
@@ -4178,7 +4388,47 @@
                 <w:szCs w:val="23"/>
                 <w:lang w:bidi="ar-SA"/>
               </w:rPr>
-              <w:t>Markets are also good places to buy clothes. Some sell cheap new and second-hand clothes, while others specialise in vintage or ethically made clothes and original items. The markets of London are some of the best in the world for those who want to create a unique look for themselves. Many new designers start with a market stall, so if you are looking for a totally original item of clothing, you could get something really special at a bargain price at Brick Lane, Spitalfields or Portobello Road markets.</w:t>
+              <w:t xml:space="preserve">Markets are also good places to buy clothes. Some sell cheap new and second-hand clothes, while others </w:t>
+            </w:r>
+            <w:proofErr w:type="spellStart"/>
+            <w:r>
+              <w:rPr>
+                <w:rFonts w:ascii="Source Sans 3" w:hAnsi="Source Sans 3"/>
+                <w:sz w:val="23"/>
+                <w:szCs w:val="23"/>
+                <w:lang w:bidi="ar-SA"/>
+              </w:rPr>
+              <w:t>specialise</w:t>
+            </w:r>
+            <w:proofErr w:type="spellEnd"/>
+            <w:r>
+              <w:rPr>
+                <w:rFonts w:ascii="Source Sans 3" w:hAnsi="Source Sans 3"/>
+                <w:sz w:val="23"/>
+                <w:szCs w:val="23"/>
+                <w:lang w:bidi="ar-SA"/>
+              </w:rPr>
+              <w:t xml:space="preserve"> in vintage or ethically made clothes and original items. The markets of London are some of the </w:t>
+            </w:r>
+            <w:proofErr w:type="gramStart"/>
+            <w:r>
+              <w:rPr>
+                <w:rFonts w:ascii="Source Sans 3" w:hAnsi="Source Sans 3"/>
+                <w:sz w:val="23"/>
+                <w:szCs w:val="23"/>
+                <w:lang w:bidi="ar-SA"/>
+              </w:rPr>
+              <w:t>best</w:t>
+            </w:r>
+            <w:proofErr w:type="gramEnd"/>
+            <w:r>
+              <w:rPr>
+                <w:rFonts w:ascii="Source Sans 3" w:hAnsi="Source Sans 3"/>
+                <w:sz w:val="23"/>
+                <w:szCs w:val="23"/>
+                <w:lang w:bidi="ar-SA"/>
+              </w:rPr>
+              <w:t xml:space="preserve"> in the world for those who want to create a unique look for themselves. Many new designers start with a market stall, so if you are looking for a totally original item of clothing, you could get something really special at a bargain price at Brick Lane, Spitalfields or Portobello Road markets.</w:t>
             </w:r>
           </w:p>
         </w:tc>
@@ -4271,7 +4521,27 @@
                 <w:szCs w:val="23"/>
                 <w:lang w:bidi="ar-SA"/>
               </w:rPr>
-              <w:t>In some places, markets are directed at visitors and tend to sell handicrafts typical of the region. For many tourists, a visit to a nearby market to buy souvenirs is an important part of their holiday. Guadalajara in Mexico has a huge range of traditional textiles, glassware, ceramics and art works and Seoul in Korea has some wonderful original designs of all kinds of products at affordable prices. Countries in the Middle East usually have beautiful hand-made rugs and carpets, and Indian markets sell colourful handloom fabrics and beautiful silk scarves.</w:t>
+              <w:t xml:space="preserve">In some places, markets are directed at visitors and tend to sell handicrafts typical of the region. For many tourists, a visit to a nearby market to buy souvenirs is an important part of their holiday. Guadalajara in Mexico has a huge range of traditional textiles, glassware, ceramics and art works and Seoul in Korea has some wonderful original designs of all kinds of products at affordable prices. Countries in the Middle East usually have beautiful hand-made rugs and carpets, and Indian markets sell </w:t>
+            </w:r>
+            <w:proofErr w:type="spellStart"/>
+            <w:r>
+              <w:rPr>
+                <w:rFonts w:ascii="Source Sans 3" w:hAnsi="Source Sans 3"/>
+                <w:sz w:val="23"/>
+                <w:szCs w:val="23"/>
+                <w:lang w:bidi="ar-SA"/>
+              </w:rPr>
+              <w:t>colourful</w:t>
+            </w:r>
+            <w:proofErr w:type="spellEnd"/>
+            <w:r>
+              <w:rPr>
+                <w:rFonts w:ascii="Source Sans 3" w:hAnsi="Source Sans 3"/>
+                <w:sz w:val="23"/>
+                <w:szCs w:val="23"/>
+                <w:lang w:bidi="ar-SA"/>
+              </w:rPr>
+              <w:t xml:space="preserve"> handloom fabrics and beautiful silk scarves.</w:t>
             </w:r>
           </w:p>
           <w:p>
@@ -4315,7 +4585,27 @@
                 <w:szCs w:val="23"/>
                 <w:lang w:bidi="ar-SA"/>
               </w:rPr>
-              <w:t>In Europe, Christmas is the time when seasonal markets are held to sell decorations and gifts for the festive season. One of the most famous of these is held in Wenceslas Square in Prague in the Czech Republic. The market is made up of colourfully decorated wooden huts selling traditional handicrafts, embroidered lace, wooden toys, scented candles, Christmas tree ornaments, and puppets and dolls beautifully dressed in traditional costumes. This looks very pretty, especially in the snow.</w:t>
+              <w:t xml:space="preserve">In Europe, Christmas is the time when seasonal markets are held to sell decorations and gifts for the festive season. One of the most famous of these is held in Wenceslas Square in Prague in the Czech Republic. The market is made up of </w:t>
+            </w:r>
+            <w:proofErr w:type="spellStart"/>
+            <w:r>
+              <w:rPr>
+                <w:rFonts w:ascii="Source Sans 3" w:hAnsi="Source Sans 3"/>
+                <w:sz w:val="23"/>
+                <w:szCs w:val="23"/>
+                <w:lang w:bidi="ar-SA"/>
+              </w:rPr>
+              <w:t>colourfully</w:t>
+            </w:r>
+            <w:proofErr w:type="spellEnd"/>
+            <w:r>
+              <w:rPr>
+                <w:rFonts w:ascii="Source Sans 3" w:hAnsi="Source Sans 3"/>
+                <w:sz w:val="23"/>
+                <w:szCs w:val="23"/>
+                <w:lang w:bidi="ar-SA"/>
+              </w:rPr>
+              <w:t xml:space="preserve"> decorated wooden huts selling traditional handicrafts, embroidered lace, wooden toys, scented candles, Christmas tree ornaments, and puppets and dolls beautifully dressed in traditional costumes. This looks very pretty, especially in the snow.</w:t>
             </w:r>
           </w:p>
           <w:p>
@@ -4530,8 +4820,13 @@
             <w:pPr>
               <w:pStyle w:val="BulletList"/>
             </w:pPr>
-            <w:r>
-              <w:t>organise a Part 2 essay</w:t>
+            <w:proofErr w:type="spellStart"/>
+            <w:r>
+              <w:t>organise</w:t>
+            </w:r>
+            <w:proofErr w:type="spellEnd"/>
+            <w:r>
+              <w:t xml:space="preserve"> a Part 2 essay</w:t>
             </w:r>
           </w:p>
           <w:p>
@@ -5209,7 +5504,7 @@
               <w:pStyle w:val="NumList"/>
               <w:numPr>
                 <w:ilvl w:val="0"/>
-                <w:numId w:val="52"/>
+                <w:numId w:val="40"/>
               </w:numPr>
               <w:ind w:left="284" w:hanging="284"/>
             </w:pPr>
@@ -5233,7 +5528,7 @@
               <w:pStyle w:val="NumList"/>
               <w:numPr>
                 <w:ilvl w:val="0"/>
-                <w:numId w:val="52"/>
+                <w:numId w:val="40"/>
               </w:numPr>
               <w:ind w:left="284" w:hanging="284"/>
             </w:pPr>
@@ -5246,7 +5541,7 @@
               <w:pStyle w:val="NumList"/>
               <w:numPr>
                 <w:ilvl w:val="0"/>
-                <w:numId w:val="52"/>
+                <w:numId w:val="40"/>
               </w:numPr>
               <w:ind w:left="284" w:hanging="284"/>
             </w:pPr>
@@ -5259,7 +5554,7 @@
               <w:pStyle w:val="NumList"/>
               <w:numPr>
                 <w:ilvl w:val="0"/>
-                <w:numId w:val="52"/>
+                <w:numId w:val="40"/>
               </w:numPr>
               <w:ind w:left="284" w:hanging="284"/>
             </w:pPr>
@@ -5272,7 +5567,7 @@
               <w:pStyle w:val="NumList"/>
               <w:numPr>
                 <w:ilvl w:val="0"/>
-                <w:numId w:val="52"/>
+                <w:numId w:val="40"/>
               </w:numPr>
               <w:ind w:left="284" w:hanging="284"/>
             </w:pPr>
@@ -5285,7 +5580,7 @@
               <w:pStyle w:val="NumList"/>
               <w:numPr>
                 <w:ilvl w:val="0"/>
-                <w:numId w:val="52"/>
+                <w:numId w:val="40"/>
               </w:numPr>
               <w:ind w:left="284" w:hanging="284"/>
             </w:pPr>
@@ -5298,7 +5593,7 @@
               <w:pStyle w:val="NumList"/>
               <w:numPr>
                 <w:ilvl w:val="0"/>
-                <w:numId w:val="52"/>
+                <w:numId w:val="40"/>
               </w:numPr>
               <w:ind w:left="284" w:hanging="284"/>
             </w:pPr>
@@ -5311,7 +5606,7 @@
               <w:pStyle w:val="NumList"/>
               <w:numPr>
                 <w:ilvl w:val="0"/>
-                <w:numId w:val="52"/>
+                <w:numId w:val="40"/>
               </w:numPr>
               <w:ind w:left="284" w:hanging="284"/>
             </w:pPr>
@@ -5324,7 +5619,7 @@
               <w:pStyle w:val="NumList"/>
               <w:numPr>
                 <w:ilvl w:val="0"/>
-                <w:numId w:val="52"/>
+                <w:numId w:val="40"/>
               </w:numPr>
               <w:ind w:left="284" w:hanging="284"/>
             </w:pPr>
@@ -5425,7 +5720,23 @@
                 <w:sz w:val="21"/>
                 <w:szCs w:val="21"/>
               </w:rPr>
-              <w:t>In Part 2 you have to write an essay of about 250 words. There are different types of question in Part 2, and you must write a well-organised answer considering different points of view.</w:t>
+              <w:t>In Part 2 you have to write an essay of about 250 words. There are different types of question in Part 2, and you must write a well-</w:t>
+            </w:r>
+            <w:proofErr w:type="spellStart"/>
+            <w:r>
+              <w:rPr>
+                <w:sz w:val="21"/>
+                <w:szCs w:val="21"/>
+              </w:rPr>
+              <w:t>organised</w:t>
+            </w:r>
+            <w:proofErr w:type="spellEnd"/>
+            <w:r>
+              <w:rPr>
+                <w:sz w:val="21"/>
+                <w:szCs w:val="21"/>
+              </w:rPr>
+              <w:t xml:space="preserve"> answer considering different points of view.</w:t>
             </w:r>
           </w:p>
           <w:p>
@@ -5574,7 +5885,7 @@
               <w:pStyle w:val="NumList"/>
               <w:numPr>
                 <w:ilvl w:val="0"/>
-                <w:numId w:val="53"/>
+                <w:numId w:val="41"/>
               </w:numPr>
             </w:pPr>
             <w:r>
@@ -5586,7 +5897,7 @@
               <w:pStyle w:val="NumList"/>
               <w:numPr>
                 <w:ilvl w:val="0"/>
-                <w:numId w:val="53"/>
+                <w:numId w:val="41"/>
               </w:numPr>
             </w:pPr>
             <w:r>
@@ -5601,7 +5912,7 @@
               <w:pStyle w:val="NumList"/>
               <w:numPr>
                 <w:ilvl w:val="0"/>
-                <w:numId w:val="53"/>
+                <w:numId w:val="41"/>
               </w:numPr>
             </w:pPr>
             <w:r>
@@ -5640,7 +5951,7 @@
               <w:pStyle w:val="SS3-115"/>
               <w:numPr>
                 <w:ilvl w:val="0"/>
-                <w:numId w:val="55"/>
+                <w:numId w:val="42"/>
               </w:numPr>
               <w:rPr>
                 <w:rFonts w:ascii="Source Sans 3 Medium" w:hAnsi="Source Sans 3 Medium"/>
@@ -5658,7 +5969,7 @@
               <w:pStyle w:val="SS3-115"/>
               <w:numPr>
                 <w:ilvl w:val="0"/>
-                <w:numId w:val="55"/>
+                <w:numId w:val="42"/>
               </w:numPr>
               <w:rPr>
                 <w:rFonts w:ascii="Source Sans 3 Medium" w:hAnsi="Source Sans 3 Medium"/>
@@ -5676,7 +5987,7 @@
               <w:pStyle w:val="SS3-115"/>
               <w:numPr>
                 <w:ilvl w:val="0"/>
-                <w:numId w:val="55"/>
+                <w:numId w:val="42"/>
               </w:numPr>
             </w:pPr>
             <w:r>
@@ -6253,7 +6564,7 @@
               <w:pStyle w:val="NumList"/>
               <w:numPr>
                 <w:ilvl w:val="0"/>
-                <w:numId w:val="56"/>
+                <w:numId w:val="43"/>
               </w:numPr>
               <w:spacing w:before="120"/>
               <w:ind w:left="284" w:hanging="284"/>
@@ -6267,7 +6578,7 @@
               <w:pStyle w:val="NumList"/>
               <w:numPr>
                 <w:ilvl w:val="0"/>
-                <w:numId w:val="56"/>
+                <w:numId w:val="43"/>
               </w:numPr>
               <w:ind w:left="284" w:hanging="284"/>
             </w:pPr>
@@ -6280,7 +6591,7 @@
               <w:pStyle w:val="NumList"/>
               <w:numPr>
                 <w:ilvl w:val="0"/>
-                <w:numId w:val="56"/>
+                <w:numId w:val="43"/>
               </w:numPr>
               <w:ind w:left="284" w:hanging="284"/>
             </w:pPr>
@@ -6293,7 +6604,7 @@
               <w:pStyle w:val="NumList"/>
               <w:numPr>
                 <w:ilvl w:val="0"/>
-                <w:numId w:val="56"/>
+                <w:numId w:val="43"/>
               </w:numPr>
               <w:ind w:left="284" w:hanging="284"/>
             </w:pPr>
@@ -6306,7 +6617,7 @@
               <w:pStyle w:val="NumList"/>
               <w:numPr>
                 <w:ilvl w:val="0"/>
-                <w:numId w:val="56"/>
+                <w:numId w:val="43"/>
               </w:numPr>
               <w:ind w:left="284" w:hanging="284"/>
             </w:pPr>
@@ -6319,7 +6630,7 @@
               <w:pStyle w:val="NumList"/>
               <w:numPr>
                 <w:ilvl w:val="0"/>
-                <w:numId w:val="56"/>
+                <w:numId w:val="43"/>
               </w:numPr>
               <w:ind w:left="284" w:hanging="284"/>
             </w:pPr>
@@ -6332,7 +6643,7 @@
               <w:pStyle w:val="NumList"/>
               <w:numPr>
                 <w:ilvl w:val="0"/>
-                <w:numId w:val="56"/>
+                <w:numId w:val="43"/>
               </w:numPr>
               <w:ind w:left="284" w:hanging="284"/>
             </w:pPr>
@@ -6345,7 +6656,7 @@
               <w:pStyle w:val="NumList"/>
               <w:numPr>
                 <w:ilvl w:val="0"/>
-                <w:numId w:val="56"/>
+                <w:numId w:val="43"/>
               </w:numPr>
               <w:ind w:left="284" w:hanging="284"/>
             </w:pPr>
@@ -6858,7 +7169,7 @@
               <w:pStyle w:val="ABList"/>
               <w:numPr>
                 <w:ilvl w:val="0"/>
-                <w:numId w:val="57"/>
+                <w:numId w:val="44"/>
               </w:numPr>
               <w:ind w:left="227" w:hanging="227"/>
             </w:pPr>
@@ -6871,7 +7182,7 @@
               <w:pStyle w:val="ABList"/>
               <w:numPr>
                 <w:ilvl w:val="0"/>
-                <w:numId w:val="57"/>
+                <w:numId w:val="44"/>
               </w:numPr>
               <w:ind w:left="227" w:hanging="227"/>
             </w:pPr>
@@ -7041,68 +7352,6 @@
         <w:br w:type="page"/>
       </w:r>
     </w:p>
-    <w:tbl>
-      <w:tblPr>
-        <w:tblStyle w:val="CommonTable"/>
-        <w:tblW w:w="0" w:type="auto"/>
-        <w:tblBorders>
-          <w:top w:val="single" w:sz="24" w:space="0" w:color="auto"/>
-          <w:left w:val="single" w:sz="24" w:space="0" w:color="auto"/>
-          <w:bottom w:val="single" w:sz="24" w:space="0" w:color="auto"/>
-          <w:right w:val="single" w:sz="24" w:space="0" w:color="auto"/>
-          <w:insideH w:val="single" w:sz="24" w:space="0" w:color="auto"/>
-          <w:insideV w:val="single" w:sz="24" w:space="0" w:color="auto"/>
-        </w:tblBorders>
-        <w:tblLook w:val="04A0" w:firstRow="1" w:lastRow="0" w:firstColumn="1" w:lastColumn="0" w:noHBand="0" w:noVBand="1"/>
-      </w:tblPr>
-      <w:tblGrid>
-        <w:gridCol w:w="2743"/>
-      </w:tblGrid>
-      <w:tr>
-        <w:tc>
-          <w:tcPr>
-            <w:tcW w:w="0" w:type="auto"/>
-            <w:shd w:val="clear" w:color="auto" w:fill="EEAA45"/>
-          </w:tcPr>
-          <w:p>
-            <w:pPr>
-              <w:rPr>
-                <w:rFonts w:ascii="Source Sans 3 Medium" w:hAnsi="Source Sans 3 Medium"/>
-                <w:b/>
-                <w:bCs/>
-                <w:sz w:val="23"/>
-                <w:szCs w:val="23"/>
-                <w:lang w:bidi="ar-SA"/>
-              </w:rPr>
-            </w:pPr>
-            <w:r>
-              <w:rPr>
-                <w:b/>
-                <w:bCs/>
-                <w:sz w:val="24"/>
-                <w:szCs w:val="24"/>
-              </w:rPr>
-              <w:lastRenderedPageBreak/>
-              <w:t>MAKING COMPARISONS</w:t>
-            </w:r>
-          </w:p>
-        </w:tc>
-      </w:tr>
-    </w:tbl>
-    <w:p>
-      <w:pPr>
-        <w:spacing w:after="0"/>
-        <w:rPr>
-          <w:rFonts w:ascii="Source Sans 3" w:hAnsi="Source Sans 3"/>
-          <w:b/>
-          <w:bCs/>
-          <w:sz w:val="2"/>
-          <w:szCs w:val="2"/>
-          <w:shd w:val="clear" w:color="auto" w:fill="FFFF00"/>
-          <w:rtl/>
-        </w:rPr>
-      </w:pPr>
-    </w:p>
     <w:p>
       <w:pPr>
         <w:pStyle w:val="SS3-115"/>
@@ -7115,17 +7364,18 @@
     <w:tbl>
       <w:tblPr>
         <w:tblStyle w:val="DottedTable"/>
-        <w:tblW w:w="14392" w:type="dxa"/>
+        <w:tblW w:w="0" w:type="auto"/>
         <w:tblLook w:val="04A0" w:firstRow="1" w:lastRow="0" w:firstColumn="1" w:lastColumn="0" w:noHBand="0" w:noVBand="1"/>
       </w:tblPr>
       <w:tblGrid>
-        <w:gridCol w:w="421"/>
-        <w:gridCol w:w="13971"/>
+        <w:gridCol w:w="401"/>
+        <w:gridCol w:w="10226"/>
+        <w:gridCol w:w="3765"/>
       </w:tblGrid>
       <w:tr>
         <w:tc>
           <w:tcPr>
-            <w:tcW w:w="421" w:type="dxa"/>
+            <w:tcW w:w="401" w:type="dxa"/>
             <w:tcMar>
               <w:left w:w="0" w:type="dxa"/>
               <w:right w:w="0" w:type="dxa"/>
@@ -7146,7 +7396,7 @@
               <w:tblLook w:val="04A0" w:firstRow="1" w:lastRow="0" w:firstColumn="1" w:lastColumn="0" w:noHBand="0" w:noVBand="1"/>
             </w:tblPr>
             <w:tblGrid>
-              <w:gridCol w:w="365"/>
+              <w:gridCol w:w="345"/>
             </w:tblGrid>
             <w:tr>
               <w:tc>
@@ -7168,7 +7418,7 @@
                       <w:szCs w:val="26"/>
                       <w:lang w:bidi="ar-SA"/>
                     </w:rPr>
-                    <w:t>05</w:t>
+                    <w:t>08</w:t>
                   </w:r>
                 </w:p>
               </w:tc>
@@ -7189,7 +7439,8 @@
         </w:tc>
         <w:tc>
           <w:tcPr>
-            <w:tcW w:w="13971" w:type="dxa"/>
+            <w:tcW w:w="13991" w:type="dxa"/>
+            <w:gridSpan w:val="2"/>
           </w:tcPr>
           <w:p>
             <w:pPr>
@@ -7207,7 +7458,78 @@
                 <w:b/>
                 <w:bCs/>
               </w:rPr>
-              <w:t>Look at diagram 1 and complete the sentences about the pie chart with the words in the box. One word is used twice.</w:t>
+              <w:t>Check the notes below. Did you find the same points?</w:t>
+            </w:r>
+          </w:p>
+          <w:p>
+            <w:pPr>
+              <w:pStyle w:val="SS3-115"/>
+              <w:spacing w:after="120"/>
+              <w:rPr>
+                <w:rFonts w:ascii="Comic Sans MS" w:hAnsi="Comic Sans MS"/>
+                <w:sz w:val="22"/>
+                <w:szCs w:val="22"/>
+              </w:rPr>
+            </w:pPr>
+            <w:r>
+              <w:rPr>
+                <w:rFonts w:ascii="Comic Sans MS" w:hAnsi="Comic Sans MS"/>
+                <w:sz w:val="22"/>
+                <w:szCs w:val="22"/>
+                <w:shd w:val="clear" w:color="auto" w:fill="E6B6DB"/>
+              </w:rPr>
+              <w:t>Online shopping has increased in popularity over the last few years. People now shop for a wide variety of items on websites</w:t>
+            </w:r>
+            <w:r>
+              <w:rPr>
+                <w:rFonts w:ascii="Comic Sans MS" w:hAnsi="Comic Sans MS"/>
+                <w:sz w:val="22"/>
+                <w:szCs w:val="22"/>
+              </w:rPr>
+              <w:t xml:space="preserve">. </w:t>
+            </w:r>
+            <w:r>
+              <w:rPr>
+                <w:rFonts w:ascii="Comic Sans MS" w:hAnsi="Comic Sans MS"/>
+                <w:sz w:val="22"/>
+                <w:szCs w:val="22"/>
+                <w:shd w:val="clear" w:color="auto" w:fill="FCF8AE"/>
+              </w:rPr>
+              <w:t>Other people still prefer going to the shops to buy things</w:t>
+            </w:r>
+            <w:r>
+              <w:rPr>
+                <w:rFonts w:ascii="Comic Sans MS" w:hAnsi="Comic Sans MS"/>
+                <w:sz w:val="22"/>
+                <w:szCs w:val="22"/>
+              </w:rPr>
+              <w:t xml:space="preserve">. There are a lot of reasons why online shopping is growing. </w:t>
+            </w:r>
+            <w:r>
+              <w:rPr>
+                <w:rFonts w:ascii="Comic Sans MS" w:hAnsi="Comic Sans MS"/>
+                <w:sz w:val="22"/>
+                <w:szCs w:val="22"/>
+                <w:shd w:val="clear" w:color="auto" w:fill="D8EA7A"/>
+              </w:rPr>
+              <w:t>One of them is that there is a wider-choice of items</w:t>
+            </w:r>
+            <w:r>
+              <w:rPr>
+                <w:rFonts w:ascii="Comic Sans MS" w:hAnsi="Comic Sans MS"/>
+                <w:sz w:val="22"/>
+                <w:szCs w:val="22"/>
+              </w:rPr>
+              <w:t xml:space="preserve">. </w:t>
+            </w:r>
+            <w:r>
+              <w:rPr>
+                <w:rFonts w:ascii="Comic Sans MS" w:hAnsi="Comic Sans MS"/>
+                <w:sz w:val="22"/>
+                <w:szCs w:val="22"/>
+                <w:shd w:val="clear" w:color="auto" w:fill="82C2C0"/>
+              </w:rPr>
+              <w:t>In this essay, I will consider each of these opinions and give my own view.</w:t>
             </w:r>
           </w:p>
           <w:tbl>
@@ -7215,110 +7537,558 @@
               <w:tblStyle w:val="CommonTable"/>
               <w:tblW w:w="0" w:type="auto"/>
               <w:tblBorders>
-                <w:top w:val="single" w:sz="18" w:space="0" w:color="E49D38"/>
-                <w:left w:val="single" w:sz="18" w:space="0" w:color="E49D38"/>
-                <w:bottom w:val="single" w:sz="18" w:space="0" w:color="E49D38"/>
-                <w:right w:val="single" w:sz="18" w:space="0" w:color="E49D38"/>
-                <w:insideH w:val="single" w:sz="18" w:space="0" w:color="E49D38"/>
+                <w:top w:val="none" w:sz="0" w:space="0" w:color="auto"/>
+                <w:left w:val="none" w:sz="0" w:space="0" w:color="auto"/>
+                <w:bottom w:val="none" w:sz="0" w:space="0" w:color="auto"/>
+                <w:right w:val="none" w:sz="0" w:space="0" w:color="auto"/>
+                <w:insideH w:val="none" w:sz="0" w:space="0" w:color="auto"/>
                 <w:insideV w:val="none" w:sz="0" w:space="0" w:color="auto"/>
               </w:tblBorders>
               <w:tblLook w:val="04A0" w:firstRow="1" w:lastRow="0" w:firstColumn="1" w:lastColumn="0" w:noHBand="0" w:noVBand="1"/>
             </w:tblPr>
             <w:tblGrid>
-              <w:gridCol w:w="823"/>
-              <w:gridCol w:w="739"/>
-              <w:gridCol w:w="650"/>
-              <w:gridCol w:w="791"/>
-              <w:gridCol w:w="769"/>
+              <w:gridCol w:w="3976"/>
+            </w:tblGrid>
+            <w:tr>
+              <w:tc>
+                <w:tcPr>
+                  <w:tcW w:w="3976" w:type="dxa"/>
+                  <w:shd w:val="clear" w:color="auto" w:fill="E6B6DB"/>
+                </w:tcPr>
+                <w:p>
+                  <w:pPr>
+                    <w:pStyle w:val="SS3-115"/>
+                  </w:pPr>
+                  <w:r>
+                    <w:t>Background/current situation.</w:t>
+                  </w:r>
+                </w:p>
+              </w:tc>
+            </w:tr>
+            <w:tr>
+              <w:tc>
+                <w:tcPr>
+                  <w:tcW w:w="3976" w:type="dxa"/>
+                  <w:shd w:val="clear" w:color="auto" w:fill="FCF8AE"/>
+                </w:tcPr>
+                <w:p>
+                  <w:pPr>
+                    <w:pStyle w:val="SS3-115"/>
+                  </w:pPr>
+                  <w:r>
+                    <w:t>X Uses almost the same words as the questions - should have used different words.</w:t>
+                  </w:r>
+                </w:p>
+              </w:tc>
+            </w:tr>
+            <w:tr>
+              <w:tc>
+                <w:tcPr>
+                  <w:tcW w:w="3976" w:type="dxa"/>
+                  <w:shd w:val="clear" w:color="auto" w:fill="D8EA7A"/>
+                </w:tcPr>
+                <w:p>
+                  <w:pPr>
+                    <w:pStyle w:val="SS3-115"/>
+                  </w:pPr>
+                  <w:r>
+                    <w:t>X Main point - shouldn't be in the introduction.</w:t>
+                  </w:r>
+                </w:p>
+              </w:tc>
+            </w:tr>
+            <w:tr>
+              <w:tc>
+                <w:tcPr>
+                  <w:tcW w:w="3976" w:type="dxa"/>
+                  <w:shd w:val="clear" w:color="auto" w:fill="82C2C0"/>
+                </w:tcPr>
+                <w:p>
+                  <w:pPr>
+                    <w:pStyle w:val="SS3-115"/>
+                  </w:pPr>
+                  <w:r>
+                    <w:t>Gives a brief plan of the essay, but no personal information.</w:t>
+                  </w:r>
+                </w:p>
+              </w:tc>
+            </w:tr>
+          </w:tbl>
+          <w:p>
+            <w:pPr>
+              <w:pStyle w:val="SS3-115"/>
+            </w:pPr>
+          </w:p>
+        </w:tc>
+      </w:tr>
+      <w:tr>
+        <w:tc>
+          <w:tcPr>
+            <w:tcW w:w="401" w:type="dxa"/>
+            <w:tcMar>
+              <w:left w:w="0" w:type="dxa"/>
+              <w:right w:w="0" w:type="dxa"/>
+            </w:tcMar>
+          </w:tcPr>
+          <w:tbl>
+            <w:tblPr>
+              <w:tblStyle w:val="CompactTable"/>
+              <w:tblW w:w="0" w:type="auto"/>
+              <w:tblBorders>
+                <w:top w:val="single" w:sz="18" w:space="0" w:color="CEB593"/>
+                <w:left w:val="single" w:sz="18" w:space="0" w:color="CEB593"/>
+                <w:bottom w:val="single" w:sz="18" w:space="0" w:color="CEB593"/>
+                <w:right w:val="single" w:sz="18" w:space="0" w:color="CEB593"/>
+                <w:insideH w:val="single" w:sz="18" w:space="0" w:color="CEB593"/>
+                <w:insideV w:val="single" w:sz="18" w:space="0" w:color="CEB593"/>
+              </w:tblBorders>
+              <w:tblLook w:val="04A0" w:firstRow="1" w:lastRow="0" w:firstColumn="1" w:lastColumn="0" w:noHBand="0" w:noVBand="1"/>
+            </w:tblPr>
+            <w:tblGrid>
+              <w:gridCol w:w="345"/>
+            </w:tblGrid>
+            <w:tr>
+              <w:tc>
+                <w:tcPr>
+                  <w:tcW w:w="385" w:type="dxa"/>
+                </w:tcPr>
+                <w:p>
+                  <w:pPr>
+                    <w:rPr>
+                      <w:b w:val="0"/>
+                      <w:bCs/>
+                      <w:szCs w:val="26"/>
+                      <w:bdr w:val="single" w:sz="12" w:space="0" w:color="FFFF00"/>
+                    </w:rPr>
+                  </w:pPr>
+                  <w:r>
+                    <w:rPr>
+                      <w:bCs/>
+                      <w:szCs w:val="26"/>
+                      <w:lang w:bidi="ar-SA"/>
+                    </w:rPr>
+                    <w:t>09</w:t>
+                  </w:r>
+                </w:p>
+              </w:tc>
+            </w:tr>
+          </w:tbl>
+          <w:p>
+            <w:pPr>
+              <w:rPr>
+                <w:bCs/>
+                <w:szCs w:val="26"/>
+              </w:rPr>
+            </w:pPr>
+          </w:p>
+        </w:tc>
+        <w:tc>
+          <w:tcPr>
+            <w:tcW w:w="13991" w:type="dxa"/>
+            <w:gridSpan w:val="2"/>
+          </w:tcPr>
+          <w:p>
+            <w:pPr>
+              <w:pStyle w:val="SS3-115"/>
+              <w:spacing w:after="120"/>
+              <w:rPr>
+                <w:rFonts w:ascii="Source Sans 3 Medium" w:hAnsi="Source Sans 3 Medium"/>
+                <w:b/>
+                <w:bCs/>
+              </w:rPr>
+            </w:pPr>
+            <w:r>
+              <w:rPr>
+                <w:rFonts w:ascii="Source Sans 3 Medium" w:hAnsi="Source Sans 3 Medium"/>
+                <w:b/>
+                <w:bCs/>
+              </w:rPr>
+              <w:t>Write a three-sentence introduction to this question.</w:t>
+            </w:r>
+          </w:p>
+          <w:tbl>
+            <w:tblPr>
+              <w:tblStyle w:val="CommonTable"/>
+              <w:tblW w:w="0" w:type="auto"/>
+              <w:tblInd w:w="20" w:type="dxa"/>
+              <w:tblBorders>
+                <w:top w:val="single" w:sz="18" w:space="0" w:color="EEAB36"/>
+                <w:left w:val="none" w:sz="0" w:space="0" w:color="auto"/>
+                <w:bottom w:val="none" w:sz="0" w:space="0" w:color="auto"/>
+                <w:right w:val="none" w:sz="0" w:space="0" w:color="auto"/>
+                <w:insideH w:val="single" w:sz="18" w:space="0" w:color="EEAB36"/>
+                <w:insideV w:val="single" w:sz="18" w:space="0" w:color="EEAB36"/>
+              </w:tblBorders>
+              <w:shd w:val="clear" w:color="auto" w:fill="F2F8E8"/>
+              <w:tblLook w:val="04A0" w:firstRow="1" w:lastRow="0" w:firstColumn="1" w:lastColumn="0" w:noHBand="0" w:noVBand="1"/>
+            </w:tblPr>
+            <w:tblGrid>
+              <w:gridCol w:w="6523"/>
+            </w:tblGrid>
+            <w:tr>
+              <w:tc>
+                <w:tcPr>
+                  <w:tcW w:w="6523" w:type="dxa"/>
+                  <w:shd w:val="clear" w:color="auto" w:fill="FCF5E4"/>
+                </w:tcPr>
+                <w:p>
+                  <w:pPr>
+                    <w:rPr>
+                      <w:sz w:val="23"/>
+                      <w:szCs w:val="23"/>
+                    </w:rPr>
+                  </w:pPr>
+                  <w:r>
+                    <w:rPr>
+                      <w:sz w:val="23"/>
+                      <w:szCs w:val="23"/>
+                    </w:rPr>
+                    <w:t>A 'cashless society' is one where people use debit/credit cards and other forms of payment instead of cash. Do the advantages of a cashless society outweigh the disadvantages?</w:t>
+                  </w:r>
+                </w:p>
+              </w:tc>
+            </w:tr>
+          </w:tbl>
+          <w:p>
+            <w:pPr>
+              <w:pStyle w:val="SS3-115"/>
+              <w:spacing w:after="120"/>
+              <w:rPr>
+                <w:rFonts w:ascii="Source Sans 3 Medium" w:hAnsi="Source Sans 3 Medium"/>
+                <w:b/>
+                <w:bCs/>
+              </w:rPr>
+            </w:pPr>
+          </w:p>
+        </w:tc>
+      </w:tr>
+      <w:tr>
+        <w:tc>
+          <w:tcPr>
+            <w:tcW w:w="401" w:type="dxa"/>
+            <w:tcMar>
+              <w:left w:w="0" w:type="dxa"/>
+              <w:right w:w="0" w:type="dxa"/>
+            </w:tcMar>
+          </w:tcPr>
+          <w:tbl>
+            <w:tblPr>
+              <w:tblStyle w:val="CompactTable"/>
+              <w:tblW w:w="0" w:type="auto"/>
+              <w:tblBorders>
+                <w:top w:val="single" w:sz="18" w:space="0" w:color="BD986E"/>
+                <w:left w:val="single" w:sz="18" w:space="0" w:color="BD986E"/>
+                <w:bottom w:val="single" w:sz="18" w:space="0" w:color="BD986E"/>
+                <w:right w:val="single" w:sz="18" w:space="0" w:color="BD986E"/>
+                <w:insideH w:val="single" w:sz="18" w:space="0" w:color="BD986E"/>
+                <w:insideV w:val="single" w:sz="18" w:space="0" w:color="BD986E"/>
+              </w:tblBorders>
+              <w:tblLook w:val="04A0" w:firstRow="1" w:lastRow="0" w:firstColumn="1" w:lastColumn="0" w:noHBand="0" w:noVBand="1"/>
+            </w:tblPr>
+            <w:tblGrid>
+              <w:gridCol w:w="345"/>
+            </w:tblGrid>
+            <w:tr>
+              <w:tc>
+                <w:tcPr>
+                  <w:tcW w:w="385" w:type="dxa"/>
+                </w:tcPr>
+                <w:p>
+                  <w:pPr>
+                    <w:rPr>
+                      <w:b w:val="0"/>
+                      <w:bCs/>
+                      <w:szCs w:val="26"/>
+                      <w:bdr w:val="single" w:sz="12" w:space="0" w:color="FFFF00"/>
+                    </w:rPr>
+                  </w:pPr>
+                  <w:r>
+                    <w:rPr>
+                      <w:bCs/>
+                      <w:szCs w:val="26"/>
+                      <w:lang w:bidi="ar-SA"/>
+                    </w:rPr>
+                    <w:t>10</w:t>
+                  </w:r>
+                </w:p>
+              </w:tc>
+            </w:tr>
+          </w:tbl>
+          <w:p>
+            <w:pPr>
+              <w:rPr>
+                <w:bCs/>
+                <w:szCs w:val="26"/>
+              </w:rPr>
+            </w:pPr>
+          </w:p>
+        </w:tc>
+        <w:tc>
+          <w:tcPr>
+            <w:tcW w:w="10226" w:type="dxa"/>
+          </w:tcPr>
+          <w:p>
+            <w:pPr>
+              <w:pStyle w:val="SS3-115"/>
+              <w:spacing w:after="120"/>
+              <w:rPr>
+                <w:rFonts w:ascii="Source Sans 3 Medium" w:hAnsi="Source Sans 3 Medium"/>
+                <w:b/>
+                <w:bCs/>
+              </w:rPr>
+            </w:pPr>
+            <w:r>
+              <w:rPr>
+                <w:rFonts w:ascii="Source Sans 3 Medium" w:hAnsi="Source Sans 3 Medium"/>
+                <w:b/>
+                <w:bCs/>
+              </w:rPr>
+              <w:t>Match the main points (1 - 4) * with the supporting evidence (a-d).</w:t>
+            </w:r>
+          </w:p>
+          <w:p>
+            <w:pPr>
+              <w:pStyle w:val="SS3-115"/>
+              <w:rPr>
+                <w:rFonts w:ascii="Source Sans 3 Medium" w:hAnsi="Source Sans 3 Medium"/>
+                <w:b/>
+                <w:bCs/>
+              </w:rPr>
+            </w:pPr>
+            <w:r>
+              <w:rPr>
+                <w:rFonts w:ascii="Source Sans 3 Medium" w:hAnsi="Source Sans 3 Medium"/>
+                <w:b/>
+                <w:bCs/>
+              </w:rPr>
+              <w:t>Main points</w:t>
+            </w:r>
+          </w:p>
+          <w:p>
+            <w:pPr>
+              <w:pStyle w:val="NumList"/>
+              <w:numPr>
+                <w:ilvl w:val="0"/>
+                <w:numId w:val="45"/>
+              </w:numPr>
+            </w:pPr>
+            <w:r>
+              <w:t>Supermarkets are often in competition with each other.</w:t>
+            </w:r>
+          </w:p>
+          <w:p>
+            <w:pPr>
+              <w:pStyle w:val="NumList"/>
+              <w:numPr>
+                <w:ilvl w:val="0"/>
+                <w:numId w:val="41"/>
+              </w:numPr>
+            </w:pPr>
+            <w:r>
+              <w:t>Supermarkets keep increasing the range of services they offer.</w:t>
+            </w:r>
+          </w:p>
+          <w:p>
+            <w:pPr>
+              <w:pStyle w:val="NumList"/>
+              <w:numPr>
+                <w:ilvl w:val="0"/>
+                <w:numId w:val="41"/>
+              </w:numPr>
+            </w:pPr>
+            <w:r>
+              <w:t>Supermarket chains also offer online grocery shopping.</w:t>
+            </w:r>
+          </w:p>
+          <w:p>
+            <w:pPr>
+              <w:pStyle w:val="NumList"/>
+              <w:numPr>
+                <w:ilvl w:val="0"/>
+                <w:numId w:val="41"/>
+              </w:numPr>
+              <w:rPr>
+                <w:rFonts w:ascii="Source Sans 3 Medium" w:hAnsi="Source Sans 3 Medium"/>
+                <w:b/>
+                <w:bCs/>
+              </w:rPr>
+            </w:pPr>
+            <w:r>
+              <w:t>Shopping can be an enjoyable and social experience.</w:t>
+            </w:r>
+          </w:p>
+          <w:p>
+            <w:pPr>
+              <w:pStyle w:val="NumList"/>
+              <w:numPr>
+                <w:ilvl w:val="0"/>
+                <w:numId w:val="0"/>
+              </w:numPr>
+              <w:spacing w:before="120"/>
+              <w:rPr>
+                <w:rFonts w:ascii="Source Sans 3 Medium" w:hAnsi="Source Sans 3 Medium"/>
+                <w:b/>
+                <w:bCs/>
+              </w:rPr>
+            </w:pPr>
+            <w:r>
+              <w:rPr>
+                <w:rFonts w:ascii="Source Sans 3 Medium" w:hAnsi="Source Sans 3 Medium"/>
+                <w:b/>
+                <w:bCs/>
+              </w:rPr>
+              <w:t>Examples/evidence</w:t>
+            </w:r>
+          </w:p>
+          <w:p>
+            <w:pPr>
+              <w:pStyle w:val="SS3-115"/>
+              <w:numPr>
+                <w:ilvl w:val="0"/>
+                <w:numId w:val="46"/>
+              </w:numPr>
+              <w:rPr>
+                <w:rFonts w:ascii="Source Sans 3 Medium" w:hAnsi="Source Sans 3 Medium"/>
+              </w:rPr>
+            </w:pPr>
+            <w:r>
+              <w:rPr>
+                <w:rFonts w:ascii="Source Sans 3 Medium" w:hAnsi="Source Sans 3 Medium"/>
+              </w:rPr>
+              <w:t>You can sometimes get free delivery on some days of the week.</w:t>
+            </w:r>
+          </w:p>
+          <w:p>
+            <w:pPr>
+              <w:pStyle w:val="SS3-115"/>
+              <w:numPr>
+                <w:ilvl w:val="0"/>
+                <w:numId w:val="46"/>
+              </w:numPr>
+              <w:rPr>
+                <w:rFonts w:ascii="Source Sans 3 Medium" w:hAnsi="Source Sans 3 Medium"/>
+              </w:rPr>
+            </w:pPr>
+            <w:r>
+              <w:rPr>
+                <w:rFonts w:ascii="Source Sans 3 Medium" w:hAnsi="Source Sans 3 Medium"/>
+              </w:rPr>
+              <w:t xml:space="preserve">When I was a child, my mother enjoyed talking to shopkeepers and </w:t>
+            </w:r>
+            <w:proofErr w:type="spellStart"/>
+            <w:r>
+              <w:rPr>
+                <w:rFonts w:ascii="Source Sans 3 Medium" w:hAnsi="Source Sans 3 Medium"/>
+              </w:rPr>
+              <w:t>neighbours</w:t>
+            </w:r>
+            <w:proofErr w:type="spellEnd"/>
+            <w:r>
+              <w:rPr>
+                <w:rFonts w:ascii="Source Sans 3 Medium" w:hAnsi="Source Sans 3 Medium"/>
+              </w:rPr>
+              <w:t xml:space="preserve"> while she was shopping.</w:t>
+            </w:r>
+          </w:p>
+          <w:p>
+            <w:pPr>
+              <w:pStyle w:val="SS3-115"/>
+              <w:numPr>
+                <w:ilvl w:val="0"/>
+                <w:numId w:val="46"/>
+              </w:numPr>
+              <w:rPr>
+                <w:rFonts w:ascii="Source Sans 3 Medium" w:hAnsi="Source Sans 3 Medium"/>
+              </w:rPr>
+            </w:pPr>
+            <w:r>
+              <w:rPr>
+                <w:rFonts w:ascii="Source Sans 3 Medium" w:hAnsi="Source Sans 3 Medium"/>
+              </w:rPr>
+              <w:t>Some supermarkets will refund money if the same goods cost less at another supermarket.</w:t>
+            </w:r>
+          </w:p>
+          <w:p>
+            <w:pPr>
+              <w:pStyle w:val="SS3-115"/>
+              <w:numPr>
+                <w:ilvl w:val="0"/>
+                <w:numId w:val="46"/>
+              </w:numPr>
+              <w:spacing w:after="120"/>
+              <w:rPr>
+                <w:rFonts w:ascii="Source Sans 3 Medium" w:hAnsi="Source Sans 3 Medium"/>
+                <w:b/>
+                <w:bCs/>
+              </w:rPr>
+            </w:pPr>
+            <w:r>
+              <w:rPr>
+                <w:rFonts w:ascii="Source Sans 3 Medium" w:hAnsi="Source Sans 3 Medium"/>
+              </w:rPr>
+              <w:t>You can now buy insurance and foreign currency at large supermarkets.</w:t>
+            </w:r>
+          </w:p>
+        </w:tc>
+        <w:tc>
+          <w:tcPr>
+            <w:tcW w:w="3765" w:type="dxa"/>
+          </w:tcPr>
+          <w:tbl>
+            <w:tblPr>
+              <w:tblStyle w:val="NormalTable"/>
+              <w:tblW w:w="0" w:type="auto"/>
+              <w:tblBorders>
+                <w:top w:val="single" w:sz="18" w:space="0" w:color="E1AA6E"/>
+                <w:left w:val="single" w:sz="18" w:space="0" w:color="E1AA6E"/>
+                <w:bottom w:val="single" w:sz="18" w:space="0" w:color="E1AA6E"/>
+                <w:right w:val="single" w:sz="18" w:space="0" w:color="E1AA6E"/>
+                <w:insideH w:val="single" w:sz="18" w:space="0" w:color="E1AA6E"/>
+                <w:insideV w:val="single" w:sz="18" w:space="0" w:color="E1AA6E"/>
+              </w:tblBorders>
+              <w:shd w:val="clear" w:color="auto" w:fill="E7EAEF"/>
+              <w:tblLook w:val="04A0" w:firstRow="1" w:lastRow="0" w:firstColumn="1" w:lastColumn="0" w:noHBand="0" w:noVBand="1"/>
+            </w:tblPr>
+            <w:tblGrid>
+              <w:gridCol w:w="3435"/>
             </w:tblGrid>
             <w:tr>
               <w:tc>
                 <w:tcPr>
                   <w:tcW w:w="0" w:type="auto"/>
+                  <w:shd w:val="clear" w:color="auto" w:fill="FBF7EB"/>
                 </w:tcPr>
                 <w:p>
                   <w:pPr>
-                    <w:pStyle w:val="SS3-115"/>
-                    <w:rPr>
-                      <w:color w:val="101312"/>
-                      <w:spacing w:val="-2"/>
-                      <w:w w:val="105"/>
-                    </w:rPr>
-                  </w:pPr>
-                  <w:r>
-                    <w:t>fewer</w:t>
-                  </w:r>
-                </w:p>
-              </w:tc>
-              <w:tc>
-                <w:tcPr>
-                  <w:tcW w:w="0" w:type="auto"/>
-                </w:tcPr>
-                <w:p>
-                  <w:pPr>
-                    <w:pStyle w:val="SS3-115"/>
-                    <w:rPr>
-                      <w:color w:val="101312"/>
-                      <w:spacing w:val="-2"/>
-                      <w:w w:val="105"/>
-                    </w:rPr>
-                  </w:pPr>
-                  <w:r>
-                    <w:t>least</w:t>
-                  </w:r>
-                </w:p>
-              </w:tc>
-              <w:tc>
-                <w:tcPr>
-                  <w:tcW w:w="0" w:type="auto"/>
-                </w:tcPr>
-                <w:p>
-                  <w:pPr>
-                    <w:pStyle w:val="SS3-115"/>
-                    <w:rPr>
-                      <w:color w:val="101312"/>
-                      <w:spacing w:val="-2"/>
-                      <w:w w:val="105"/>
-                    </w:rPr>
-                  </w:pPr>
-                  <w:r>
-                    <w:t>less</w:t>
-                  </w:r>
-                </w:p>
-              </w:tc>
-              <w:tc>
-                <w:tcPr>
-                  <w:tcW w:w="0" w:type="auto"/>
-                </w:tcPr>
-                <w:p>
-                  <w:pPr>
-                    <w:pStyle w:val="SS3-115"/>
-                    <w:rPr>
-                      <w:color w:val="101312"/>
-                      <w:spacing w:val="-2"/>
-                      <w:w w:val="105"/>
-                    </w:rPr>
-                  </w:pPr>
-                  <w:r>
-                    <w:t>more</w:t>
-                  </w:r>
-                </w:p>
-              </w:tc>
-              <w:tc>
-                <w:tcPr>
-                  <w:tcW w:w="0" w:type="auto"/>
-                </w:tcPr>
-                <w:p>
-                  <w:pPr>
-                    <w:pStyle w:val="SS3-115"/>
-                    <w:rPr>
-                      <w:color w:val="101312"/>
-                      <w:spacing w:val="-2"/>
-                      <w:w w:val="105"/>
-                    </w:rPr>
-                  </w:pPr>
-                  <w:r>
-                    <w:t>most</w:t>
+                    <w:rPr>
+                      <w:noProof/>
+                      <w:sz w:val="21"/>
+                      <w:szCs w:val="21"/>
+                    </w:rPr>
+                  </w:pPr>
+                  <w:r>
+                    <w:rPr>
+                      <w:rFonts w:ascii="Cambria Math" w:hAnsi="Cambria Math" w:cs="Cambria Math"/>
+                      <w:color w:val="E1AA6E"/>
+                      <w:sz w:val="32"/>
+                      <w:szCs w:val="32"/>
+                    </w:rPr>
+                    <w:t>◉</w:t>
+                  </w:r>
+                  <w:r>
+                    <w:rPr>
+                      <w:color w:val="E9DB85"/>
+                      <w:sz w:val="32"/>
+                      <w:szCs w:val="32"/>
+                    </w:rPr>
+                    <w:t xml:space="preserve"> </w:t>
+                  </w:r>
+                  <w:r>
+                    <w:rPr>
+                      <w:sz w:val="21"/>
+                      <w:szCs w:val="21"/>
+                    </w:rPr>
+                    <w:t>To write a well-developed argument you need to include main points and examples which support them.</w:t>
                   </w:r>
                 </w:p>
               </w:tc>
@@ -7327,80 +8097,141 @@
           <w:p>
             <w:pPr>
               <w:pStyle w:val="SS3-115"/>
+              <w:spacing w:after="120"/>
+              <w:rPr>
+                <w:rFonts w:ascii="Source Sans 3 Medium" w:hAnsi="Source Sans 3 Medium"/>
+                <w:b/>
+                <w:bCs/>
+              </w:rPr>
+            </w:pPr>
+          </w:p>
+        </w:tc>
+      </w:tr>
+      <w:tr>
+        <w:tc>
+          <w:tcPr>
+            <w:tcW w:w="401" w:type="dxa"/>
+            <w:tcMar>
+              <w:left w:w="0" w:type="dxa"/>
+              <w:right w:w="0" w:type="dxa"/>
+            </w:tcMar>
+          </w:tcPr>
+          <w:tbl>
+            <w:tblPr>
+              <w:tblStyle w:val="CompactTable"/>
+              <w:tblW w:w="0" w:type="auto"/>
+              <w:tblBorders>
+                <w:top w:val="single" w:sz="18" w:space="0" w:color="BD986E"/>
+                <w:left w:val="single" w:sz="18" w:space="0" w:color="BD986E"/>
+                <w:bottom w:val="single" w:sz="18" w:space="0" w:color="BD986E"/>
+                <w:right w:val="single" w:sz="18" w:space="0" w:color="BD986E"/>
+                <w:insideH w:val="single" w:sz="18" w:space="0" w:color="BD986E"/>
+                <w:insideV w:val="single" w:sz="18" w:space="0" w:color="BD986E"/>
+              </w:tblBorders>
+              <w:tblLook w:val="04A0" w:firstRow="1" w:lastRow="0" w:firstColumn="1" w:lastColumn="0" w:noHBand="0" w:noVBand="1"/>
+            </w:tblPr>
+            <w:tblGrid>
+              <w:gridCol w:w="345"/>
+            </w:tblGrid>
+            <w:tr>
+              <w:tc>
+                <w:tcPr>
+                  <w:tcW w:w="385" w:type="dxa"/>
+                </w:tcPr>
+                <w:p>
+                  <w:pPr>
+                    <w:rPr>
+                      <w:b w:val="0"/>
+                      <w:bCs/>
+                      <w:szCs w:val="26"/>
+                      <w:bdr w:val="single" w:sz="12" w:space="0" w:color="FFFF00"/>
+                    </w:rPr>
+                  </w:pPr>
+                  <w:r>
+                    <w:rPr>
+                      <w:bCs/>
+                      <w:szCs w:val="26"/>
+                      <w:lang w:bidi="ar-SA"/>
+                    </w:rPr>
+                    <w:t>11</w:t>
+                  </w:r>
+                </w:p>
+              </w:tc>
+            </w:tr>
+          </w:tbl>
+          <w:p>
+            <w:pPr>
+              <w:rPr>
+                <w:bCs/>
+                <w:szCs w:val="26"/>
+              </w:rPr>
+            </w:pPr>
+          </w:p>
+        </w:tc>
+        <w:tc>
+          <w:tcPr>
+            <w:tcW w:w="13991" w:type="dxa"/>
+            <w:gridSpan w:val="2"/>
+          </w:tcPr>
+          <w:p>
+            <w:pPr>
+              <w:pStyle w:val="SS3-115"/>
+              <w:spacing w:after="120"/>
+              <w:rPr>
+                <w:rFonts w:ascii="Source Sans 3 Medium" w:hAnsi="Source Sans 3 Medium"/>
+                <w:b/>
+                <w:bCs/>
+              </w:rPr>
+            </w:pPr>
+            <w:r>
+              <w:rPr>
+                <w:rFonts w:ascii="Source Sans 3 Medium" w:hAnsi="Source Sans 3 Medium"/>
+                <w:b/>
+                <w:bCs/>
+              </w:rPr>
+              <w:t>Can you think of examples which support these main points?</w:t>
+            </w:r>
+          </w:p>
+          <w:p>
+            <w:pPr>
+              <w:pStyle w:val="NumList"/>
               <w:numPr>
                 <w:ilvl w:val="0"/>
-                <w:numId w:val="12"/>
+                <w:numId w:val="47"/>
               </w:numPr>
-              <w:spacing w:before="240"/>
-              <w:ind w:left="284" w:hanging="284"/>
-            </w:pPr>
-            <w:r>
-              <w:t>The ___ popular type of takeaway is Chinese.</w:t>
-            </w:r>
-          </w:p>
-          <w:p>
-            <w:pPr>
-              <w:pStyle w:val="SS3-115"/>
+            </w:pPr>
+            <w:r>
+              <w:t>Supermarkets provide jobs for local people.</w:t>
+            </w:r>
+          </w:p>
+          <w:p>
+            <w:pPr>
+              <w:pStyle w:val="NumList"/>
               <w:numPr>
                 <w:ilvl w:val="0"/>
-                <w:numId w:val="12"/>
+                <w:numId w:val="47"/>
               </w:numPr>
-              <w:ind w:left="284" w:hanging="284"/>
-            </w:pPr>
-            <w:r>
-              <w:t>The three ___ popular types are Mexican, Greek and Japanese.</w:t>
-            </w:r>
-          </w:p>
-          <w:p>
-            <w:pPr>
-              <w:pStyle w:val="SS3-115"/>
+            </w:pPr>
+            <w:r>
+              <w:t>Large supermarkets can offer a large choice of products.</w:t>
+            </w:r>
+          </w:p>
+          <w:p>
+            <w:pPr>
+              <w:pStyle w:val="NumList"/>
               <w:numPr>
                 <w:ilvl w:val="0"/>
-                <w:numId w:val="12"/>
+                <w:numId w:val="47"/>
               </w:numPr>
-              <w:ind w:left="284" w:hanging="284"/>
-            </w:pPr>
-            <w:r>
-              <w:t>Italian takeaways are slightly ___ popular than British takeaways.</w:t>
-            </w:r>
-          </w:p>
-          <w:p>
-            <w:pPr>
-              <w:pStyle w:val="SS3-115"/>
-              <w:numPr>
-                <w:ilvl w:val="0"/>
-                <w:numId w:val="12"/>
-              </w:numPr>
-              <w:ind w:left="284" w:hanging="284"/>
-            </w:pPr>
-            <w:r>
-              <w:t>Japanese food is ___ popular than Thai food.</w:t>
-            </w:r>
-          </w:p>
-          <w:p>
-            <w:pPr>
-              <w:pStyle w:val="SS3-115"/>
-              <w:numPr>
-                <w:ilvl w:val="0"/>
-                <w:numId w:val="12"/>
-              </w:numPr>
-              <w:ind w:left="284" w:hanging="284"/>
-            </w:pPr>
-            <w:r>
-              <w:t>___ people like Chinese food than Indian food.</w:t>
-            </w:r>
-          </w:p>
-          <w:p>
-            <w:pPr>
-              <w:pStyle w:val="SS3-115"/>
-              <w:numPr>
-                <w:ilvl w:val="0"/>
-                <w:numId w:val="12"/>
-              </w:numPr>
-              <w:ind w:left="284" w:hanging="284"/>
-            </w:pPr>
-            <w:r>
-              <w:t>___ people like Mexican food than Thai food.</w:t>
+              <w:rPr>
+                <w:rFonts w:ascii="Cambria Math" w:hAnsi="Cambria Math" w:cs="Cambria Math"/>
+                <w:color w:val="E1AA6E"/>
+                <w:sz w:val="32"/>
+                <w:szCs w:val="32"/>
+              </w:rPr>
+            </w:pPr>
+            <w:r>
+              <w:t>Some large supermarkets offer loyalty cards.</w:t>
             </w:r>
           </w:p>
         </w:tc>
@@ -7408,12 +8239,16 @@
     </w:tbl>
     <w:p>
       <w:pPr>
-        <w:pStyle w:val="SS3-115"/>
         <w:rPr>
-          <w:sz w:val="2"/>
-          <w:szCs w:val="2"/>
+          <w:rFonts w:ascii="Source Sans 3" w:hAnsi="Source Sans 3"/>
+          <w:sz w:val="23"/>
+          <w:szCs w:val="23"/>
+          <w:lang w:bidi="ar-SA"/>
         </w:rPr>
       </w:pPr>
+      <w:r>
+        <w:br w:type="page"/>
+      </w:r>
     </w:p>
     <w:tbl>
       <w:tblPr>
@@ -7430,7 +8265,7 @@
         <w:tblLook w:val="04A0" w:firstRow="1" w:lastRow="0" w:firstColumn="1" w:lastColumn="0" w:noHBand="0" w:noVBand="1"/>
       </w:tblPr>
       <w:tblGrid>
-        <w:gridCol w:w="6494"/>
+        <w:gridCol w:w="3055"/>
       </w:tblGrid>
       <w:tr>
         <w:tc>
@@ -7456,7 +8291,8 @@
                 <w:sz w:val="24"/>
                 <w:szCs w:val="24"/>
               </w:rPr>
-              <w:t>GRAMMAR FOCUS: COUNTABLE AND UNCOUNTABLE NOUNS</w:t>
+              <w:lastRenderedPageBreak/>
+              <w:t>STUDYING A MODEL ESSAY</w:t>
             </w:r>
           </w:p>
         </w:tc>
@@ -7541,7 +8377,7 @@
                       <w:szCs w:val="26"/>
                       <w:lang w:bidi="ar-SA"/>
                     </w:rPr>
-                    <w:t>06</w:t>
+                    <w:t>12</w:t>
                   </w:r>
                 </w:p>
               </w:tc>
@@ -7568,124 +8404,332 @@
             <w:pPr>
               <w:pStyle w:val="SS3-115"/>
               <w:spacing w:after="120"/>
-            </w:pPr>
-            <w:r>
               <w:rPr>
                 <w:rFonts w:ascii="Source Sans 3 Medium" w:hAnsi="Source Sans 3 Medium"/>
                 <w:b/>
                 <w:bCs/>
               </w:rPr>
-              <w:t>Choose the correct words to make true sentences</w:t>
-            </w:r>
+            </w:pPr>
             <w:r>
               <w:rPr>
                 <w:rFonts w:ascii="Source Sans 3 Medium" w:hAnsi="Source Sans 3 Medium"/>
                 <w:b/>
                 <w:bCs/>
               </w:rPr>
-              <w:t>.</w:t>
-            </w:r>
-          </w:p>
+              <w:t>Read the essay question and answer the questions below.</w:t>
+            </w:r>
+          </w:p>
+          <w:tbl>
+            <w:tblPr>
+              <w:tblStyle w:val="CommonTable"/>
+              <w:tblW w:w="0" w:type="auto"/>
+              <w:tblInd w:w="20" w:type="dxa"/>
+              <w:tblBorders>
+                <w:top w:val="single" w:sz="18" w:space="0" w:color="EEAB36"/>
+                <w:left w:val="none" w:sz="0" w:space="0" w:color="auto"/>
+                <w:bottom w:val="none" w:sz="0" w:space="0" w:color="auto"/>
+                <w:right w:val="none" w:sz="0" w:space="0" w:color="auto"/>
+                <w:insideH w:val="single" w:sz="18" w:space="0" w:color="EEAB36"/>
+                <w:insideV w:val="single" w:sz="18" w:space="0" w:color="EEAB36"/>
+              </w:tblBorders>
+              <w:shd w:val="clear" w:color="auto" w:fill="F2F8E8"/>
+              <w:tblLook w:val="04A0" w:firstRow="1" w:lastRow="0" w:firstColumn="1" w:lastColumn="0" w:noHBand="0" w:noVBand="1"/>
+            </w:tblPr>
+            <w:tblGrid>
+              <w:gridCol w:w="5941"/>
+            </w:tblGrid>
+            <w:tr>
+              <w:tc>
+                <w:tcPr>
+                  <w:tcW w:w="5941" w:type="dxa"/>
+                  <w:shd w:val="clear" w:color="auto" w:fill="FCF5E4"/>
+                </w:tcPr>
+                <w:p>
+                  <w:pPr>
+                    <w:rPr>
+                      <w:sz w:val="23"/>
+                      <w:szCs w:val="23"/>
+                    </w:rPr>
+                  </w:pPr>
+                  <w:r>
+                    <w:rPr>
+                      <w:sz w:val="23"/>
+                      <w:szCs w:val="23"/>
+                    </w:rPr>
+                    <w:t>Small, independent shops will have no place in the future. To what extent do you agree with this statement?</w:t>
+                  </w:r>
+                </w:p>
+              </w:tc>
+            </w:tr>
+          </w:tbl>
           <w:p>
             <w:pPr>
               <w:pStyle w:val="SS3-115"/>
             </w:pPr>
-            <w:r>
-              <w:rPr>
-                <w:i/>
-                <w:iCs/>
-              </w:rPr>
-              <w:t>More</w:t>
-            </w:r>
-            <w:r>
-              <w:t xml:space="preserve"> and </w:t>
-            </w:r>
-            <w:r>
-              <w:rPr>
-                <w:i/>
-                <w:iCs/>
-              </w:rPr>
-              <w:t>less</w:t>
-            </w:r>
-            <w:r>
-              <w:t xml:space="preserve"> are used with </w:t>
-            </w:r>
-            <w:r>
-              <w:rPr>
+          </w:p>
+          <w:p>
+            <w:pPr>
+              <w:pStyle w:val="SS3-115"/>
+              <w:jc w:val="center"/>
+              <w:rPr>
+                <w:rFonts w:ascii="Source Sans 3 Black" w:hAnsi="Source Sans 3 Black"/>
                 <w:b/>
                 <w:bCs/>
-              </w:rPr>
-              <w:t>countable</w:t>
-            </w:r>
-            <w:r>
-              <w:t xml:space="preserve"> </w:t>
-            </w:r>
-            <w:r>
-              <w:t xml:space="preserve">/ </w:t>
-            </w:r>
-            <w:r>
-              <w:rPr>
+                <w:color w:val="FFFFFF" w:themeColor="background1"/>
+                <w:spacing w:val="-2"/>
+                <w:w w:val="105"/>
+                <w:sz w:val="40"/>
+                <w:szCs w:val="40"/>
+                <w:shd w:val="clear" w:color="auto" w:fill="F5CD5B"/>
+              </w:rPr>
+            </w:pPr>
+            <w:r>
+              <w:rPr>
+                <w:rFonts w:ascii="Source Sans 3 Black" w:hAnsi="Source Sans 3 Black"/>
                 <w:b/>
                 <w:bCs/>
-              </w:rPr>
-              <w:t>uncountable</w:t>
-            </w:r>
-            <w:r>
-              <w:t xml:space="preserve"> nouns</w:t>
-            </w:r>
-            <w:r>
-              <w:t>.</w:t>
-            </w:r>
-          </w:p>
+                <w:color w:val="FFFFFF" w:themeColor="background1"/>
+                <w:spacing w:val="-2"/>
+                <w:w w:val="105"/>
+                <w:sz w:val="40"/>
+                <w:szCs w:val="40"/>
+                <w:shd w:val="clear" w:color="auto" w:fill="F28212"/>
+              </w:rPr>
+              <w:t>MODEL ANSWER</w:t>
+            </w:r>
+          </w:p>
+          <w:tbl>
+            <w:tblPr>
+              <w:tblStyle w:val="NormalTable"/>
+              <w:tblW w:w="5954" w:type="dxa"/>
+              <w:jc w:val="center"/>
+              <w:tblBorders>
+                <w:top w:val="single" w:sz="36" w:space="0" w:color="F28212"/>
+                <w:left w:val="single" w:sz="36" w:space="0" w:color="F28212"/>
+                <w:bottom w:val="single" w:sz="36" w:space="0" w:color="F28212"/>
+                <w:right w:val="single" w:sz="36" w:space="0" w:color="F28212"/>
+                <w:insideH w:val="single" w:sz="36" w:space="0" w:color="F28212"/>
+                <w:insideV w:val="single" w:sz="36" w:space="0" w:color="F28212"/>
+              </w:tblBorders>
+              <w:shd w:val="clear" w:color="auto" w:fill="E7EAEF"/>
+              <w:tblLook w:val="04A0" w:firstRow="1" w:lastRow="0" w:firstColumn="1" w:lastColumn="0" w:noHBand="0" w:noVBand="1"/>
+            </w:tblPr>
+            <w:tblGrid>
+              <w:gridCol w:w="5954"/>
+            </w:tblGrid>
+            <w:tr>
+              <w:trPr>
+                <w:jc w:val="center"/>
+              </w:trPr>
+              <w:tc>
+                <w:tcPr>
+                  <w:tcW w:w="5954" w:type="dxa"/>
+                  <w:shd w:val="clear" w:color="auto" w:fill="FEFEFE"/>
+                </w:tcPr>
+                <w:p>
+                  <w:pPr>
+                    <w:rPr>
+                      <w:sz w:val="21"/>
+                      <w:szCs w:val="21"/>
+                    </w:rPr>
+                  </w:pPr>
+                  <w:r>
+                    <w:rPr>
+                      <w:sz w:val="21"/>
+                      <w:szCs w:val="21"/>
+                    </w:rPr>
+                    <w:t>Many people now do most of their shopping online or in large supermarkets. Many small, family-run shops do not have enough customers to survive. Some people believe that this is going to happen more and more in the future. However, my view is that there will always be a place for smaller shops.</w:t>
+                  </w:r>
+                </w:p>
+                <w:p>
+                  <w:pPr>
+                    <w:rPr>
+                      <w:sz w:val="21"/>
+                      <w:szCs w:val="21"/>
+                    </w:rPr>
+                  </w:pPr>
+                  <w:r>
+                    <w:rPr>
+                      <w:sz w:val="21"/>
+                      <w:szCs w:val="21"/>
+                    </w:rPr>
+                    <w:t xml:space="preserve">There are many disadvantages to shopping online. Sometimes you have to wait for delivery for several days and sometimes the goods are not what you want. I often have to return clothes and other items because the size or </w:t>
+                  </w:r>
+                  <w:proofErr w:type="spellStart"/>
+                  <w:r>
+                    <w:rPr>
+                      <w:sz w:val="21"/>
+                      <w:szCs w:val="21"/>
+                    </w:rPr>
+                    <w:t>colour</w:t>
+                  </w:r>
+                  <w:proofErr w:type="spellEnd"/>
+                  <w:r>
+                    <w:rPr>
+                      <w:sz w:val="21"/>
+                      <w:szCs w:val="21"/>
+                    </w:rPr>
+                    <w:t xml:space="preserve"> is wrong for me. Supermarkets, too, have their drawbacks. The goods are all the same everywhere. For example, if you buy a coat from a supermarket, you will probably meet other people with exactly the same one.</w:t>
+                  </w:r>
+                </w:p>
+                <w:p>
+                  <w:pPr>
+                    <w:rPr>
+                      <w:sz w:val="21"/>
+                      <w:szCs w:val="21"/>
+                    </w:rPr>
+                  </w:pPr>
+                  <w:r>
+                    <w:rPr>
+                      <w:sz w:val="21"/>
+                      <w:szCs w:val="21"/>
+                    </w:rPr>
+                    <w:t xml:space="preserve">Small, independent shops are more interesting places to shop. You can find unique items which other people will admire. I have a friend who collects antiques and he finds them in local shops, not supermarkets or websites. Some small shops </w:t>
+                  </w:r>
+                  <w:proofErr w:type="spellStart"/>
+                  <w:r>
+                    <w:rPr>
+                      <w:sz w:val="21"/>
+                      <w:szCs w:val="21"/>
+                    </w:rPr>
+                    <w:t>specialise</w:t>
+                  </w:r>
+                  <w:proofErr w:type="spellEnd"/>
+                  <w:r>
+                    <w:rPr>
+                      <w:sz w:val="21"/>
+                      <w:szCs w:val="21"/>
+                    </w:rPr>
+                    <w:t xml:space="preserve"> in one area, which is very useful. For instance, in music shops, the staff are very knowledgeable about music and instruments. You can get advice about what to buy. Finally, small, local shops give character to a town. In my parents' village there are a few shops selling boating equipment, which suits the place as it is near the sea.</w:t>
+                  </w:r>
+                </w:p>
+                <w:p>
+                  <w:pPr>
+                    <w:rPr>
+                      <w:noProof/>
+                      <w:sz w:val="21"/>
+                      <w:szCs w:val="21"/>
+                    </w:rPr>
+                  </w:pPr>
+                  <w:r>
+                    <w:rPr>
+                      <w:sz w:val="21"/>
+                      <w:szCs w:val="21"/>
+                    </w:rPr>
+                    <w:t>I strongly believe that there will always be a place for small shops. However, the owners will need to make sure they sell different things from the supermarkets and keep their shops interesting.</w:t>
+                  </w:r>
+                </w:p>
+              </w:tc>
+            </w:tr>
+          </w:tbl>
+          <w:p>
+            <w:pPr>
+              <w:pStyle w:val="NumList"/>
+              <w:numPr>
+                <w:ilvl w:val="0"/>
+                <w:numId w:val="48"/>
+              </w:numPr>
+            </w:pPr>
+            <w:r>
+              <w:t>Do you agree or disagree?</w:t>
+            </w:r>
+          </w:p>
+          <w:p>
+            <w:pPr>
+              <w:pStyle w:val="NumList"/>
+              <w:numPr>
+                <w:ilvl w:val="0"/>
+                <w:numId w:val="48"/>
+              </w:numPr>
+            </w:pPr>
+            <w:r>
+              <w:t>Note down a few points which support your opinion.</w:t>
+            </w:r>
+          </w:p>
+        </w:tc>
+      </w:tr>
+      <w:tr>
+        <w:tc>
+          <w:tcPr>
+            <w:tcW w:w="421" w:type="dxa"/>
+            <w:tcMar>
+              <w:left w:w="0" w:type="dxa"/>
+              <w:right w:w="0" w:type="dxa"/>
+            </w:tcMar>
+          </w:tcPr>
+          <w:tbl>
+            <w:tblPr>
+              <w:tblStyle w:val="CompactTable"/>
+              <w:tblW w:w="0" w:type="auto"/>
+              <w:tblBorders>
+                <w:top w:val="single" w:sz="18" w:space="0" w:color="B26C43"/>
+                <w:left w:val="single" w:sz="18" w:space="0" w:color="B26C43"/>
+                <w:bottom w:val="single" w:sz="18" w:space="0" w:color="B26C43"/>
+                <w:right w:val="single" w:sz="18" w:space="0" w:color="B26C43"/>
+                <w:insideH w:val="single" w:sz="18" w:space="0" w:color="B26C43"/>
+                <w:insideV w:val="single" w:sz="18" w:space="0" w:color="B26C43"/>
+              </w:tblBorders>
+              <w:tblLook w:val="04A0" w:firstRow="1" w:lastRow="0" w:firstColumn="1" w:lastColumn="0" w:noHBand="0" w:noVBand="1"/>
+            </w:tblPr>
+            <w:tblGrid>
+              <w:gridCol w:w="365"/>
+            </w:tblGrid>
+            <w:tr>
+              <w:tc>
+                <w:tcPr>
+                  <w:tcW w:w="385" w:type="dxa"/>
+                </w:tcPr>
+                <w:p>
+                  <w:pPr>
+                    <w:rPr>
+                      <w:b w:val="0"/>
+                      <w:bCs/>
+                      <w:szCs w:val="26"/>
+                      <w:bdr w:val="single" w:sz="12" w:space="0" w:color="FFFF00"/>
+                    </w:rPr>
+                  </w:pPr>
+                  <w:r>
+                    <w:rPr>
+                      <w:bCs/>
+                      <w:szCs w:val="26"/>
+                      <w:lang w:bidi="ar-SA"/>
+                    </w:rPr>
+                    <w:t>13</w:t>
+                  </w:r>
+                </w:p>
+              </w:tc>
+            </w:tr>
+          </w:tbl>
+          <w:p>
+            <w:pPr>
+              <w:rPr>
+                <w:bCs/>
+                <w:szCs w:val="26"/>
+              </w:rPr>
+            </w:pPr>
+          </w:p>
+        </w:tc>
+        <w:tc>
+          <w:tcPr>
+            <w:tcW w:w="13971" w:type="dxa"/>
+          </w:tcPr>
           <w:p>
             <w:pPr>
               <w:pStyle w:val="SS3-115"/>
-            </w:pPr>
-            <w:r>
-              <w:rPr>
-                <w:i/>
-                <w:iCs/>
-              </w:rPr>
-              <w:t>More</w:t>
-            </w:r>
-            <w:r>
-              <w:t xml:space="preserve"> and </w:t>
-            </w:r>
-            <w:r>
-              <w:rPr>
-                <w:i/>
-                <w:iCs/>
-              </w:rPr>
-              <w:t>fewer</w:t>
-            </w:r>
-            <w:r>
-              <w:t xml:space="preserve"> are used with </w:t>
-            </w:r>
-            <w:r>
-              <w:rPr>
+              <w:spacing w:after="120"/>
+              <w:rPr>
+                <w:rFonts w:ascii="Source Sans 3 Medium" w:hAnsi="Source Sans 3 Medium"/>
                 <w:b/>
                 <w:bCs/>
               </w:rPr>
-              <w:t>countable</w:t>
-            </w:r>
-            <w:r>
-              <w:t xml:space="preserve"> </w:t>
-            </w:r>
-            <w:r>
-              <w:t xml:space="preserve">/ </w:t>
-            </w:r>
-            <w:r>
-              <w:rPr>
+            </w:pPr>
+            <w:r>
+              <w:rPr>
+                <w:rFonts w:ascii="Source Sans 3 Medium" w:hAnsi="Source Sans 3 Medium"/>
                 <w:b/>
                 <w:bCs/>
               </w:rPr>
-              <w:t>uncountable</w:t>
-            </w:r>
-            <w:r>
-              <w:t xml:space="preserve"> nouns</w:t>
-            </w:r>
-            <w:r>
-              <w:t>.</w:t>
+              <w:t>Read the essay. Were any of your points made?</w:t>
             </w:r>
           </w:p>
         </w:tc>
@@ -7753,7 +8797,7 @@
                       <w:lang w:bidi="ar-SA"/>
                     </w:rPr>
                     <w:lastRenderedPageBreak/>
-                    <w:t>07</w:t>
+                    <w:t>14</w:t>
                   </w:r>
                 </w:p>
               </w:tc>
@@ -7783,7 +8827,7 @@
                 <w:b/>
                 <w:bCs/>
               </w:rPr>
-              <w:t>Put the nouns into the correct column.</w:t>
+              <w:t>Complete the essay plan.</w:t>
             </w:r>
           </w:p>
           <w:tbl>
@@ -7793,63 +8837,46 @@
               <w:tblInd w:w="23" w:type="dxa"/>
               <w:tblBorders>
                 <w:top w:val="single" w:sz="18" w:space="0" w:color="E49D38"/>
-                <w:left w:val="single" w:sz="18" w:space="0" w:color="E49D38"/>
-                <w:bottom w:val="single" w:sz="18" w:space="0" w:color="E49D38"/>
-                <w:right w:val="single" w:sz="18" w:space="0" w:color="E49D38"/>
-                <w:insideH w:val="none" w:sz="0" w:space="0" w:color="auto"/>
-                <w:insideV w:val="none" w:sz="0" w:space="0" w:color="auto"/>
+                <w:left w:val="none" w:sz="0" w:space="0" w:color="auto"/>
+                <w:bottom w:val="none" w:sz="0" w:space="0" w:color="auto"/>
+                <w:right w:val="none" w:sz="0" w:space="0" w:color="auto"/>
+                <w:insideH w:val="single" w:sz="6" w:space="0" w:color="E49D38"/>
+                <w:insideV w:val="single" w:sz="6" w:space="0" w:color="E49D38"/>
               </w:tblBorders>
+              <w:shd w:val="clear" w:color="auto" w:fill="E1DFEA"/>
               <w:tblLook w:val="04A0" w:firstRow="1" w:lastRow="0" w:firstColumn="1" w:lastColumn="0" w:noHBand="0" w:noVBand="1"/>
             </w:tblPr>
             <w:tblGrid>
-              <w:gridCol w:w="1276"/>
-              <w:gridCol w:w="867"/>
-              <w:gridCol w:w="733"/>
-              <w:gridCol w:w="1031"/>
-              <w:gridCol w:w="1549"/>
-              <w:gridCol w:w="750"/>
+              <w:gridCol w:w="7633"/>
             </w:tblGrid>
             <w:tr>
               <w:tc>
                 <w:tcPr>
                   <w:tcW w:w="0" w:type="auto"/>
+                  <w:shd w:val="clear" w:color="auto" w:fill="E1DFEA"/>
                 </w:tcPr>
                 <w:p>
                   <w:pPr>
                     <w:pStyle w:val="SS3-115"/>
                     <w:rPr>
+                      <w:b/>
+                      <w:bCs/>
                       <w:color w:val="101312"/>
                       <w:spacing w:val="-2"/>
                       <w:w w:val="105"/>
                     </w:rPr>
                   </w:pPr>
                   <w:r>
-                    <w:t>restaurant</w:t>
-                  </w:r>
-                </w:p>
-              </w:tc>
-              <w:tc>
-                <w:tcPr>
-                  <w:tcW w:w="0" w:type="auto"/>
-                </w:tcPr>
-                <w:p>
-                  <w:pPr>
-                    <w:pStyle w:val="SS3-115"/>
-                    <w:rPr>
+                    <w:rPr>
+                      <w:b/>
+                      <w:bCs/>
                       <w:color w:val="101312"/>
                       <w:spacing w:val="-2"/>
                       <w:w w:val="105"/>
                     </w:rPr>
-                  </w:pPr>
-                  <w:r>
-                    <w:t>coffee</w:t>
-                  </w:r>
-                </w:p>
-              </w:tc>
-              <w:tc>
-                <w:tcPr>
-                  <w:tcW w:w="0" w:type="auto"/>
-                </w:tcPr>
+                    <w:t>PARAGRAPH 1: Introduction</w:t>
+                  </w:r>
+                </w:p>
                 <w:p>
                   <w:pPr>
                     <w:pStyle w:val="SS3-115"/>
@@ -7860,32 +8887,14 @@
                     </w:rPr>
                   </w:pPr>
                   <w:r>
-                    <w:t>farm</w:t>
-                  </w:r>
-                </w:p>
-              </w:tc>
-              <w:tc>
-                <w:tcPr>
-                  <w:tcW w:w="0" w:type="auto"/>
-                </w:tcPr>
-                <w:p>
-                  <w:pPr>
-                    <w:pStyle w:val="SS3-115"/>
                     <w:rPr>
                       <w:color w:val="101312"/>
                       <w:spacing w:val="-2"/>
                       <w:w w:val="105"/>
                     </w:rPr>
-                  </w:pPr>
-                  <w:r>
-                    <w:t>country</w:t>
-                  </w:r>
-                </w:p>
-              </w:tc>
-              <w:tc>
-                <w:tcPr>
-                  <w:tcW w:w="0" w:type="auto"/>
-                </w:tcPr>
+                    <w:t>Current situation</w:t>
+                  </w:r>
+                </w:p>
                 <w:p>
                   <w:pPr>
                     <w:pStyle w:val="SS3-115"/>
@@ -7896,30 +8905,12 @@
                     </w:rPr>
                   </w:pPr>
                   <w:r>
-                    <w:t>home</w:t>
-                  </w:r>
-                </w:p>
-              </w:tc>
-              <w:tc>
-                <w:tcPr>
-                  <w:tcW w:w="0" w:type="auto"/>
-                </w:tcPr>
-                <w:p>
-                  <w:pPr>
-                    <w:pStyle w:val="SS3-115"/>
                     <w:rPr>
                       <w:color w:val="101312"/>
                       <w:spacing w:val="-2"/>
                       <w:w w:val="105"/>
                     </w:rPr>
-                  </w:pPr>
-                  <w:r>
-                    <w:rPr>
-                      <w:color w:val="101312"/>
-                      <w:spacing w:val="-2"/>
-                      <w:w w:val="105"/>
-                    </w:rPr>
-                    <w:t>land</w:t>
+                    <w:t>Opinion</w:t>
                   </w:r>
                 </w:p>
               </w:tc>
@@ -7928,154 +8919,100 @@
               <w:tc>
                 <w:tcPr>
                   <w:tcW w:w="0" w:type="auto"/>
+                  <w:shd w:val="clear" w:color="auto" w:fill="E1DFEA"/>
                 </w:tcPr>
                 <w:p>
                   <w:pPr>
                     <w:pStyle w:val="SS3-115"/>
-                  </w:pPr>
-                  <w:r>
-                    <w:t>language</w:t>
-                  </w:r>
-                </w:p>
-              </w:tc>
-              <w:tc>
-                <w:tcPr>
-                  <w:tcW w:w="0" w:type="auto"/>
-                </w:tcPr>
+                    <w:rPr>
+                      <w:b/>
+                      <w:bCs/>
+                      <w:color w:val="101312"/>
+                      <w:spacing w:val="-2"/>
+                      <w:w w:val="105"/>
+                    </w:rPr>
+                  </w:pPr>
+                  <w:r>
+                    <w:rPr>
+                      <w:b/>
+                      <w:bCs/>
+                      <w:color w:val="101312"/>
+                      <w:spacing w:val="-2"/>
+                      <w:w w:val="105"/>
+                    </w:rPr>
+                    <w:t>PARAGRAPH 2</w:t>
+                  </w:r>
+                </w:p>
                 <w:p>
                   <w:pPr>
                     <w:pStyle w:val="SS3-115"/>
-                  </w:pPr>
-                  <w:r>
-                    <w:t>meat</w:t>
-                  </w:r>
-                </w:p>
-              </w:tc>
-              <w:tc>
-                <w:tcPr>
-                  <w:tcW w:w="0" w:type="auto"/>
-                </w:tcPr>
+                    <w:rPr>
+                      <w:color w:val="101312"/>
+                      <w:spacing w:val="-2"/>
+                      <w:w w:val="105"/>
+                    </w:rPr>
+                  </w:pPr>
+                  <w:r>
+                    <w:rPr>
+                      <w:color w:val="101312"/>
+                      <w:spacing w:val="-2"/>
+                      <w:w w:val="105"/>
+                    </w:rPr>
+                    <w:t>Main idea 1: There are disadvantages to shopping online</w:t>
+                  </w:r>
+                </w:p>
                 <w:p>
                   <w:pPr>
                     <w:pStyle w:val="SS3-115"/>
-                  </w:pPr>
-                  <w:r>
-                    <w:t>oil</w:t>
-                  </w:r>
-                </w:p>
-              </w:tc>
-              <w:tc>
-                <w:tcPr>
-                  <w:tcW w:w="0" w:type="auto"/>
-                </w:tcPr>
+                    <w:rPr>
+                      <w:color w:val="101312"/>
+                      <w:spacing w:val="-2"/>
+                      <w:w w:val="105"/>
+                    </w:rPr>
+                  </w:pPr>
+                  <w:r>
+                    <w:rPr>
+                      <w:color w:val="101312"/>
+                      <w:spacing w:val="-2"/>
+                      <w:w w:val="105"/>
+                    </w:rPr>
+                    <w:t>Supporting evidence: Wait for delivery, goods not what you want</w:t>
+                  </w:r>
+                </w:p>
                 <w:p>
                   <w:pPr>
                     <w:pStyle w:val="SS3-115"/>
-                  </w:pPr>
-                  <w:r>
-                    <w:t>person</w:t>
-                  </w:r>
-                </w:p>
-              </w:tc>
-              <w:tc>
-                <w:tcPr>
-                  <w:tcW w:w="0" w:type="auto"/>
-                </w:tcPr>
+                    <w:rPr>
+                      <w:color w:val="101312"/>
+                      <w:spacing w:val="-2"/>
+                      <w:w w:val="105"/>
+                    </w:rPr>
+                  </w:pPr>
+                  <w:r>
+                    <w:rPr>
+                      <w:color w:val="101312"/>
+                      <w:spacing w:val="-2"/>
+                      <w:w w:val="105"/>
+                    </w:rPr>
+                    <w:t>Main idea 2: Supermarkets have drawbacks</w:t>
+                  </w:r>
+                </w:p>
                 <w:p>
                   <w:pPr>
                     <w:pStyle w:val="SS3-115"/>
-                  </w:pPr>
-                  <w:r>
-                    <w:t>home animal</w:t>
-                  </w:r>
-                </w:p>
-              </w:tc>
-              <w:tc>
-                <w:tcPr>
-                  <w:tcW w:w="0" w:type="auto"/>
-                </w:tcPr>
-                <w:p>
-                  <w:pPr>
-                    <w:pStyle w:val="SS3-115"/>
-                  </w:pPr>
-                  <w:r>
-                    <w:t>sand</w:t>
-                  </w:r>
-                </w:p>
-              </w:tc>
-            </w:tr>
-          </w:tbl>
-          <w:p>
-            <w:pPr>
-              <w:pStyle w:val="SS3-115"/>
-              <w:rPr>
-                <w:sz w:val="12"/>
-                <w:szCs w:val="12"/>
-              </w:rPr>
-            </w:pPr>
-          </w:p>
-          <w:tbl>
-            <w:tblPr>
-              <w:tblStyle w:val="CommonTable"/>
-              <w:tblW w:w="0" w:type="auto"/>
-              <w:tblInd w:w="23" w:type="dxa"/>
-              <w:tblBorders>
-                <w:top w:val="single" w:sz="18" w:space="0" w:color="D1A45C"/>
-                <w:left w:val="none" w:sz="0" w:space="0" w:color="auto"/>
-                <w:bottom w:val="none" w:sz="0" w:space="0" w:color="auto"/>
-                <w:right w:val="none" w:sz="0" w:space="0" w:color="auto"/>
-                <w:insideH w:val="single" w:sz="6" w:space="0" w:color="D1A45C"/>
-                <w:insideV w:val="single" w:sz="6" w:space="0" w:color="D1A45C"/>
-              </w:tblBorders>
-              <w:shd w:val="clear" w:color="auto" w:fill="DCDFE4"/>
-              <w:tblLook w:val="04A0" w:firstRow="1" w:lastRow="0" w:firstColumn="1" w:lastColumn="0" w:noHBand="0" w:noVBand="1"/>
-            </w:tblPr>
-            <w:tblGrid>
-              <w:gridCol w:w="1817"/>
-              <w:gridCol w:w="1985"/>
-            </w:tblGrid>
-            <w:tr>
-              <w:tc>
-                <w:tcPr>
-                  <w:tcW w:w="1817" w:type="dxa"/>
-                  <w:shd w:val="clear" w:color="auto" w:fill="DCDFE4"/>
-                  <w:vAlign w:val="center"/>
-                </w:tcPr>
-                <w:p>
-                  <w:pPr>
-                    <w:pStyle w:val="SS3M-115"/>
-                    <w:jc w:val="center"/>
-                    <w:rPr>
-                      <w:rFonts w:ascii="Source Sans 3" w:hAnsi="Source Sans 3"/>
-                    </w:rPr>
-                  </w:pPr>
-                  <w:r>
-                    <w:rPr>
-                      <w:rFonts w:ascii="Source Sans 3" w:hAnsi="Source Sans 3"/>
-                    </w:rPr>
-                    <w:t>Countable</w:t>
-                  </w:r>
-                </w:p>
-              </w:tc>
-              <w:tc>
-                <w:tcPr>
-                  <w:tcW w:w="1985" w:type="dxa"/>
-                  <w:shd w:val="clear" w:color="auto" w:fill="DCDFE4"/>
-                  <w:vAlign w:val="center"/>
-                </w:tcPr>
-                <w:p>
-                  <w:pPr>
-                    <w:pStyle w:val="SS3M-115"/>
-                    <w:jc w:val="center"/>
-                    <w:rPr>
-                      <w:rFonts w:ascii="Source Sans 3" w:hAnsi="Source Sans 3"/>
-                    </w:rPr>
-                  </w:pPr>
-                  <w:r>
-                    <w:rPr>
-                      <w:rFonts w:ascii="Source Sans 3" w:hAnsi="Source Sans 3"/>
-                    </w:rPr>
-                    <w:t>Uncountable</w:t>
+                    <w:rPr>
+                      <w:color w:val="101312"/>
+                      <w:spacing w:val="-2"/>
+                      <w:w w:val="105"/>
+                    </w:rPr>
+                  </w:pPr>
+                  <w:r>
+                    <w:rPr>
+                      <w:color w:val="101312"/>
+                      <w:spacing w:val="-2"/>
+                      <w:w w:val="105"/>
+                    </w:rPr>
+                    <w:t>Supporting evidence: a)</w:t>
                   </w:r>
                 </w:p>
               </w:tc>
@@ -8083,170 +9020,209 @@
             <w:tr>
               <w:tc>
                 <w:tcPr>
-                  <w:tcW w:w="1817" w:type="dxa"/>
-                  <w:shd w:val="clear" w:color="auto" w:fill="DCDFE4"/>
+                  <w:tcW w:w="0" w:type="auto"/>
+                  <w:shd w:val="clear" w:color="auto" w:fill="E1DFEA"/>
                 </w:tcPr>
                 <w:p>
                   <w:pPr>
                     <w:pStyle w:val="SS3-115"/>
                     <w:rPr>
-                      <w:rFonts w:ascii="Source Sans 3 Medium" w:hAnsi="Source Sans 3 Medium"/>
                       <w:b/>
                       <w:bCs/>
-                    </w:rPr>
-                  </w:pPr>
-                </w:p>
-              </w:tc>
-              <w:tc>
-                <w:tcPr>
-                  <w:tcW w:w="1985" w:type="dxa"/>
-                  <w:shd w:val="clear" w:color="auto" w:fill="DCDFE4"/>
-                </w:tcPr>
-                <w:p>
-                  <w:pPr>
-                    <w:pStyle w:val="SS3-115"/>
-                    <w:rPr>
-                      <w:rFonts w:ascii="Source Sans 3 Medium" w:hAnsi="Source Sans 3 Medium"/>
+                      <w:color w:val="101312"/>
+                      <w:spacing w:val="-2"/>
+                      <w:w w:val="105"/>
+                    </w:rPr>
+                  </w:pPr>
+                  <w:r>
+                    <w:rPr>
                       <w:b/>
                       <w:bCs/>
-                    </w:rPr>
-                  </w:pPr>
+                      <w:color w:val="101312"/>
+                      <w:spacing w:val="-2"/>
+                      <w:w w:val="105"/>
+                    </w:rPr>
+                    <w:t>PARAGRAPH 3</w:t>
+                  </w:r>
+                </w:p>
+                <w:p>
+                  <w:pPr>
+                    <w:pStyle w:val="SS3-115"/>
+                    <w:rPr>
+                      <w:color w:val="101312"/>
+                      <w:spacing w:val="-2"/>
+                      <w:w w:val="105"/>
+                    </w:rPr>
+                  </w:pPr>
+                  <w:r>
+                    <w:rPr>
+                      <w:color w:val="101312"/>
+                      <w:spacing w:val="-2"/>
+                      <w:w w:val="105"/>
+                    </w:rPr>
+                    <w:t>Main idea 1: Small shops are interesting</w:t>
+                  </w:r>
+                </w:p>
+                <w:p>
+                  <w:pPr>
+                    <w:pStyle w:val="SS3-115"/>
+                    <w:rPr>
+                      <w:color w:val="101312"/>
+                      <w:spacing w:val="-2"/>
+                      <w:w w:val="105"/>
+                    </w:rPr>
+                  </w:pPr>
+                  <w:r>
+                    <w:rPr>
+                      <w:color w:val="101312"/>
+                      <w:spacing w:val="-2"/>
+                      <w:w w:val="105"/>
+                    </w:rPr>
+                    <w:t>Supporting evidence: b)</w:t>
+                  </w:r>
+                </w:p>
+                <w:p>
+                  <w:pPr>
+                    <w:pStyle w:val="SS3-115"/>
+                    <w:rPr>
+                      <w:color w:val="101312"/>
+                      <w:spacing w:val="-2"/>
+                      <w:w w:val="105"/>
+                    </w:rPr>
+                  </w:pPr>
+                  <w:r>
+                    <w:rPr>
+                      <w:color w:val="101312"/>
+                      <w:spacing w:val="-2"/>
+                      <w:w w:val="105"/>
+                    </w:rPr>
+                    <w:t xml:space="preserve">Main idea 2: Small shops </w:t>
+                  </w:r>
+                  <w:proofErr w:type="spellStart"/>
+                  <w:r>
+                    <w:rPr>
+                      <w:color w:val="101312"/>
+                      <w:spacing w:val="-2"/>
+                      <w:w w:val="105"/>
+                    </w:rPr>
+                    <w:t>specialise</w:t>
+                  </w:r>
+                  <w:proofErr w:type="spellEnd"/>
+                </w:p>
+                <w:p>
+                  <w:pPr>
+                    <w:pStyle w:val="SS3-115"/>
+                    <w:rPr>
+                      <w:color w:val="101312"/>
+                      <w:spacing w:val="-2"/>
+                      <w:w w:val="105"/>
+                    </w:rPr>
+                  </w:pPr>
+                  <w:r>
+                    <w:rPr>
+                      <w:color w:val="101312"/>
+                      <w:spacing w:val="-2"/>
+                      <w:w w:val="105"/>
+                    </w:rPr>
+                    <w:t>Supporting evidence: c)</w:t>
+                  </w:r>
+                </w:p>
+                <w:p>
+                  <w:pPr>
+                    <w:pStyle w:val="SS3-115"/>
+                    <w:rPr>
+                      <w:color w:val="101312"/>
+                      <w:spacing w:val="-2"/>
+                      <w:w w:val="105"/>
+                    </w:rPr>
+                  </w:pPr>
+                  <w:r>
+                    <w:rPr>
+                      <w:color w:val="101312"/>
+                      <w:spacing w:val="-2"/>
+                      <w:w w:val="105"/>
+                    </w:rPr>
+                    <w:t>Main idea 3: d)</w:t>
+                  </w:r>
+                </w:p>
+                <w:p>
+                  <w:pPr>
+                    <w:pStyle w:val="SS3-115"/>
+                    <w:rPr>
+                      <w:color w:val="101312"/>
+                      <w:spacing w:val="-2"/>
+                      <w:w w:val="105"/>
+                    </w:rPr>
+                  </w:pPr>
+                  <w:r>
+                    <w:rPr>
+                      <w:color w:val="101312"/>
+                      <w:spacing w:val="-2"/>
+                      <w:w w:val="105"/>
+                    </w:rPr>
+                    <w:t>Supporting evidence: Boating equipment shops in parents' village near sea</w:t>
+                  </w:r>
                 </w:p>
               </w:tc>
             </w:tr>
             <w:tr>
               <w:tc>
                 <w:tcPr>
-                  <w:tcW w:w="1817" w:type="dxa"/>
-                  <w:shd w:val="clear" w:color="auto" w:fill="DCDFE4"/>
+                  <w:tcW w:w="0" w:type="auto"/>
+                  <w:shd w:val="clear" w:color="auto" w:fill="E1DFEA"/>
                 </w:tcPr>
                 <w:p>
                   <w:pPr>
                     <w:pStyle w:val="SS3-115"/>
                     <w:rPr>
-                      <w:rFonts w:ascii="Source Sans 3 Medium" w:hAnsi="Source Sans 3 Medium"/>
                       <w:b/>
                       <w:bCs/>
-                    </w:rPr>
-                  </w:pPr>
-                </w:p>
-              </w:tc>
-              <w:tc>
-                <w:tcPr>
-                  <w:tcW w:w="1985" w:type="dxa"/>
-                  <w:shd w:val="clear" w:color="auto" w:fill="DCDFE4"/>
-                </w:tcPr>
-                <w:p>
-                  <w:pPr>
-                    <w:pStyle w:val="SS3-115"/>
-                    <w:rPr>
-                      <w:rFonts w:ascii="Source Sans 3 Medium" w:hAnsi="Source Sans 3 Medium"/>
+                      <w:color w:val="101312"/>
+                      <w:spacing w:val="-2"/>
+                      <w:w w:val="105"/>
+                    </w:rPr>
+                  </w:pPr>
+                  <w:r>
+                    <w:rPr>
                       <w:b/>
                       <w:bCs/>
-                    </w:rPr>
-                  </w:pPr>
-                </w:p>
-              </w:tc>
-            </w:tr>
-            <w:tr>
-              <w:tc>
-                <w:tcPr>
-                  <w:tcW w:w="1817" w:type="dxa"/>
-                  <w:shd w:val="clear" w:color="auto" w:fill="DCDFE4"/>
-                </w:tcPr>
+                      <w:color w:val="101312"/>
+                      <w:spacing w:val="-2"/>
+                      <w:w w:val="105"/>
+                    </w:rPr>
+                    <w:t>PARAGRAPH 4: Conclusion</w:t>
+                  </w:r>
+                </w:p>
                 <w:p>
                   <w:pPr>
                     <w:pStyle w:val="SS3-115"/>
-                    <w:rPr>
-                      <w:rFonts w:ascii="Source Sans 3 Medium" w:hAnsi="Source Sans 3 Medium"/>
-                      <w:b/>
-                      <w:bCs/>
-                    </w:rPr>
-                  </w:pPr>
-                </w:p>
-              </w:tc>
-              <w:tc>
-                <w:tcPr>
-                  <w:tcW w:w="1985" w:type="dxa"/>
-                  <w:shd w:val="clear" w:color="auto" w:fill="DCDFE4"/>
-                </w:tcPr>
-                <w:p>
-                  <w:pPr>
-                    <w:pStyle w:val="SS3-115"/>
-                    <w:rPr>
-                      <w:rFonts w:ascii="Source Sans 3 Medium" w:hAnsi="Source Sans 3 Medium"/>
-                      <w:b/>
-                      <w:bCs/>
-                    </w:rPr>
-                  </w:pPr>
-                </w:p>
-              </w:tc>
-            </w:tr>
-            <w:tr>
-              <w:tc>
-                <w:tcPr>
-                  <w:tcW w:w="1817" w:type="dxa"/>
-                  <w:shd w:val="clear" w:color="auto" w:fill="DCDFE4"/>
-                </w:tcPr>
-                <w:p>
-                  <w:pPr>
-                    <w:pStyle w:val="SS3-115"/>
-                    <w:rPr>
-                      <w:rFonts w:ascii="Source Sans 3 Medium" w:hAnsi="Source Sans 3 Medium"/>
-                      <w:b/>
-                      <w:bCs/>
-                    </w:rPr>
-                  </w:pPr>
-                </w:p>
-              </w:tc>
-              <w:tc>
-                <w:tcPr>
-                  <w:tcW w:w="1985" w:type="dxa"/>
-                  <w:shd w:val="clear" w:color="auto" w:fill="DCDFE4"/>
-                </w:tcPr>
-                <w:p>
-                  <w:pPr>
-                    <w:pStyle w:val="SS3-115"/>
-                    <w:rPr>
-                      <w:rFonts w:ascii="Source Sans 3 Medium" w:hAnsi="Source Sans 3 Medium"/>
-                      <w:b/>
-                      <w:bCs/>
-                    </w:rPr>
-                  </w:pPr>
-                </w:p>
-              </w:tc>
-            </w:tr>
-            <w:tr>
-              <w:tc>
-                <w:tcPr>
-                  <w:tcW w:w="1817" w:type="dxa"/>
-                  <w:shd w:val="clear" w:color="auto" w:fill="DCDFE4"/>
-                </w:tcPr>
-                <w:p>
-                  <w:pPr>
-                    <w:pStyle w:val="SS3-115"/>
-                    <w:rPr>
-                      <w:rFonts w:ascii="Source Sans 3 Medium" w:hAnsi="Source Sans 3 Medium"/>
-                      <w:b/>
-                      <w:bCs/>
-                    </w:rPr>
-                  </w:pPr>
-                </w:p>
-              </w:tc>
-              <w:tc>
-                <w:tcPr>
-                  <w:tcW w:w="1985" w:type="dxa"/>
-                  <w:shd w:val="clear" w:color="auto" w:fill="DCDFE4"/>
-                </w:tcPr>
-                <w:p>
-                  <w:pPr>
-                    <w:pStyle w:val="SS3-115"/>
-                    <w:rPr>
-                      <w:rFonts w:ascii="Source Sans 3 Medium" w:hAnsi="Source Sans 3 Medium"/>
-                      <w:b/>
-                      <w:bCs/>
-                    </w:rPr>
-                  </w:pPr>
+                  </w:pPr>
+                  <w:r>
+                    <w:rPr>
+                      <w:color w:val="101312"/>
+                      <w:spacing w:val="-2"/>
+                      <w:w w:val="105"/>
+                    </w:rPr>
+                    <w:t xml:space="preserve">Briefly </w:t>
+                  </w:r>
+                  <w:proofErr w:type="spellStart"/>
+                  <w:r>
+                    <w:rPr>
+                      <w:color w:val="101312"/>
+                      <w:spacing w:val="-2"/>
+                      <w:w w:val="105"/>
+                    </w:rPr>
+                    <w:t>summarise</w:t>
+                  </w:r>
+                  <w:proofErr w:type="spellEnd"/>
+                  <w:r>
+                    <w:rPr>
+                      <w:color w:val="101312"/>
+                      <w:spacing w:val="-2"/>
+                      <w:w w:val="105"/>
+                    </w:rPr>
+                    <w:t xml:space="preserve"> your opinion</w:t>
+                  </w:r>
                 </w:p>
               </w:tc>
             </w:tr>
@@ -8310,7 +9286,7 @@
                       <w:szCs w:val="26"/>
                       <w:lang w:bidi="ar-SA"/>
                     </w:rPr>
-                    <w:t>08</w:t>
+                    <w:t>15</w:t>
                   </w:r>
                 </w:p>
               </w:tc>
@@ -8332,7 +9308,7 @@
           <w:p>
             <w:pPr>
               <w:pStyle w:val="SS3-115"/>
-              <w:spacing w:after="120"/>
+              <w:spacing w:before="120"/>
             </w:pPr>
             <w:r>
               <w:rPr>
@@ -8340,475 +9316,73 @@
                 <w:b/>
                 <w:bCs/>
               </w:rPr>
-              <w:t xml:space="preserve">Complete the sentences with </w:t>
-            </w:r>
-            <w:r>
-              <w:rPr>
-                <w:rFonts w:ascii="Source Sans 3 Medium" w:hAnsi="Source Sans 3 Medium"/>
-                <w:b/>
-                <w:bCs/>
-                <w:i/>
-                <w:iCs/>
-              </w:rPr>
-              <w:t>more</w:t>
-            </w:r>
-            <w:r>
-              <w:rPr>
-                <w:rFonts w:ascii="Source Sans 3 Medium" w:hAnsi="Source Sans 3 Medium"/>
-                <w:b/>
-                <w:bCs/>
-              </w:rPr>
-              <w:t xml:space="preserve">, </w:t>
-            </w:r>
-            <w:r>
-              <w:rPr>
-                <w:rFonts w:ascii="Source Sans 3 Medium" w:hAnsi="Source Sans 3 Medium"/>
-                <w:b/>
-                <w:bCs/>
-                <w:i/>
-                <w:iCs/>
-              </w:rPr>
-              <w:t>less</w:t>
-            </w:r>
-            <w:r>
-              <w:rPr>
-                <w:rFonts w:ascii="Source Sans 3 Medium" w:hAnsi="Source Sans 3 Medium"/>
-                <w:b/>
-                <w:bCs/>
-              </w:rPr>
-              <w:t xml:space="preserve"> or </w:t>
-            </w:r>
-            <w:r>
-              <w:rPr>
-                <w:rFonts w:ascii="Source Sans 3 Medium" w:hAnsi="Source Sans 3 Medium"/>
-                <w:b/>
-                <w:bCs/>
-                <w:i/>
-                <w:iCs/>
-              </w:rPr>
-              <w:t>fewer</w:t>
-            </w:r>
-            <w:r>
-              <w:rPr>
-                <w:rFonts w:ascii="Source Sans 3 Medium" w:hAnsi="Source Sans 3 Medium"/>
-                <w:b/>
-                <w:bCs/>
-              </w:rPr>
-              <w:t>. Use the information in the chart.</w:t>
-            </w:r>
-          </w:p>
-          <w:tbl>
-            <w:tblPr>
-              <w:tblStyle w:val="CommonTable"/>
-              <w:tblW w:w="0" w:type="auto"/>
-              <w:tblInd w:w="23" w:type="dxa"/>
-              <w:tblBorders>
-                <w:top w:val="single" w:sz="18" w:space="0" w:color="D1A45C"/>
-                <w:left w:val="none" w:sz="0" w:space="0" w:color="auto"/>
-                <w:bottom w:val="none" w:sz="0" w:space="0" w:color="auto"/>
-                <w:right w:val="none" w:sz="0" w:space="0" w:color="auto"/>
-                <w:insideH w:val="single" w:sz="6" w:space="0" w:color="D1A45C"/>
-                <w:insideV w:val="single" w:sz="6" w:space="0" w:color="D1A45C"/>
-              </w:tblBorders>
-              <w:shd w:val="clear" w:color="auto" w:fill="DCDFE4"/>
-              <w:tblLook w:val="04A0" w:firstRow="1" w:lastRow="0" w:firstColumn="1" w:lastColumn="0" w:noHBand="0" w:noVBand="1"/>
-            </w:tblPr>
-            <w:tblGrid>
-              <w:gridCol w:w="3724"/>
-              <w:gridCol w:w="2081"/>
-              <w:gridCol w:w="2081"/>
-            </w:tblGrid>
-            <w:tr>
-              <w:tc>
-                <w:tcPr>
-                  <w:tcW w:w="0" w:type="auto"/>
-                  <w:shd w:val="clear" w:color="auto" w:fill="DCDFE4"/>
-                  <w:vAlign w:val="center"/>
-                </w:tcPr>
-                <w:p>
-                  <w:pPr>
-                    <w:pStyle w:val="SS3M-115"/>
-                    <w:jc w:val="center"/>
-                    <w:rPr>
-                      <w:rFonts w:ascii="Source Sans 3" w:hAnsi="Source Sans 3"/>
-                    </w:rPr>
-                  </w:pPr>
-                  <w:r>
-                    <w:rPr>
-                      <w:rFonts w:ascii="Source Sans 3" w:hAnsi="Source Sans 3"/>
-                    </w:rPr>
-                    <w:t>Countable</w:t>
-                  </w:r>
-                </w:p>
-              </w:tc>
-              <w:tc>
-                <w:tcPr>
-                  <w:tcW w:w="0" w:type="auto"/>
-                  <w:shd w:val="clear" w:color="auto" w:fill="DCDFE4"/>
-                  <w:vAlign w:val="center"/>
-                </w:tcPr>
-                <w:p>
-                  <w:pPr>
-                    <w:pStyle w:val="SS3M-115"/>
-                    <w:jc w:val="center"/>
-                    <w:rPr>
-                      <w:rFonts w:ascii="Source Sans 3" w:hAnsi="Source Sans 3"/>
-                    </w:rPr>
-                  </w:pPr>
-                  <w:r>
-                    <w:rPr>
-                      <w:rFonts w:ascii="Source Sans 3" w:hAnsi="Source Sans 3"/>
-                    </w:rPr>
-                    <w:t>China</w:t>
-                  </w:r>
-                </w:p>
-              </w:tc>
-              <w:tc>
-                <w:tcPr>
-                  <w:tcW w:w="0" w:type="auto"/>
-                  <w:shd w:val="clear" w:color="auto" w:fill="DCDFE4"/>
-                </w:tcPr>
-                <w:p>
-                  <w:pPr>
-                    <w:pStyle w:val="SS3M-115"/>
-                    <w:jc w:val="center"/>
-                    <w:rPr>
-                      <w:rFonts w:ascii="Source Sans 3" w:hAnsi="Source Sans 3"/>
-                    </w:rPr>
-                  </w:pPr>
-                  <w:r>
-                    <w:rPr>
-                      <w:rFonts w:ascii="Source Sans 3" w:hAnsi="Source Sans 3"/>
-                    </w:rPr>
-                    <w:t>India</w:t>
-                  </w:r>
-                </w:p>
-              </w:tc>
-            </w:tr>
-            <w:tr>
-              <w:tc>
-                <w:tcPr>
-                  <w:tcW w:w="0" w:type="auto"/>
-                  <w:shd w:val="clear" w:color="auto" w:fill="DCDFE4"/>
-                </w:tcPr>
-                <w:p>
-                  <w:pPr>
-                    <w:pStyle w:val="SS3-115"/>
-                    <w:rPr>
-                      <w:rFonts w:ascii="Source Sans 3 Medium" w:hAnsi="Source Sans 3 Medium"/>
-                      <w:b/>
-                      <w:bCs/>
-                      <w:sz w:val="21"/>
-                      <w:szCs w:val="21"/>
-                    </w:rPr>
-                  </w:pPr>
-                  <w:r>
-                    <w:rPr>
-                      <w:sz w:val="21"/>
-                      <w:szCs w:val="21"/>
-                    </w:rPr>
-                    <w:t>land</w:t>
-                  </w:r>
-                </w:p>
-              </w:tc>
-              <w:tc>
-                <w:tcPr>
-                  <w:tcW w:w="0" w:type="auto"/>
-                  <w:shd w:val="clear" w:color="auto" w:fill="DCDFE4"/>
-                </w:tcPr>
-                <w:p>
-                  <w:pPr>
-                    <w:pStyle w:val="SS3-115"/>
-                    <w:rPr>
-                      <w:rFonts w:ascii="Source Sans 3 Medium" w:hAnsi="Source Sans 3 Medium"/>
-                      <w:b/>
-                      <w:bCs/>
-                      <w:sz w:val="21"/>
-                      <w:szCs w:val="21"/>
-                    </w:rPr>
-                  </w:pPr>
-                  <w:r>
-                    <w:rPr>
-                      <w:sz w:val="21"/>
-                      <w:szCs w:val="21"/>
-                    </w:rPr>
-                    <w:t>9,596,960 square km</w:t>
-                  </w:r>
-                </w:p>
-              </w:tc>
-              <w:tc>
-                <w:tcPr>
-                  <w:tcW w:w="0" w:type="auto"/>
-                  <w:shd w:val="clear" w:color="auto" w:fill="DCDFE4"/>
-                </w:tcPr>
-                <w:p>
-                  <w:pPr>
-                    <w:pStyle w:val="SS3-115"/>
-                    <w:rPr>
-                      <w:rFonts w:ascii="Source Sans 3 Medium" w:hAnsi="Source Sans 3 Medium"/>
-                      <w:b/>
-                      <w:bCs/>
-                      <w:sz w:val="21"/>
-                      <w:szCs w:val="21"/>
-                    </w:rPr>
-                  </w:pPr>
-                  <w:r>
-                    <w:rPr>
-                      <w:sz w:val="21"/>
-                      <w:szCs w:val="21"/>
-                    </w:rPr>
-                    <w:t>3,287,263 square km</w:t>
-                  </w:r>
-                </w:p>
-              </w:tc>
-            </w:tr>
-            <w:tr>
-              <w:tc>
-                <w:tcPr>
-                  <w:tcW w:w="0" w:type="auto"/>
-                  <w:shd w:val="clear" w:color="auto" w:fill="DCDFE4"/>
-                </w:tcPr>
-                <w:p>
-                  <w:pPr>
-                    <w:pStyle w:val="SS3-115"/>
-                    <w:rPr>
-                      <w:rFonts w:ascii="Source Sans 3 Medium" w:hAnsi="Source Sans 3 Medium"/>
-                      <w:b/>
-                      <w:bCs/>
-                      <w:sz w:val="21"/>
-                      <w:szCs w:val="21"/>
-                    </w:rPr>
-                  </w:pPr>
-                  <w:r>
-                    <w:rPr>
-                      <w:sz w:val="21"/>
-                      <w:szCs w:val="21"/>
-                    </w:rPr>
-                    <w:t>percentage of population</w:t>
-                  </w:r>
-                  <w:r>
-                    <w:rPr>
-                      <w:rFonts w:ascii="Source Sans 3 Medium" w:hAnsi="Source Sans 3 Medium"/>
-                      <w:b/>
-                      <w:bCs/>
-                      <w:sz w:val="21"/>
-                      <w:szCs w:val="21"/>
-                    </w:rPr>
-                    <w:t xml:space="preserve"> </w:t>
-                  </w:r>
-                  <w:r>
-                    <w:rPr>
-                      <w:sz w:val="21"/>
-                      <w:szCs w:val="21"/>
-                    </w:rPr>
-                    <w:t>living in cities</w:t>
-                  </w:r>
-                </w:p>
-              </w:tc>
-              <w:tc>
-                <w:tcPr>
-                  <w:tcW w:w="0" w:type="auto"/>
-                  <w:shd w:val="clear" w:color="auto" w:fill="DCDFE4"/>
-                </w:tcPr>
-                <w:p>
-                  <w:pPr>
-                    <w:pStyle w:val="SS3-115"/>
-                    <w:rPr>
-                      <w:rFonts w:ascii="Source Sans 3 Medium" w:hAnsi="Source Sans 3 Medium"/>
-                      <w:b/>
-                      <w:bCs/>
-                      <w:sz w:val="21"/>
-                      <w:szCs w:val="21"/>
-                    </w:rPr>
-                  </w:pPr>
-                  <w:r>
-                    <w:rPr>
-                      <w:sz w:val="21"/>
-                      <w:szCs w:val="21"/>
-                    </w:rPr>
-                    <w:t>50.5%</w:t>
-                  </w:r>
-                </w:p>
-              </w:tc>
-              <w:tc>
-                <w:tcPr>
-                  <w:tcW w:w="0" w:type="auto"/>
-                  <w:shd w:val="clear" w:color="auto" w:fill="DCDFE4"/>
-                </w:tcPr>
-                <w:p>
-                  <w:pPr>
-                    <w:pStyle w:val="SS3-115"/>
-                    <w:rPr>
-                      <w:rFonts w:ascii="Source Sans 3 Medium" w:hAnsi="Source Sans 3 Medium"/>
-                      <w:b/>
-                      <w:bCs/>
-                      <w:sz w:val="21"/>
-                      <w:szCs w:val="21"/>
-                    </w:rPr>
-                  </w:pPr>
-                  <w:r>
-                    <w:rPr>
-                      <w:sz w:val="21"/>
-                      <w:szCs w:val="21"/>
-                    </w:rPr>
-                    <w:t>31.3%</w:t>
-                  </w:r>
-                </w:p>
-              </w:tc>
-            </w:tr>
-            <w:tr>
-              <w:tc>
-                <w:tcPr>
-                  <w:tcW w:w="0" w:type="auto"/>
-                  <w:shd w:val="clear" w:color="auto" w:fill="DCDFE4"/>
-                </w:tcPr>
-                <w:p>
-                  <w:pPr>
-                    <w:pStyle w:val="SS3-115"/>
-                    <w:rPr>
-                      <w:rFonts w:ascii="Source Sans 3 Medium" w:hAnsi="Source Sans 3 Medium"/>
-                      <w:b/>
-                      <w:bCs/>
-                      <w:sz w:val="21"/>
-                      <w:szCs w:val="21"/>
-                    </w:rPr>
-                  </w:pPr>
-                  <w:r>
-                    <w:rPr>
-                      <w:sz w:val="21"/>
-                      <w:szCs w:val="21"/>
-                    </w:rPr>
-                    <w:t>official languages</w:t>
-                  </w:r>
-                </w:p>
-              </w:tc>
-              <w:tc>
-                <w:tcPr>
-                  <w:tcW w:w="0" w:type="auto"/>
-                  <w:shd w:val="clear" w:color="auto" w:fill="DCDFE4"/>
-                </w:tcPr>
-                <w:p>
-                  <w:pPr>
-                    <w:pStyle w:val="SS3-115"/>
-                    <w:rPr>
-                      <w:rFonts w:ascii="Source Sans 3 Medium" w:hAnsi="Source Sans 3 Medium"/>
-                      <w:b/>
-                      <w:bCs/>
-                      <w:sz w:val="21"/>
-                      <w:szCs w:val="21"/>
-                    </w:rPr>
-                  </w:pPr>
-                  <w:r>
-                    <w:rPr>
-                      <w:sz w:val="21"/>
-                      <w:szCs w:val="21"/>
-                    </w:rPr>
-                    <w:t>Mandarin Chinese</w:t>
-                  </w:r>
-                </w:p>
-              </w:tc>
-              <w:tc>
-                <w:tcPr>
-                  <w:tcW w:w="0" w:type="auto"/>
-                  <w:shd w:val="clear" w:color="auto" w:fill="DCDFE4"/>
-                </w:tcPr>
-                <w:p>
-                  <w:pPr>
-                    <w:pStyle w:val="SS3-115"/>
-                    <w:rPr>
-                      <w:rFonts w:ascii="Source Sans 3 Medium" w:hAnsi="Source Sans 3 Medium"/>
-                      <w:b/>
-                      <w:bCs/>
-                      <w:sz w:val="21"/>
-                      <w:szCs w:val="21"/>
-                    </w:rPr>
-                  </w:pPr>
-                  <w:r>
-                    <w:rPr>
-                      <w:sz w:val="21"/>
-                      <w:szCs w:val="21"/>
-                    </w:rPr>
-                    <w:t>22 official languages</w:t>
-                  </w:r>
-                </w:p>
-              </w:tc>
-            </w:tr>
-          </w:tbl>
-          <w:p>
-            <w:pPr>
-              <w:pStyle w:val="SS3-115"/>
+              <w:t>Find the following in the essay.</w:t>
+            </w:r>
+          </w:p>
+          <w:p>
+            <w:pPr>
+              <w:pStyle w:val="NumList"/>
               <w:numPr>
                 <w:ilvl w:val="0"/>
-                <w:numId w:val="13"/>
+                <w:numId w:val="49"/>
               </w:numPr>
               <w:spacing w:before="120"/>
               <w:ind w:left="284" w:hanging="284"/>
             </w:pPr>
             <w:r>
-              <w:t>China has</w:t>
-            </w:r>
-            <w:r>
-              <w:t xml:space="preserve"> ___ </w:t>
-            </w:r>
-            <w:r>
-              <w:t>land than India.</w:t>
-            </w:r>
-          </w:p>
-          <w:p>
-            <w:pPr>
-              <w:pStyle w:val="SS3-115"/>
+              <w:t>two expressions for giving opinions</w:t>
+            </w:r>
+          </w:p>
+          <w:p>
+            <w:pPr>
+              <w:pStyle w:val="NumList"/>
               <w:numPr>
                 <w:ilvl w:val="0"/>
-                <w:numId w:val="13"/>
+                <w:numId w:val="49"/>
               </w:numPr>
               <w:ind w:left="284" w:hanging="284"/>
             </w:pPr>
             <w:r>
-              <w:t xml:space="preserve">India has </w:t>
-            </w:r>
-            <w:r>
-              <w:t xml:space="preserve">___ </w:t>
-            </w:r>
-            <w:r>
-              <w:t>land than China.</w:t>
-            </w:r>
-          </w:p>
-          <w:p>
-            <w:pPr>
-              <w:pStyle w:val="SS3-115"/>
+              <w:t>two expressions for introducing examples</w:t>
+            </w:r>
+          </w:p>
+          <w:p>
+            <w:pPr>
+              <w:pStyle w:val="NumList"/>
               <w:numPr>
                 <w:ilvl w:val="0"/>
-                <w:numId w:val="13"/>
+                <w:numId w:val="49"/>
               </w:numPr>
               <w:ind w:left="284" w:hanging="284"/>
             </w:pPr>
             <w:r>
-              <w:t>In India,</w:t>
-            </w:r>
-            <w:r>
-              <w:t xml:space="preserve"> ___ </w:t>
-            </w:r>
-            <w:r>
-              <w:t>people live in cities than in China.</w:t>
-            </w:r>
-          </w:p>
-          <w:p>
-            <w:pPr>
-              <w:pStyle w:val="SS3-115"/>
+              <w:t>an expression to show it is the last point</w:t>
+            </w:r>
+          </w:p>
+          <w:p>
+            <w:pPr>
+              <w:pStyle w:val="NumList"/>
               <w:numPr>
                 <w:ilvl w:val="0"/>
-                <w:numId w:val="13"/>
+                <w:numId w:val="49"/>
               </w:numPr>
               <w:ind w:left="284" w:hanging="284"/>
             </w:pPr>
             <w:r>
-              <w:t>India has</w:t>
-            </w:r>
-            <w:r>
-              <w:t xml:space="preserve"> ___ </w:t>
-            </w:r>
-            <w:r>
-              <w:t>official languages than China.</w:t>
+              <w:t>two different future forms</w:t>
+            </w:r>
+          </w:p>
+          <w:p>
+            <w:pPr>
+              <w:pStyle w:val="NumList"/>
+              <w:numPr>
+                <w:ilvl w:val="0"/>
+                <w:numId w:val="49"/>
+              </w:numPr>
+              <w:ind w:left="284" w:hanging="284"/>
+            </w:pPr>
+            <w:r>
+              <w:t>two more linking expressions</w:t>
             </w:r>
           </w:p>
         </w:tc>
@@ -8822,1897 +9396,6 @@
           <w:szCs w:val="2"/>
         </w:rPr>
       </w:pPr>
-    </w:p>
-    <w:tbl>
-      <w:tblPr>
-        <w:tblStyle w:val="CommonTable"/>
-        <w:tblW w:w="0" w:type="auto"/>
-        <w:tblBorders>
-          <w:top w:val="single" w:sz="24" w:space="0" w:color="auto"/>
-          <w:left w:val="single" w:sz="24" w:space="0" w:color="auto"/>
-          <w:bottom w:val="single" w:sz="24" w:space="0" w:color="auto"/>
-          <w:right w:val="single" w:sz="24" w:space="0" w:color="auto"/>
-          <w:insideH w:val="single" w:sz="24" w:space="0" w:color="auto"/>
-          <w:insideV w:val="single" w:sz="24" w:space="0" w:color="auto"/>
-        </w:tblBorders>
-        <w:tblLook w:val="04A0" w:firstRow="1" w:lastRow="0" w:firstColumn="1" w:lastColumn="0" w:noHBand="0" w:noVBand="1"/>
-      </w:tblPr>
-      <w:tblGrid>
-        <w:gridCol w:w="3267"/>
-      </w:tblGrid>
-      <w:tr>
-        <w:tc>
-          <w:tcPr>
-            <w:tcW w:w="0" w:type="auto"/>
-            <w:shd w:val="clear" w:color="auto" w:fill="EEAA45"/>
-          </w:tcPr>
-          <w:p>
-            <w:pPr>
-              <w:rPr>
-                <w:rFonts w:ascii="Source Sans 3 Medium" w:hAnsi="Source Sans 3 Medium"/>
-                <w:b/>
-                <w:bCs/>
-                <w:sz w:val="23"/>
-                <w:szCs w:val="23"/>
-                <w:lang w:bidi="ar-SA"/>
-              </w:rPr>
-            </w:pPr>
-            <w:r>
-              <w:rPr>
-                <w:b/>
-                <w:bCs/>
-                <w:sz w:val="24"/>
-                <w:szCs w:val="24"/>
-              </w:rPr>
-              <w:t xml:space="preserve">GRAMMAR FOCUS: </w:t>
-            </w:r>
-            <w:r>
-              <w:rPr>
-                <w:b/>
-                <w:bCs/>
-                <w:sz w:val="24"/>
-                <w:szCs w:val="24"/>
-              </w:rPr>
-              <w:t>ARTICLES</w:t>
-            </w:r>
-          </w:p>
-        </w:tc>
-      </w:tr>
-    </w:tbl>
-    <w:p>
-      <w:pPr>
-        <w:spacing w:after="0"/>
-        <w:rPr>
-          <w:rFonts w:ascii="Source Sans 3" w:hAnsi="Source Sans 3"/>
-          <w:b/>
-          <w:bCs/>
-          <w:sz w:val="2"/>
-          <w:szCs w:val="2"/>
-          <w:shd w:val="clear" w:color="auto" w:fill="FFFF00"/>
-          <w:rtl/>
-        </w:rPr>
-      </w:pPr>
-    </w:p>
-    <w:p>
-      <w:pPr>
-        <w:pStyle w:val="SS3-115"/>
-        <w:rPr>
-          <w:sz w:val="2"/>
-          <w:szCs w:val="2"/>
-        </w:rPr>
-      </w:pPr>
-    </w:p>
-    <w:tbl>
-      <w:tblPr>
-        <w:tblStyle w:val="DottedTable"/>
-        <w:tblW w:w="14392" w:type="dxa"/>
-        <w:tblLook w:val="04A0" w:firstRow="1" w:lastRow="0" w:firstColumn="1" w:lastColumn="0" w:noHBand="0" w:noVBand="1"/>
-      </w:tblPr>
-      <w:tblGrid>
-        <w:gridCol w:w="421"/>
-        <w:gridCol w:w="13971"/>
-      </w:tblGrid>
-      <w:tr>
-        <w:tc>
-          <w:tcPr>
-            <w:tcW w:w="421" w:type="dxa"/>
-            <w:tcMar>
-              <w:left w:w="0" w:type="dxa"/>
-              <w:right w:w="0" w:type="dxa"/>
-            </w:tcMar>
-          </w:tcPr>
-          <w:tbl>
-            <w:tblPr>
-              <w:tblStyle w:val="CompactTable"/>
-              <w:tblW w:w="0" w:type="auto"/>
-              <w:tblBorders>
-                <w:top w:val="single" w:sz="18" w:space="0" w:color="BC9666"/>
-                <w:left w:val="single" w:sz="18" w:space="0" w:color="BC9666"/>
-                <w:bottom w:val="single" w:sz="18" w:space="0" w:color="BC9666"/>
-                <w:right w:val="single" w:sz="18" w:space="0" w:color="BC9666"/>
-                <w:insideH w:val="single" w:sz="18" w:space="0" w:color="BC9666"/>
-                <w:insideV w:val="single" w:sz="18" w:space="0" w:color="BC9666"/>
-              </w:tblBorders>
-              <w:tblLook w:val="04A0" w:firstRow="1" w:lastRow="0" w:firstColumn="1" w:lastColumn="0" w:noHBand="0" w:noVBand="1"/>
-            </w:tblPr>
-            <w:tblGrid>
-              <w:gridCol w:w="365"/>
-            </w:tblGrid>
-            <w:tr>
-              <w:tc>
-                <w:tcPr>
-                  <w:tcW w:w="385" w:type="dxa"/>
-                </w:tcPr>
-                <w:p>
-                  <w:pPr>
-                    <w:rPr>
-                      <w:b w:val="0"/>
-                      <w:bCs/>
-                      <w:szCs w:val="26"/>
-                      <w:bdr w:val="single" w:sz="12" w:space="0" w:color="FFFF00"/>
-                    </w:rPr>
-                  </w:pPr>
-                  <w:r>
-                    <w:rPr>
-                      <w:bCs/>
-                      <w:szCs w:val="26"/>
-                      <w:lang w:bidi="ar-SA"/>
-                    </w:rPr>
-                    <w:t>09</w:t>
-                  </w:r>
-                </w:p>
-              </w:tc>
-            </w:tr>
-          </w:tbl>
-          <w:p>
-            <w:pPr>
-              <w:rPr>
-                <w:rFonts w:ascii="Source Sans 3" w:hAnsi="Source Sans 3"/>
-                <w:b/>
-                <w:bCs/>
-                <w:sz w:val="26"/>
-                <w:szCs w:val="26"/>
-                <w:bdr w:val="single" w:sz="12" w:space="0" w:color="FFFF00"/>
-              </w:rPr>
-            </w:pPr>
-          </w:p>
-        </w:tc>
-        <w:tc>
-          <w:tcPr>
-            <w:tcW w:w="13971" w:type="dxa"/>
-          </w:tcPr>
-          <w:p>
-            <w:pPr>
-              <w:pStyle w:val="SS3-115"/>
-              <w:spacing w:after="120"/>
-            </w:pPr>
-            <w:r>
-              <w:rPr>
-                <w:rFonts w:ascii="Source Sans 3 Medium" w:hAnsi="Source Sans 3 Medium"/>
-                <w:b/>
-                <w:bCs/>
-              </w:rPr>
-              <w:t>Correct the errors with articles in these sentences about diagrams 1 and 2</w:t>
-            </w:r>
-            <w:r>
-              <w:t>.</w:t>
-            </w:r>
-          </w:p>
-          <w:p>
-            <w:pPr>
-              <w:pStyle w:val="SS3-115"/>
-              <w:numPr>
-                <w:ilvl w:val="0"/>
-                <w:numId w:val="14"/>
-              </w:numPr>
-              <w:ind w:left="284" w:hanging="284"/>
-            </w:pPr>
-            <w:r>
-              <w:t>Number of Indian restaurants in UK has risen.</w:t>
-            </w:r>
-          </w:p>
-          <w:p>
-            <w:pPr>
-              <w:pStyle w:val="SS3-115"/>
-              <w:numPr>
-                <w:ilvl w:val="0"/>
-                <w:numId w:val="14"/>
-              </w:numPr>
-              <w:ind w:left="284" w:hanging="284"/>
-            </w:pPr>
-            <w:r>
-              <w:t>The Chinese food is the most popular.</w:t>
-            </w:r>
-          </w:p>
-          <w:p>
-            <w:pPr>
-              <w:pStyle w:val="SS3-115"/>
-              <w:numPr>
-                <w:ilvl w:val="0"/>
-                <w:numId w:val="14"/>
-              </w:numPr>
-              <w:ind w:left="284" w:hanging="284"/>
-            </w:pPr>
-            <w:r>
-              <w:t>Second most popular food is Indian.</w:t>
-            </w:r>
-          </w:p>
-          <w:p>
-            <w:pPr>
-              <w:pStyle w:val="SS3-115"/>
-              <w:numPr>
-                <w:ilvl w:val="0"/>
-                <w:numId w:val="14"/>
-              </w:numPr>
-              <w:ind w:left="284" w:hanging="284"/>
-            </w:pPr>
-            <w:r>
-              <w:t>There was small drop in the number of Indian restaurants in 2011.</w:t>
-            </w:r>
-          </w:p>
-          <w:p>
-            <w:pPr>
-              <w:pStyle w:val="SS3-115"/>
-              <w:numPr>
-                <w:ilvl w:val="0"/>
-                <w:numId w:val="14"/>
-              </w:numPr>
-              <w:ind w:left="284" w:hanging="284"/>
-            </w:pPr>
-            <w:r>
-              <w:t>There were about thousand Indian restaurants in 1970.</w:t>
-            </w:r>
-          </w:p>
-        </w:tc>
-      </w:tr>
-    </w:tbl>
-    <w:p>
-      <w:pPr>
-        <w:pStyle w:val="SS3-115"/>
-        <w:rPr>
-          <w:sz w:val="2"/>
-          <w:szCs w:val="2"/>
-        </w:rPr>
-      </w:pPr>
-    </w:p>
-    <w:tbl>
-      <w:tblPr>
-        <w:tblStyle w:val="CommonTable"/>
-        <w:tblW w:w="0" w:type="auto"/>
-        <w:tblBorders>
-          <w:top w:val="single" w:sz="24" w:space="0" w:color="auto"/>
-          <w:left w:val="single" w:sz="24" w:space="0" w:color="auto"/>
-          <w:bottom w:val="single" w:sz="24" w:space="0" w:color="auto"/>
-          <w:right w:val="single" w:sz="24" w:space="0" w:color="auto"/>
-          <w:insideH w:val="single" w:sz="24" w:space="0" w:color="auto"/>
-          <w:insideV w:val="single" w:sz="24" w:space="0" w:color="auto"/>
-        </w:tblBorders>
-        <w:tblLook w:val="04A0" w:firstRow="1" w:lastRow="0" w:firstColumn="1" w:lastColumn="0" w:noHBand="0" w:noVBand="1"/>
-      </w:tblPr>
-      <w:tblGrid>
-        <w:gridCol w:w="5642"/>
-      </w:tblGrid>
-      <w:tr>
-        <w:tc>
-          <w:tcPr>
-            <w:tcW w:w="0" w:type="auto"/>
-            <w:shd w:val="clear" w:color="auto" w:fill="EEAA45"/>
-          </w:tcPr>
-          <w:p>
-            <w:pPr>
-              <w:rPr>
-                <w:rFonts w:ascii="Source Sans 3 Medium" w:hAnsi="Source Sans 3 Medium"/>
-                <w:b/>
-                <w:bCs/>
-                <w:sz w:val="23"/>
-                <w:szCs w:val="23"/>
-                <w:lang w:bidi="ar-SA"/>
-              </w:rPr>
-            </w:pPr>
-            <w:r>
-              <w:rPr>
-                <w:b/>
-                <w:bCs/>
-                <w:sz w:val="24"/>
-                <w:szCs w:val="24"/>
-              </w:rPr>
-              <w:t>DESCRIBING DIAGRAMS WITHOUT EXACT NUMBERS</w:t>
-            </w:r>
-          </w:p>
-        </w:tc>
-      </w:tr>
-    </w:tbl>
-    <w:p>
-      <w:pPr>
-        <w:spacing w:after="0"/>
-        <w:rPr>
-          <w:rFonts w:ascii="Source Sans 3" w:hAnsi="Source Sans 3"/>
-          <w:b/>
-          <w:bCs/>
-          <w:sz w:val="2"/>
-          <w:szCs w:val="2"/>
-          <w:shd w:val="clear" w:color="auto" w:fill="FFFF00"/>
-          <w:rtl/>
-        </w:rPr>
-      </w:pPr>
-    </w:p>
-    <w:p>
-      <w:pPr>
-        <w:pStyle w:val="SS3-115"/>
-        <w:rPr>
-          <w:sz w:val="2"/>
-          <w:szCs w:val="2"/>
-        </w:rPr>
-      </w:pPr>
-    </w:p>
-    <w:tbl>
-      <w:tblPr>
-        <w:tblStyle w:val="DottedTable"/>
-        <w:tblW w:w="14392" w:type="dxa"/>
-        <w:tblLook w:val="04A0" w:firstRow="1" w:lastRow="0" w:firstColumn="1" w:lastColumn="0" w:noHBand="0" w:noVBand="1"/>
-      </w:tblPr>
-      <w:tblGrid>
-        <w:gridCol w:w="421"/>
-        <w:gridCol w:w="13971"/>
-      </w:tblGrid>
-      <w:tr>
-        <w:tc>
-          <w:tcPr>
-            <w:tcW w:w="421" w:type="dxa"/>
-            <w:tcMar>
-              <w:left w:w="0" w:type="dxa"/>
-              <w:right w:w="0" w:type="dxa"/>
-            </w:tcMar>
-          </w:tcPr>
-          <w:tbl>
-            <w:tblPr>
-              <w:tblStyle w:val="CompactTable"/>
-              <w:tblW w:w="0" w:type="auto"/>
-              <w:tblBorders>
-                <w:top w:val="single" w:sz="18" w:space="0" w:color="BC9666"/>
-                <w:left w:val="single" w:sz="18" w:space="0" w:color="BC9666"/>
-                <w:bottom w:val="single" w:sz="18" w:space="0" w:color="BC9666"/>
-                <w:right w:val="single" w:sz="18" w:space="0" w:color="BC9666"/>
-                <w:insideH w:val="single" w:sz="18" w:space="0" w:color="BC9666"/>
-                <w:insideV w:val="single" w:sz="18" w:space="0" w:color="BC9666"/>
-              </w:tblBorders>
-              <w:tblLook w:val="04A0" w:firstRow="1" w:lastRow="0" w:firstColumn="1" w:lastColumn="0" w:noHBand="0" w:noVBand="1"/>
-            </w:tblPr>
-            <w:tblGrid>
-              <w:gridCol w:w="365"/>
-            </w:tblGrid>
-            <w:tr>
-              <w:tc>
-                <w:tcPr>
-                  <w:tcW w:w="385" w:type="dxa"/>
-                </w:tcPr>
-                <w:p>
-                  <w:pPr>
-                    <w:rPr>
-                      <w:b w:val="0"/>
-                      <w:bCs/>
-                      <w:szCs w:val="26"/>
-                      <w:bdr w:val="single" w:sz="12" w:space="0" w:color="FFFF00"/>
-                    </w:rPr>
-                  </w:pPr>
-                  <w:r>
-                    <w:rPr>
-                      <w:bCs/>
-                      <w:szCs w:val="26"/>
-                      <w:lang w:bidi="ar-SA"/>
-                    </w:rPr>
-                    <w:t>10</w:t>
-                  </w:r>
-                </w:p>
-              </w:tc>
-            </w:tr>
-          </w:tbl>
-          <w:p>
-            <w:pPr>
-              <w:rPr>
-                <w:rFonts w:ascii="Source Sans 3" w:hAnsi="Source Sans 3"/>
-                <w:b/>
-                <w:bCs/>
-                <w:sz w:val="26"/>
-                <w:szCs w:val="26"/>
-                <w:bdr w:val="single" w:sz="12" w:space="0" w:color="FFFF00"/>
-              </w:rPr>
-            </w:pPr>
-          </w:p>
-        </w:tc>
-        <w:tc>
-          <w:tcPr>
-            <w:tcW w:w="13971" w:type="dxa"/>
-          </w:tcPr>
-          <w:p>
-            <w:pPr>
-              <w:pStyle w:val="SS3-115"/>
-              <w:spacing w:after="120"/>
-              <w:rPr>
-                <w:rFonts w:ascii="Source Sans 3 Medium" w:hAnsi="Source Sans 3 Medium"/>
-                <w:b/>
-                <w:bCs/>
-              </w:rPr>
-            </w:pPr>
-            <w:r>
-              <w:rPr>
-                <w:rFonts w:ascii="Source Sans 3 Medium" w:hAnsi="Source Sans 3 Medium"/>
-                <w:b/>
-                <w:bCs/>
-              </w:rPr>
-              <w:t>Some graphs or charts do not give the exact numbers. It is important to show that the number you use is not exact. Match these numbers with their description</w:t>
-            </w:r>
-            <w:r>
-              <w:rPr>
-                <w:rFonts w:ascii="Source Sans 3 Medium" w:hAnsi="Source Sans 3 Medium"/>
-                <w:b/>
-                <w:bCs/>
-              </w:rPr>
-              <w:t>.</w:t>
-            </w:r>
-          </w:p>
-          <w:tbl>
-            <w:tblPr>
-              <w:tblStyle w:val="DottedTable"/>
-              <w:tblW w:w="0" w:type="auto"/>
-              <w:tblLook w:val="04A0" w:firstRow="1" w:lastRow="0" w:firstColumn="1" w:lastColumn="0" w:noHBand="0" w:noVBand="1"/>
-            </w:tblPr>
-            <w:tblGrid>
-              <w:gridCol w:w="1255"/>
-              <w:gridCol w:w="2768"/>
-            </w:tblGrid>
-            <w:tr>
-              <w:tc>
-                <w:tcPr>
-                  <w:tcW w:w="0" w:type="auto"/>
-                </w:tcPr>
-                <w:p>
-                  <w:pPr>
-                    <w:pStyle w:val="SS3-115"/>
-                    <w:numPr>
-                      <w:ilvl w:val="0"/>
-                      <w:numId w:val="15"/>
-                    </w:numPr>
-                    <w:ind w:left="227" w:hanging="227"/>
-                  </w:pPr>
-                  <w:r>
-                    <w:t>8950</w:t>
-                  </w:r>
-                </w:p>
-                <w:p>
-                  <w:pPr>
-                    <w:pStyle w:val="SS3-115"/>
-                    <w:numPr>
-                      <w:ilvl w:val="0"/>
-                      <w:numId w:val="15"/>
-                    </w:numPr>
-                    <w:ind w:left="227" w:hanging="227"/>
-                  </w:pPr>
-                  <w:r>
-                    <w:t>2019</w:t>
-                  </w:r>
-                </w:p>
-                <w:p>
-                  <w:pPr>
-                    <w:pStyle w:val="SS3-115"/>
-                    <w:numPr>
-                      <w:ilvl w:val="0"/>
-                      <w:numId w:val="15"/>
-                    </w:numPr>
-                    <w:ind w:left="227" w:hanging="227"/>
-                  </w:pPr>
-                  <w:r>
-                    <w:t>500,070</w:t>
-                  </w:r>
-                </w:p>
-                <w:p>
-                  <w:pPr>
-                    <w:pStyle w:val="SS3-115"/>
-                    <w:numPr>
-                      <w:ilvl w:val="0"/>
-                      <w:numId w:val="15"/>
-                    </w:numPr>
-                    <w:ind w:left="227" w:hanging="227"/>
-                  </w:pPr>
-                  <w:r>
-                    <w:t>3946</w:t>
-                  </w:r>
-                </w:p>
-                <w:p>
-                  <w:pPr>
-                    <w:pStyle w:val="SS3-115"/>
-                    <w:numPr>
-                      <w:ilvl w:val="0"/>
-                      <w:numId w:val="15"/>
-                    </w:numPr>
-                    <w:ind w:left="227" w:hanging="227"/>
-                  </w:pPr>
-                  <w:r>
-                    <w:t>103</w:t>
-                  </w:r>
-                </w:p>
-                <w:p>
-                  <w:pPr>
-                    <w:pStyle w:val="SS3-115"/>
-                    <w:numPr>
-                      <w:ilvl w:val="0"/>
-                      <w:numId w:val="15"/>
-                    </w:numPr>
-                    <w:ind w:left="227" w:hanging="227"/>
-                  </w:pPr>
-                  <w:r>
-                    <w:t>7223</w:t>
-                  </w:r>
-                </w:p>
-              </w:tc>
-              <w:tc>
-                <w:tcPr>
-                  <w:tcW w:w="0" w:type="auto"/>
-                </w:tcPr>
-                <w:p>
-                  <w:pPr>
-                    <w:pStyle w:val="SS3-115"/>
-                    <w:numPr>
-                      <w:ilvl w:val="0"/>
-                      <w:numId w:val="16"/>
-                    </w:numPr>
-                    <w:ind w:left="227" w:hanging="227"/>
-                  </w:pPr>
-                  <w:r>
-                    <w:t>approximately 4000</w:t>
-                  </w:r>
-                </w:p>
-                <w:p>
-                  <w:pPr>
-                    <w:pStyle w:val="SS3-115"/>
-                    <w:numPr>
-                      <w:ilvl w:val="0"/>
-                      <w:numId w:val="16"/>
-                    </w:numPr>
-                    <w:ind w:left="227" w:hanging="227"/>
-                  </w:pPr>
-                  <w:r>
-                    <w:t>about a hundred</w:t>
-                  </w:r>
-                </w:p>
-                <w:p>
-                  <w:pPr>
-                    <w:pStyle w:val="SS3-115"/>
-                    <w:numPr>
-                      <w:ilvl w:val="0"/>
-                      <w:numId w:val="16"/>
-                    </w:numPr>
-                    <w:ind w:left="227" w:hanging="227"/>
-                  </w:pPr>
-                  <w:r>
-                    <w:t>just under 9000</w:t>
-                  </w:r>
-                </w:p>
-                <w:p>
-                  <w:pPr>
-                    <w:pStyle w:val="SS3-115"/>
-                    <w:numPr>
-                      <w:ilvl w:val="0"/>
-                      <w:numId w:val="16"/>
-                    </w:numPr>
-                    <w:ind w:left="227" w:hanging="227"/>
-                  </w:pPr>
-                  <w:r>
-                    <w:t>between 7000 and 7500</w:t>
-                  </w:r>
-                </w:p>
-                <w:p>
-                  <w:pPr>
-                    <w:pStyle w:val="SS3-115"/>
-                    <w:numPr>
-                      <w:ilvl w:val="0"/>
-                      <w:numId w:val="16"/>
-                    </w:numPr>
-                    <w:ind w:left="227" w:hanging="227"/>
-                  </w:pPr>
-                  <w:r>
-                    <w:t>around half a million</w:t>
-                  </w:r>
-                </w:p>
-                <w:p>
-                  <w:pPr>
-                    <w:pStyle w:val="SS3-115"/>
-                    <w:numPr>
-                      <w:ilvl w:val="0"/>
-                      <w:numId w:val="16"/>
-                    </w:numPr>
-                    <w:ind w:left="227" w:hanging="227"/>
-                  </w:pPr>
-                  <w:r>
-                    <w:t>a little over 2000</w:t>
-                  </w:r>
-                </w:p>
-              </w:tc>
-            </w:tr>
-          </w:tbl>
-          <w:p>
-            <w:pPr>
-              <w:pStyle w:val="SS3-115"/>
-            </w:pPr>
-          </w:p>
-        </w:tc>
-      </w:tr>
-    </w:tbl>
-    <w:p>
-      <w:pPr>
-        <w:rPr>
-          <w:rFonts w:ascii="Source Sans 3 Black" w:hAnsi="Source Sans 3 Black"/>
-          <w:color w:val="F4A349"/>
-          <w:sz w:val="34"/>
-          <w:szCs w:val="34"/>
-          <w:shd w:val="clear" w:color="auto" w:fill="F4A349"/>
-        </w:rPr>
-      </w:pPr>
-      <w:r>
-        <w:rPr>
-          <w:rFonts w:ascii="Source Sans 3 Black" w:hAnsi="Source Sans 3 Black"/>
-          <w:color w:val="F4A349"/>
-          <w:sz w:val="34"/>
-          <w:szCs w:val="34"/>
-          <w:shd w:val="clear" w:color="auto" w:fill="F4A349"/>
-        </w:rPr>
-        <w:br w:type="page"/>
-      </w:r>
-    </w:p>
-    <w:tbl>
-      <w:tblPr>
-        <w:tblStyle w:val="DottedTable"/>
-        <w:tblW w:w="14392" w:type="dxa"/>
-        <w:tblLook w:val="04A0" w:firstRow="1" w:lastRow="0" w:firstColumn="1" w:lastColumn="0" w:noHBand="0" w:noVBand="1"/>
-      </w:tblPr>
-      <w:tblGrid>
-        <w:gridCol w:w="376"/>
-        <w:gridCol w:w="14016"/>
-      </w:tblGrid>
-      <w:tr>
-        <w:tc>
-          <w:tcPr>
-            <w:tcW w:w="376" w:type="dxa"/>
-            <w:tcMar>
-              <w:left w:w="0" w:type="dxa"/>
-              <w:right w:w="0" w:type="dxa"/>
-            </w:tcMar>
-          </w:tcPr>
-          <w:tbl>
-            <w:tblPr>
-              <w:tblStyle w:val="CompactTable"/>
-              <w:tblW w:w="0" w:type="auto"/>
-              <w:tblBorders>
-                <w:top w:val="single" w:sz="18" w:space="0" w:color="BCAD91"/>
-                <w:left w:val="single" w:sz="18" w:space="0" w:color="BCAD91"/>
-                <w:bottom w:val="single" w:sz="18" w:space="0" w:color="BCAD91"/>
-                <w:right w:val="single" w:sz="18" w:space="0" w:color="BCAD91"/>
-                <w:insideH w:val="single" w:sz="18" w:space="0" w:color="BCAD91"/>
-                <w:insideV w:val="single" w:sz="18" w:space="0" w:color="BCAD91"/>
-              </w:tblBorders>
-              <w:tblLook w:val="04A0" w:firstRow="1" w:lastRow="0" w:firstColumn="1" w:lastColumn="0" w:noHBand="0" w:noVBand="1"/>
-            </w:tblPr>
-            <w:tblGrid>
-              <w:gridCol w:w="320"/>
-            </w:tblGrid>
-            <w:tr>
-              <w:tc>
-                <w:tcPr>
-                  <w:tcW w:w="385" w:type="dxa"/>
-                </w:tcPr>
-                <w:p>
-                  <w:pPr>
-                    <w:rPr>
-                      <w:b w:val="0"/>
-                      <w:bCs/>
-                      <w:szCs w:val="26"/>
-                      <w:bdr w:val="single" w:sz="12" w:space="0" w:color="FFFF00"/>
-                    </w:rPr>
-                  </w:pPr>
-                  <w:r>
-                    <w:rPr>
-                      <w:bCs/>
-                      <w:szCs w:val="26"/>
-                      <w:lang w:bidi="ar-SA"/>
-                    </w:rPr>
-                    <w:lastRenderedPageBreak/>
-                    <w:t>11</w:t>
-                  </w:r>
-                </w:p>
-              </w:tc>
-            </w:tr>
-          </w:tbl>
-          <w:p>
-            <w:pPr>
-              <w:rPr>
-                <w:rFonts w:ascii="Source Sans 3" w:hAnsi="Source Sans 3"/>
-                <w:b/>
-                <w:bCs/>
-                <w:sz w:val="26"/>
-                <w:szCs w:val="26"/>
-                <w:bdr w:val="single" w:sz="12" w:space="0" w:color="FFFF00"/>
-              </w:rPr>
-            </w:pPr>
-          </w:p>
-        </w:tc>
-        <w:tc>
-          <w:tcPr>
-            <w:tcW w:w="14016" w:type="dxa"/>
-          </w:tcPr>
-          <w:p>
-            <w:pPr>
-              <w:spacing w:after="120"/>
-              <w:rPr>
-                <w:rFonts w:ascii="Source Sans 3 Medium" w:hAnsi="Source Sans 3 Medium"/>
-                <w:b/>
-                <w:bCs/>
-                <w:sz w:val="23"/>
-                <w:szCs w:val="23"/>
-              </w:rPr>
-            </w:pPr>
-            <w:r>
-              <w:rPr>
-                <w:rFonts w:ascii="Source Sans 3 Medium" w:hAnsi="Source Sans 3 Medium"/>
-                <w:b/>
-                <w:bCs/>
-                <w:sz w:val="23"/>
-                <w:szCs w:val="23"/>
-              </w:rPr>
-              <w:t>Look at these examples from a description of diagram 2.</w:t>
-            </w:r>
-          </w:p>
-          <w:p>
-            <w:pPr>
-              <w:spacing w:after="120"/>
-              <w:rPr>
-                <w:rFonts w:ascii="Source Sans 3 Medium" w:hAnsi="Source Sans 3 Medium"/>
-                <w:sz w:val="23"/>
-                <w:szCs w:val="23"/>
-              </w:rPr>
-            </w:pPr>
-            <w:r>
-              <w:rPr>
-                <w:rFonts w:ascii="Source Sans 3 Medium" w:hAnsi="Source Sans 3 Medium"/>
-                <w:sz w:val="23"/>
-                <w:szCs w:val="23"/>
-              </w:rPr>
-              <w:t xml:space="preserve">There were </w:t>
-            </w:r>
-            <w:r>
-              <w:rPr>
-                <w:rFonts w:ascii="Source Sans 3 Medium" w:hAnsi="Source Sans 3 Medium"/>
-                <w:b/>
-                <w:bCs/>
-                <w:sz w:val="23"/>
-                <w:szCs w:val="23"/>
-              </w:rPr>
-              <w:t>about</w:t>
-            </w:r>
-            <w:r>
-              <w:rPr>
-                <w:rFonts w:ascii="Source Sans 3 Medium" w:hAnsi="Source Sans 3 Medium"/>
-                <w:sz w:val="23"/>
-                <w:szCs w:val="23"/>
-              </w:rPr>
-              <w:t xml:space="preserve"> 500 Indian restaurants in the UK in 1960.</w:t>
-            </w:r>
-          </w:p>
-          <w:p>
-            <w:pPr>
-              <w:spacing w:after="120"/>
-              <w:rPr>
-                <w:rFonts w:ascii="Source Sans 3 Medium" w:hAnsi="Source Sans 3 Medium"/>
-                <w:sz w:val="23"/>
-                <w:szCs w:val="23"/>
-              </w:rPr>
-            </w:pPr>
-            <w:r>
-              <w:rPr>
-                <w:rFonts w:ascii="Source Sans 3 Medium" w:hAnsi="Source Sans 3 Medium"/>
-                <w:sz w:val="23"/>
-                <w:szCs w:val="23"/>
-              </w:rPr>
-              <w:t xml:space="preserve">The number rose from </w:t>
-            </w:r>
-            <w:r>
-              <w:rPr>
-                <w:rFonts w:ascii="Source Sans 3 Medium" w:hAnsi="Source Sans 3 Medium"/>
-                <w:b/>
-                <w:bCs/>
-                <w:sz w:val="23"/>
-                <w:szCs w:val="23"/>
-              </w:rPr>
-              <w:t>approximately</w:t>
-            </w:r>
-            <w:r>
-              <w:rPr>
-                <w:rFonts w:ascii="Source Sans 3 Medium" w:hAnsi="Source Sans 3 Medium"/>
-                <w:sz w:val="23"/>
-                <w:szCs w:val="23"/>
-              </w:rPr>
-              <w:t xml:space="preserve"> 5000 in 1990 to </w:t>
-            </w:r>
-            <w:r>
-              <w:rPr>
-                <w:rFonts w:ascii="Source Sans 3 Medium" w:hAnsi="Source Sans 3 Medium"/>
-                <w:b/>
-                <w:bCs/>
-                <w:sz w:val="23"/>
-                <w:szCs w:val="23"/>
-              </w:rPr>
-              <w:t>just under</w:t>
-            </w:r>
-            <w:r>
-              <w:rPr>
-                <w:rFonts w:ascii="Source Sans 3 Medium" w:hAnsi="Source Sans 3 Medium"/>
-                <w:sz w:val="23"/>
-                <w:szCs w:val="23"/>
-              </w:rPr>
-              <w:t xml:space="preserve"> 8000 in 2000.</w:t>
-            </w:r>
-          </w:p>
-          <w:p>
-            <w:pPr>
-              <w:spacing w:after="120"/>
-              <w:rPr>
-                <w:rFonts w:ascii="Source Sans 3 Medium" w:hAnsi="Source Sans 3 Medium"/>
-                <w:sz w:val="23"/>
-                <w:szCs w:val="23"/>
-              </w:rPr>
-            </w:pPr>
-            <w:r>
-              <w:rPr>
-                <w:rFonts w:ascii="Source Sans 3 Medium" w:hAnsi="Source Sans 3 Medium"/>
-                <w:sz w:val="23"/>
-                <w:szCs w:val="23"/>
-              </w:rPr>
-              <w:t xml:space="preserve">The figure for 1997 was </w:t>
-            </w:r>
-            <w:r>
-              <w:rPr>
-                <w:rFonts w:ascii="Source Sans 3 Medium" w:hAnsi="Source Sans 3 Medium"/>
-                <w:b/>
-                <w:bCs/>
-                <w:sz w:val="23"/>
-                <w:szCs w:val="23"/>
-              </w:rPr>
-              <w:t>around</w:t>
-            </w:r>
-            <w:r>
-              <w:rPr>
-                <w:rFonts w:ascii="Source Sans 3 Medium" w:hAnsi="Source Sans 3 Medium"/>
-                <w:sz w:val="23"/>
-                <w:szCs w:val="23"/>
-              </w:rPr>
-              <w:t xml:space="preserve"> 7500.</w:t>
-            </w:r>
-          </w:p>
-          <w:p>
-            <w:pPr>
-              <w:spacing w:after="120"/>
-              <w:rPr>
-                <w:rFonts w:ascii="Source Sans 3 Medium" w:hAnsi="Source Sans 3 Medium"/>
-                <w:sz w:val="23"/>
-                <w:szCs w:val="23"/>
-              </w:rPr>
-            </w:pPr>
-            <w:r>
-              <w:rPr>
-                <w:rFonts w:ascii="Source Sans 3 Medium" w:hAnsi="Source Sans 3 Medium"/>
-                <w:sz w:val="23"/>
-                <w:szCs w:val="23"/>
-              </w:rPr>
-              <w:t xml:space="preserve">From 2007 to 2015 the number of restaurants was </w:t>
-            </w:r>
-            <w:r>
-              <w:rPr>
-                <w:rFonts w:ascii="Source Sans 3 Medium" w:hAnsi="Source Sans 3 Medium"/>
-                <w:b/>
-                <w:bCs/>
-                <w:sz w:val="23"/>
-                <w:szCs w:val="23"/>
-              </w:rPr>
-              <w:t>between</w:t>
-            </w:r>
-            <w:r>
-              <w:rPr>
-                <w:rFonts w:ascii="Source Sans 3 Medium" w:hAnsi="Source Sans 3 Medium"/>
-                <w:sz w:val="23"/>
-                <w:szCs w:val="23"/>
-              </w:rPr>
-              <w:t xml:space="preserve"> 9000 </w:t>
-            </w:r>
-            <w:r>
-              <w:rPr>
-                <w:rFonts w:ascii="Source Sans 3 Medium" w:hAnsi="Source Sans 3 Medium"/>
-                <w:b/>
-                <w:bCs/>
-                <w:sz w:val="23"/>
-                <w:szCs w:val="23"/>
-              </w:rPr>
-              <w:t>and</w:t>
-            </w:r>
-            <w:r>
-              <w:rPr>
-                <w:rFonts w:ascii="Source Sans 3 Medium" w:hAnsi="Source Sans 3 Medium"/>
-                <w:sz w:val="23"/>
-                <w:szCs w:val="23"/>
-              </w:rPr>
-              <w:t xml:space="preserve"> 9500. In 1970 there were </w:t>
-            </w:r>
-            <w:r>
-              <w:rPr>
-                <w:rFonts w:ascii="Source Sans 3 Medium" w:hAnsi="Source Sans 3 Medium"/>
-                <w:b/>
-                <w:bCs/>
-                <w:sz w:val="23"/>
-                <w:szCs w:val="23"/>
-              </w:rPr>
-              <w:t>a little over</w:t>
-            </w:r>
-            <w:r>
-              <w:rPr>
-                <w:rFonts w:ascii="Source Sans 3 Medium" w:hAnsi="Source Sans 3 Medium"/>
-                <w:sz w:val="23"/>
-                <w:szCs w:val="23"/>
-              </w:rPr>
-              <w:t xml:space="preserve"> 1000 Indian restaurants.</w:t>
-            </w:r>
-          </w:p>
-          <w:p>
-            <w:pPr>
-              <w:spacing w:after="120"/>
-              <w:rPr>
-                <w:rFonts w:ascii="Source Sans 3 Medium" w:hAnsi="Source Sans 3 Medium"/>
-                <w:b/>
-                <w:bCs/>
-                <w:sz w:val="23"/>
-                <w:szCs w:val="23"/>
-              </w:rPr>
-            </w:pPr>
-            <w:r>
-              <w:rPr>
-                <w:rFonts w:ascii="Source Sans 3 Medium" w:hAnsi="Source Sans 3 Medium"/>
-                <w:b/>
-                <w:bCs/>
-                <w:sz w:val="23"/>
-                <w:szCs w:val="23"/>
-              </w:rPr>
-              <w:t>Use the expressions in bold to complete the sentences about diagram 3, which shows the market share of four supermarkets.</w:t>
-            </w:r>
-          </w:p>
-          <w:tbl>
-            <w:tblPr>
-              <w:tblStyle w:val="ColumnStackTable"/>
-              <w:tblW w:w="0" w:type="auto"/>
-              <w:tblLook w:val="04A0" w:firstRow="1" w:lastRow="0" w:firstColumn="1" w:lastColumn="0" w:noHBand="0" w:noVBand="1"/>
-            </w:tblPr>
-            <w:tblGrid>
-              <w:gridCol w:w="7362"/>
-              <w:gridCol w:w="6036"/>
-            </w:tblGrid>
-            <w:tr>
-              <w:tc>
-                <w:tcPr>
-                  <w:tcW w:w="0" w:type="auto"/>
-                </w:tcPr>
-                <w:p>
-                  <w:pPr>
-                    <w:pStyle w:val="ListParagraph"/>
-                    <w:numPr>
-                      <w:ilvl w:val="0"/>
-                      <w:numId w:val="3"/>
-                    </w:numPr>
-                    <w:spacing w:after="120"/>
-                    <w:ind w:left="284" w:hanging="284"/>
-                    <w:jc w:val="both"/>
-                    <w:rPr>
-                      <w:rFonts w:ascii="Source Sans 3 Medium" w:hAnsi="Source Sans 3 Medium"/>
-                      <w:sz w:val="23"/>
-                      <w:szCs w:val="23"/>
-                    </w:rPr>
-                  </w:pPr>
-                  <w:r>
-                    <w:rPr>
-                      <w:rFonts w:ascii="Source Sans 3 Medium" w:hAnsi="Source Sans 3 Medium"/>
-                      <w:sz w:val="23"/>
-                      <w:szCs w:val="23"/>
-                    </w:rPr>
-                    <w:t xml:space="preserve">In 1995, Foodhall had </w:t>
-                  </w:r>
-                  <w:r>
-                    <w:rPr>
-                      <w:rFonts w:ascii="Source Sans 3 Medium" w:hAnsi="Source Sans 3 Medium"/>
-                      <w:sz w:val="23"/>
-                      <w:szCs w:val="23"/>
-                    </w:rPr>
-                    <w:t xml:space="preserve">___ </w:t>
-                  </w:r>
-                  <w:r>
-                    <w:rPr>
-                      <w:rFonts w:ascii="Source Sans 3 Medium" w:hAnsi="Source Sans 3 Medium"/>
-                      <w:sz w:val="23"/>
-                      <w:szCs w:val="23"/>
-                    </w:rPr>
-                    <w:t>20% of the market, while Finco had</w:t>
-                  </w:r>
-                  <w:r>
-                    <w:rPr>
-                      <w:rFonts w:ascii="Source Sans 3 Medium" w:hAnsi="Source Sans 3 Medium"/>
-                      <w:sz w:val="23"/>
-                      <w:szCs w:val="23"/>
-                    </w:rPr>
-                    <w:t xml:space="preserve"> ___</w:t>
-                  </w:r>
-                  <w:r>
-                    <w:rPr>
-                      <w:rFonts w:ascii="Source Sans 3 Medium" w:hAnsi="Source Sans 3 Medium"/>
-                      <w:sz w:val="23"/>
-                      <w:szCs w:val="23"/>
-                    </w:rPr>
-                    <w:t xml:space="preserve"> 20%.</w:t>
-                  </w:r>
-                </w:p>
-                <w:p>
-                  <w:pPr>
-                    <w:pStyle w:val="ListParagraph"/>
-                    <w:numPr>
-                      <w:ilvl w:val="0"/>
-                      <w:numId w:val="3"/>
-                    </w:numPr>
-                    <w:spacing w:after="120"/>
-                    <w:ind w:left="284" w:hanging="284"/>
-                    <w:jc w:val="both"/>
-                    <w:rPr>
-                      <w:rFonts w:ascii="Source Sans 3 Medium" w:hAnsi="Source Sans 3 Medium"/>
-                      <w:sz w:val="23"/>
-                      <w:szCs w:val="23"/>
-                    </w:rPr>
-                  </w:pPr>
-                  <w:r>
-                    <w:rPr>
-                      <w:rFonts w:ascii="Source Sans 3 Medium" w:hAnsi="Source Sans 3 Medium"/>
-                      <w:sz w:val="23"/>
-                      <w:szCs w:val="23"/>
-                    </w:rPr>
-                    <w:t>In 1995, Bestway's share of the market was</w:t>
-                  </w:r>
-                  <w:r>
-                    <w:rPr>
-                      <w:rFonts w:ascii="Source Sans 3 Medium" w:hAnsi="Source Sans 3 Medium"/>
-                      <w:sz w:val="23"/>
-                      <w:szCs w:val="23"/>
-                    </w:rPr>
-                    <w:t xml:space="preserve"> ___</w:t>
-                  </w:r>
-                  <w:r>
-                    <w:rPr>
-                      <w:rFonts w:ascii="Source Sans 3 Medium" w:hAnsi="Source Sans 3 Medium"/>
-                      <w:sz w:val="23"/>
-                      <w:szCs w:val="23"/>
-                    </w:rPr>
-                    <w:t xml:space="preserve"> 5%.</w:t>
-                  </w:r>
-                </w:p>
-                <w:p>
-                  <w:pPr>
-                    <w:pStyle w:val="ListParagraph"/>
-                    <w:numPr>
-                      <w:ilvl w:val="0"/>
-                      <w:numId w:val="3"/>
-                    </w:numPr>
-                    <w:spacing w:after="120"/>
-                    <w:ind w:left="284" w:hanging="284"/>
-                    <w:jc w:val="both"/>
-                    <w:rPr>
-                      <w:rFonts w:ascii="Source Sans 3 Medium" w:hAnsi="Source Sans 3 Medium"/>
-                      <w:sz w:val="23"/>
-                      <w:szCs w:val="23"/>
-                    </w:rPr>
-                  </w:pPr>
-                  <w:r>
-                    <w:rPr>
-                      <w:rFonts w:ascii="Source Sans 3 Medium" w:hAnsi="Source Sans 3 Medium"/>
-                      <w:sz w:val="23"/>
-                      <w:szCs w:val="23"/>
-                    </w:rPr>
-                    <w:t xml:space="preserve">In 2005, all the supermarkets had </w:t>
-                  </w:r>
-                  <w:r>
-                    <w:rPr>
-                      <w:rFonts w:ascii="Source Sans 3 Medium" w:hAnsi="Source Sans 3 Medium"/>
-                      <w:sz w:val="23"/>
-                      <w:szCs w:val="23"/>
-                    </w:rPr>
-                    <w:t xml:space="preserve">___ </w:t>
-                  </w:r>
-                  <w:r>
-                    <w:rPr>
-                      <w:rFonts w:ascii="Source Sans 3 Medium" w:hAnsi="Source Sans 3 Medium"/>
-                      <w:sz w:val="23"/>
-                      <w:szCs w:val="23"/>
-                    </w:rPr>
-                    <w:t>11% and 30% of the market</w:t>
-                  </w:r>
-                  <w:r>
-                    <w:rPr>
-                      <w:rFonts w:ascii="Source Sans 3 Medium" w:hAnsi="Source Sans 3 Medium"/>
-                      <w:sz w:val="23"/>
-                      <w:szCs w:val="23"/>
-                    </w:rPr>
-                    <w:t>.</w:t>
-                  </w:r>
-                </w:p>
-                <w:p>
-                  <w:pPr>
-                    <w:pStyle w:val="ListParagraph"/>
-                    <w:numPr>
-                      <w:ilvl w:val="0"/>
-                      <w:numId w:val="3"/>
-                    </w:numPr>
-                    <w:spacing w:after="120"/>
-                    <w:ind w:left="284" w:hanging="284"/>
-                    <w:jc w:val="both"/>
-                    <w:rPr>
-                      <w:rFonts w:ascii="Source Sans 3 Medium" w:hAnsi="Source Sans 3 Medium"/>
-                      <w:sz w:val="23"/>
-                      <w:szCs w:val="23"/>
-                    </w:rPr>
-                  </w:pPr>
-                  <w:r>
-                    <w:rPr>
-                      <w:rFonts w:ascii="Source Sans 3 Medium" w:hAnsi="Source Sans 3 Medium"/>
-                      <w:sz w:val="23"/>
-                      <w:szCs w:val="23"/>
-                    </w:rPr>
-                    <w:t>In both 2005 and 2015, Alton's share of the market was</w:t>
-                  </w:r>
-                  <w:r>
-                    <w:rPr>
-                      <w:rFonts w:ascii="Source Sans 3 Medium" w:hAnsi="Source Sans 3 Medium"/>
-                      <w:sz w:val="23"/>
-                      <w:szCs w:val="23"/>
-                    </w:rPr>
-                    <w:t xml:space="preserve"> ___</w:t>
-                  </w:r>
-                  <w:r>
-                    <w:rPr>
-                      <w:rFonts w:ascii="Source Sans 3 Medium" w:hAnsi="Source Sans 3 Medium"/>
-                      <w:sz w:val="23"/>
-                      <w:szCs w:val="23"/>
-                    </w:rPr>
-                    <w:t xml:space="preserve"> 16%.</w:t>
-                  </w:r>
-                </w:p>
-                <w:p>
-                  <w:pPr>
-                    <w:pStyle w:val="ListParagraph"/>
-                    <w:numPr>
-                      <w:ilvl w:val="0"/>
-                      <w:numId w:val="3"/>
-                    </w:numPr>
-                    <w:spacing w:after="120"/>
-                    <w:ind w:left="284" w:hanging="284"/>
-                    <w:jc w:val="both"/>
-                    <w:rPr>
-                      <w:rFonts w:ascii="Source Sans 3 Medium" w:hAnsi="Source Sans 3 Medium"/>
-                      <w:sz w:val="23"/>
-                      <w:szCs w:val="23"/>
-                    </w:rPr>
-                  </w:pPr>
-                  <w:r>
-                    <w:rPr>
-                      <w:rFonts w:ascii="Source Sans 3 Medium" w:hAnsi="Source Sans 3 Medium"/>
-                      <w:sz w:val="23"/>
-                      <w:szCs w:val="23"/>
-                    </w:rPr>
-                    <w:t>Finco had the biggest market share in 2005, which was</w:t>
-                  </w:r>
-                  <w:r>
-                    <w:rPr>
-                      <w:rFonts w:ascii="Source Sans 3 Medium" w:hAnsi="Source Sans 3 Medium"/>
-                      <w:sz w:val="23"/>
-                      <w:szCs w:val="23"/>
-                    </w:rPr>
-                    <w:t xml:space="preserve"> ___</w:t>
-                  </w:r>
-                  <w:r>
-                    <w:rPr>
-                      <w:rFonts w:ascii="Source Sans 3 Medium" w:hAnsi="Source Sans 3 Medium"/>
-                      <w:sz w:val="23"/>
-                      <w:szCs w:val="23"/>
-                    </w:rPr>
-                    <w:t xml:space="preserve"> 30%.</w:t>
-                  </w:r>
-                </w:p>
-              </w:tc>
-              <w:tc>
-                <w:tcPr>
-                  <w:tcW w:w="0" w:type="auto"/>
-                </w:tcPr>
-                <w:p>
-                  <w:pPr>
-                    <w:pStyle w:val="SS3-115"/>
-                    <w:rPr>
-                      <w:rFonts w:ascii="Source Sans 3 Medium" w:hAnsi="Source Sans 3 Medium"/>
-                      <w:b/>
-                      <w:bCs/>
-                    </w:rPr>
-                  </w:pPr>
-                  <w:r>
-                    <w:rPr>
-                      <w:rFonts w:ascii="Source Sans 3 Medium" w:hAnsi="Source Sans 3 Medium"/>
-                      <w:b/>
-                      <w:bCs/>
-                      <w:noProof/>
-                    </w:rPr>
-                    <w:drawing>
-                      <wp:inline distT="0" distB="0" distL="0" distR="0" wp14:anchorId="63949014" wp14:editId="55683E9C">
-                        <wp:extent cx="3686175" cy="2105025"/>
-                        <wp:effectExtent l="0" t="0" r="9525" b="9525"/>
-                        <wp:docPr id="12" name="Picture 12"/>
-                        <wp:cNvGraphicFramePr>
-                          <a:graphicFrameLocks xmlns:a="http://schemas.openxmlformats.org/drawingml/2006/main" noChangeAspect="1"/>
-                        </wp:cNvGraphicFramePr>
-                        <a:graphic xmlns:a="http://schemas.openxmlformats.org/drawingml/2006/main">
-                          <a:graphicData uri="http://schemas.openxmlformats.org/drawingml/2006/picture">
-                            <pic:pic xmlns:pic="http://schemas.openxmlformats.org/drawingml/2006/picture">
-                              <pic:nvPicPr>
-                                <pic:cNvPr id="1" name=""/>
-                                <pic:cNvPicPr/>
-                              </pic:nvPicPr>
-                              <pic:blipFill>
-                                <a:blip r:embed="rId9"/>
-                                <a:stretch>
-                                  <a:fillRect/>
-                                </a:stretch>
-                              </pic:blipFill>
-                              <pic:spPr>
-                                <a:xfrm>
-                                  <a:off x="0" y="0"/>
-                                  <a:ext cx="3686175" cy="2105025"/>
-                                </a:xfrm>
-                                <a:prstGeom prst="rect">
-                                  <a:avLst/>
-                                </a:prstGeom>
-                              </pic:spPr>
-                            </pic:pic>
-                          </a:graphicData>
-                        </a:graphic>
-                      </wp:inline>
-                    </w:drawing>
-                  </w:r>
-                </w:p>
-              </w:tc>
-            </w:tr>
-          </w:tbl>
-          <w:p>
-            <w:pPr>
-              <w:spacing w:after="120"/>
-              <w:rPr>
-                <w:rFonts w:ascii="Source Sans 3 Medium" w:hAnsi="Source Sans 3 Medium"/>
-                <w:b/>
-                <w:bCs/>
-                <w:sz w:val="23"/>
-                <w:szCs w:val="23"/>
-              </w:rPr>
-            </w:pPr>
-          </w:p>
-        </w:tc>
-      </w:tr>
-    </w:tbl>
-    <w:p>
-      <w:pPr>
-        <w:pStyle w:val="SS3-115"/>
-        <w:rPr>
-          <w:sz w:val="2"/>
-          <w:szCs w:val="2"/>
-        </w:rPr>
-      </w:pPr>
-    </w:p>
-    <w:tbl>
-      <w:tblPr>
-        <w:tblStyle w:val="CommonTable"/>
-        <w:tblW w:w="0" w:type="auto"/>
-        <w:tblBorders>
-          <w:top w:val="single" w:sz="24" w:space="0" w:color="auto"/>
-          <w:left w:val="single" w:sz="24" w:space="0" w:color="auto"/>
-          <w:bottom w:val="single" w:sz="24" w:space="0" w:color="auto"/>
-          <w:right w:val="single" w:sz="24" w:space="0" w:color="auto"/>
-          <w:insideH w:val="single" w:sz="24" w:space="0" w:color="auto"/>
-          <w:insideV w:val="single" w:sz="24" w:space="0" w:color="auto"/>
-        </w:tblBorders>
-        <w:tblLook w:val="04A0" w:firstRow="1" w:lastRow="0" w:firstColumn="1" w:lastColumn="0" w:noHBand="0" w:noVBand="1"/>
-      </w:tblPr>
-      <w:tblGrid>
-        <w:gridCol w:w="7143"/>
-      </w:tblGrid>
-      <w:tr>
-        <w:tc>
-          <w:tcPr>
-            <w:tcW w:w="0" w:type="auto"/>
-            <w:shd w:val="clear" w:color="auto" w:fill="EEAA45"/>
-          </w:tcPr>
-          <w:p>
-            <w:pPr>
-              <w:rPr>
-                <w:rFonts w:ascii="Source Sans 3 Medium" w:hAnsi="Source Sans 3 Medium"/>
-                <w:b/>
-                <w:bCs/>
-                <w:sz w:val="23"/>
-                <w:szCs w:val="23"/>
-                <w:lang w:bidi="ar-SA"/>
-              </w:rPr>
-            </w:pPr>
-            <w:r>
-              <w:rPr>
-                <w:b/>
-                <w:bCs/>
-                <w:sz w:val="24"/>
-                <w:szCs w:val="24"/>
-              </w:rPr>
-              <w:t>STUDYING A MODEL ANSWER: AVOIDING 'OUTSIDE' INFORMATION</w:t>
-            </w:r>
-          </w:p>
-        </w:tc>
-      </w:tr>
-    </w:tbl>
-    <w:p>
-      <w:pPr>
-        <w:spacing w:after="0"/>
-        <w:rPr>
-          <w:rFonts w:ascii="Source Sans 3" w:hAnsi="Source Sans 3"/>
-          <w:b/>
-          <w:bCs/>
-          <w:sz w:val="2"/>
-          <w:szCs w:val="2"/>
-          <w:shd w:val="clear" w:color="auto" w:fill="FFFF00"/>
-          <w:rtl/>
-        </w:rPr>
-      </w:pPr>
-    </w:p>
-    <w:p>
-      <w:pPr>
-        <w:pStyle w:val="SS3-115"/>
-        <w:rPr>
-          <w:sz w:val="2"/>
-          <w:szCs w:val="2"/>
-        </w:rPr>
-      </w:pPr>
-    </w:p>
-    <w:tbl>
-      <w:tblPr>
-        <w:tblStyle w:val="DottedTable"/>
-        <w:tblW w:w="14392" w:type="dxa"/>
-        <w:tblLook w:val="04A0" w:firstRow="1" w:lastRow="0" w:firstColumn="1" w:lastColumn="0" w:noHBand="0" w:noVBand="1"/>
-      </w:tblPr>
-      <w:tblGrid>
-        <w:gridCol w:w="421"/>
-        <w:gridCol w:w="6237"/>
-        <w:gridCol w:w="7734"/>
-      </w:tblGrid>
-      <w:tr>
-        <w:tc>
-          <w:tcPr>
-            <w:tcW w:w="421" w:type="dxa"/>
-            <w:tcMar>
-              <w:left w:w="0" w:type="dxa"/>
-              <w:right w:w="0" w:type="dxa"/>
-            </w:tcMar>
-          </w:tcPr>
-          <w:tbl>
-            <w:tblPr>
-              <w:tblStyle w:val="CompactTable"/>
-              <w:tblW w:w="0" w:type="auto"/>
-              <w:tblBorders>
-                <w:top w:val="single" w:sz="18" w:space="0" w:color="BCAD91"/>
-                <w:left w:val="single" w:sz="18" w:space="0" w:color="BCAD91"/>
-                <w:bottom w:val="single" w:sz="18" w:space="0" w:color="BCAD91"/>
-                <w:right w:val="single" w:sz="18" w:space="0" w:color="BCAD91"/>
-                <w:insideH w:val="single" w:sz="18" w:space="0" w:color="BCAD91"/>
-                <w:insideV w:val="single" w:sz="18" w:space="0" w:color="BCAD91"/>
-              </w:tblBorders>
-              <w:tblLook w:val="04A0" w:firstRow="1" w:lastRow="0" w:firstColumn="1" w:lastColumn="0" w:noHBand="0" w:noVBand="1"/>
-            </w:tblPr>
-            <w:tblGrid>
-              <w:gridCol w:w="365"/>
-            </w:tblGrid>
-            <w:tr>
-              <w:tc>
-                <w:tcPr>
-                  <w:tcW w:w="385" w:type="dxa"/>
-                </w:tcPr>
-                <w:p>
-                  <w:pPr>
-                    <w:rPr>
-                      <w:b w:val="0"/>
-                      <w:bCs/>
-                      <w:szCs w:val="26"/>
-                      <w:bdr w:val="single" w:sz="12" w:space="0" w:color="FFFF00"/>
-                    </w:rPr>
-                  </w:pPr>
-                  <w:r>
-                    <w:rPr>
-                      <w:bCs/>
-                      <w:szCs w:val="26"/>
-                      <w:lang w:bidi="ar-SA"/>
-                    </w:rPr>
-                    <w:t>12</w:t>
-                  </w:r>
-                </w:p>
-              </w:tc>
-            </w:tr>
-          </w:tbl>
-          <w:p>
-            <w:pPr>
-              <w:rPr>
-                <w:rFonts w:ascii="Source Sans 3" w:hAnsi="Source Sans 3"/>
-                <w:b/>
-                <w:bCs/>
-                <w:sz w:val="26"/>
-                <w:szCs w:val="26"/>
-                <w:bdr w:val="single" w:sz="12" w:space="0" w:color="FFFF00"/>
-              </w:rPr>
-            </w:pPr>
-          </w:p>
-        </w:tc>
-        <w:tc>
-          <w:tcPr>
-            <w:tcW w:w="13971" w:type="dxa"/>
-            <w:gridSpan w:val="2"/>
-          </w:tcPr>
-          <w:p>
-            <w:pPr>
-              <w:spacing w:after="120"/>
-              <w:rPr>
-                <w:rFonts w:ascii="Source Sans 3 Medium" w:hAnsi="Source Sans 3 Medium"/>
-                <w:b/>
-                <w:bCs/>
-                <w:sz w:val="23"/>
-                <w:szCs w:val="23"/>
-              </w:rPr>
-            </w:pPr>
-            <w:r>
-              <w:rPr>
-                <w:rFonts w:ascii="Source Sans 3 Medium" w:hAnsi="Source Sans 3 Medium"/>
-                <w:b/>
-                <w:bCs/>
-                <w:sz w:val="23"/>
-                <w:szCs w:val="23"/>
-              </w:rPr>
-              <w:t>Read the model answer, which is based on diagrams 1 and 2. Two sentences should not be included. Can you find them?</w:t>
-            </w:r>
-          </w:p>
-        </w:tc>
-      </w:tr>
-      <w:tr>
-        <w:tc>
-          <w:tcPr>
-            <w:tcW w:w="421" w:type="dxa"/>
-            <w:tcMar>
-              <w:left w:w="0" w:type="dxa"/>
-              <w:right w:w="0" w:type="dxa"/>
-            </w:tcMar>
-          </w:tcPr>
-          <w:tbl>
-            <w:tblPr>
-              <w:tblStyle w:val="CompactTable"/>
-              <w:tblW w:w="0" w:type="auto"/>
-              <w:tblBorders>
-                <w:top w:val="single" w:sz="18" w:space="0" w:color="BCAD91"/>
-                <w:left w:val="single" w:sz="18" w:space="0" w:color="BCAD91"/>
-                <w:bottom w:val="single" w:sz="18" w:space="0" w:color="BCAD91"/>
-                <w:right w:val="single" w:sz="18" w:space="0" w:color="BCAD91"/>
-                <w:insideH w:val="single" w:sz="18" w:space="0" w:color="BCAD91"/>
-                <w:insideV w:val="single" w:sz="18" w:space="0" w:color="BCAD91"/>
-              </w:tblBorders>
-              <w:tblLook w:val="04A0" w:firstRow="1" w:lastRow="0" w:firstColumn="1" w:lastColumn="0" w:noHBand="0" w:noVBand="1"/>
-            </w:tblPr>
-            <w:tblGrid>
-              <w:gridCol w:w="365"/>
-            </w:tblGrid>
-            <w:tr>
-              <w:tc>
-                <w:tcPr>
-                  <w:tcW w:w="385" w:type="dxa"/>
-                </w:tcPr>
-                <w:p>
-                  <w:pPr>
-                    <w:rPr>
-                      <w:b w:val="0"/>
-                      <w:bCs/>
-                      <w:szCs w:val="26"/>
-                      <w:bdr w:val="single" w:sz="12" w:space="0" w:color="FFFF00"/>
-                    </w:rPr>
-                  </w:pPr>
-                  <w:r>
-                    <w:rPr>
-                      <w:bCs/>
-                      <w:szCs w:val="26"/>
-                      <w:lang w:bidi="ar-SA"/>
-                    </w:rPr>
-                    <w:t>13</w:t>
-                  </w:r>
-                </w:p>
-              </w:tc>
-            </w:tr>
-          </w:tbl>
-          <w:p>
-            <w:pPr>
-              <w:rPr>
-                <w:bCs/>
-                <w:szCs w:val="26"/>
-              </w:rPr>
-            </w:pPr>
-          </w:p>
-        </w:tc>
-        <w:tc>
-          <w:tcPr>
-            <w:tcW w:w="6237" w:type="dxa"/>
-          </w:tcPr>
-          <w:p>
-            <w:pPr>
-              <w:spacing w:after="120"/>
-              <w:rPr>
-                <w:rFonts w:ascii="Source Sans 3 Medium" w:hAnsi="Source Sans 3 Medium"/>
-                <w:b/>
-                <w:bCs/>
-                <w:sz w:val="23"/>
-                <w:szCs w:val="23"/>
-              </w:rPr>
-            </w:pPr>
-            <w:r>
-              <w:rPr>
-                <w:rFonts w:ascii="Source Sans 3 Medium" w:hAnsi="Source Sans 3 Medium"/>
-                <w:b/>
-                <w:bCs/>
-                <w:sz w:val="23"/>
-                <w:szCs w:val="23"/>
-              </w:rPr>
-              <w:t>Read the model answer again and find:</w:t>
-            </w:r>
-          </w:p>
-          <w:p>
-            <w:pPr>
-              <w:pStyle w:val="SS3-115"/>
-              <w:numPr>
-                <w:ilvl w:val="0"/>
-                <w:numId w:val="17"/>
-              </w:numPr>
-              <w:ind w:left="284" w:hanging="284"/>
-            </w:pPr>
-            <w:r>
-              <w:t>the overview</w:t>
-            </w:r>
-          </w:p>
-          <w:p>
-            <w:pPr>
-              <w:pStyle w:val="SS3-115"/>
-              <w:numPr>
-                <w:ilvl w:val="0"/>
-                <w:numId w:val="17"/>
-              </w:numPr>
-              <w:ind w:left="284" w:hanging="284"/>
-            </w:pPr>
-            <w:r>
-              <w:t>a sentence that explains the link between</w:t>
-            </w:r>
-            <w:r>
-              <w:t xml:space="preserve"> </w:t>
-            </w:r>
-            <w:r>
-              <w:t>the two charts</w:t>
-            </w:r>
-          </w:p>
-          <w:p>
-            <w:pPr>
-              <w:pStyle w:val="SS3-115"/>
-              <w:numPr>
-                <w:ilvl w:val="0"/>
-                <w:numId w:val="17"/>
-              </w:numPr>
-              <w:ind w:left="284" w:hanging="284"/>
-            </w:pPr>
-            <w:r>
-              <w:t>a comparison</w:t>
-            </w:r>
-          </w:p>
-          <w:p>
-            <w:pPr>
-              <w:pStyle w:val="SS3-115"/>
-              <w:numPr>
-                <w:ilvl w:val="0"/>
-                <w:numId w:val="17"/>
-              </w:numPr>
-              <w:ind w:left="284" w:hanging="284"/>
-            </w:pPr>
-            <w:r>
-              <w:t>a passive form</w:t>
-            </w:r>
-          </w:p>
-          <w:p>
-            <w:pPr>
-              <w:pStyle w:val="SS3-115"/>
-              <w:numPr>
-                <w:ilvl w:val="0"/>
-                <w:numId w:val="17"/>
-              </w:numPr>
-              <w:ind w:left="284" w:hanging="284"/>
-            </w:pPr>
-            <w:r>
-              <w:t>a way of saying '1990 to 2000'</w:t>
-            </w:r>
-          </w:p>
-          <w:p>
-            <w:pPr>
-              <w:pStyle w:val="SS3-115"/>
-              <w:numPr>
-                <w:ilvl w:val="0"/>
-                <w:numId w:val="17"/>
-              </w:numPr>
-              <w:ind w:left="284" w:hanging="284"/>
-            </w:pPr>
-            <w:r>
-              <w:t>an expression meaning 'has not changed</w:t>
-            </w:r>
-            <w:r>
-              <w:t xml:space="preserve"> </w:t>
-            </w:r>
-            <w:r>
-              <w:t>much'</w:t>
-            </w:r>
-          </w:p>
-          <w:p>
-            <w:pPr>
-              <w:pStyle w:val="SS3-115"/>
-              <w:numPr>
-                <w:ilvl w:val="0"/>
-                <w:numId w:val="17"/>
-              </w:numPr>
-              <w:ind w:left="284" w:hanging="284"/>
-            </w:pPr>
-            <w:r>
-              <w:t>an expression used to avoid exact numbers</w:t>
-            </w:r>
-          </w:p>
-          <w:p>
-            <w:pPr>
-              <w:spacing w:before="120"/>
-              <w:rPr>
-                <w:rFonts w:ascii="Source Sans 3 SemiBold" w:hAnsi="Source Sans 3 SemiBold"/>
-                <w:b/>
-                <w:bCs/>
-                <w:noProof/>
-                <w:color w:val="FFFFFF" w:themeColor="background1"/>
-                <w:shd w:val="clear" w:color="auto" w:fill="68AF3D"/>
-              </w:rPr>
-            </w:pPr>
-            <w:r>
-              <w:rPr>
-                <w:rFonts w:ascii="Source Sans 3 SemiBold" w:hAnsi="Source Sans 3 SemiBold"/>
-                <w:b/>
-                <w:bCs/>
-                <w:noProof/>
-                <w:color w:val="FFFFFF" w:themeColor="background1"/>
-                <w:bdr w:val="single" w:sz="24" w:space="0" w:color="E49D38"/>
-                <w:shd w:val="clear" w:color="auto" w:fill="EF4740"/>
-              </w:rPr>
-              <w:t xml:space="preserve">TIP </w:t>
-            </w:r>
-            <w:r>
-              <w:rPr>
-                <w:rFonts w:ascii="Source Sans 3 SemiBold" w:hAnsi="Source Sans 3 SemiBold"/>
-                <w:b/>
-                <w:bCs/>
-                <w:noProof/>
-                <w:bdr w:val="single" w:sz="24" w:space="0" w:color="E49D38"/>
-              </w:rPr>
-              <w:t>13</w:t>
-            </w:r>
-          </w:p>
-          <w:tbl>
-            <w:tblPr>
-              <w:tblStyle w:val="NormalTable"/>
-              <w:tblW w:w="0" w:type="auto"/>
-              <w:tblBorders>
-                <w:top w:val="single" w:sz="18" w:space="0" w:color="E49D38"/>
-                <w:left w:val="single" w:sz="18" w:space="0" w:color="E49D38"/>
-                <w:bottom w:val="single" w:sz="18" w:space="0" w:color="E49D38"/>
-                <w:right w:val="single" w:sz="18" w:space="0" w:color="E49D38"/>
-                <w:insideH w:val="single" w:sz="18" w:space="0" w:color="E49D38"/>
-                <w:insideV w:val="single" w:sz="18" w:space="0" w:color="E49D38"/>
-              </w:tblBorders>
-              <w:shd w:val="clear" w:color="auto" w:fill="E7EAEF"/>
-              <w:tblLook w:val="04A0" w:firstRow="1" w:lastRow="0" w:firstColumn="1" w:lastColumn="0" w:noHBand="0" w:noVBand="1"/>
-            </w:tblPr>
-            <w:tblGrid>
-              <w:gridCol w:w="3811"/>
-            </w:tblGrid>
-            <w:tr>
-              <w:tc>
-                <w:tcPr>
-                  <w:tcW w:w="3811" w:type="dxa"/>
-                  <w:shd w:val="clear" w:color="auto" w:fill="E5E8F1"/>
-                </w:tcPr>
-                <w:p>
-                  <w:pPr>
-                    <w:rPr>
-                      <w:noProof/>
-                      <w:sz w:val="21"/>
-                      <w:szCs w:val="21"/>
-                    </w:rPr>
-                  </w:pPr>
-                  <w:r>
-                    <w:rPr>
-                      <w:sz w:val="21"/>
-                      <w:szCs w:val="21"/>
-                    </w:rPr>
-                    <w:t>Never include any information that is not shown in the diagram. Even if you know a lot about the data given, do not try to explain the reasons for it or give your own opinion.</w:t>
-                  </w:r>
-                </w:p>
-              </w:tc>
-            </w:tr>
-          </w:tbl>
-          <w:p>
-            <w:pPr>
-              <w:spacing w:after="120"/>
-              <w:rPr>
-                <w:rFonts w:ascii="Source Sans 3 Medium" w:hAnsi="Source Sans 3 Medium"/>
-                <w:b/>
-                <w:bCs/>
-                <w:sz w:val="23"/>
-                <w:szCs w:val="23"/>
-              </w:rPr>
-            </w:pPr>
-          </w:p>
-        </w:tc>
-        <w:tc>
-          <w:tcPr>
-            <w:tcW w:w="7734" w:type="dxa"/>
-          </w:tcPr>
-          <w:p>
-            <w:pPr>
-              <w:pStyle w:val="SS3-115"/>
-              <w:jc w:val="center"/>
-              <w:rPr>
-                <w:rFonts w:ascii="Source Sans 3 Black" w:hAnsi="Source Sans 3 Black"/>
-                <w:b/>
-                <w:bCs/>
-                <w:color w:val="FFFFFF" w:themeColor="background1"/>
-                <w:spacing w:val="-2"/>
-                <w:w w:val="105"/>
-                <w:sz w:val="40"/>
-                <w:szCs w:val="40"/>
-                <w:shd w:val="clear" w:color="auto" w:fill="F5CD5B"/>
-              </w:rPr>
-            </w:pPr>
-            <w:r>
-              <w:rPr>
-                <w:rFonts w:ascii="Source Sans 3 Black" w:hAnsi="Source Sans 3 Black"/>
-                <w:b/>
-                <w:bCs/>
-                <w:color w:val="FFFFFF" w:themeColor="background1"/>
-                <w:spacing w:val="-2"/>
-                <w:w w:val="105"/>
-                <w:sz w:val="40"/>
-                <w:szCs w:val="40"/>
-                <w:shd w:val="clear" w:color="auto" w:fill="F28212"/>
-              </w:rPr>
-              <w:t>MODEL ANSWER</w:t>
-            </w:r>
-          </w:p>
-          <w:tbl>
-            <w:tblPr>
-              <w:tblStyle w:val="NormalTable"/>
-              <w:tblW w:w="5954" w:type="dxa"/>
-              <w:jc w:val="center"/>
-              <w:tblBorders>
-                <w:top w:val="single" w:sz="36" w:space="0" w:color="F28212"/>
-                <w:left w:val="single" w:sz="36" w:space="0" w:color="F28212"/>
-                <w:bottom w:val="single" w:sz="36" w:space="0" w:color="F28212"/>
-                <w:right w:val="single" w:sz="36" w:space="0" w:color="F28212"/>
-                <w:insideH w:val="single" w:sz="36" w:space="0" w:color="F28212"/>
-                <w:insideV w:val="single" w:sz="36" w:space="0" w:color="F28212"/>
-              </w:tblBorders>
-              <w:shd w:val="clear" w:color="auto" w:fill="E7EAEF"/>
-              <w:tblLook w:val="04A0" w:firstRow="1" w:lastRow="0" w:firstColumn="1" w:lastColumn="0" w:noHBand="0" w:noVBand="1"/>
-            </w:tblPr>
-            <w:tblGrid>
-              <w:gridCol w:w="5954"/>
-            </w:tblGrid>
-            <w:tr>
-              <w:trPr>
-                <w:jc w:val="center"/>
-              </w:trPr>
-              <w:tc>
-                <w:tcPr>
-                  <w:tcW w:w="5954" w:type="dxa"/>
-                  <w:shd w:val="clear" w:color="auto" w:fill="FEFEFE"/>
-                </w:tcPr>
-                <w:p>
-                  <w:pPr>
-                    <w:rPr>
-                      <w:sz w:val="21"/>
-                      <w:szCs w:val="21"/>
-                    </w:rPr>
-                  </w:pPr>
-                  <w:r>
-                    <w:rPr>
-                      <w:sz w:val="21"/>
-                      <w:szCs w:val="21"/>
-                    </w:rPr>
-                    <w:t>The pie chart shows which type of takeaway food is the most popular in the UK, while the bar chart shows how many Indian restaurants existed in the UK between 1960 and 2015. We can see that Chinese and Indian takeaways are the favourites, and that the number of Indian restaurants in the UK rose steadily during this period.</w:t>
-                  </w:r>
-                </w:p>
-                <w:p>
-                  <w:pPr>
-                    <w:rPr>
-                      <w:sz w:val="21"/>
-                      <w:szCs w:val="21"/>
-                    </w:rPr>
-                  </w:pPr>
-                  <w:r>
-                    <w:rPr>
-                      <w:sz w:val="21"/>
-                      <w:szCs w:val="21"/>
-                    </w:rPr>
-                    <w:t>The pie chart shows that Chinese and Indian takeaways are much more popular than all the others, at 34% and 26%, There are another two types that quite a lot of people like. These are Italian at 10% and British at 9%. It is not surprising that people in the UK like British food as fish and chips is the national dish, Greek, Japanese and Mexican were only chosen by 1% of people.</w:t>
-                  </w:r>
-                </w:p>
-                <w:p>
-                  <w:pPr>
-                    <w:rPr>
-                      <w:noProof/>
-                      <w:sz w:val="21"/>
-                      <w:szCs w:val="21"/>
-                    </w:rPr>
-                  </w:pPr>
-                  <w:r>
-                    <w:rPr>
-                      <w:sz w:val="21"/>
-                      <w:szCs w:val="21"/>
-                    </w:rPr>
-                    <w:t>The pie chart shows us that Indian food is popular and the bar chart shows how its popularity grew. Even my village has an Indian restaurant! There was a rising trend from 1960 onwards. The increase was greatest in the 1990s, from about 5000 restaurants in 1990 to almost 8000 in 2000. Since 2007, the number has remained stable at just over 9000.</w:t>
-                  </w:r>
-                </w:p>
-              </w:tc>
-            </w:tr>
-          </w:tbl>
-          <w:p>
-            <w:pPr>
-              <w:spacing w:after="120"/>
-              <w:rPr>
-                <w:rFonts w:ascii="Source Sans 3 Medium" w:hAnsi="Source Sans 3 Medium"/>
-                <w:b/>
-                <w:bCs/>
-                <w:sz w:val="23"/>
-                <w:szCs w:val="23"/>
-              </w:rPr>
-            </w:pPr>
-          </w:p>
-        </w:tc>
-      </w:tr>
-    </w:tbl>
-    <w:p>
-      <w:pPr>
-        <w:rPr>
-          <w:rFonts w:ascii="Source Sans 3 Black" w:hAnsi="Source Sans 3 Black"/>
-          <w:color w:val="F4A349"/>
-          <w:sz w:val="34"/>
-          <w:szCs w:val="34"/>
-          <w:shd w:val="clear" w:color="auto" w:fill="F4A349"/>
-        </w:rPr>
-      </w:pPr>
-      <w:r>
-        <w:rPr>
-          <w:rFonts w:ascii="Source Sans 3 Black" w:hAnsi="Source Sans 3 Black"/>
-          <w:color w:val="F4A349"/>
-          <w:sz w:val="34"/>
-          <w:szCs w:val="34"/>
-          <w:shd w:val="clear" w:color="auto" w:fill="F4A349"/>
-        </w:rPr>
-        <w:br w:type="page"/>
-      </w:r>
     </w:p>
     <w:p>
       <w:pPr>
@@ -10734,7 +9417,6 @@
           <w:szCs w:val="34"/>
           <w:shd w:val="clear" w:color="auto" w:fill="F4A349"/>
         </w:rPr>
-        <w:lastRenderedPageBreak/>
         <w:t>[[[[[[[[[</w:t>
       </w:r>
       <w:r>
@@ -10783,12 +9465,12 @@
               <w:tblStyle w:val="CompactTable"/>
               <w:tblW w:w="0" w:type="auto"/>
               <w:tblBorders>
-                <w:top w:val="single" w:sz="18" w:space="0" w:color="BCAD91"/>
-                <w:left w:val="single" w:sz="18" w:space="0" w:color="BCAD91"/>
-                <w:bottom w:val="single" w:sz="18" w:space="0" w:color="BCAD91"/>
-                <w:right w:val="single" w:sz="18" w:space="0" w:color="BCAD91"/>
-                <w:insideH w:val="single" w:sz="18" w:space="0" w:color="BCAD91"/>
-                <w:insideV w:val="single" w:sz="18" w:space="0" w:color="BCAD91"/>
+                <w:top w:val="single" w:sz="18" w:space="0" w:color="A55D0D"/>
+                <w:left w:val="single" w:sz="18" w:space="0" w:color="A55D0D"/>
+                <w:bottom w:val="single" w:sz="18" w:space="0" w:color="A55D0D"/>
+                <w:right w:val="single" w:sz="18" w:space="0" w:color="A55D0D"/>
+                <w:insideH w:val="single" w:sz="18" w:space="0" w:color="A55D0D"/>
+                <w:insideV w:val="single" w:sz="18" w:space="0" w:color="A55D0D"/>
               </w:tblBorders>
               <w:tblLook w:val="04A0" w:firstRow="1" w:lastRow="0" w:firstColumn="1" w:lastColumn="0" w:noHBand="0" w:noVBand="1"/>
             </w:tblPr>
@@ -10815,7 +9497,7 @@
                       <w:szCs w:val="26"/>
                       <w:lang w:bidi="ar-SA"/>
                     </w:rPr>
-                    <w:t>14</w:t>
+                    <w:t>16</w:t>
                   </w:r>
                 </w:p>
               </w:tc>
@@ -10836,13 +9518,11 @@
           </w:tcPr>
           <w:p>
             <w:pPr>
-              <w:spacing w:after="120"/>
+              <w:pStyle w:val="SS3-115"/>
               <w:rPr>
                 <w:rFonts w:ascii="Source Sans 3 Medium" w:hAnsi="Source Sans 3 Medium"/>
                 <w:b/>
                 <w:bCs/>
-                <w:sz w:val="23"/>
-                <w:szCs w:val="23"/>
               </w:rPr>
             </w:pPr>
             <w:r>
@@ -10850,726 +9530,71 @@
                 <w:rFonts w:ascii="Source Sans 3 Medium" w:hAnsi="Source Sans 3 Medium"/>
                 <w:b/>
                 <w:bCs/>
-                <w:sz w:val="23"/>
-                <w:szCs w:val="23"/>
-              </w:rPr>
-              <w:t>Read the exam question below and study the charts, then answer these questions about the data.</w:t>
-            </w:r>
-          </w:p>
-          <w:tbl>
-            <w:tblPr>
-              <w:tblStyle w:val="DottedTable"/>
-              <w:tblW w:w="0" w:type="auto"/>
-              <w:tblLook w:val="04A0" w:firstRow="1" w:lastRow="0" w:firstColumn="1" w:lastColumn="0" w:noHBand="0" w:noVBand="1"/>
-            </w:tblPr>
-            <w:tblGrid>
-              <w:gridCol w:w="6522"/>
-              <w:gridCol w:w="7155"/>
-            </w:tblGrid>
-            <w:tr>
-              <w:tc>
-                <w:tcPr>
-                  <w:tcW w:w="6522" w:type="dxa"/>
-                </w:tcPr>
-                <w:p>
-                  <w:pPr>
-                    <w:pStyle w:val="SS3-115"/>
-                    <w:numPr>
-                      <w:ilvl w:val="0"/>
-                      <w:numId w:val="18"/>
-                    </w:numPr>
-                    <w:ind w:left="284" w:hanging="284"/>
-                  </w:pPr>
-                  <w:r>
-                    <w:t>What is the main trend revealed in the bar chart?</w:t>
-                  </w:r>
-                </w:p>
-                <w:p>
-                  <w:pPr>
-                    <w:pStyle w:val="SS3-115"/>
-                    <w:numPr>
-                      <w:ilvl w:val="0"/>
-                      <w:numId w:val="18"/>
-                    </w:numPr>
-                    <w:ind w:left="284" w:hanging="284"/>
-                  </w:pPr>
-                  <w:r>
-                    <w:t>Which ten-year period showed the first significant increase?</w:t>
-                  </w:r>
-                </w:p>
-                <w:p>
-                  <w:pPr>
-                    <w:pStyle w:val="SS3-115"/>
-                    <w:numPr>
-                      <w:ilvl w:val="0"/>
-                      <w:numId w:val="18"/>
-                    </w:numPr>
-                    <w:ind w:left="284" w:hanging="284"/>
-                  </w:pPr>
-                  <w:r>
-                    <w:t>What happened in the ten-year period after that?</w:t>
-                  </w:r>
-                </w:p>
-                <w:p>
-                  <w:pPr>
-                    <w:pStyle w:val="SS3-115"/>
-                    <w:numPr>
-                      <w:ilvl w:val="0"/>
-                      <w:numId w:val="18"/>
-                    </w:numPr>
-                    <w:ind w:left="284" w:hanging="284"/>
-                  </w:pPr>
-                  <w:r>
-                    <w:t>What is the link between the two charts?</w:t>
-                  </w:r>
-                </w:p>
-                <w:p>
-                  <w:pPr>
-                    <w:pStyle w:val="SS3-115"/>
-                    <w:numPr>
-                      <w:ilvl w:val="0"/>
-                      <w:numId w:val="18"/>
-                    </w:numPr>
-                    <w:ind w:left="284" w:hanging="284"/>
-                  </w:pPr>
-                  <w:r>
-                    <w:t>In 2015, what percentage of people were severely obese?</w:t>
-                  </w:r>
-                </w:p>
-                <w:p>
-                  <w:pPr>
-                    <w:pStyle w:val="SS3-115"/>
-                    <w:numPr>
-                      <w:ilvl w:val="0"/>
-                      <w:numId w:val="18"/>
-                    </w:numPr>
-                    <w:ind w:left="284" w:hanging="284"/>
-                  </w:pPr>
-                  <w:r>
-                    <w:t>Which was the largest group in 2015?</w:t>
-                  </w:r>
-                </w:p>
-              </w:tc>
-              <w:tc>
-                <w:tcPr>
-                  <w:tcW w:w="7155" w:type="dxa"/>
-                </w:tcPr>
-                <w:p>
-                  <w:pPr>
-                    <w:spacing w:after="120"/>
-                    <w:rPr>
-                      <w:rFonts w:ascii="Source Sans 3 Medium" w:hAnsi="Source Sans 3 Medium"/>
-                      <w:b/>
-                      <w:bCs/>
-                      <w:sz w:val="23"/>
-                      <w:szCs w:val="23"/>
-                    </w:rPr>
-                  </w:pPr>
-                  <w:r>
-                    <w:rPr>
-                      <w:rFonts w:ascii="Source Sans 3 Medium" w:hAnsi="Source Sans 3 Medium"/>
-                      <w:b/>
-                      <w:bCs/>
-                      <w:sz w:val="23"/>
-                      <w:szCs w:val="23"/>
-                    </w:rPr>
-                    <w:t>You should spend about 20 minutes on this task.</w:t>
-                  </w:r>
-                </w:p>
-                <w:p>
-                  <w:pPr>
-                    <w:spacing w:after="120"/>
-                    <w:rPr>
-                      <w:rFonts w:ascii="Source Sans 3 Medium" w:hAnsi="Source Sans 3 Medium"/>
-                      <w:b/>
-                      <w:bCs/>
-                      <w:i/>
-                      <w:iCs/>
-                      <w:sz w:val="23"/>
-                      <w:szCs w:val="23"/>
-                    </w:rPr>
-                  </w:pPr>
-                  <w:r>
-                    <w:rPr>
-                      <w:rFonts w:ascii="Source Sans 3 Medium" w:hAnsi="Source Sans 3 Medium"/>
-                      <w:b/>
-                      <w:bCs/>
-                      <w:i/>
-                      <w:iCs/>
-                      <w:sz w:val="23"/>
-                      <w:szCs w:val="23"/>
-                    </w:rPr>
-                    <w:t>The bar chart shows the percentage of adults who were overweight or obese (too fat or much too fat) in one country from 1965 to 2015. The pie chart shows the proportion of adults who were overweight, obese or severely obese in 2015.</w:t>
-                  </w:r>
-                </w:p>
-                <w:p>
-                  <w:pPr>
-                    <w:spacing w:after="120"/>
-                    <w:rPr>
-                      <w:rFonts w:ascii="Source Sans 3 Medium" w:hAnsi="Source Sans 3 Medium"/>
-                      <w:b/>
-                      <w:bCs/>
-                      <w:i/>
-                      <w:iCs/>
-                      <w:sz w:val="23"/>
-                      <w:szCs w:val="23"/>
-                    </w:rPr>
-                  </w:pPr>
-                  <w:r>
-                    <w:rPr>
-                      <w:rFonts w:ascii="Source Sans 3 Medium" w:hAnsi="Source Sans 3 Medium"/>
-                      <w:b/>
-                      <w:bCs/>
-                      <w:i/>
-                      <w:iCs/>
-                      <w:sz w:val="23"/>
-                      <w:szCs w:val="23"/>
-                    </w:rPr>
-                    <w:t>Summarise the information by selecting and reporting the main features, and make comparisons where relevant.</w:t>
-                  </w:r>
-                </w:p>
-                <w:p>
-                  <w:pPr>
-                    <w:spacing w:after="120"/>
-                    <w:rPr>
-                      <w:rFonts w:ascii="Source Sans 3 Medium" w:hAnsi="Source Sans 3 Medium"/>
-                      <w:b/>
-                      <w:bCs/>
-                      <w:sz w:val="23"/>
-                      <w:szCs w:val="23"/>
-                    </w:rPr>
-                  </w:pPr>
-                  <w:r>
-                    <w:rPr>
-                      <w:rFonts w:ascii="Source Sans 3 Medium" w:hAnsi="Source Sans 3 Medium"/>
-                      <w:b/>
-                      <w:bCs/>
-                      <w:sz w:val="23"/>
-                      <w:szCs w:val="23"/>
-                    </w:rPr>
-                    <w:t>Write at least 150 words.</w:t>
-                  </w:r>
-                </w:p>
-              </w:tc>
-            </w:tr>
-          </w:tbl>
+              </w:rPr>
+              <w:t>Write an essay on the following topic.</w:t>
+            </w:r>
+          </w:p>
           <w:p>
             <w:pPr>
               <w:pStyle w:val="SS3-115"/>
-              <w:rPr>
-                <w:sz w:val="2"/>
-                <w:szCs w:val="2"/>
-              </w:rPr>
-            </w:pPr>
-          </w:p>
-          <w:tbl>
-            <w:tblPr>
-              <w:tblStyle w:val="CommonTable"/>
-              <w:tblW w:w="0" w:type="auto"/>
-              <w:tblBorders>
-                <w:top w:val="none" w:sz="0" w:space="0" w:color="auto"/>
-                <w:left w:val="none" w:sz="0" w:space="0" w:color="auto"/>
-                <w:bottom w:val="none" w:sz="0" w:space="0" w:color="auto"/>
-                <w:right w:val="none" w:sz="0" w:space="0" w:color="auto"/>
-                <w:insideH w:val="none" w:sz="0" w:space="0" w:color="auto"/>
-                <w:insideV w:val="none" w:sz="0" w:space="0" w:color="auto"/>
-              </w:tblBorders>
-              <w:tblLook w:val="04A0" w:firstRow="1" w:lastRow="0" w:firstColumn="1" w:lastColumn="0" w:noHBand="0" w:noVBand="1"/>
-            </w:tblPr>
-            <w:tblGrid>
-              <w:gridCol w:w="5144"/>
-              <w:gridCol w:w="6061"/>
-            </w:tblGrid>
-            <w:tr>
-              <w:tc>
-                <w:tcPr>
-                  <w:tcW w:w="0" w:type="auto"/>
-                </w:tcPr>
-                <w:p>
-                  <w:pPr>
-                    <w:spacing w:after="120"/>
-                    <w:rPr>
-                      <w:rFonts w:ascii="Source Sans 3 Medium" w:hAnsi="Source Sans 3 Medium"/>
-                      <w:b/>
-                      <w:bCs/>
-                      <w:sz w:val="23"/>
-                      <w:szCs w:val="23"/>
-                      <w:lang w:bidi="ar-SA"/>
-                    </w:rPr>
-                  </w:pPr>
-                  <w:r>
-                    <w:rPr>
-                      <w:rFonts w:ascii="Source Sans 3 Medium" w:hAnsi="Source Sans 3 Medium"/>
-                      <w:b/>
-                      <w:bCs/>
-                      <w:sz w:val="23"/>
-                      <w:szCs w:val="23"/>
-                      <w:lang w:bidi="ar-SA"/>
-                    </w:rPr>
-                    <w:t>Percentage of adults who are overweight or obese</w:t>
-                  </w:r>
-                </w:p>
-                <w:p>
-                  <w:pPr>
-                    <w:spacing w:after="120"/>
-                    <w:rPr>
-                      <w:rFonts w:ascii="Source Sans 3 Medium" w:hAnsi="Source Sans 3 Medium"/>
-                      <w:b/>
-                      <w:bCs/>
-                      <w:sz w:val="23"/>
-                      <w:szCs w:val="23"/>
-                      <w:lang w:bidi="ar-SA"/>
-                    </w:rPr>
-                  </w:pPr>
-                  <w:r>
-                    <w:rPr>
-                      <w:rFonts w:ascii="Source Sans 3 Medium" w:hAnsi="Source Sans 3 Medium"/>
-                      <w:b/>
-                      <w:bCs/>
-                      <w:noProof/>
-                      <w:sz w:val="23"/>
-                      <w:szCs w:val="23"/>
-                      <w:lang w:bidi="ar-SA"/>
-                    </w:rPr>
-                    <w:drawing>
-                      <wp:inline distT="0" distB="0" distL="0" distR="0" wp14:anchorId="6FDF5A3D" wp14:editId="6695B6F7">
-                        <wp:extent cx="3076575" cy="2324100"/>
-                        <wp:effectExtent l="0" t="0" r="9525" b="0"/>
-                        <wp:docPr id="14" name="Picture 14"/>
-                        <wp:cNvGraphicFramePr>
-                          <a:graphicFrameLocks xmlns:a="http://schemas.openxmlformats.org/drawingml/2006/main" noChangeAspect="1"/>
-                        </wp:cNvGraphicFramePr>
-                        <a:graphic xmlns:a="http://schemas.openxmlformats.org/drawingml/2006/main">
-                          <a:graphicData uri="http://schemas.openxmlformats.org/drawingml/2006/picture">
-                            <pic:pic xmlns:pic="http://schemas.openxmlformats.org/drawingml/2006/picture">
-                              <pic:nvPicPr>
-                                <pic:cNvPr id="1" name=""/>
-                                <pic:cNvPicPr/>
-                              </pic:nvPicPr>
-                              <pic:blipFill>
-                                <a:blip r:embed="rId10"/>
-                                <a:stretch>
-                                  <a:fillRect/>
-                                </a:stretch>
-                              </pic:blipFill>
-                              <pic:spPr>
-                                <a:xfrm>
-                                  <a:off x="0" y="0"/>
-                                  <a:ext cx="3076575" cy="2324100"/>
-                                </a:xfrm>
-                                <a:prstGeom prst="rect">
-                                  <a:avLst/>
-                                </a:prstGeom>
-                              </pic:spPr>
-                            </pic:pic>
-                          </a:graphicData>
-                        </a:graphic>
-                      </wp:inline>
-                    </w:drawing>
-                  </w:r>
-                </w:p>
-              </w:tc>
-              <w:tc>
-                <w:tcPr>
-                  <w:tcW w:w="6061" w:type="dxa"/>
-                </w:tcPr>
-                <w:p>
-                  <w:pPr>
-                    <w:spacing w:after="120"/>
-                    <w:rPr>
-                      <w:rFonts w:ascii="Source Sans 3 Medium" w:hAnsi="Source Sans 3 Medium"/>
-                      <w:b/>
-                      <w:bCs/>
-                      <w:sz w:val="23"/>
-                      <w:szCs w:val="23"/>
-                      <w:lang w:bidi="ar-SA"/>
-                    </w:rPr>
-                  </w:pPr>
-                  <w:r>
-                    <w:rPr>
-                      <w:rFonts w:ascii="Source Sans 3 Medium" w:hAnsi="Source Sans 3 Medium"/>
-                      <w:b/>
-                      <w:bCs/>
-                      <w:sz w:val="23"/>
-                      <w:szCs w:val="23"/>
-                      <w:lang w:bidi="ar-SA"/>
-                    </w:rPr>
-                    <w:t>Weight range of the adult population 2015</w:t>
-                  </w:r>
-                </w:p>
-                <w:p>
-                  <w:pPr>
-                    <w:spacing w:after="120"/>
-                    <w:rPr>
-                      <w:rFonts w:ascii="Source Sans 3 Medium" w:hAnsi="Source Sans 3 Medium"/>
-                      <w:b/>
-                      <w:bCs/>
-                      <w:sz w:val="23"/>
-                      <w:szCs w:val="23"/>
-                      <w:lang w:bidi="ar-SA"/>
-                    </w:rPr>
-                  </w:pPr>
-                  <w:r>
-                    <w:rPr>
-                      <w:rFonts w:ascii="Source Sans 3 Medium" w:hAnsi="Source Sans 3 Medium"/>
-                      <w:b/>
-                      <w:bCs/>
-                      <w:noProof/>
-                      <w:sz w:val="23"/>
-                      <w:szCs w:val="23"/>
-                      <w:lang w:bidi="ar-SA"/>
-                    </w:rPr>
-                    <w:drawing>
-                      <wp:inline distT="0" distB="0" distL="0" distR="0" wp14:anchorId="2DF42880" wp14:editId="0AC280FB">
-                        <wp:extent cx="2438400" cy="2495550"/>
-                        <wp:effectExtent l="0" t="0" r="0" b="0"/>
-                        <wp:docPr id="1" name="Picture 1"/>
-                        <wp:cNvGraphicFramePr>
-                          <a:graphicFrameLocks xmlns:a="http://schemas.openxmlformats.org/drawingml/2006/main" noChangeAspect="1"/>
-                        </wp:cNvGraphicFramePr>
-                        <a:graphic xmlns:a="http://schemas.openxmlformats.org/drawingml/2006/main">
-                          <a:graphicData uri="http://schemas.openxmlformats.org/drawingml/2006/picture">
-                            <pic:pic xmlns:pic="http://schemas.openxmlformats.org/drawingml/2006/picture">
-                              <pic:nvPicPr>
-                                <pic:cNvPr id="1" name=""/>
-                                <pic:cNvPicPr/>
-                              </pic:nvPicPr>
-                              <pic:blipFill>
-                                <a:blip r:embed="rId11"/>
-                                <a:stretch>
-                                  <a:fillRect/>
-                                </a:stretch>
-                              </pic:blipFill>
-                              <pic:spPr>
-                                <a:xfrm>
-                                  <a:off x="0" y="0"/>
-                                  <a:ext cx="2438400" cy="2495550"/>
-                                </a:xfrm>
-                                <a:prstGeom prst="rect">
-                                  <a:avLst/>
-                                </a:prstGeom>
-                              </pic:spPr>
-                            </pic:pic>
-                          </a:graphicData>
-                        </a:graphic>
-                      </wp:inline>
-                    </w:drawing>
-                  </w:r>
-                </w:p>
-                <w:tbl>
-                  <w:tblPr>
-                    <w:tblStyle w:val="DottedTable"/>
-                    <w:tblW w:w="0" w:type="auto"/>
-                    <w:tblLook w:val="04A0" w:firstRow="1" w:lastRow="0" w:firstColumn="1" w:lastColumn="0" w:noHBand="0" w:noVBand="1"/>
-                  </w:tblPr>
-                  <w:tblGrid>
-                    <w:gridCol w:w="2341"/>
-                    <w:gridCol w:w="3426"/>
-                  </w:tblGrid>
-                  <w:tr>
-                    <w:tc>
-                      <w:tcPr>
-                        <w:tcW w:w="2566" w:type="dxa"/>
-                      </w:tcPr>
-                      <w:p>
-                        <w:pPr>
-                          <w:spacing w:after="120"/>
-                          <w:rPr>
-                            <w:rFonts w:ascii="Source Sans 3" w:hAnsi="Source Sans 3"/>
-                            <w:b/>
-                            <w:bCs/>
-                            <w:sz w:val="21"/>
-                            <w:szCs w:val="21"/>
-                          </w:rPr>
-                        </w:pPr>
-                        <w:r>
-                          <w:rPr>
-                            <w:rFonts w:ascii="Source Sans 3" w:hAnsi="Source Sans 3"/>
-                            <w:b/>
-                            <w:bCs/>
-                            <w:sz w:val="21"/>
-                            <w:szCs w:val="21"/>
-                            <w:shd w:val="clear" w:color="auto" w:fill="105EE5"/>
-                          </w:rPr>
-                          <w:t>☐</w:t>
-                        </w:r>
-                        <w:r>
-                          <w:rPr>
-                            <w:rFonts w:ascii="Source Sans 3" w:hAnsi="Source Sans 3"/>
-                            <w:b/>
-                            <w:bCs/>
-                            <w:sz w:val="21"/>
-                            <w:szCs w:val="21"/>
-                          </w:rPr>
-                          <w:t xml:space="preserve"> </w:t>
-                        </w:r>
-                        <w:r>
-                          <w:rPr>
-                            <w:rFonts w:ascii="Source Sans 3" w:hAnsi="Source Sans 3"/>
-                            <w:sz w:val="21"/>
-                            <w:szCs w:val="21"/>
-                          </w:rPr>
-                          <w:t>Healthy or underweight</w:t>
-                        </w:r>
-                      </w:p>
-                    </w:tc>
-                    <w:tc>
-                      <w:tcPr>
-                        <w:tcW w:w="3908" w:type="dxa"/>
-                      </w:tcPr>
-                      <w:p>
-                        <w:pPr>
-                          <w:spacing w:after="120"/>
-                          <w:rPr>
-                            <w:rFonts w:ascii="Source Sans 3" w:hAnsi="Source Sans 3"/>
-                            <w:b/>
-                            <w:bCs/>
-                            <w:sz w:val="21"/>
-                            <w:szCs w:val="21"/>
-                          </w:rPr>
-                        </w:pPr>
-                        <w:r>
-                          <w:rPr>
-                            <w:rFonts w:ascii="Source Sans 3" w:hAnsi="Source Sans 3"/>
-                            <w:b/>
-                            <w:bCs/>
-                            <w:sz w:val="21"/>
-                            <w:szCs w:val="21"/>
-                            <w:shd w:val="clear" w:color="auto" w:fill="F7E72F"/>
-                          </w:rPr>
-                          <w:t>☐</w:t>
-                        </w:r>
-                        <w:r>
-                          <w:rPr>
-                            <w:rFonts w:ascii="Source Sans 3" w:hAnsi="Source Sans 3"/>
-                            <w:b/>
-                            <w:bCs/>
-                            <w:sz w:val="21"/>
-                            <w:szCs w:val="21"/>
-                          </w:rPr>
-                          <w:t xml:space="preserve"> </w:t>
-                        </w:r>
-                        <w:r>
-                          <w:rPr>
-                            <w:rFonts w:ascii="Source Sans 3" w:hAnsi="Source Sans 3"/>
-                            <w:sz w:val="21"/>
-                            <w:szCs w:val="21"/>
-                          </w:rPr>
-                          <w:t>Obese (too fat)</w:t>
-                        </w:r>
-                      </w:p>
-                    </w:tc>
-                  </w:tr>
-                  <w:tr>
-                    <w:tc>
-                      <w:tcPr>
-                        <w:tcW w:w="2566" w:type="dxa"/>
-                      </w:tcPr>
-                      <w:p>
-                        <w:pPr>
-                          <w:spacing w:after="120"/>
-                          <w:rPr>
-                            <w:rFonts w:ascii="Source Sans 3" w:hAnsi="Source Sans 3"/>
-                            <w:b/>
-                            <w:bCs/>
-                            <w:sz w:val="21"/>
-                            <w:szCs w:val="21"/>
-                          </w:rPr>
-                        </w:pPr>
-                        <w:r>
-                          <w:rPr>
-                            <w:rFonts w:ascii="Source Sans 3" w:hAnsi="Source Sans 3"/>
-                            <w:b/>
-                            <w:bCs/>
-                            <w:sz w:val="21"/>
-                            <w:szCs w:val="21"/>
-                            <w:shd w:val="clear" w:color="auto" w:fill="BA027F"/>
-                          </w:rPr>
-                          <w:t>☐</w:t>
-                        </w:r>
-                        <w:r>
-                          <w:rPr>
-                            <w:rFonts w:ascii="Source Sans 3" w:hAnsi="Source Sans 3"/>
-                            <w:b/>
-                            <w:bCs/>
-                            <w:sz w:val="21"/>
-                            <w:szCs w:val="21"/>
-                          </w:rPr>
-                          <w:t xml:space="preserve"> </w:t>
-                        </w:r>
-                        <w:r>
-                          <w:rPr>
-                            <w:rFonts w:ascii="Source Sans 3" w:hAnsi="Source Sans 3"/>
-                            <w:sz w:val="21"/>
-                            <w:szCs w:val="21"/>
-                          </w:rPr>
-                          <w:t>Overweight</w:t>
-                        </w:r>
-                      </w:p>
-                    </w:tc>
-                    <w:tc>
-                      <w:tcPr>
-                        <w:tcW w:w="3908" w:type="dxa"/>
-                      </w:tcPr>
-                      <w:p>
-                        <w:pPr>
-                          <w:spacing w:after="120"/>
-                          <w:rPr>
-                            <w:rFonts w:ascii="Source Sans 3" w:hAnsi="Source Sans 3"/>
-                            <w:b/>
-                            <w:bCs/>
-                            <w:sz w:val="21"/>
-                            <w:szCs w:val="21"/>
-                          </w:rPr>
-                        </w:pPr>
-                        <w:r>
-                          <w:rPr>
-                            <w:rFonts w:ascii="Source Sans 3" w:hAnsi="Source Sans 3"/>
-                            <w:b/>
-                            <w:bCs/>
-                            <w:sz w:val="21"/>
-                            <w:szCs w:val="21"/>
-                            <w:shd w:val="clear" w:color="auto" w:fill="530847"/>
-                          </w:rPr>
-                          <w:t>☐</w:t>
-                        </w:r>
-                        <w:r>
-                          <w:rPr>
-                            <w:rFonts w:ascii="Source Sans 3" w:hAnsi="Source Sans 3"/>
-                            <w:b/>
-                            <w:bCs/>
-                            <w:sz w:val="21"/>
-                            <w:szCs w:val="21"/>
-                          </w:rPr>
-                          <w:t xml:space="preserve"> </w:t>
-                        </w:r>
-                        <w:r>
-                          <w:rPr>
-                            <w:rFonts w:ascii="Source Sans 3" w:hAnsi="Source Sans 3"/>
-                            <w:sz w:val="21"/>
-                            <w:szCs w:val="21"/>
-                          </w:rPr>
-                          <w:t>Severely obese (dangerously fat)</w:t>
-                        </w:r>
-                      </w:p>
-                    </w:tc>
-                  </w:tr>
-                </w:tbl>
-                <w:p>
-                  <w:pPr>
-                    <w:spacing w:after="120"/>
-                    <w:rPr>
-                      <w:rFonts w:ascii="Source Sans 3 Medium" w:hAnsi="Source Sans 3 Medium"/>
-                      <w:b/>
-                      <w:bCs/>
-                      <w:sz w:val="23"/>
-                      <w:szCs w:val="23"/>
-                      <w:lang w:bidi="ar-SA"/>
-                    </w:rPr>
-                  </w:pPr>
-                </w:p>
-              </w:tc>
-            </w:tr>
-          </w:tbl>
-          <w:p>
-            <w:pPr>
-              <w:spacing w:after="120"/>
               <w:rPr>
                 <w:rFonts w:ascii="Source Sans 3 Medium" w:hAnsi="Source Sans 3 Medium"/>
                 <w:b/>
                 <w:bCs/>
-                <w:sz w:val="23"/>
-                <w:szCs w:val="23"/>
-              </w:rPr>
-            </w:pPr>
-          </w:p>
-        </w:tc>
-      </w:tr>
-      <w:tr>
-        <w:tc>
-          <w:tcPr>
-            <w:tcW w:w="421" w:type="dxa"/>
-            <w:tcMar>
-              <w:left w:w="0" w:type="dxa"/>
-              <w:right w:w="0" w:type="dxa"/>
-            </w:tcMar>
-          </w:tcPr>
-          <w:tbl>
-            <w:tblPr>
-              <w:tblStyle w:val="CompactTable"/>
-              <w:tblW w:w="0" w:type="auto"/>
-              <w:tblBorders>
-                <w:top w:val="single" w:sz="18" w:space="0" w:color="BCAD91"/>
-                <w:left w:val="single" w:sz="18" w:space="0" w:color="BCAD91"/>
-                <w:bottom w:val="single" w:sz="18" w:space="0" w:color="BCAD91"/>
-                <w:right w:val="single" w:sz="18" w:space="0" w:color="BCAD91"/>
-                <w:insideH w:val="single" w:sz="18" w:space="0" w:color="BCAD91"/>
-                <w:insideV w:val="single" w:sz="18" w:space="0" w:color="BCAD91"/>
-              </w:tblBorders>
-              <w:tblLook w:val="04A0" w:firstRow="1" w:lastRow="0" w:firstColumn="1" w:lastColumn="0" w:noHBand="0" w:noVBand="1"/>
-            </w:tblPr>
-            <w:tblGrid>
-              <w:gridCol w:w="365"/>
-            </w:tblGrid>
-            <w:tr>
-              <w:tc>
-                <w:tcPr>
-                  <w:tcW w:w="385" w:type="dxa"/>
-                </w:tcPr>
-                <w:p>
-                  <w:pPr>
-                    <w:rPr>
-                      <w:b w:val="0"/>
-                      <w:bCs/>
-                      <w:szCs w:val="26"/>
-                      <w:bdr w:val="single" w:sz="12" w:space="0" w:color="FFFF00"/>
-                    </w:rPr>
-                  </w:pPr>
-                  <w:r>
-                    <w:rPr>
-                      <w:bCs/>
-                      <w:szCs w:val="26"/>
-                      <w:lang w:bidi="ar-SA"/>
-                    </w:rPr>
-                    <w:t>15</w:t>
-                  </w:r>
-                </w:p>
-              </w:tc>
-            </w:tr>
-          </w:tbl>
-          <w:p>
-            <w:pPr>
-              <w:rPr>
-                <w:bCs/>
-                <w:szCs w:val="26"/>
-              </w:rPr>
-            </w:pPr>
-          </w:p>
-        </w:tc>
-        <w:tc>
-          <w:tcPr>
-            <w:tcW w:w="13971" w:type="dxa"/>
-          </w:tcPr>
-          <w:p>
-            <w:pPr>
-              <w:spacing w:after="120"/>
+                <w:i/>
+                <w:iCs/>
+              </w:rPr>
+            </w:pPr>
+            <w:r>
               <w:rPr>
                 <w:rFonts w:ascii="Source Sans 3 Medium" w:hAnsi="Source Sans 3 Medium"/>
                 <w:b/>
                 <w:bCs/>
-                <w:sz w:val="23"/>
-                <w:szCs w:val="23"/>
-              </w:rPr>
-            </w:pPr>
-            <w:r>
+                <w:i/>
+                <w:iCs/>
+              </w:rPr>
+              <w:t>In the future, the main reason for going to the shopping mall will be for entertainment, not to shop. Do you agree or disagree?</w:t>
+            </w:r>
+          </w:p>
+          <w:p>
+            <w:pPr>
+              <w:pStyle w:val="SS3-115"/>
               <w:rPr>
                 <w:rFonts w:ascii="Source Sans 3 Medium" w:hAnsi="Source Sans 3 Medium"/>
                 <w:b/>
                 <w:bCs/>
-                <w:sz w:val="23"/>
-                <w:szCs w:val="23"/>
-              </w:rPr>
-              <w:t>Now write your report. Remember:</w:t>
+                <w:i/>
+                <w:iCs/>
+              </w:rPr>
+            </w:pPr>
+            <w:r>
+              <w:rPr>
+                <w:rFonts w:ascii="Source Sans 3 Medium" w:hAnsi="Source Sans 3 Medium"/>
+                <w:b/>
+                <w:bCs/>
+                <w:i/>
+                <w:iCs/>
+              </w:rPr>
+              <w:t>Give reasons for your answer and include any relevant examples from your own knowledge or experience.</w:t>
+            </w:r>
+          </w:p>
+          <w:p>
+            <w:pPr>
+              <w:pStyle w:val="SS3-115"/>
+              <w:spacing w:before="120"/>
+              <w:rPr>
+                <w:rFonts w:ascii="Source Sans 3 Medium" w:hAnsi="Source Sans 3 Medium"/>
+                <w:b/>
+                <w:bCs/>
+              </w:rPr>
+            </w:pPr>
+            <w:r>
+              <w:rPr>
+                <w:rFonts w:ascii="Source Sans 3 Medium" w:hAnsi="Source Sans 3 Medium"/>
+                <w:b/>
+                <w:bCs/>
+              </w:rPr>
+              <w:t>Write at least 250 words.</w:t>
             </w:r>
           </w:p>
           <w:p>
@@ -11577,7 +9602,7 @@
               <w:pStyle w:val="BulletList"/>
             </w:pPr>
             <w:r>
-              <w:t>Include an overview.</w:t>
+              <w:t>You may use some of the following ideas or your own ideas.</w:t>
             </w:r>
           </w:p>
           <w:p>
@@ -11585,7 +9610,7 @@
               <w:pStyle w:val="BulletList"/>
             </w:pPr>
             <w:r>
-              <w:t>Don't try to include all the data.</w:t>
+              <w:t>Most people shop online.</w:t>
             </w:r>
           </w:p>
           <w:p>
@@ -11593,7 +9618,115 @@
               <w:pStyle w:val="BulletList"/>
             </w:pPr>
             <w:r>
-              <w:t>Don't include anything from outside the data.</w:t>
+              <w:t>People enjoy shopping at malls with friends.</w:t>
+            </w:r>
+          </w:p>
+          <w:p>
+            <w:pPr>
+              <w:pStyle w:val="BulletList"/>
+            </w:pPr>
+            <w:r>
+              <w:t>Malls have cinemas, bowling alleys, restaurants.</w:t>
+            </w:r>
+          </w:p>
+          <w:p>
+            <w:pPr>
+              <w:pStyle w:val="BulletList"/>
+            </w:pPr>
+            <w:r>
+              <w:t>Malls have plans for even more entertainment facilities.</w:t>
+            </w:r>
+          </w:p>
+          <w:p>
+            <w:pPr>
+              <w:pStyle w:val="BulletList"/>
+            </w:pPr>
+            <w:r>
+              <w:t>At the mall you can try on clothes and get advice on products from shop assistants.</w:t>
+            </w:r>
+          </w:p>
+          <w:p>
+            <w:pPr>
+              <w:pStyle w:val="BulletList"/>
+            </w:pPr>
+            <w:r>
+              <w:t>Shops and entertainment are under one roof.</w:t>
+            </w:r>
+          </w:p>
+          <w:p>
+            <w:pPr>
+              <w:pStyle w:val="SS3-115"/>
+              <w:spacing w:before="120"/>
+              <w:rPr>
+                <w:rFonts w:ascii="Source Sans 3 Medium" w:hAnsi="Source Sans 3 Medium"/>
+                <w:b/>
+                <w:bCs/>
+              </w:rPr>
+            </w:pPr>
+            <w:r>
+              <w:rPr>
+                <w:rFonts w:ascii="Source Sans 3 Medium" w:hAnsi="Source Sans 3 Medium"/>
+                <w:b/>
+                <w:bCs/>
+              </w:rPr>
+              <w:t>Remember to:</w:t>
+            </w:r>
+          </w:p>
+          <w:p>
+            <w:pPr>
+              <w:pStyle w:val="BulletList"/>
+            </w:pPr>
+            <w:proofErr w:type="spellStart"/>
+            <w:r>
+              <w:t>organise</w:t>
+            </w:r>
+            <w:proofErr w:type="spellEnd"/>
+            <w:r>
+              <w:t xml:space="preserve"> your ideas into four paragraphs</w:t>
+            </w:r>
+          </w:p>
+          <w:p>
+            <w:pPr>
+              <w:pStyle w:val="BulletList"/>
+            </w:pPr>
+            <w:r>
+              <w:t>for 'agree or disagree' questions, give your opinion in the first paragraph</w:t>
+            </w:r>
+          </w:p>
+          <w:p>
+            <w:pPr>
+              <w:pStyle w:val="BulletList"/>
+            </w:pPr>
+            <w:r>
+              <w:t>consider both sides of the argument</w:t>
+            </w:r>
+          </w:p>
+          <w:p>
+            <w:pPr>
+              <w:pStyle w:val="BulletList"/>
+            </w:pPr>
+            <w:r>
+              <w:t>use examples to provide supporting evidence</w:t>
+            </w:r>
+          </w:p>
+          <w:p>
+            <w:pPr>
+              <w:pStyle w:val="BulletList"/>
+            </w:pPr>
+            <w:r>
+              <w:t>use linking expressions</w:t>
+            </w:r>
+          </w:p>
+          <w:p>
+            <w:pPr>
+              <w:pStyle w:val="BulletList"/>
+              <w:rPr>
+                <w:b/>
+                <w:bCs/>
+              </w:rPr>
+            </w:pPr>
+            <w:r>
+              <w:t>use future forms.</w:t>
             </w:r>
           </w:p>
         </w:tc>
@@ -12154,7 +10287,7 @@
                                 <pic:cNvPicPr/>
                               </pic:nvPicPr>
                               <pic:blipFill>
-                                <a:blip r:embed="rId12"/>
+                                <a:blip r:embed="rId9"/>
                                 <a:stretch>
                                   <a:fillRect/>
                                 </a:stretch>
@@ -12857,7 +10990,7 @@
             <w:pPr>
               <w:spacing w:after="120"/>
             </w:pPr>
-            <w:hyperlink r:id="rId13" w:history="1">
+            <w:hyperlink r:id="rId10" w:history="1">
               <w:r>
                 <w:rPr>
                   <w:rStyle w:val="Hyperlink"/>
@@ -12907,7 +11040,7 @@
                     <w:pStyle w:val="SS3-115"/>
                     <w:numPr>
                       <w:ilvl w:val="0"/>
-                      <w:numId w:val="25"/>
+                      <w:numId w:val="13"/>
                     </w:numPr>
                     <w:ind w:left="284" w:hanging="284"/>
                   </w:pPr>
@@ -12920,7 +11053,7 @@
                     <w:pStyle w:val="SS3-115"/>
                     <w:numPr>
                       <w:ilvl w:val="0"/>
-                      <w:numId w:val="25"/>
+                      <w:numId w:val="13"/>
                     </w:numPr>
                     <w:ind w:left="284" w:hanging="284"/>
                   </w:pPr>
@@ -12933,7 +11066,7 @@
                     <w:pStyle w:val="SS3-115"/>
                     <w:numPr>
                       <w:ilvl w:val="0"/>
-                      <w:numId w:val="25"/>
+                      <w:numId w:val="13"/>
                     </w:numPr>
                     <w:ind w:left="284" w:hanging="284"/>
                   </w:pPr>
@@ -12967,7 +11100,7 @@
                     <w:pStyle w:val="SS3-115"/>
                     <w:numPr>
                       <w:ilvl w:val="0"/>
-                      <w:numId w:val="19"/>
+                      <w:numId w:val="7"/>
                     </w:numPr>
                     <w:ind w:left="284" w:hanging="284"/>
                   </w:pPr>
@@ -12980,7 +11113,7 @@
                     <w:pStyle w:val="SS3-115"/>
                     <w:numPr>
                       <w:ilvl w:val="0"/>
-                      <w:numId w:val="19"/>
+                      <w:numId w:val="7"/>
                     </w:numPr>
                     <w:ind w:left="284" w:hanging="284"/>
                   </w:pPr>
@@ -12993,7 +11126,7 @@
                     <w:pStyle w:val="SS3-115"/>
                     <w:numPr>
                       <w:ilvl w:val="0"/>
-                      <w:numId w:val="19"/>
+                      <w:numId w:val="7"/>
                     </w:numPr>
                     <w:ind w:left="284" w:hanging="284"/>
                   </w:pPr>
@@ -13194,7 +11327,7 @@
             <w:pPr>
               <w:spacing w:after="120"/>
             </w:pPr>
-            <w:hyperlink r:id="rId14" w:history="1">
+            <w:hyperlink r:id="rId11" w:history="1">
               <w:r>
                 <w:rPr>
                   <w:rStyle w:val="Hyperlink"/>
@@ -13229,7 +11362,7 @@
                     <w:pStyle w:val="ABList"/>
                     <w:numPr>
                       <w:ilvl w:val="0"/>
-                      <w:numId w:val="20"/>
+                      <w:numId w:val="8"/>
                     </w:numPr>
                     <w:ind w:left="284" w:hanging="284"/>
                   </w:pPr>
@@ -13465,7 +11598,7 @@
             <w:pPr>
               <w:spacing w:after="120"/>
             </w:pPr>
-            <w:hyperlink r:id="rId15" w:history="1">
+            <w:hyperlink r:id="rId12" w:history="1">
               <w:r>
                 <w:rPr>
                   <w:rStyle w:val="Hyperlink"/>
@@ -13499,7 +11632,7 @@
                     <w:pStyle w:val="ABList"/>
                     <w:numPr>
                       <w:ilvl w:val="0"/>
-                      <w:numId w:val="22"/>
+                      <w:numId w:val="10"/>
                     </w:numPr>
                     <w:ind w:left="284" w:hanging="284"/>
                   </w:pPr>
@@ -13512,7 +11645,7 @@
                     <w:pStyle w:val="ABList"/>
                     <w:numPr>
                       <w:ilvl w:val="0"/>
-                      <w:numId w:val="22"/>
+                      <w:numId w:val="10"/>
                     </w:numPr>
                     <w:ind w:left="284" w:hanging="284"/>
                   </w:pPr>
@@ -13525,7 +11658,7 @@
                     <w:pStyle w:val="ABList"/>
                     <w:numPr>
                       <w:ilvl w:val="0"/>
-                      <w:numId w:val="22"/>
+                      <w:numId w:val="10"/>
                     </w:numPr>
                     <w:ind w:left="284" w:hanging="284"/>
                   </w:pPr>
@@ -13563,7 +11696,7 @@
                     <w:pStyle w:val="ABList"/>
                     <w:numPr>
                       <w:ilvl w:val="0"/>
-                      <w:numId w:val="21"/>
+                      <w:numId w:val="9"/>
                     </w:numPr>
                     <w:ind w:left="284" w:hanging="284"/>
                   </w:pPr>
@@ -13800,11 +11933,10 @@
                 <w:sz w:val="23"/>
                 <w:szCs w:val="23"/>
               </w:rPr>
-              <w:t>You will hear a radio programme in which two people are discussing the different restaurants in a town.</w:t>
-            </w:r>
-          </w:p>
-          <w:p>
-            <w:pPr>
+              <w:t xml:space="preserve">You will hear a radio </w:t>
+            </w:r>
+            <w:proofErr w:type="spellStart"/>
+            <w:r>
               <w:rPr>
                 <w:rFonts w:ascii="Source Sans 3 Medium" w:hAnsi="Source Sans 3 Medium"/>
                 <w:b/>
@@ -13812,7 +11944,9 @@
                 <w:sz w:val="23"/>
                 <w:szCs w:val="23"/>
               </w:rPr>
-            </w:pPr>
+              <w:t>programme</w:t>
+            </w:r>
+            <w:proofErr w:type="spellEnd"/>
             <w:r>
               <w:rPr>
                 <w:rFonts w:ascii="Source Sans 3 Medium" w:hAnsi="Source Sans 3 Medium"/>
@@ -13821,7 +11955,7 @@
                 <w:sz w:val="23"/>
                 <w:szCs w:val="23"/>
               </w:rPr>
-              <w:t>Look at the names of restaurants (1-3) and the list of types of restaurant.</w:t>
+              <w:t xml:space="preserve"> in which two people are discussing the different restaurants in a town.</w:t>
             </w:r>
           </w:p>
           <w:p>
@@ -13842,6 +11976,49 @@
                 <w:sz w:val="23"/>
                 <w:szCs w:val="23"/>
               </w:rPr>
+              <w:t xml:space="preserve">Look at the names of restaurants (1-3) and the list of types of </w:t>
+            </w:r>
+            <w:proofErr w:type="gramStart"/>
+            <w:r>
+              <w:rPr>
+                <w:rFonts w:ascii="Source Sans 3 Medium" w:hAnsi="Source Sans 3 Medium"/>
+                <w:b/>
+                <w:bCs/>
+                <w:sz w:val="23"/>
+                <w:szCs w:val="23"/>
+              </w:rPr>
+              <w:t>restaurant</w:t>
+            </w:r>
+            <w:proofErr w:type="gramEnd"/>
+            <w:r>
+              <w:rPr>
+                <w:rFonts w:ascii="Source Sans 3 Medium" w:hAnsi="Source Sans 3 Medium"/>
+                <w:b/>
+                <w:bCs/>
+                <w:sz w:val="23"/>
+                <w:szCs w:val="23"/>
+              </w:rPr>
+              <w:t>.</w:t>
+            </w:r>
+          </w:p>
+          <w:p>
+            <w:pPr>
+              <w:rPr>
+                <w:rFonts w:ascii="Source Sans 3 Medium" w:hAnsi="Source Sans 3 Medium"/>
+                <w:b/>
+                <w:bCs/>
+                <w:sz w:val="23"/>
+                <w:szCs w:val="23"/>
+              </w:rPr>
+            </w:pPr>
+            <w:r>
+              <w:rPr>
+                <w:rFonts w:ascii="Source Sans 3 Medium" w:hAnsi="Source Sans 3 Medium"/>
+                <w:b/>
+                <w:bCs/>
+                <w:sz w:val="23"/>
+                <w:szCs w:val="23"/>
+              </w:rPr>
               <w:t>Match each restaurant with the correct type, A-G.</w:t>
             </w:r>
           </w:p>
@@ -13849,7 +12026,7 @@
             <w:pPr>
               <w:spacing w:after="120"/>
             </w:pPr>
-            <w:hyperlink r:id="rId16" w:history="1">
+            <w:hyperlink r:id="rId13" w:history="1">
               <w:r>
                 <w:rPr>
                   <w:rStyle w:val="Hyperlink"/>
@@ -13870,7 +12047,7 @@
               <w:tblLook w:val="04A0" w:firstRow="1" w:lastRow="0" w:firstColumn="1" w:lastColumn="0" w:noHBand="0" w:noVBand="1"/>
             </w:tblPr>
             <w:tblGrid>
-              <w:gridCol w:w="1935"/>
+              <w:gridCol w:w="1499"/>
               <w:gridCol w:w="2175"/>
             </w:tblGrid>
             <w:tr>
@@ -13891,8 +12068,13 @@
                     <w:pStyle w:val="NumList"/>
                   </w:pPr>
                   <w:r>
-                    <w:t>The Duke</w:t>
-                  </w:r>
+                    <w:t xml:space="preserve">The </w:t>
+                  </w:r>
+                  <w:proofErr w:type="gramStart"/>
+                  <w:r>
+                    <w:t>Duke</w:t>
+                  </w:r>
+                  <w:proofErr w:type="gramEnd"/>
                 </w:p>
                 <w:p>
                   <w:pPr>
@@ -13922,6 +12104,7 @@
                     </w:rPr>
                     <w:t xml:space="preserve">Types of </w:t>
                   </w:r>
+                  <w:proofErr w:type="gramStart"/>
                   <w:r>
                     <w:rPr>
                       <w:b/>
@@ -13929,13 +12112,14 @@
                     </w:rPr>
                     <w:t>restaurant</w:t>
                   </w:r>
+                  <w:proofErr w:type="gramEnd"/>
                 </w:p>
                 <w:p>
                   <w:pPr>
                     <w:pStyle w:val="ABList"/>
                     <w:numPr>
                       <w:ilvl w:val="0"/>
-                      <w:numId w:val="24"/>
+                      <w:numId w:val="12"/>
                     </w:numPr>
                     <w:ind w:left="284" w:hanging="284"/>
                   </w:pPr>
@@ -13948,7 +12132,7 @@
                     <w:pStyle w:val="ABList"/>
                     <w:numPr>
                       <w:ilvl w:val="0"/>
-                      <w:numId w:val="24"/>
+                      <w:numId w:val="12"/>
                     </w:numPr>
                     <w:ind w:left="284" w:hanging="284"/>
                   </w:pPr>
@@ -13961,7 +12145,7 @@
                     <w:pStyle w:val="ABList"/>
                     <w:numPr>
                       <w:ilvl w:val="0"/>
-                      <w:numId w:val="24"/>
+                      <w:numId w:val="12"/>
                     </w:numPr>
                     <w:ind w:left="284" w:hanging="284"/>
                   </w:pPr>
@@ -13974,7 +12158,7 @@
                     <w:pStyle w:val="ABList"/>
                     <w:numPr>
                       <w:ilvl w:val="0"/>
-                      <w:numId w:val="24"/>
+                      <w:numId w:val="12"/>
                     </w:numPr>
                     <w:ind w:left="284" w:hanging="284"/>
                   </w:pPr>
@@ -13987,7 +12171,7 @@
                     <w:pStyle w:val="ABList"/>
                     <w:numPr>
                       <w:ilvl w:val="0"/>
-                      <w:numId w:val="24"/>
+                      <w:numId w:val="12"/>
                     </w:numPr>
                     <w:ind w:left="284" w:hanging="284"/>
                   </w:pPr>
@@ -14000,7 +12184,7 @@
                     <w:pStyle w:val="ABList"/>
                     <w:numPr>
                       <w:ilvl w:val="0"/>
-                      <w:numId w:val="24"/>
+                      <w:numId w:val="12"/>
                     </w:numPr>
                     <w:ind w:left="284" w:hanging="284"/>
                   </w:pPr>
@@ -14013,7 +12197,7 @@
                     <w:pStyle w:val="ABList"/>
                     <w:numPr>
                       <w:ilvl w:val="0"/>
-                      <w:numId w:val="24"/>
+                      <w:numId w:val="12"/>
                     </w:numPr>
                     <w:ind w:left="284" w:hanging="284"/>
                   </w:pPr>
@@ -14192,7 +12376,7 @@
               <w:pStyle w:val="NumList"/>
               <w:numPr>
                 <w:ilvl w:val="0"/>
-                <w:numId w:val="26"/>
+                <w:numId w:val="14"/>
               </w:numPr>
               <w:ind w:left="284" w:hanging="284"/>
             </w:pPr>
@@ -14205,7 +12389,7 @@
               <w:pStyle w:val="NumList"/>
               <w:numPr>
                 <w:ilvl w:val="0"/>
-                <w:numId w:val="26"/>
+                <w:numId w:val="14"/>
               </w:numPr>
               <w:ind w:left="284" w:hanging="284"/>
             </w:pPr>
@@ -14218,7 +12402,7 @@
               <w:pStyle w:val="NumList"/>
               <w:numPr>
                 <w:ilvl w:val="0"/>
-                <w:numId w:val="26"/>
+                <w:numId w:val="14"/>
               </w:numPr>
               <w:ind w:left="284" w:hanging="284"/>
             </w:pPr>
@@ -14231,7 +12415,7 @@
               <w:pStyle w:val="NumList"/>
               <w:numPr>
                 <w:ilvl w:val="0"/>
-                <w:numId w:val="26"/>
+                <w:numId w:val="14"/>
               </w:numPr>
               <w:ind w:left="284" w:hanging="284"/>
             </w:pPr>
@@ -14244,7 +12428,7 @@
               <w:pStyle w:val="NumList"/>
               <w:numPr>
                 <w:ilvl w:val="0"/>
-                <w:numId w:val="26"/>
+                <w:numId w:val="14"/>
               </w:numPr>
               <w:ind w:left="284" w:hanging="284"/>
             </w:pPr>
@@ -14407,7 +12591,7 @@
               <w:pStyle w:val="NumList"/>
               <w:numPr>
                 <w:ilvl w:val="0"/>
-                <w:numId w:val="27"/>
+                <w:numId w:val="15"/>
               </w:numPr>
             </w:pPr>
             <w:r>
@@ -14419,7 +12603,7 @@
               <w:pStyle w:val="ABList"/>
               <w:numPr>
                 <w:ilvl w:val="0"/>
-                <w:numId w:val="28"/>
+                <w:numId w:val="16"/>
               </w:numPr>
             </w:pPr>
             <w:r>
@@ -14431,7 +12615,7 @@
               <w:pStyle w:val="ABList"/>
               <w:numPr>
                 <w:ilvl w:val="0"/>
-                <w:numId w:val="28"/>
+                <w:numId w:val="16"/>
               </w:numPr>
             </w:pPr>
             <w:r>
@@ -14443,7 +12627,7 @@
               <w:pStyle w:val="ABList"/>
               <w:numPr>
                 <w:ilvl w:val="0"/>
-                <w:numId w:val="28"/>
+                <w:numId w:val="16"/>
               </w:numPr>
             </w:pPr>
             <w:r>
@@ -14455,7 +12639,7 @@
               <w:pStyle w:val="NumList"/>
               <w:numPr>
                 <w:ilvl w:val="0"/>
-                <w:numId w:val="27"/>
+                <w:numId w:val="15"/>
               </w:numPr>
             </w:pPr>
             <w:r>
@@ -14467,7 +12651,7 @@
               <w:pStyle w:val="ABList"/>
               <w:numPr>
                 <w:ilvl w:val="0"/>
-                <w:numId w:val="29"/>
+                <w:numId w:val="17"/>
               </w:numPr>
             </w:pPr>
             <w:r>
@@ -14479,11 +12663,19 @@
               <w:pStyle w:val="ABList"/>
               <w:numPr>
                 <w:ilvl w:val="0"/>
-                <w:numId w:val="29"/>
+                <w:numId w:val="17"/>
               </w:numPr>
             </w:pPr>
             <w:r>
-              <w:t>Marco cooked us a really unappetising meal.</w:t>
+              <w:t xml:space="preserve">Marco cooked us a really </w:t>
+            </w:r>
+            <w:proofErr w:type="spellStart"/>
+            <w:r>
+              <w:t>unappetising</w:t>
+            </w:r>
+            <w:proofErr w:type="spellEnd"/>
+            <w:r>
+              <w:t xml:space="preserve"> meal.</w:t>
             </w:r>
           </w:p>
           <w:p>
@@ -14491,7 +12683,7 @@
               <w:pStyle w:val="ABList"/>
               <w:numPr>
                 <w:ilvl w:val="0"/>
-                <w:numId w:val="29"/>
+                <w:numId w:val="17"/>
               </w:numPr>
             </w:pPr>
             <w:r>
@@ -14503,7 +12695,7 @@
               <w:pStyle w:val="NumList"/>
               <w:numPr>
                 <w:ilvl w:val="0"/>
-                <w:numId w:val="27"/>
+                <w:numId w:val="15"/>
               </w:numPr>
             </w:pPr>
             <w:r>
@@ -14515,7 +12707,7 @@
               <w:pStyle w:val="ABList"/>
               <w:numPr>
                 <w:ilvl w:val="0"/>
-                <w:numId w:val="30"/>
+                <w:numId w:val="18"/>
               </w:numPr>
             </w:pPr>
             <w:r>
@@ -14527,7 +12719,7 @@
               <w:pStyle w:val="ABList"/>
               <w:numPr>
                 <w:ilvl w:val="0"/>
-                <w:numId w:val="30"/>
+                <w:numId w:val="18"/>
               </w:numPr>
             </w:pPr>
             <w:r>
@@ -14539,7 +12731,7 @@
               <w:pStyle w:val="ABList"/>
               <w:numPr>
                 <w:ilvl w:val="0"/>
-                <w:numId w:val="30"/>
+                <w:numId w:val="18"/>
               </w:numPr>
             </w:pPr>
             <w:r>
@@ -14551,7 +12743,7 @@
               <w:pStyle w:val="NumList"/>
               <w:numPr>
                 <w:ilvl w:val="0"/>
-                <w:numId w:val="27"/>
+                <w:numId w:val="15"/>
               </w:numPr>
             </w:pPr>
             <w:r>
@@ -14563,7 +12755,7 @@
               <w:pStyle w:val="ABList"/>
               <w:numPr>
                 <w:ilvl w:val="0"/>
-                <w:numId w:val="31"/>
+                <w:numId w:val="19"/>
               </w:numPr>
             </w:pPr>
             <w:r>
@@ -14575,7 +12767,7 @@
               <w:pStyle w:val="ABList"/>
               <w:numPr>
                 <w:ilvl w:val="0"/>
-                <w:numId w:val="31"/>
+                <w:numId w:val="19"/>
               </w:numPr>
             </w:pPr>
             <w:r>
@@ -14587,7 +12779,7 @@
               <w:pStyle w:val="ABList"/>
               <w:numPr>
                 <w:ilvl w:val="0"/>
-                <w:numId w:val="31"/>
+                <w:numId w:val="19"/>
               </w:numPr>
             </w:pPr>
             <w:r>
@@ -14599,11 +12791,19 @@
               <w:pStyle w:val="NumList"/>
               <w:numPr>
                 <w:ilvl w:val="0"/>
-                <w:numId w:val="27"/>
+                <w:numId w:val="15"/>
               </w:numPr>
             </w:pPr>
             <w:r>
-              <w:t>The chef at the Lodge Hotel is very skilful.</w:t>
+              <w:t xml:space="preserve">The chef at the Lodge Hotel is very </w:t>
+            </w:r>
+            <w:proofErr w:type="spellStart"/>
+            <w:r>
+              <w:t>skilful</w:t>
+            </w:r>
+            <w:proofErr w:type="spellEnd"/>
+            <w:r>
+              <w:t>.</w:t>
             </w:r>
           </w:p>
           <w:p>
@@ -14611,7 +12811,7 @@
               <w:pStyle w:val="ABList"/>
               <w:numPr>
                 <w:ilvl w:val="0"/>
-                <w:numId w:val="32"/>
+                <w:numId w:val="20"/>
               </w:numPr>
             </w:pPr>
             <w:r>
@@ -14623,7 +12823,7 @@
               <w:pStyle w:val="ABList"/>
               <w:numPr>
                 <w:ilvl w:val="0"/>
-                <w:numId w:val="32"/>
+                <w:numId w:val="20"/>
               </w:numPr>
             </w:pPr>
             <w:r>
@@ -14635,7 +12835,7 @@
               <w:pStyle w:val="ABList"/>
               <w:numPr>
                 <w:ilvl w:val="0"/>
-                <w:numId w:val="32"/>
+                <w:numId w:val="20"/>
               </w:numPr>
             </w:pPr>
             <w:r>
@@ -14647,7 +12847,7 @@
               <w:pStyle w:val="NumList"/>
               <w:numPr>
                 <w:ilvl w:val="0"/>
-                <w:numId w:val="27"/>
+                <w:numId w:val="15"/>
               </w:numPr>
             </w:pPr>
             <w:r>
@@ -14659,7 +12859,7 @@
               <w:pStyle w:val="ABList"/>
               <w:numPr>
                 <w:ilvl w:val="0"/>
-                <w:numId w:val="33"/>
+                <w:numId w:val="21"/>
               </w:numPr>
             </w:pPr>
             <w:r>
@@ -14671,7 +12871,7 @@
               <w:pStyle w:val="ABList"/>
               <w:numPr>
                 <w:ilvl w:val="0"/>
-                <w:numId w:val="33"/>
+                <w:numId w:val="21"/>
               </w:numPr>
             </w:pPr>
             <w:r>
@@ -14683,7 +12883,7 @@
               <w:pStyle w:val="ABList"/>
               <w:numPr>
                 <w:ilvl w:val="0"/>
-                <w:numId w:val="33"/>
+                <w:numId w:val="21"/>
               </w:numPr>
             </w:pPr>
             <w:r>
@@ -14695,7 +12895,7 @@
               <w:pStyle w:val="NumList"/>
               <w:numPr>
                 <w:ilvl w:val="0"/>
-                <w:numId w:val="27"/>
+                <w:numId w:val="15"/>
               </w:numPr>
             </w:pPr>
             <w:r>
@@ -14707,7 +12907,7 @@
               <w:pStyle w:val="ABList"/>
               <w:numPr>
                 <w:ilvl w:val="0"/>
-                <w:numId w:val="34"/>
+                <w:numId w:val="22"/>
               </w:numPr>
             </w:pPr>
             <w:r>
@@ -14719,11 +12919,19 @@
               <w:pStyle w:val="ABList"/>
               <w:numPr>
                 <w:ilvl w:val="0"/>
-                <w:numId w:val="34"/>
+                <w:numId w:val="22"/>
               </w:numPr>
             </w:pPr>
             <w:r>
-              <w:t>The chef at the new restaurant is recognised across the country.</w:t>
+              <w:t xml:space="preserve">The chef at the new restaurant is </w:t>
+            </w:r>
+            <w:proofErr w:type="spellStart"/>
+            <w:r>
+              <w:t>recognised</w:t>
+            </w:r>
+            <w:proofErr w:type="spellEnd"/>
+            <w:r>
+              <w:t xml:space="preserve"> across the country.</w:t>
             </w:r>
           </w:p>
           <w:p>
@@ -14731,7 +12939,7 @@
               <w:pStyle w:val="ABList"/>
               <w:numPr>
                 <w:ilvl w:val="0"/>
-                <w:numId w:val="34"/>
+                <w:numId w:val="22"/>
               </w:numPr>
             </w:pPr>
             <w:r>
@@ -14743,7 +12951,7 @@
               <w:pStyle w:val="NumList"/>
               <w:numPr>
                 <w:ilvl w:val="0"/>
-                <w:numId w:val="27"/>
+                <w:numId w:val="15"/>
               </w:numPr>
             </w:pPr>
             <w:r>
@@ -14755,7 +12963,7 @@
               <w:pStyle w:val="ABList"/>
               <w:numPr>
                 <w:ilvl w:val="0"/>
-                <w:numId w:val="35"/>
+                <w:numId w:val="23"/>
               </w:numPr>
             </w:pPr>
             <w:r>
@@ -14767,7 +12975,7 @@
               <w:pStyle w:val="ABList"/>
               <w:numPr>
                 <w:ilvl w:val="0"/>
-                <w:numId w:val="35"/>
+                <w:numId w:val="23"/>
               </w:numPr>
             </w:pPr>
             <w:r>
@@ -14779,7 +12987,7 @@
               <w:pStyle w:val="ABList"/>
               <w:numPr>
                 <w:ilvl w:val="0"/>
-                <w:numId w:val="35"/>
+                <w:numId w:val="23"/>
               </w:numPr>
             </w:pPr>
             <w:r>
@@ -15067,7 +13275,7 @@
             <w:pPr>
               <w:spacing w:before="120" w:after="120"/>
             </w:pPr>
-            <w:hyperlink r:id="rId17" w:history="1">
+            <w:hyperlink r:id="rId14" w:history="1">
               <w:r>
                 <w:rPr>
                   <w:rStyle w:val="Hyperlink"/>
@@ -15086,7 +13294,7 @@
               <w:pStyle w:val="NumList"/>
               <w:numPr>
                 <w:ilvl w:val="0"/>
-                <w:numId w:val="36"/>
+                <w:numId w:val="24"/>
               </w:numPr>
             </w:pPr>
             <w:r>
@@ -15098,7 +13306,7 @@
               <w:pStyle w:val="NumList"/>
               <w:numPr>
                 <w:ilvl w:val="0"/>
-                <w:numId w:val="36"/>
+                <w:numId w:val="24"/>
               </w:numPr>
             </w:pPr>
             <w:r>
@@ -15110,7 +13318,7 @@
               <w:pStyle w:val="NumList"/>
               <w:numPr>
                 <w:ilvl w:val="0"/>
-                <w:numId w:val="36"/>
+                <w:numId w:val="24"/>
               </w:numPr>
             </w:pPr>
             <w:r>
@@ -15122,7 +13330,7 @@
               <w:pStyle w:val="NumList"/>
               <w:numPr>
                 <w:ilvl w:val="0"/>
-                <w:numId w:val="36"/>
+                <w:numId w:val="24"/>
               </w:numPr>
             </w:pPr>
             <w:r>
@@ -15134,7 +13342,7 @@
               <w:pStyle w:val="NumList"/>
               <w:numPr>
                 <w:ilvl w:val="0"/>
-                <w:numId w:val="36"/>
+                <w:numId w:val="24"/>
               </w:numPr>
             </w:pPr>
             <w:r>
@@ -15146,7 +13354,7 @@
               <w:pStyle w:val="ABList"/>
               <w:numPr>
                 <w:ilvl w:val="0"/>
-                <w:numId w:val="37"/>
+                <w:numId w:val="25"/>
               </w:numPr>
               <w:spacing w:before="120"/>
               <w:ind w:left="357" w:hanging="357"/>
@@ -15160,7 +13368,7 @@
               <w:pStyle w:val="ABList"/>
               <w:numPr>
                 <w:ilvl w:val="0"/>
-                <w:numId w:val="37"/>
+                <w:numId w:val="25"/>
               </w:numPr>
             </w:pPr>
             <w:r>
@@ -15172,7 +13380,7 @@
               <w:pStyle w:val="ABList"/>
               <w:numPr>
                 <w:ilvl w:val="0"/>
-                <w:numId w:val="37"/>
+                <w:numId w:val="25"/>
               </w:numPr>
             </w:pPr>
             <w:r>
@@ -15310,7 +13518,15 @@
               <w:pStyle w:val="SS3M-115"/>
             </w:pPr>
             <w:r>
-              <w:t>You are going to hear an interview with a chef about a TV programme he has made about food in China.</w:t>
+              <w:t xml:space="preserve">You are going to hear an interview with a chef about a TV </w:t>
+            </w:r>
+            <w:proofErr w:type="spellStart"/>
+            <w:r>
+              <w:t>programme</w:t>
+            </w:r>
+            <w:proofErr w:type="spellEnd"/>
+            <w:r>
+              <w:t xml:space="preserve"> he has made about food in China.</w:t>
             </w:r>
           </w:p>
           <w:p>
@@ -15325,7 +13541,7 @@
             <w:pPr>
               <w:spacing w:before="120" w:after="120"/>
             </w:pPr>
-            <w:hyperlink r:id="rId18" w:history="1">
+            <w:hyperlink r:id="rId15" w:history="1">
               <w:r>
                 <w:rPr>
                   <w:rStyle w:val="Hyperlink"/>
@@ -15375,7 +13591,7 @@
                     <w:pStyle w:val="NumList"/>
                     <w:numPr>
                       <w:ilvl w:val="0"/>
-                      <w:numId w:val="38"/>
+                      <w:numId w:val="26"/>
                     </w:numPr>
                   </w:pPr>
                   <w:r>
@@ -15387,7 +13603,7 @@
                     <w:pStyle w:val="NumList"/>
                     <w:numPr>
                       <w:ilvl w:val="0"/>
-                      <w:numId w:val="38"/>
+                      <w:numId w:val="26"/>
                     </w:numPr>
                   </w:pPr>
                   <w:r>
@@ -15399,7 +13615,7 @@
                     <w:pStyle w:val="NumList"/>
                     <w:numPr>
                       <w:ilvl w:val="0"/>
-                      <w:numId w:val="38"/>
+                      <w:numId w:val="26"/>
                     </w:numPr>
                   </w:pPr>
                   <w:r>
@@ -15411,7 +13627,7 @@
                     <w:pStyle w:val="NumList"/>
                     <w:numPr>
                       <w:ilvl w:val="0"/>
-                      <w:numId w:val="38"/>
+                      <w:numId w:val="26"/>
                     </w:numPr>
                   </w:pPr>
                   <w:r>
@@ -15423,7 +13639,7 @@
                     <w:pStyle w:val="NumList"/>
                     <w:numPr>
                       <w:ilvl w:val="0"/>
-                      <w:numId w:val="38"/>
+                      <w:numId w:val="26"/>
                     </w:numPr>
                   </w:pPr>
                   <w:r>
@@ -15457,7 +13673,7 @@
                     <w:pStyle w:val="ABList"/>
                     <w:numPr>
                       <w:ilvl w:val="0"/>
-                      <w:numId w:val="39"/>
+                      <w:numId w:val="27"/>
                     </w:numPr>
                   </w:pPr>
                   <w:r>
@@ -15469,7 +13685,7 @@
                     <w:pStyle w:val="ABList"/>
                     <w:numPr>
                       <w:ilvl w:val="0"/>
-                      <w:numId w:val="39"/>
+                      <w:numId w:val="27"/>
                     </w:numPr>
                   </w:pPr>
                   <w:r>
@@ -15481,7 +13697,7 @@
                     <w:pStyle w:val="ABList"/>
                     <w:numPr>
                       <w:ilvl w:val="0"/>
-                      <w:numId w:val="39"/>
+                      <w:numId w:val="27"/>
                     </w:numPr>
                   </w:pPr>
                   <w:r>
@@ -15493,7 +13709,7 @@
                     <w:pStyle w:val="ABList"/>
                     <w:numPr>
                       <w:ilvl w:val="0"/>
-                      <w:numId w:val="39"/>
+                      <w:numId w:val="27"/>
                     </w:numPr>
                   </w:pPr>
                   <w:r>
@@ -15505,7 +13721,7 @@
                     <w:pStyle w:val="ABList"/>
                     <w:numPr>
                       <w:ilvl w:val="0"/>
-                      <w:numId w:val="39"/>
+                      <w:numId w:val="27"/>
                     </w:numPr>
                   </w:pPr>
                   <w:r>
@@ -15517,7 +13733,7 @@
                     <w:pStyle w:val="ABList"/>
                     <w:numPr>
                       <w:ilvl w:val="0"/>
-                      <w:numId w:val="39"/>
+                      <w:numId w:val="27"/>
                     </w:numPr>
                   </w:pPr>
                   <w:r>
@@ -15750,6 +13966,7 @@
                 <w:szCs w:val="26"/>
               </w:rPr>
             </w:pPr>
+            <w:proofErr w:type="spellStart"/>
             <w:r>
               <w:rPr>
                 <w:rFonts w:ascii="Source Sans 3" w:hAnsi="Source Sans 3"/>
@@ -15757,7 +13974,17 @@
                 <w:sz w:val="23"/>
                 <w:szCs w:val="23"/>
               </w:rPr>
-              <w:t>organise your talk (Speaking Part 2).</w:t>
+              <w:t>organise</w:t>
+            </w:r>
+            <w:proofErr w:type="spellEnd"/>
+            <w:r>
+              <w:rPr>
+                <w:rFonts w:ascii="Source Sans 3" w:hAnsi="Source Sans 3"/>
+                <w:color w:val="FFFFFF" w:themeColor="background1"/>
+                <w:sz w:val="23"/>
+                <w:szCs w:val="23"/>
+              </w:rPr>
+              <w:t xml:space="preserve"> your talk (Speaking Part 2).</w:t>
             </w:r>
           </w:p>
         </w:tc>
@@ -16056,9 +14283,11 @@
                   <w:tcW w:w="0" w:type="auto"/>
                 </w:tcPr>
                 <w:p>
+                  <w:proofErr w:type="spellStart"/>
                   <w:r>
                     <w:t>chillies</w:t>
                   </w:r>
+                  <w:proofErr w:type="spellEnd"/>
                 </w:p>
               </w:tc>
             </w:tr>
@@ -16203,7 +14432,7 @@
                                 <pic:cNvPicPr/>
                               </pic:nvPicPr>
                               <pic:blipFill>
-                                <a:blip r:embed="rId19"/>
+                                <a:blip r:embed="rId16"/>
                                 <a:stretch>
                                   <a:fillRect/>
                                 </a:stretch>
@@ -16310,7 +14539,15 @@
               <w:spacing w:after="120"/>
             </w:pPr>
             <w:r>
-              <w:t>With a partner, discuss your favourite food. What ingredients are used to make it?</w:t>
+              <w:t xml:space="preserve">With a partner, discuss your </w:t>
+            </w:r>
+            <w:proofErr w:type="spellStart"/>
+            <w:r>
+              <w:t>favourite</w:t>
+            </w:r>
+            <w:proofErr w:type="spellEnd"/>
+            <w:r>
+              <w:t xml:space="preserve"> food. What ingredients are used to make it?</w:t>
             </w:r>
           </w:p>
         </w:tc>
@@ -16502,7 +14739,7 @@
                           <pic:cNvPicPr/>
                         </pic:nvPicPr>
                         <pic:blipFill>
-                          <a:blip r:embed="rId20"/>
+                          <a:blip r:embed="rId17"/>
                           <a:stretch>
                             <a:fillRect/>
                           </a:stretch>
@@ -16662,7 +14899,7 @@
                           <pic:cNvPicPr/>
                         </pic:nvPicPr>
                         <pic:blipFill>
-                          <a:blip r:embed="rId21"/>
+                          <a:blip r:embed="rId18"/>
                           <a:stretch>
                             <a:fillRect/>
                           </a:stretch>
@@ -16794,7 +15031,7 @@
                           <pic:cNvPicPr/>
                         </pic:nvPicPr>
                         <pic:blipFill>
-                          <a:blip r:embed="rId22"/>
+                          <a:blip r:embed="rId19"/>
                           <a:stretch>
                             <a:fillRect/>
                           </a:stretch>
@@ -16931,7 +15168,7 @@
                           <pic:cNvPicPr/>
                         </pic:nvPicPr>
                         <pic:blipFill>
-                          <a:blip r:embed="rId23"/>
+                          <a:blip r:embed="rId20"/>
                           <a:stretch>
                             <a:fillRect/>
                           </a:stretch>
@@ -17169,7 +15406,7 @@
                     <w:pStyle w:val="NumList"/>
                     <w:numPr>
                       <w:ilvl w:val="0"/>
-                      <w:numId w:val="40"/>
+                      <w:numId w:val="28"/>
                     </w:numPr>
                     <w:ind w:left="284" w:hanging="284"/>
                   </w:pPr>
@@ -17188,7 +15425,7 @@
                     <w:pStyle w:val="NumList"/>
                     <w:numPr>
                       <w:ilvl w:val="0"/>
-                      <w:numId w:val="40"/>
+                      <w:numId w:val="28"/>
                     </w:numPr>
                     <w:ind w:left="284" w:hanging="284"/>
                   </w:pPr>
@@ -17207,13 +15444,15 @@
                     <w:pStyle w:val="NumList"/>
                     <w:numPr>
                       <w:ilvl w:val="0"/>
-                      <w:numId w:val="40"/>
+                      <w:numId w:val="28"/>
                     </w:numPr>
                     <w:ind w:left="284" w:hanging="284"/>
                   </w:pPr>
+                  <w:proofErr w:type="spellStart"/>
                   <w:r>
                     <w:t>There</w:t>
                   </w:r>
+                  <w:proofErr w:type="spellEnd"/>
                   <w:r>
                     <w:t xml:space="preserve"> ___</w:t>
                   </w:r>
@@ -17226,7 +15465,7 @@
                     <w:pStyle w:val="NumList"/>
                     <w:numPr>
                       <w:ilvl w:val="0"/>
-                      <w:numId w:val="40"/>
+                      <w:numId w:val="28"/>
                     </w:numPr>
                     <w:ind w:left="284" w:hanging="284"/>
                   </w:pPr>
@@ -17245,7 +15484,7 @@
                     <w:pStyle w:val="NumList"/>
                     <w:numPr>
                       <w:ilvl w:val="0"/>
-                      <w:numId w:val="40"/>
+                      <w:numId w:val="28"/>
                     </w:numPr>
                     <w:ind w:left="284" w:hanging="284"/>
                   </w:pPr>
@@ -17264,7 +15503,7 @@
                     <w:pStyle w:val="NumList"/>
                     <w:numPr>
                       <w:ilvl w:val="0"/>
-                      <w:numId w:val="40"/>
+                      <w:numId w:val="28"/>
                     </w:numPr>
                     <w:ind w:left="284" w:hanging="284"/>
                   </w:pPr>
@@ -17318,7 +15557,7 @@
                                 <pic:cNvPicPr/>
                               </pic:nvPicPr>
                               <pic:blipFill>
-                                <a:blip r:embed="rId24"/>
+                                <a:blip r:embed="rId21"/>
                                 <a:stretch>
                                   <a:fillRect/>
                                 </a:stretch>
@@ -17523,7 +15762,7 @@
             <w:pPr>
               <w:spacing w:before="120" w:after="120"/>
             </w:pPr>
-            <w:hyperlink r:id="rId25" w:history="1">
+            <w:hyperlink r:id="rId22" w:history="1">
               <w:r>
                 <w:rPr>
                   <w:rStyle w:val="Hyperlink"/>
@@ -18300,7 +16539,7 @@
             <w:pPr>
               <w:spacing w:before="120" w:after="120"/>
             </w:pPr>
-            <w:hyperlink r:id="rId26" w:history="1">
+            <w:hyperlink r:id="rId23" w:history="1">
               <w:r>
                 <w:rPr>
                   <w:rStyle w:val="Hyperlink"/>
@@ -18391,7 +16630,7 @@
               <w:pStyle w:val="NumList"/>
               <w:numPr>
                 <w:ilvl w:val="0"/>
-                <w:numId w:val="41"/>
+                <w:numId w:val="29"/>
               </w:numPr>
               <w:spacing w:before="120"/>
               <w:ind w:left="284" w:hanging="284"/>
@@ -18405,7 +16644,7 @@
               <w:pStyle w:val="NumList"/>
               <w:numPr>
                 <w:ilvl w:val="0"/>
-                <w:numId w:val="41"/>
+                <w:numId w:val="29"/>
               </w:numPr>
               <w:ind w:left="284" w:hanging="284"/>
             </w:pPr>
@@ -18418,7 +16657,7 @@
               <w:pStyle w:val="NumList"/>
               <w:numPr>
                 <w:ilvl w:val="0"/>
-                <w:numId w:val="41"/>
+                <w:numId w:val="29"/>
               </w:numPr>
               <w:ind w:left="284" w:hanging="284"/>
             </w:pPr>
@@ -18431,7 +16670,7 @@
               <w:pStyle w:val="NumList"/>
               <w:numPr>
                 <w:ilvl w:val="0"/>
-                <w:numId w:val="41"/>
+                <w:numId w:val="29"/>
               </w:numPr>
               <w:ind w:left="284" w:hanging="284"/>
             </w:pPr>
@@ -18444,7 +16683,7 @@
               <w:pStyle w:val="NumList"/>
               <w:numPr>
                 <w:ilvl w:val="0"/>
-                <w:numId w:val="41"/>
+                <w:numId w:val="29"/>
               </w:numPr>
               <w:ind w:left="284" w:hanging="284"/>
             </w:pPr>
@@ -18657,7 +16896,7 @@
                     <w:pStyle w:val="SS3-115"/>
                     <w:numPr>
                       <w:ilvl w:val="0"/>
-                      <w:numId w:val="42"/>
+                      <w:numId w:val="30"/>
                     </w:numPr>
                     <w:spacing w:before="240"/>
                     <w:ind w:left="284" w:hanging="284"/>
@@ -18671,7 +16910,23 @@
                       <w:i/>
                       <w:iCs/>
                     </w:rPr>
-                    <w:t>We love meat, traditional, lots of sheep!, proud of our cuisine</w:t>
+                    <w:t xml:space="preserve">We love meat, traditional, lots of </w:t>
+                  </w:r>
+                  <w:proofErr w:type="gramStart"/>
+                  <w:r>
+                    <w:rPr>
+                      <w:i/>
+                      <w:iCs/>
+                    </w:rPr>
+                    <w:t>sheep!,</w:t>
+                  </w:r>
+                  <w:proofErr w:type="gramEnd"/>
+                  <w:r>
+                    <w:rPr>
+                      <w:i/>
+                      <w:iCs/>
+                    </w:rPr>
+                    <w:t xml:space="preserve"> proud of our cuisine</w:t>
                   </w:r>
                 </w:p>
                 <w:p>
@@ -18679,7 +16934,7 @@
                     <w:pStyle w:val="SS3-115"/>
                     <w:numPr>
                       <w:ilvl w:val="0"/>
-                      <w:numId w:val="42"/>
+                      <w:numId w:val="30"/>
                     </w:numPr>
                     <w:ind w:left="284" w:hanging="284"/>
                     <w:rPr>
@@ -18700,7 +16955,7 @@
                     <w:pStyle w:val="SS3-115"/>
                     <w:numPr>
                       <w:ilvl w:val="0"/>
-                      <w:numId w:val="42"/>
+                      <w:numId w:val="30"/>
                     </w:numPr>
                     <w:ind w:left="284" w:hanging="284"/>
                     <w:rPr>
@@ -18721,7 +16976,7 @@
                     <w:pStyle w:val="SS3-115"/>
                     <w:numPr>
                       <w:ilvl w:val="0"/>
-                      <w:numId w:val="42"/>
+                      <w:numId w:val="30"/>
                     </w:numPr>
                     <w:ind w:left="284" w:hanging="284"/>
                   </w:pPr>
@@ -19110,7 +17365,7 @@
               <w:pStyle w:val="ABList"/>
               <w:numPr>
                 <w:ilvl w:val="0"/>
-                <w:numId w:val="43"/>
+                <w:numId w:val="31"/>
               </w:numPr>
               <w:ind w:left="284" w:hanging="284"/>
             </w:pPr>
@@ -19123,7 +17378,7 @@
               <w:pStyle w:val="ABList"/>
               <w:numPr>
                 <w:ilvl w:val="0"/>
-                <w:numId w:val="43"/>
+                <w:numId w:val="31"/>
               </w:numPr>
               <w:ind w:left="284" w:hanging="284"/>
             </w:pPr>
@@ -19272,7 +17527,23 @@
                 <w:sz w:val="21"/>
                 <w:szCs w:val="21"/>
               </w:rPr>
-              <w:t>When you are asked to speak on a topic for two minutes you should try and organise your talk:</w:t>
+              <w:t xml:space="preserve">When you are asked to speak on a topic for two minutes you should try and </w:t>
+            </w:r>
+            <w:proofErr w:type="spellStart"/>
+            <w:r>
+              <w:rPr>
+                <w:sz w:val="21"/>
+                <w:szCs w:val="21"/>
+              </w:rPr>
+              <w:t>organise</w:t>
+            </w:r>
+            <w:proofErr w:type="spellEnd"/>
+            <w:r>
+              <w:rPr>
+                <w:sz w:val="21"/>
+                <w:szCs w:val="21"/>
+              </w:rPr>
+              <w:t xml:space="preserve"> your talk:</w:t>
             </w:r>
           </w:p>
           <w:p>
@@ -19438,7 +17709,7 @@
               <w:pStyle w:val="NumList"/>
               <w:numPr>
                 <w:ilvl w:val="0"/>
-                <w:numId w:val="44"/>
+                <w:numId w:val="32"/>
               </w:numPr>
               <w:ind w:left="284" w:hanging="284"/>
             </w:pPr>
@@ -19450,7 +17721,15 @@
               <w:t>I'm going to talk about</w:t>
             </w:r>
             <w:r>
-              <w:t xml:space="preserve"> my favourite food, paella.</w:t>
+              <w:t xml:space="preserve"> my </w:t>
+            </w:r>
+            <w:proofErr w:type="spellStart"/>
+            <w:r>
+              <w:t>favourite</w:t>
+            </w:r>
+            <w:proofErr w:type="spellEnd"/>
+            <w:r>
+              <w:t xml:space="preserve"> food, paella.</w:t>
             </w:r>
           </w:p>
           <w:p>
@@ -19458,7 +17737,7 @@
               <w:pStyle w:val="NumList"/>
               <w:numPr>
                 <w:ilvl w:val="0"/>
-                <w:numId w:val="44"/>
+                <w:numId w:val="32"/>
               </w:numPr>
               <w:ind w:left="284" w:hanging="284"/>
             </w:pPr>
@@ -19478,7 +17757,7 @@
               <w:pStyle w:val="NumList"/>
               <w:numPr>
                 <w:ilvl w:val="0"/>
-                <w:numId w:val="44"/>
+                <w:numId w:val="32"/>
               </w:numPr>
               <w:ind w:left="284" w:hanging="284"/>
             </w:pPr>
@@ -19498,7 +17777,7 @@
               <w:pStyle w:val="NumList"/>
               <w:numPr>
                 <w:ilvl w:val="0"/>
-                <w:numId w:val="44"/>
+                <w:numId w:val="32"/>
               </w:numPr>
               <w:ind w:left="284" w:hanging="284"/>
             </w:pPr>
@@ -19518,7 +17797,7 @@
               <w:pStyle w:val="NumList"/>
               <w:numPr>
                 <w:ilvl w:val="0"/>
-                <w:numId w:val="44"/>
+                <w:numId w:val="32"/>
               </w:numPr>
               <w:ind w:left="284" w:hanging="284"/>
             </w:pPr>
@@ -19799,7 +18078,29 @@
                 <w:sz w:val="23"/>
                 <w:szCs w:val="23"/>
               </w:rPr>
-              <w:t>Spend one minute thinking how you will structure your talk, then take it in turns to practise presenting the information.</w:t>
+              <w:t xml:space="preserve">Spend one minute thinking how you will structure your talk, then take it in turns to </w:t>
+            </w:r>
+            <w:proofErr w:type="spellStart"/>
+            <w:r>
+              <w:rPr>
+                <w:rFonts w:ascii="Source Sans 3 Medium" w:hAnsi="Source Sans 3 Medium"/>
+                <w:b/>
+                <w:bCs/>
+                <w:sz w:val="23"/>
+                <w:szCs w:val="23"/>
+              </w:rPr>
+              <w:t>practise</w:t>
+            </w:r>
+            <w:proofErr w:type="spellEnd"/>
+            <w:r>
+              <w:rPr>
+                <w:rFonts w:ascii="Source Sans 3 Medium" w:hAnsi="Source Sans 3 Medium"/>
+                <w:b/>
+                <w:bCs/>
+                <w:sz w:val="23"/>
+                <w:szCs w:val="23"/>
+              </w:rPr>
+              <w:t xml:space="preserve"> presenting the information.</w:t>
             </w:r>
           </w:p>
           <w:p>
@@ -19807,7 +18108,15 @@
               <w:pStyle w:val="SS3-115"/>
             </w:pPr>
             <w:r>
-              <w:t>Describe your favourite food.</w:t>
+              <w:t xml:space="preserve">Describe your </w:t>
+            </w:r>
+            <w:proofErr w:type="spellStart"/>
+            <w:r>
+              <w:t>favourite</w:t>
+            </w:r>
+            <w:proofErr w:type="spellEnd"/>
+            <w:r>
+              <w:t xml:space="preserve"> food.</w:t>
             </w:r>
           </w:p>
           <w:p>
@@ -20011,7 +18320,25 @@
                       <w:iCs/>
                       <w:lang w:bidi="ar-SA"/>
                     </w:rPr>
-                    <w:t>only frozen! / take-away</w:t>
+                    <w:t xml:space="preserve">only frozen! / </w:t>
+                  </w:r>
+                  <w:proofErr w:type="gramStart"/>
+                  <w:r>
+                    <w:rPr>
+                      <w:i/>
+                      <w:iCs/>
+                      <w:lang w:bidi="ar-SA"/>
+                    </w:rPr>
+                    <w:t>take</w:t>
+                  </w:r>
+                  <w:proofErr w:type="gramEnd"/>
+                  <w:r>
+                    <w:rPr>
+                      <w:i/>
+                      <w:iCs/>
+                      <w:lang w:bidi="ar-SA"/>
+                    </w:rPr>
+                    <w:t>-away</w:t>
                   </w:r>
                 </w:p>
                 <w:p>
@@ -20643,6 +18970,7 @@
               </w:rPr>
               <w:t>It is important to listen carefully to the ending of words. For example, words ending in -ology and-</w:t>
             </w:r>
+            <w:proofErr w:type="spellStart"/>
             <w:r>
               <w:rPr>
                 <w:i/>
@@ -20652,6 +18980,7 @@
               </w:rPr>
               <w:t>tion</w:t>
             </w:r>
+            <w:proofErr w:type="spellEnd"/>
             <w:r>
               <w:rPr>
                 <w:sz w:val="21"/>
@@ -20735,7 +19064,23 @@
                 <w:sz w:val="21"/>
                 <w:szCs w:val="21"/>
               </w:rPr>
-              <w:t>In this type of task you complete sentences by writing up to three words, or two words and/or a number, in the gaps. The instructions tell you how many words you can write.</w:t>
+              <w:t xml:space="preserve">In this type of task </w:t>
+            </w:r>
+            <w:proofErr w:type="gramStart"/>
+            <w:r>
+              <w:rPr>
+                <w:sz w:val="21"/>
+                <w:szCs w:val="21"/>
+              </w:rPr>
+              <w:t>you</w:t>
+            </w:r>
+            <w:proofErr w:type="gramEnd"/>
+            <w:r>
+              <w:rPr>
+                <w:sz w:val="21"/>
+                <w:szCs w:val="21"/>
+              </w:rPr>
+              <w:t xml:space="preserve"> complete sentences by writing up to three words, or two words and/or a number, in the gaps. The instructions tell you how many words you can write.</w:t>
             </w:r>
           </w:p>
           <w:p>
@@ -20758,7 +19103,7 @@
               <w:pStyle w:val="ListParagraph"/>
               <w:numPr>
                 <w:ilvl w:val="0"/>
-                <w:numId w:val="4"/>
+                <w:numId w:val="3"/>
               </w:numPr>
               <w:ind w:left="170" w:hanging="170"/>
               <w:rPr>
@@ -20781,7 +19126,7 @@
               <w:pStyle w:val="ListParagraph"/>
               <w:numPr>
                 <w:ilvl w:val="0"/>
-                <w:numId w:val="4"/>
+                <w:numId w:val="3"/>
               </w:numPr>
               <w:ind w:left="170" w:hanging="170"/>
               <w:rPr>
@@ -20804,7 +19149,7 @@
               <w:pStyle w:val="ListParagraph"/>
               <w:numPr>
                 <w:ilvl w:val="0"/>
-                <w:numId w:val="4"/>
+                <w:numId w:val="3"/>
               </w:numPr>
               <w:ind w:left="170" w:hanging="170"/>
               <w:rPr>
@@ -20906,7 +19251,7 @@
       <w:pPr>
         <w:spacing w:before="120" w:after="120"/>
       </w:pPr>
-      <w:hyperlink r:id="rId27" w:history="1">
+      <w:hyperlink r:id="rId24" w:history="1">
         <w:r>
           <w:rPr>
             <w:rStyle w:val="Hyperlink"/>
@@ -20991,7 +19336,23 @@
                 <w:sz w:val="21"/>
                 <w:szCs w:val="21"/>
               </w:rPr>
-              <w:t>The pie chart shows which type of takeaway food is the most popular in the UK, while the bar chart shows how many Indian restaurants existed in the UK between 1960 and 2015. We can see that Chinese and Indian takeaways are the favourites, and that the number of Indian restaurants in the UK rose steadily during this period.</w:t>
+              <w:t xml:space="preserve">The pie chart shows which type of takeaway food is the most popular in the UK, while the bar chart shows how many Indian restaurants existed in the UK between 1960 and 2015. We can see that Chinese and Indian takeaways are the </w:t>
+            </w:r>
+            <w:proofErr w:type="spellStart"/>
+            <w:r>
+              <w:rPr>
+                <w:sz w:val="21"/>
+                <w:szCs w:val="21"/>
+              </w:rPr>
+              <w:t>favourites</w:t>
+            </w:r>
+            <w:proofErr w:type="spellEnd"/>
+            <w:r>
+              <w:rPr>
+                <w:sz w:val="21"/>
+                <w:szCs w:val="21"/>
+              </w:rPr>
+              <w:t>, and that the number of Indian restaurants in the UK rose steadily during this period.</w:t>
             </w:r>
           </w:p>
           <w:p>
@@ -21043,7 +19404,7 @@
     </w:p>
     <w:p/>
     <w:sectPr>
-      <w:footerReference w:type="default" r:id="rId28"/>
+      <w:footerReference w:type="default" r:id="rId25"/>
       <w:pgSz w:w="15842" w:h="30147" w:code="3"/>
       <w:pgMar w:top="720" w:right="720" w:bottom="720" w:left="720" w:header="284" w:footer="284" w:gutter="0"/>
       <w:pgNumType w:start="1"/>
@@ -21258,8 +19619,8 @@
   <w:abstractNum w:abstractNumId="1" w15:restartNumberingAfterBreak="0">
     <w:nsid w:val="197266A6"/>
     <w:multiLevelType w:val="hybridMultilevel"/>
-    <w:tmpl w:val="F1669EF0"/>
-    <w:lvl w:ilvl="0" w:tplc="F86E4D72">
+    <w:tmpl w:val="08B090A8"/>
+    <w:lvl w:ilvl="0" w:tplc="21C614E4">
       <w:start w:val="1"/>
       <w:numFmt w:val="decimal"/>
       <w:pStyle w:val="NumList"/>
@@ -21272,6 +19633,9 @@
         <w:rFonts w:ascii="Source Sans 3 Bold" w:hAnsi="Source Sans 3 Bold" w:cstheme="minorBidi" w:hint="default"/>
         <w:b/>
         <w:bCs/>
+        <w:color w:val="auto"/>
+        <w:sz w:val="23"/>
+        <w:szCs w:val="23"/>
       </w:rPr>
     </w:lvl>
     <w:lvl w:ilvl="1" w:tplc="04090019" w:tentative="1">
@@ -21348,100 +19712,6 @@
     </w:lvl>
   </w:abstractNum>
   <w:abstractNum w:abstractNumId="2" w15:restartNumberingAfterBreak="0">
-    <w:nsid w:val="1A9B5B93"/>
-    <w:multiLevelType w:val="hybridMultilevel"/>
-    <w:tmpl w:val="56683C18"/>
-    <w:lvl w:ilvl="0" w:tplc="7A929278">
-      <w:start w:val="1"/>
-      <w:numFmt w:val="decimal"/>
-      <w:lvlText w:val="%1:"/>
-      <w:lvlJc w:val="left"/>
-      <w:pPr>
-        <w:ind w:left="360" w:hanging="360"/>
-      </w:pPr>
-      <w:rPr>
-        <w:rFonts w:ascii="Source Sans 3" w:hAnsi="Source Sans 3" w:hint="default"/>
-        <w:b/>
-        <w:bCs/>
-        <w:spacing w:val="0"/>
-        <w:w w:val="84"/>
-        <w:lang w:val="en-US" w:eastAsia="en-US" w:bidi="ar-SA"/>
-      </w:rPr>
-    </w:lvl>
-    <w:lvl w:ilvl="1" w:tplc="04090019" w:tentative="1">
-      <w:start w:val="1"/>
-      <w:numFmt w:val="lowerLetter"/>
-      <w:lvlText w:val="%2."/>
-      <w:lvlJc w:val="left"/>
-      <w:pPr>
-        <w:ind w:left="1080" w:hanging="360"/>
-      </w:pPr>
-    </w:lvl>
-    <w:lvl w:ilvl="2" w:tplc="0409001B" w:tentative="1">
-      <w:start w:val="1"/>
-      <w:numFmt w:val="lowerRoman"/>
-      <w:lvlText w:val="%3."/>
-      <w:lvlJc w:val="right"/>
-      <w:pPr>
-        <w:ind w:left="1800" w:hanging="180"/>
-      </w:pPr>
-    </w:lvl>
-    <w:lvl w:ilvl="3" w:tplc="0409000F" w:tentative="1">
-      <w:start w:val="1"/>
-      <w:numFmt w:val="decimal"/>
-      <w:lvlText w:val="%4."/>
-      <w:lvlJc w:val="left"/>
-      <w:pPr>
-        <w:ind w:left="2520" w:hanging="360"/>
-      </w:pPr>
-    </w:lvl>
-    <w:lvl w:ilvl="4" w:tplc="04090019" w:tentative="1">
-      <w:start w:val="1"/>
-      <w:numFmt w:val="lowerLetter"/>
-      <w:lvlText w:val="%5."/>
-      <w:lvlJc w:val="left"/>
-      <w:pPr>
-        <w:ind w:left="3240" w:hanging="360"/>
-      </w:pPr>
-    </w:lvl>
-    <w:lvl w:ilvl="5" w:tplc="0409001B" w:tentative="1">
-      <w:start w:val="1"/>
-      <w:numFmt w:val="lowerRoman"/>
-      <w:lvlText w:val="%6."/>
-      <w:lvlJc w:val="right"/>
-      <w:pPr>
-        <w:ind w:left="3960" w:hanging="180"/>
-      </w:pPr>
-    </w:lvl>
-    <w:lvl w:ilvl="6" w:tplc="0409000F" w:tentative="1">
-      <w:start w:val="1"/>
-      <w:numFmt w:val="decimal"/>
-      <w:lvlText w:val="%7."/>
-      <w:lvlJc w:val="left"/>
-      <w:pPr>
-        <w:ind w:left="4680" w:hanging="360"/>
-      </w:pPr>
-    </w:lvl>
-    <w:lvl w:ilvl="7" w:tplc="04090019" w:tentative="1">
-      <w:start w:val="1"/>
-      <w:numFmt w:val="lowerLetter"/>
-      <w:lvlText w:val="%8."/>
-      <w:lvlJc w:val="left"/>
-      <w:pPr>
-        <w:ind w:left="5400" w:hanging="360"/>
-      </w:pPr>
-    </w:lvl>
-    <w:lvl w:ilvl="8" w:tplc="0409001B" w:tentative="1">
-      <w:start w:val="1"/>
-      <w:numFmt w:val="lowerRoman"/>
-      <w:lvlText w:val="%9."/>
-      <w:lvlJc w:val="right"/>
-      <w:pPr>
-        <w:ind w:left="6120" w:hanging="180"/>
-      </w:pPr>
-    </w:lvl>
-  </w:abstractNum>
-  <w:abstractNum w:abstractNumId="3" w15:restartNumberingAfterBreak="0">
     <w:nsid w:val="21255300"/>
     <w:multiLevelType w:val="hybridMultilevel"/>
     <w:tmpl w:val="AECA1376"/>
@@ -21557,7 +19827,7 @@
       </w:rPr>
     </w:lvl>
   </w:abstractNum>
-  <w:abstractNum w:abstractNumId="4" w15:restartNumberingAfterBreak="0">
+  <w:abstractNum w:abstractNumId="3" w15:restartNumberingAfterBreak="0">
     <w:nsid w:val="25876EEC"/>
     <w:multiLevelType w:val="hybridMultilevel"/>
     <w:tmpl w:val="A1D03A24"/>
@@ -21656,7 +19926,7 @@
       </w:pPr>
     </w:lvl>
   </w:abstractNum>
-  <w:abstractNum w:abstractNumId="5" w15:restartNumberingAfterBreak="0">
+  <w:abstractNum w:abstractNumId="4" w15:restartNumberingAfterBreak="0">
     <w:nsid w:val="26C50506"/>
     <w:multiLevelType w:val="hybridMultilevel"/>
     <w:tmpl w:val="BA2C9EA0"/>
@@ -21753,7 +20023,7 @@
       </w:pPr>
     </w:lvl>
   </w:abstractNum>
-  <w:abstractNum w:abstractNumId="6" w15:restartNumberingAfterBreak="0">
+  <w:abstractNum w:abstractNumId="5" w15:restartNumberingAfterBreak="0">
     <w:nsid w:val="31251E45"/>
     <w:multiLevelType w:val="hybridMultilevel"/>
     <w:tmpl w:val="86D65C86"/>
@@ -21843,7 +20113,7 @@
       </w:pPr>
     </w:lvl>
   </w:abstractNum>
-  <w:abstractNum w:abstractNumId="7" w15:restartNumberingAfterBreak="0">
+  <w:abstractNum w:abstractNumId="6" w15:restartNumberingAfterBreak="0">
     <w:nsid w:val="47E43907"/>
     <w:multiLevelType w:val="hybridMultilevel"/>
     <w:tmpl w:val="737A7654"/>
@@ -21934,7 +20204,7 @@
       </w:pPr>
     </w:lvl>
   </w:abstractNum>
-  <w:abstractNum w:abstractNumId="8" w15:restartNumberingAfterBreak="0">
+  <w:abstractNum w:abstractNumId="7" w15:restartNumberingAfterBreak="0">
     <w:nsid w:val="493E0CCB"/>
     <w:multiLevelType w:val="hybridMultilevel"/>
     <w:tmpl w:val="DE1A3DA8"/>
@@ -22050,7 +20320,7 @@
       </w:rPr>
     </w:lvl>
   </w:abstractNum>
-  <w:abstractNum w:abstractNumId="9" w15:restartNumberingAfterBreak="0">
+  <w:abstractNum w:abstractNumId="8" w15:restartNumberingAfterBreak="0">
     <w:nsid w:val="4F7462D7"/>
     <w:multiLevelType w:val="hybridMultilevel"/>
     <w:tmpl w:val="39223B08"/>
@@ -22147,7 +20417,7 @@
       </w:pPr>
     </w:lvl>
   </w:abstractNum>
-  <w:abstractNum w:abstractNumId="10" w15:restartNumberingAfterBreak="0">
+  <w:abstractNum w:abstractNumId="9" w15:restartNumberingAfterBreak="0">
     <w:nsid w:val="51475700"/>
     <w:multiLevelType w:val="hybridMultilevel"/>
     <w:tmpl w:val="BCDA66D6"/>
@@ -22238,7 +20508,7 @@
       </w:pPr>
     </w:lvl>
   </w:abstractNum>
-  <w:abstractNum w:abstractNumId="11" w15:restartNumberingAfterBreak="0">
+  <w:abstractNum w:abstractNumId="10" w15:restartNumberingAfterBreak="0">
     <w:nsid w:val="56425BE9"/>
     <w:multiLevelType w:val="hybridMultilevel"/>
     <w:tmpl w:val="AF2A6220"/>
@@ -22330,101 +20600,7 @@
       </w:pPr>
     </w:lvl>
   </w:abstractNum>
-  <w:abstractNum w:abstractNumId="12" w15:restartNumberingAfterBreak="0">
-    <w:nsid w:val="65B525FF"/>
-    <w:multiLevelType w:val="hybridMultilevel"/>
-    <w:tmpl w:val="B72E09A6"/>
-    <w:lvl w:ilvl="0" w:tplc="AFA6FC62">
-      <w:start w:val="1"/>
-      <w:numFmt w:val="lowerLetter"/>
-      <w:lvlText w:val="%1:"/>
-      <w:lvlJc w:val="left"/>
-      <w:pPr>
-        <w:ind w:left="360" w:hanging="360"/>
-      </w:pPr>
-      <w:rPr>
-        <w:rFonts w:ascii="Source Sans 3" w:hAnsi="Source Sans 3" w:hint="default"/>
-        <w:b/>
-        <w:bCs/>
-        <w:spacing w:val="0"/>
-        <w:w w:val="77"/>
-        <w:lang w:val="en-US" w:eastAsia="en-US" w:bidi="ar-SA"/>
-      </w:rPr>
-    </w:lvl>
-    <w:lvl w:ilvl="1" w:tplc="04090019" w:tentative="1">
-      <w:start w:val="1"/>
-      <w:numFmt w:val="lowerLetter"/>
-      <w:lvlText w:val="%2."/>
-      <w:lvlJc w:val="left"/>
-      <w:pPr>
-        <w:ind w:left="1080" w:hanging="360"/>
-      </w:pPr>
-    </w:lvl>
-    <w:lvl w:ilvl="2" w:tplc="0409001B" w:tentative="1">
-      <w:start w:val="1"/>
-      <w:numFmt w:val="lowerRoman"/>
-      <w:lvlText w:val="%3."/>
-      <w:lvlJc w:val="right"/>
-      <w:pPr>
-        <w:ind w:left="1800" w:hanging="180"/>
-      </w:pPr>
-    </w:lvl>
-    <w:lvl w:ilvl="3" w:tplc="0409000F" w:tentative="1">
-      <w:start w:val="1"/>
-      <w:numFmt w:val="decimal"/>
-      <w:lvlText w:val="%4."/>
-      <w:lvlJc w:val="left"/>
-      <w:pPr>
-        <w:ind w:left="2520" w:hanging="360"/>
-      </w:pPr>
-    </w:lvl>
-    <w:lvl w:ilvl="4" w:tplc="04090019" w:tentative="1">
-      <w:start w:val="1"/>
-      <w:numFmt w:val="lowerLetter"/>
-      <w:lvlText w:val="%5."/>
-      <w:lvlJc w:val="left"/>
-      <w:pPr>
-        <w:ind w:left="3240" w:hanging="360"/>
-      </w:pPr>
-    </w:lvl>
-    <w:lvl w:ilvl="5" w:tplc="0409001B" w:tentative="1">
-      <w:start w:val="1"/>
-      <w:numFmt w:val="lowerRoman"/>
-      <w:lvlText w:val="%6."/>
-      <w:lvlJc w:val="right"/>
-      <w:pPr>
-        <w:ind w:left="3960" w:hanging="180"/>
-      </w:pPr>
-    </w:lvl>
-    <w:lvl w:ilvl="6" w:tplc="0409000F" w:tentative="1">
-      <w:start w:val="1"/>
-      <w:numFmt w:val="decimal"/>
-      <w:lvlText w:val="%7."/>
-      <w:lvlJc w:val="left"/>
-      <w:pPr>
-        <w:ind w:left="4680" w:hanging="360"/>
-      </w:pPr>
-    </w:lvl>
-    <w:lvl w:ilvl="7" w:tplc="04090019" w:tentative="1">
-      <w:start w:val="1"/>
-      <w:numFmt w:val="lowerLetter"/>
-      <w:lvlText w:val="%8."/>
-      <w:lvlJc w:val="left"/>
-      <w:pPr>
-        <w:ind w:left="5400" w:hanging="360"/>
-      </w:pPr>
-    </w:lvl>
-    <w:lvl w:ilvl="8" w:tplc="0409001B" w:tentative="1">
-      <w:start w:val="1"/>
-      <w:numFmt w:val="lowerRoman"/>
-      <w:lvlText w:val="%9."/>
-      <w:lvlJc w:val="right"/>
-      <w:pPr>
-        <w:ind w:left="6120" w:hanging="180"/>
-      </w:pPr>
-    </w:lvl>
-  </w:abstractNum>
-  <w:abstractNum w:abstractNumId="13" w15:restartNumberingAfterBreak="0">
+  <w:abstractNum w:abstractNumId="11" w15:restartNumberingAfterBreak="0">
     <w:nsid w:val="68BF3642"/>
     <w:multiLevelType w:val="hybridMultilevel"/>
     <w:tmpl w:val="6E0C331A"/>
@@ -22537,7 +20713,101 @@
       </w:rPr>
     </w:lvl>
   </w:abstractNum>
-  <w:abstractNum w:abstractNumId="14" w15:restartNumberingAfterBreak="0">
+  <w:abstractNum w:abstractNumId="12" w15:restartNumberingAfterBreak="0">
+    <w:nsid w:val="69A061DD"/>
+    <w:multiLevelType w:val="hybridMultilevel"/>
+    <w:tmpl w:val="B98000DA"/>
+    <w:lvl w:ilvl="0" w:tplc="FFFFFFFF">
+      <w:start w:val="1"/>
+      <w:numFmt w:val="lowerLetter"/>
+      <w:lvlText w:val="%1:"/>
+      <w:lvlJc w:val="left"/>
+      <w:pPr>
+        <w:ind w:left="360" w:hanging="360"/>
+      </w:pPr>
+      <w:rPr>
+        <w:rFonts w:ascii="Source Sans 3" w:hAnsi="Source Sans 3" w:hint="default"/>
+        <w:b/>
+        <w:bCs/>
+        <w:spacing w:val="0"/>
+        <w:w w:val="77"/>
+        <w:lang w:val="en-US" w:eastAsia="en-US" w:bidi="ar-SA"/>
+      </w:rPr>
+    </w:lvl>
+    <w:lvl w:ilvl="1" w:tplc="FFFFFFFF" w:tentative="1">
+      <w:start w:val="1"/>
+      <w:numFmt w:val="lowerLetter"/>
+      <w:lvlText w:val="%2."/>
+      <w:lvlJc w:val="left"/>
+      <w:pPr>
+        <w:ind w:left="1080" w:hanging="360"/>
+      </w:pPr>
+    </w:lvl>
+    <w:lvl w:ilvl="2" w:tplc="FFFFFFFF" w:tentative="1">
+      <w:start w:val="1"/>
+      <w:numFmt w:val="lowerRoman"/>
+      <w:lvlText w:val="%3."/>
+      <w:lvlJc w:val="right"/>
+      <w:pPr>
+        <w:ind w:left="1800" w:hanging="180"/>
+      </w:pPr>
+    </w:lvl>
+    <w:lvl w:ilvl="3" w:tplc="FFFFFFFF" w:tentative="1">
+      <w:start w:val="1"/>
+      <w:numFmt w:val="decimal"/>
+      <w:lvlText w:val="%4."/>
+      <w:lvlJc w:val="left"/>
+      <w:pPr>
+        <w:ind w:left="2520" w:hanging="360"/>
+      </w:pPr>
+    </w:lvl>
+    <w:lvl w:ilvl="4" w:tplc="FFFFFFFF" w:tentative="1">
+      <w:start w:val="1"/>
+      <w:numFmt w:val="lowerLetter"/>
+      <w:lvlText w:val="%5."/>
+      <w:lvlJc w:val="left"/>
+      <w:pPr>
+        <w:ind w:left="3240" w:hanging="360"/>
+      </w:pPr>
+    </w:lvl>
+    <w:lvl w:ilvl="5" w:tplc="FFFFFFFF" w:tentative="1">
+      <w:start w:val="1"/>
+      <w:numFmt w:val="lowerRoman"/>
+      <w:lvlText w:val="%6."/>
+      <w:lvlJc w:val="right"/>
+      <w:pPr>
+        <w:ind w:left="3960" w:hanging="180"/>
+      </w:pPr>
+    </w:lvl>
+    <w:lvl w:ilvl="6" w:tplc="FFFFFFFF" w:tentative="1">
+      <w:start w:val="1"/>
+      <w:numFmt w:val="decimal"/>
+      <w:lvlText w:val="%7."/>
+      <w:lvlJc w:val="left"/>
+      <w:pPr>
+        <w:ind w:left="4680" w:hanging="360"/>
+      </w:pPr>
+    </w:lvl>
+    <w:lvl w:ilvl="7" w:tplc="FFFFFFFF" w:tentative="1">
+      <w:start w:val="1"/>
+      <w:numFmt w:val="lowerLetter"/>
+      <w:lvlText w:val="%8."/>
+      <w:lvlJc w:val="left"/>
+      <w:pPr>
+        <w:ind w:left="5400" w:hanging="360"/>
+      </w:pPr>
+    </w:lvl>
+    <w:lvl w:ilvl="8" w:tplc="FFFFFFFF" w:tentative="1">
+      <w:start w:val="1"/>
+      <w:numFmt w:val="lowerRoman"/>
+      <w:lvlText w:val="%9."/>
+      <w:lvlJc w:val="right"/>
+      <w:pPr>
+        <w:ind w:left="6120" w:hanging="180"/>
+      </w:pPr>
+    </w:lvl>
+  </w:abstractNum>
+  <w:abstractNum w:abstractNumId="13" w15:restartNumberingAfterBreak="0">
     <w:nsid w:val="6B9745AD"/>
     <w:multiLevelType w:val="hybridMultilevel"/>
     <w:tmpl w:val="DB0CF5E0"/>
@@ -22627,7 +20897,7 @@
       </w:pPr>
     </w:lvl>
   </w:abstractNum>
-  <w:abstractNum w:abstractNumId="15" w15:restartNumberingAfterBreak="0">
+  <w:abstractNum w:abstractNumId="14" w15:restartNumberingAfterBreak="0">
     <w:nsid w:val="6CBC4800"/>
     <w:multiLevelType w:val="hybridMultilevel"/>
     <w:tmpl w:val="57585E38"/>
@@ -22719,7 +20989,7 @@
       </w:pPr>
     </w:lvl>
   </w:abstractNum>
-  <w:abstractNum w:abstractNumId="16" w15:restartNumberingAfterBreak="0">
+  <w:abstractNum w:abstractNumId="15" w15:restartNumberingAfterBreak="0">
     <w:nsid w:val="75243267"/>
     <w:multiLevelType w:val="hybridMultilevel"/>
     <w:tmpl w:val="B98000DA"/>
@@ -22813,101 +21083,7 @@
       </w:pPr>
     </w:lvl>
   </w:abstractNum>
-  <w:abstractNum w:abstractNumId="17" w15:restartNumberingAfterBreak="0">
-    <w:nsid w:val="76E045AD"/>
-    <w:multiLevelType w:val="hybridMultilevel"/>
-    <w:tmpl w:val="8FDA28B6"/>
-    <w:lvl w:ilvl="0" w:tplc="AFA6FC62">
-      <w:start w:val="1"/>
-      <w:numFmt w:val="lowerLetter"/>
-      <w:lvlText w:val="%1:"/>
-      <w:lvlJc w:val="left"/>
-      <w:pPr>
-        <w:ind w:left="360" w:hanging="360"/>
-      </w:pPr>
-      <w:rPr>
-        <w:rFonts w:ascii="Source Sans 3" w:hAnsi="Source Sans 3" w:hint="default"/>
-        <w:b/>
-        <w:bCs/>
-        <w:spacing w:val="0"/>
-        <w:w w:val="77"/>
-        <w:lang w:val="en-US" w:eastAsia="en-US" w:bidi="ar-SA"/>
-      </w:rPr>
-    </w:lvl>
-    <w:lvl w:ilvl="1" w:tplc="04090019" w:tentative="1">
-      <w:start w:val="1"/>
-      <w:numFmt w:val="lowerLetter"/>
-      <w:lvlText w:val="%2."/>
-      <w:lvlJc w:val="left"/>
-      <w:pPr>
-        <w:ind w:left="1080" w:hanging="360"/>
-      </w:pPr>
-    </w:lvl>
-    <w:lvl w:ilvl="2" w:tplc="0409001B" w:tentative="1">
-      <w:start w:val="1"/>
-      <w:numFmt w:val="lowerRoman"/>
-      <w:lvlText w:val="%3."/>
-      <w:lvlJc w:val="right"/>
-      <w:pPr>
-        <w:ind w:left="1800" w:hanging="180"/>
-      </w:pPr>
-    </w:lvl>
-    <w:lvl w:ilvl="3" w:tplc="0409000F" w:tentative="1">
-      <w:start w:val="1"/>
-      <w:numFmt w:val="decimal"/>
-      <w:lvlText w:val="%4."/>
-      <w:lvlJc w:val="left"/>
-      <w:pPr>
-        <w:ind w:left="2520" w:hanging="360"/>
-      </w:pPr>
-    </w:lvl>
-    <w:lvl w:ilvl="4" w:tplc="04090019" w:tentative="1">
-      <w:start w:val="1"/>
-      <w:numFmt w:val="lowerLetter"/>
-      <w:lvlText w:val="%5."/>
-      <w:lvlJc w:val="left"/>
-      <w:pPr>
-        <w:ind w:left="3240" w:hanging="360"/>
-      </w:pPr>
-    </w:lvl>
-    <w:lvl w:ilvl="5" w:tplc="0409001B" w:tentative="1">
-      <w:start w:val="1"/>
-      <w:numFmt w:val="lowerRoman"/>
-      <w:lvlText w:val="%6."/>
-      <w:lvlJc w:val="right"/>
-      <w:pPr>
-        <w:ind w:left="3960" w:hanging="180"/>
-      </w:pPr>
-    </w:lvl>
-    <w:lvl w:ilvl="6" w:tplc="0409000F" w:tentative="1">
-      <w:start w:val="1"/>
-      <w:numFmt w:val="decimal"/>
-      <w:lvlText w:val="%7."/>
-      <w:lvlJc w:val="left"/>
-      <w:pPr>
-        <w:ind w:left="4680" w:hanging="360"/>
-      </w:pPr>
-    </w:lvl>
-    <w:lvl w:ilvl="7" w:tplc="04090019" w:tentative="1">
-      <w:start w:val="1"/>
-      <w:numFmt w:val="lowerLetter"/>
-      <w:lvlText w:val="%8."/>
-      <w:lvlJc w:val="left"/>
-      <w:pPr>
-        <w:ind w:left="5400" w:hanging="360"/>
-      </w:pPr>
-    </w:lvl>
-    <w:lvl w:ilvl="8" w:tplc="0409001B" w:tentative="1">
-      <w:start w:val="1"/>
-      <w:numFmt w:val="lowerRoman"/>
-      <w:lvlText w:val="%9."/>
-      <w:lvlJc w:val="right"/>
-      <w:pPr>
-        <w:ind w:left="6120" w:hanging="180"/>
-      </w:pPr>
-    </w:lvl>
-  </w:abstractNum>
-  <w:abstractNum w:abstractNumId="18" w15:restartNumberingAfterBreak="0">
+  <w:abstractNum w:abstractNumId="16" w15:restartNumberingAfterBreak="0">
     <w:nsid w:val="7DC40942"/>
     <w:multiLevelType w:val="hybridMultilevel"/>
     <w:tmpl w:val="737A7654"/>
@@ -22999,286 +21175,247 @@
     </w:lvl>
   </w:abstractNum>
   <w:num w:numId="1" w16cid:durableId="667248184">
-    <w:abstractNumId w:val="8"/>
+    <w:abstractNumId w:val="7"/>
   </w:num>
   <w:num w:numId="2" w16cid:durableId="1279874749">
+    <w:abstractNumId w:val="10"/>
+  </w:num>
+  <w:num w:numId="3" w16cid:durableId="508253352">
     <w:abstractNumId w:val="11"/>
   </w:num>
-  <w:num w:numId="3" w16cid:durableId="173349349">
+  <w:num w:numId="4" w16cid:durableId="2039352844">
+    <w:abstractNumId w:val="14"/>
+  </w:num>
+  <w:num w:numId="5" w16cid:durableId="38865620">
     <w:abstractNumId w:val="2"/>
   </w:num>
-  <w:num w:numId="4" w16cid:durableId="508253352">
-    <w:abstractNumId w:val="13"/>
-  </w:num>
-  <w:num w:numId="5" w16cid:durableId="2039352844">
-    <w:abstractNumId w:val="15"/>
-  </w:num>
-  <w:num w:numId="6" w16cid:durableId="38865620">
-    <w:abstractNumId w:val="3"/>
-  </w:num>
-  <w:num w:numId="7" w16cid:durableId="31273400">
-    <w:abstractNumId w:val="7"/>
+  <w:num w:numId="6" w16cid:durableId="31273400">
+    <w:abstractNumId w:val="6"/>
     <w:lvlOverride w:ilvl="0">
       <w:startOverride w:val="1"/>
     </w:lvlOverride>
   </w:num>
-  <w:num w:numId="8" w16cid:durableId="687221267">
-    <w:abstractNumId w:val="7"/>
+  <w:num w:numId="7" w16cid:durableId="211042559">
+    <w:abstractNumId w:val="4"/>
+  </w:num>
+  <w:num w:numId="8" w16cid:durableId="1017467495">
+    <w:abstractNumId w:val="14"/>
     <w:lvlOverride w:ilvl="0">
       <w:startOverride w:val="1"/>
     </w:lvlOverride>
   </w:num>
-  <w:num w:numId="9" w16cid:durableId="1732997987">
-    <w:abstractNumId w:val="7"/>
+  <w:num w:numId="9" w16cid:durableId="1988393757">
+    <w:abstractNumId w:val="14"/>
     <w:lvlOverride w:ilvl="0">
       <w:startOverride w:val="1"/>
     </w:lvlOverride>
   </w:num>
-  <w:num w:numId="10" w16cid:durableId="2124611912">
-    <w:abstractNumId w:val="12"/>
+  <w:num w:numId="10" w16cid:durableId="1833989573">
+    <w:abstractNumId w:val="9"/>
   </w:num>
-  <w:num w:numId="11" w16cid:durableId="2019117025">
-    <w:abstractNumId w:val="7"/>
+  <w:num w:numId="11" w16cid:durableId="1848447317">
+    <w:abstractNumId w:val="1"/>
+  </w:num>
+  <w:num w:numId="12" w16cid:durableId="588471169">
+    <w:abstractNumId w:val="14"/>
     <w:lvlOverride w:ilvl="0">
       <w:startOverride w:val="1"/>
     </w:lvlOverride>
   </w:num>
-  <w:num w:numId="12" w16cid:durableId="1256130001">
-    <w:abstractNumId w:val="7"/>
-    <w:lvlOverride w:ilvl="0">
-      <w:startOverride w:val="1"/>
-    </w:lvlOverride>
+  <w:num w:numId="13" w16cid:durableId="1303266021">
+    <w:abstractNumId w:val="16"/>
   </w:num>
-  <w:num w:numId="13" w16cid:durableId="1526626826">
-    <w:abstractNumId w:val="7"/>
-    <w:lvlOverride w:ilvl="0">
-      <w:startOverride w:val="1"/>
-    </w:lvlOverride>
-  </w:num>
-  <w:num w:numId="14" w16cid:durableId="152456329">
-    <w:abstractNumId w:val="7"/>
-    <w:lvlOverride w:ilvl="0">
-      <w:startOverride w:val="1"/>
-    </w:lvlOverride>
-  </w:num>
-  <w:num w:numId="15" w16cid:durableId="553472853">
-    <w:abstractNumId w:val="7"/>
-    <w:lvlOverride w:ilvl="0">
-      <w:startOverride w:val="1"/>
-    </w:lvlOverride>
-  </w:num>
-  <w:num w:numId="16" w16cid:durableId="374240416">
-    <w:abstractNumId w:val="17"/>
-  </w:num>
-  <w:num w:numId="17" w16cid:durableId="1963729244">
-    <w:abstractNumId w:val="7"/>
-    <w:lvlOverride w:ilvl="0">
-      <w:startOverride w:val="1"/>
-    </w:lvlOverride>
-  </w:num>
-  <w:num w:numId="18" w16cid:durableId="1161773386">
-    <w:abstractNumId w:val="7"/>
-    <w:lvlOverride w:ilvl="0">
-      <w:startOverride w:val="1"/>
-    </w:lvlOverride>
-  </w:num>
-  <w:num w:numId="19" w16cid:durableId="211042559">
-    <w:abstractNumId w:val="5"/>
-  </w:num>
-  <w:num w:numId="20" w16cid:durableId="1017467495">
-    <w:abstractNumId w:val="15"/>
-    <w:lvlOverride w:ilvl="0">
-      <w:startOverride w:val="1"/>
-    </w:lvlOverride>
-  </w:num>
-  <w:num w:numId="21" w16cid:durableId="1988393757">
-    <w:abstractNumId w:val="15"/>
-    <w:lvlOverride w:ilvl="0">
-      <w:startOverride w:val="1"/>
-    </w:lvlOverride>
-  </w:num>
-  <w:num w:numId="22" w16cid:durableId="1833989573">
-    <w:abstractNumId w:val="10"/>
-  </w:num>
-  <w:num w:numId="23" w16cid:durableId="1848447317">
-    <w:abstractNumId w:val="1"/>
-  </w:num>
-  <w:num w:numId="24" w16cid:durableId="588471169">
-    <w:abstractNumId w:val="15"/>
-    <w:lvlOverride w:ilvl="0">
-      <w:startOverride w:val="1"/>
-    </w:lvlOverride>
-  </w:num>
-  <w:num w:numId="25" w16cid:durableId="1303266021">
-    <w:abstractNumId w:val="18"/>
-  </w:num>
-  <w:num w:numId="26" w16cid:durableId="1868518779">
+  <w:num w:numId="14" w16cid:durableId="1868518779">
     <w:abstractNumId w:val="1"/>
     <w:lvlOverride w:ilvl="0">
       <w:startOverride w:val="1"/>
     </w:lvlOverride>
   </w:num>
-  <w:num w:numId="27" w16cid:durableId="1389918515">
+  <w:num w:numId="15" w16cid:durableId="1389918515">
     <w:abstractNumId w:val="1"/>
     <w:lvlOverride w:ilvl="0">
       <w:startOverride w:val="1"/>
     </w:lvlOverride>
   </w:num>
-  <w:num w:numId="28" w16cid:durableId="271590750">
-    <w:abstractNumId w:val="15"/>
+  <w:num w:numId="16" w16cid:durableId="271590750">
+    <w:abstractNumId w:val="14"/>
     <w:lvlOverride w:ilvl="0">
       <w:startOverride w:val="1"/>
     </w:lvlOverride>
   </w:num>
-  <w:num w:numId="29" w16cid:durableId="2827921">
-    <w:abstractNumId w:val="15"/>
+  <w:num w:numId="17" w16cid:durableId="2827921">
+    <w:abstractNumId w:val="14"/>
     <w:lvlOverride w:ilvl="0">
       <w:startOverride w:val="1"/>
     </w:lvlOverride>
   </w:num>
-  <w:num w:numId="30" w16cid:durableId="747312559">
-    <w:abstractNumId w:val="15"/>
+  <w:num w:numId="18" w16cid:durableId="747312559">
+    <w:abstractNumId w:val="14"/>
     <w:lvlOverride w:ilvl="0">
       <w:startOverride w:val="1"/>
     </w:lvlOverride>
   </w:num>
-  <w:num w:numId="31" w16cid:durableId="1531991161">
-    <w:abstractNumId w:val="15"/>
+  <w:num w:numId="19" w16cid:durableId="1531991161">
+    <w:abstractNumId w:val="14"/>
     <w:lvlOverride w:ilvl="0">
       <w:startOverride w:val="1"/>
     </w:lvlOverride>
   </w:num>
-  <w:num w:numId="32" w16cid:durableId="898244633">
-    <w:abstractNumId w:val="15"/>
+  <w:num w:numId="20" w16cid:durableId="898244633">
+    <w:abstractNumId w:val="14"/>
     <w:lvlOverride w:ilvl="0">
       <w:startOverride w:val="1"/>
     </w:lvlOverride>
   </w:num>
-  <w:num w:numId="33" w16cid:durableId="1441800048">
-    <w:abstractNumId w:val="15"/>
+  <w:num w:numId="21" w16cid:durableId="1441800048">
+    <w:abstractNumId w:val="14"/>
     <w:lvlOverride w:ilvl="0">
       <w:startOverride w:val="1"/>
     </w:lvlOverride>
   </w:num>
-  <w:num w:numId="34" w16cid:durableId="1821650001">
-    <w:abstractNumId w:val="15"/>
+  <w:num w:numId="22" w16cid:durableId="1821650001">
+    <w:abstractNumId w:val="14"/>
     <w:lvlOverride w:ilvl="0">
       <w:startOverride w:val="1"/>
     </w:lvlOverride>
   </w:num>
-  <w:num w:numId="35" w16cid:durableId="1425564372">
-    <w:abstractNumId w:val="15"/>
+  <w:num w:numId="23" w16cid:durableId="1425564372">
+    <w:abstractNumId w:val="14"/>
     <w:lvlOverride w:ilvl="0">
       <w:startOverride w:val="1"/>
     </w:lvlOverride>
   </w:num>
-  <w:num w:numId="36" w16cid:durableId="156310756">
+  <w:num w:numId="24" w16cid:durableId="156310756">
     <w:abstractNumId w:val="1"/>
     <w:lvlOverride w:ilvl="0">
       <w:startOverride w:val="1"/>
     </w:lvlOverride>
   </w:num>
-  <w:num w:numId="37" w16cid:durableId="255410839">
-    <w:abstractNumId w:val="15"/>
+  <w:num w:numId="25" w16cid:durableId="255410839">
+    <w:abstractNumId w:val="14"/>
     <w:lvlOverride w:ilvl="0">
       <w:startOverride w:val="1"/>
     </w:lvlOverride>
   </w:num>
-  <w:num w:numId="38" w16cid:durableId="1890190878">
+  <w:num w:numId="26" w16cid:durableId="1890190878">
     <w:abstractNumId w:val="1"/>
     <w:lvlOverride w:ilvl="0">
       <w:startOverride w:val="1"/>
     </w:lvlOverride>
   </w:num>
-  <w:num w:numId="39" w16cid:durableId="436632411">
-    <w:abstractNumId w:val="15"/>
+  <w:num w:numId="27" w16cid:durableId="436632411">
+    <w:abstractNumId w:val="14"/>
     <w:lvlOverride w:ilvl="0">
       <w:startOverride w:val="1"/>
     </w:lvlOverride>
   </w:num>
-  <w:num w:numId="40" w16cid:durableId="1936816785">
+  <w:num w:numId="28" w16cid:durableId="1936816785">
     <w:abstractNumId w:val="1"/>
     <w:lvlOverride w:ilvl="0">
       <w:startOverride w:val="1"/>
     </w:lvlOverride>
   </w:num>
-  <w:num w:numId="41" w16cid:durableId="206600936">
+  <w:num w:numId="29" w16cid:durableId="206600936">
     <w:abstractNumId w:val="1"/>
     <w:lvlOverride w:ilvl="0">
       <w:startOverride w:val="1"/>
     </w:lvlOverride>
   </w:num>
-  <w:num w:numId="42" w16cid:durableId="1053312505">
-    <w:abstractNumId w:val="4"/>
+  <w:num w:numId="30" w16cid:durableId="1053312505">
+    <w:abstractNumId w:val="3"/>
   </w:num>
-  <w:num w:numId="43" w16cid:durableId="821581466">
-    <w:abstractNumId w:val="15"/>
+  <w:num w:numId="31" w16cid:durableId="821581466">
+    <w:abstractNumId w:val="14"/>
     <w:lvlOverride w:ilvl="0">
       <w:startOverride w:val="1"/>
     </w:lvlOverride>
   </w:num>
-  <w:num w:numId="44" w16cid:durableId="400757677">
+  <w:num w:numId="32" w16cid:durableId="400757677">
     <w:abstractNumId w:val="1"/>
     <w:lvlOverride w:ilvl="0">
       <w:startOverride w:val="1"/>
     </w:lvlOverride>
   </w:num>
-  <w:num w:numId="45" w16cid:durableId="1855337231">
+  <w:num w:numId="33" w16cid:durableId="1855337231">
     <w:abstractNumId w:val="0"/>
   </w:num>
-  <w:num w:numId="46" w16cid:durableId="1675917838">
-    <w:abstractNumId w:val="6"/>
+  <w:num w:numId="34" w16cid:durableId="1675917838">
+    <w:abstractNumId w:val="5"/>
   </w:num>
-  <w:num w:numId="47" w16cid:durableId="1872911878">
+  <w:num w:numId="35" w16cid:durableId="1872911878">
     <w:abstractNumId w:val="1"/>
     <w:lvlOverride w:ilvl="0">
       <w:startOverride w:val="1"/>
     </w:lvlOverride>
   </w:num>
-  <w:num w:numId="48" w16cid:durableId="1409114410">
-    <w:abstractNumId w:val="9"/>
+  <w:num w:numId="36" w16cid:durableId="1409114410">
+    <w:abstractNumId w:val="8"/>
   </w:num>
-  <w:num w:numId="49" w16cid:durableId="976028613">
+  <w:num w:numId="37" w16cid:durableId="976028613">
     <w:abstractNumId w:val="1"/>
     <w:lvlOverride w:ilvl="0">
       <w:startOverride w:val="1"/>
     </w:lvlOverride>
   </w:num>
-  <w:num w:numId="50" w16cid:durableId="1492915063">
-    <w:abstractNumId w:val="14"/>
+  <w:num w:numId="38" w16cid:durableId="1492915063">
+    <w:abstractNumId w:val="13"/>
   </w:num>
-  <w:num w:numId="51" w16cid:durableId="1410351909">
+  <w:num w:numId="39" w16cid:durableId="1410351909">
     <w:abstractNumId w:val="1"/>
     <w:lvlOverride w:ilvl="0">
       <w:startOverride w:val="1"/>
     </w:lvlOverride>
   </w:num>
-  <w:num w:numId="52" w16cid:durableId="716513069">
+  <w:num w:numId="40" w16cid:durableId="716513069">
     <w:abstractNumId w:val="1"/>
     <w:lvlOverride w:ilvl="0">
       <w:startOverride w:val="1"/>
     </w:lvlOverride>
   </w:num>
-  <w:num w:numId="53" w16cid:durableId="1651901174">
+  <w:num w:numId="41" w16cid:durableId="1651901174">
     <w:abstractNumId w:val="1"/>
     <w:lvlOverride w:ilvl="0">
       <w:startOverride w:val="1"/>
     </w:lvlOverride>
   </w:num>
-  <w:num w:numId="54" w16cid:durableId="179323629">
-    <w:abstractNumId w:val="7"/>
+  <w:num w:numId="42" w16cid:durableId="1018308719">
+    <w:abstractNumId w:val="15"/>
   </w:num>
-  <w:num w:numId="55" w16cid:durableId="1018308719">
-    <w:abstractNumId w:val="16"/>
-  </w:num>
-  <w:num w:numId="56" w16cid:durableId="1619335939">
+  <w:num w:numId="43" w16cid:durableId="1619335939">
     <w:abstractNumId w:val="1"/>
     <w:lvlOverride w:ilvl="0">
       <w:startOverride w:val="1"/>
     </w:lvlOverride>
   </w:num>
-  <w:num w:numId="57" w16cid:durableId="169950524">
-    <w:abstractNumId w:val="15"/>
+  <w:num w:numId="44" w16cid:durableId="169950524">
+    <w:abstractNumId w:val="14"/>
+    <w:lvlOverride w:ilvl="0">
+      <w:startOverride w:val="1"/>
+    </w:lvlOverride>
+  </w:num>
+  <w:num w:numId="45" w16cid:durableId="1080518069">
+    <w:abstractNumId w:val="1"/>
+    <w:lvlOverride w:ilvl="0">
+      <w:startOverride w:val="1"/>
+    </w:lvlOverride>
+  </w:num>
+  <w:num w:numId="46" w16cid:durableId="401298272">
+    <w:abstractNumId w:val="12"/>
+  </w:num>
+  <w:num w:numId="47" w16cid:durableId="1923484725">
+    <w:abstractNumId w:val="1"/>
+    <w:lvlOverride w:ilvl="0">
+      <w:startOverride w:val="1"/>
+    </w:lvlOverride>
+  </w:num>
+  <w:num w:numId="48" w16cid:durableId="986323285">
+    <w:abstractNumId w:val="1"/>
+    <w:lvlOverride w:ilvl="0">
+      <w:startOverride w:val="1"/>
+    </w:lvlOverride>
+  </w:num>
+  <w:num w:numId="49" w16cid:durableId="828862195">
+    <w:abstractNumId w:val="1"/>
     <w:lvlOverride w:ilvl="0">
       <w:startOverride w:val="1"/>
     </w:lvlOverride>
@@ -23692,7 +21829,6 @@
   <w:style w:type="character" w:default="1" w:styleId="DefaultParagraphFont">
     <w:name w:val="Default Paragraph Font"/>
     <w:uiPriority w:val="1"/>
-    <w:semiHidden/>
     <w:unhideWhenUsed/>
   </w:style>
   <w:style w:type="table" w:default="1" w:styleId="TableNormal">
@@ -24492,7 +22628,7 @@
     <w:rsid w:val="00397A65"/>
     <w:pPr>
       <w:numPr>
-        <w:numId w:val="5"/>
+        <w:numId w:val="4"/>
       </w:numPr>
       <w:ind w:left="284" w:hanging="284"/>
     </w:pPr>
@@ -24507,7 +22643,7 @@
     <w:rsid w:val="007C0520"/>
     <w:pPr>
       <w:numPr>
-        <w:numId w:val="6"/>
+        <w:numId w:val="5"/>
       </w:numPr>
       <w:ind w:left="227" w:hanging="227"/>
     </w:pPr>
@@ -24522,7 +22658,7 @@
     <w:rsid w:val="00343236"/>
     <w:pPr>
       <w:numPr>
-        <w:numId w:val="23"/>
+        <w:numId w:val="11"/>
       </w:numPr>
       <w:ind w:left="284" w:hanging="284"/>
     </w:pPr>

--- a/assets/data/Mindset 01/Mindset1- Custom- Unit 05.docx
+++ b/assets/data/Mindset 01/Mindset1- Custom- Unit 05.docx
@@ -998,7 +998,15 @@
               <w:t>Malls need to change to survive</w:t>
             </w:r>
             <w:r>
-              <w:t>. So what will the mall of the future look like?</w:t>
+              <w:t xml:space="preserve">. </w:t>
+            </w:r>
+            <w:proofErr w:type="gramStart"/>
+            <w:r>
+              <w:t>So</w:t>
+            </w:r>
+            <w:proofErr w:type="gramEnd"/>
+            <w:r>
+              <w:t xml:space="preserve"> what will the mall of the future look like?</w:t>
             </w:r>
           </w:p>
           <w:p>
@@ -1028,7 +1036,15 @@
               <w:t>Malls are already becoming bigger and better all over the world</w:t>
             </w:r>
             <w:r>
-              <w:t>. Asia and not the US is now the 'mall capital' of the world and is home to the five largest malls in the world. China is home to the two largest. Some malls in the Middle East and East Asia are starting to specialise. It is predicted that this will happen more and more in the future. Some malls will only sell electrical items, for example, or only fashion for young people. Some malls will only include expensive shops or cheap shops, as already happens in Bangkok and Singapore.</w:t>
+              <w:t xml:space="preserve">. Asia and not the US is now the 'mall capital' of the world and is home to the five largest malls in the world. China is home to the two largest. Some malls in the Middle East and East Asia are starting to </w:t>
+            </w:r>
+            <w:proofErr w:type="spellStart"/>
+            <w:r>
+              <w:t>specialise</w:t>
+            </w:r>
+            <w:proofErr w:type="spellEnd"/>
+            <w:r>
+              <w:t>. It is predicted that this will happen more and more in the future. Some malls will only sell electrical items, for example, or only fashion for young people. Some malls will only include expensive shops or cheap shops, as already happens in Bangkok and Singapore.</w:t>
             </w:r>
           </w:p>
           <w:p>
@@ -1052,7 +1068,39 @@
           </w:p>
           <w:p>
             <w:r>
-              <w:t>Malls are becoming 'the new downtown', with cinemas, bowling alleys, climbing walls and even concert halls. Xanadu, a mall 30 km from Madrid, is a recreation centre for a family day out as well as a shopping centre, with ski slopes, minigolf, go-karts, balloon rides, bowling and billiards. We have always been able to grab a burger at the mall, but in the future we are going to see 'fine dining' too, with more expensive restaurants based at malls, as well as spas, fitness centres and art galleries. There are also going to be more apartments and office space so that more people can live, work, shop and be entertained in one location.</w:t>
+              <w:t xml:space="preserve">Malls are becoming 'the new downtown', with cinemas, bowling alleys, climbing walls and even concert halls. Xanadu, a mall 30 km from Madrid, is a recreation </w:t>
+            </w:r>
+            <w:proofErr w:type="spellStart"/>
+            <w:r>
+              <w:t>centre</w:t>
+            </w:r>
+            <w:proofErr w:type="spellEnd"/>
+            <w:r>
+              <w:t xml:space="preserve"> for a family day out as well as a shopping </w:t>
+            </w:r>
+            <w:proofErr w:type="spellStart"/>
+            <w:r>
+              <w:t>centre</w:t>
+            </w:r>
+            <w:proofErr w:type="spellEnd"/>
+            <w:r>
+              <w:t xml:space="preserve">, with ski slopes, minigolf, go-karts, balloon rides, bowling and billiards. We have always been able to grab a burger at the mall, but in the </w:t>
+            </w:r>
+            <w:proofErr w:type="gramStart"/>
+            <w:r>
+              <w:t>future</w:t>
+            </w:r>
+            <w:proofErr w:type="gramEnd"/>
+            <w:r>
+              <w:t xml:space="preserve"> we are going to see 'fine dining' too, with more expensive restaurants based at malls, as well as spas, fitness </w:t>
+            </w:r>
+            <w:proofErr w:type="spellStart"/>
+            <w:r>
+              <w:t>centres</w:t>
+            </w:r>
+            <w:proofErr w:type="spellEnd"/>
+            <w:r>
+              <w:t xml:space="preserve"> and art galleries. There are also going to be more apartments and office space so that more people can live, work, shop and be entertained in one location.</w:t>
             </w:r>
           </w:p>
         </w:tc>
@@ -1233,7 +1281,25 @@
                 <w:szCs w:val="21"/>
                 <w:lang w:bidi="ar-SA"/>
               </w:rPr>
-              <w:t>Matching headings tests your ability to summarise and understand the main idea of a paragraph.</w:t>
+              <w:t xml:space="preserve">Matching headings tests your ability to </w:t>
+            </w:r>
+            <w:proofErr w:type="spellStart"/>
+            <w:r>
+              <w:rPr>
+                <w:sz w:val="21"/>
+                <w:szCs w:val="21"/>
+                <w:lang w:bidi="ar-SA"/>
+              </w:rPr>
+              <w:t>summarise</w:t>
+            </w:r>
+            <w:proofErr w:type="spellEnd"/>
+            <w:r>
+              <w:rPr>
+                <w:sz w:val="21"/>
+                <w:szCs w:val="21"/>
+                <w:lang w:bidi="ar-SA"/>
+              </w:rPr>
+              <w:t xml:space="preserve"> and understand the main idea of a paragraph.</w:t>
             </w:r>
           </w:p>
           <w:p>
@@ -1747,7 +1813,15 @@
               <w:pStyle w:val="SS3M-115"/>
             </w:pPr>
             <w:r>
-              <w:t>Below is one supporting idea for each of paragraphs C, D and E. Add one more for each paragraph. Write the supporting ideas in your own words.</w:t>
+              <w:t xml:space="preserve">Below is one supporting idea for each of </w:t>
+            </w:r>
+            <w:proofErr w:type="gramStart"/>
+            <w:r>
+              <w:t>paragraphs</w:t>
+            </w:r>
+            <w:proofErr w:type="gramEnd"/>
+            <w:r>
+              <w:t xml:space="preserve"> C, D and E. Add one more for each paragraph. Write the supporting ideas in your own words.</w:t>
             </w:r>
           </w:p>
           <w:tbl>
@@ -1777,7 +1851,7 @@
                     <w:pStyle w:val="SS3M-115"/>
                     <w:numPr>
                       <w:ilvl w:val="0"/>
-                      <w:numId w:val="11"/>
+                      <w:numId w:val="7"/>
                     </w:numPr>
                     <w:rPr>
                       <w:b w:val="0"/>
@@ -1789,7 +1863,39 @@
                       <w:b w:val="0"/>
                       <w:bCs w:val="0"/>
                     </w:rPr>
-                    <w:t>Xanadu... is a recreation centre for a family day out as well as a shopping centre.</w:t>
+                    <w:t xml:space="preserve">Xanadu... is a recreation </w:t>
+                  </w:r>
+                  <w:proofErr w:type="spellStart"/>
+                  <w:r>
+                    <w:rPr>
+                      <w:b w:val="0"/>
+                      <w:bCs w:val="0"/>
+                    </w:rPr>
+                    <w:t>centre</w:t>
+                  </w:r>
+                  <w:proofErr w:type="spellEnd"/>
+                  <w:r>
+                    <w:rPr>
+                      <w:b w:val="0"/>
+                      <w:bCs w:val="0"/>
+                    </w:rPr>
+                    <w:t xml:space="preserve"> for a family day out as well as a shopping </w:t>
+                  </w:r>
+                  <w:proofErr w:type="spellStart"/>
+                  <w:r>
+                    <w:rPr>
+                      <w:b w:val="0"/>
+                      <w:bCs w:val="0"/>
+                    </w:rPr>
+                    <w:t>centre</w:t>
+                  </w:r>
+                  <w:proofErr w:type="spellEnd"/>
+                  <w:r>
+                    <w:rPr>
+                      <w:b w:val="0"/>
+                      <w:bCs w:val="0"/>
+                    </w:rPr>
+                    <w:t>.</w:t>
                   </w:r>
                 </w:p>
               </w:tc>
@@ -1804,7 +1910,7 @@
                     <w:pStyle w:val="SS3M-115"/>
                     <w:numPr>
                       <w:ilvl w:val="0"/>
-                      <w:numId w:val="11"/>
+                      <w:numId w:val="7"/>
                     </w:numPr>
                     <w:rPr>
                       <w:b w:val="0"/>
@@ -1831,7 +1937,7 @@
                     <w:pStyle w:val="SS3M-115"/>
                     <w:numPr>
                       <w:ilvl w:val="0"/>
-                      <w:numId w:val="11"/>
+                      <w:numId w:val="7"/>
                     </w:numPr>
                     <w:rPr>
                       <w:b w:val="0"/>
@@ -2013,6 +2119,7 @@
                     </w:rPr>
                     <w:t xml:space="preserve">For example, a heading for paragraph A in </w:t>
                   </w:r>
+                  <w:proofErr w:type="gramStart"/>
                   <w:r>
                     <w:rPr>
                       <w:i/>
@@ -2021,7 +2128,18 @@
                       <w:szCs w:val="21"/>
                       <w:lang w:bidi="ar-SA"/>
                     </w:rPr>
-                    <w:t>The future of malls</w:t>
+                    <w:t>The</w:t>
+                  </w:r>
+                  <w:proofErr w:type="gramEnd"/>
+                  <w:r>
+                    <w:rPr>
+                      <w:i/>
+                      <w:iCs/>
+                      <w:sz w:val="21"/>
+                      <w:szCs w:val="21"/>
+                      <w:lang w:bidi="ar-SA"/>
+                    </w:rPr>
+                    <w:t xml:space="preserve"> future of malls</w:t>
                   </w:r>
                   <w:r>
                     <w:rPr>
@@ -2272,7 +2390,7 @@
               <w:pStyle w:val="SS3-115"/>
               <w:numPr>
                 <w:ilvl w:val="0"/>
-                <w:numId w:val="12"/>
+                <w:numId w:val="8"/>
               </w:numPr>
               <w:ind w:left="397" w:hanging="227"/>
             </w:pPr>
@@ -2285,7 +2403,7 @@
               <w:pStyle w:val="SS3-115"/>
               <w:numPr>
                 <w:ilvl w:val="0"/>
-                <w:numId w:val="12"/>
+                <w:numId w:val="8"/>
               </w:numPr>
               <w:ind w:left="397" w:hanging="227"/>
             </w:pPr>
@@ -2298,7 +2416,7 @@
               <w:pStyle w:val="SS3-115"/>
               <w:numPr>
                 <w:ilvl w:val="0"/>
-                <w:numId w:val="12"/>
+                <w:numId w:val="8"/>
               </w:numPr>
               <w:ind w:left="397" w:hanging="227"/>
             </w:pPr>
@@ -2311,7 +2429,7 @@
               <w:pStyle w:val="SS3-115"/>
               <w:numPr>
                 <w:ilvl w:val="0"/>
-                <w:numId w:val="12"/>
+                <w:numId w:val="8"/>
               </w:numPr>
               <w:ind w:left="397" w:hanging="227"/>
             </w:pPr>
@@ -2324,13 +2442,18 @@
               <w:pStyle w:val="SS3-115"/>
               <w:numPr>
                 <w:ilvl w:val="0"/>
-                <w:numId w:val="12"/>
+                <w:numId w:val="8"/>
               </w:numPr>
               <w:ind w:left="397" w:hanging="227"/>
             </w:pPr>
             <w:r>
-              <w:t>A new city centre</w:t>
-            </w:r>
+              <w:t xml:space="preserve">A new city </w:t>
+            </w:r>
+            <w:proofErr w:type="spellStart"/>
+            <w:r>
+              <w:t>centre</w:t>
+            </w:r>
+            <w:proofErr w:type="spellEnd"/>
           </w:p>
         </w:tc>
       </w:tr>
@@ -2427,7 +2550,7 @@
                     <w:pStyle w:val="NumList"/>
                     <w:numPr>
                       <w:ilvl w:val="0"/>
-                      <w:numId w:val="13"/>
+                      <w:numId w:val="9"/>
                     </w:numPr>
                     <w:ind w:left="284" w:hanging="284"/>
                   </w:pPr>
@@ -2440,7 +2563,7 @@
                     <w:pStyle w:val="NumList"/>
                     <w:numPr>
                       <w:ilvl w:val="0"/>
-                      <w:numId w:val="13"/>
+                      <w:numId w:val="9"/>
                     </w:numPr>
                     <w:ind w:left="284" w:hanging="284"/>
                   </w:pPr>
@@ -2453,7 +2576,7 @@
                     <w:pStyle w:val="NumList"/>
                     <w:numPr>
                       <w:ilvl w:val="0"/>
-                      <w:numId w:val="13"/>
+                      <w:numId w:val="9"/>
                     </w:numPr>
                     <w:ind w:left="284" w:hanging="284"/>
                   </w:pPr>
@@ -2466,7 +2589,7 @@
                     <w:pStyle w:val="NumList"/>
                     <w:numPr>
                       <w:ilvl w:val="0"/>
-                      <w:numId w:val="13"/>
+                      <w:numId w:val="9"/>
                     </w:numPr>
                     <w:ind w:left="284" w:hanging="284"/>
                   </w:pPr>
@@ -2479,7 +2602,7 @@
                     <w:pStyle w:val="NumList"/>
                     <w:numPr>
                       <w:ilvl w:val="0"/>
-                      <w:numId w:val="13"/>
+                      <w:numId w:val="9"/>
                     </w:numPr>
                     <w:ind w:left="284" w:hanging="284"/>
                   </w:pPr>
@@ -2492,13 +2615,18 @@
                     <w:pStyle w:val="NumList"/>
                     <w:numPr>
                       <w:ilvl w:val="0"/>
-                      <w:numId w:val="13"/>
+                      <w:numId w:val="9"/>
                     </w:numPr>
                     <w:ind w:left="284" w:hanging="284"/>
                   </w:pPr>
                   <w:r>
-                    <w:t>city centre</w:t>
-                  </w:r>
+                    <w:t xml:space="preserve">city </w:t>
+                  </w:r>
+                  <w:proofErr w:type="spellStart"/>
+                  <w:r>
+                    <w:t>centre</w:t>
+                  </w:r>
+                  <w:proofErr w:type="spellEnd"/>
                 </w:p>
               </w:tc>
               <w:tc>
@@ -2510,7 +2638,7 @@
                     <w:pStyle w:val="SS3M-115"/>
                     <w:numPr>
                       <w:ilvl w:val="0"/>
-                      <w:numId w:val="14"/>
+                      <w:numId w:val="10"/>
                     </w:numPr>
                     <w:spacing w:after="0"/>
                     <w:ind w:left="227" w:hanging="227"/>
@@ -2532,7 +2660,7 @@
                     <w:pStyle w:val="SS3M-115"/>
                     <w:numPr>
                       <w:ilvl w:val="0"/>
-                      <w:numId w:val="14"/>
+                      <w:numId w:val="10"/>
                     </w:numPr>
                     <w:spacing w:after="0"/>
                     <w:ind w:left="227" w:hanging="227"/>
@@ -2554,7 +2682,7 @@
                     <w:pStyle w:val="SS3M-115"/>
                     <w:numPr>
                       <w:ilvl w:val="0"/>
-                      <w:numId w:val="14"/>
+                      <w:numId w:val="10"/>
                     </w:numPr>
                     <w:spacing w:after="0"/>
                     <w:ind w:left="227" w:hanging="227"/>
@@ -2576,7 +2704,7 @@
                     <w:pStyle w:val="SS3M-115"/>
                     <w:numPr>
                       <w:ilvl w:val="0"/>
-                      <w:numId w:val="14"/>
+                      <w:numId w:val="10"/>
                     </w:numPr>
                     <w:spacing w:after="0"/>
                     <w:ind w:left="227" w:hanging="227"/>
@@ -2598,7 +2726,7 @@
                     <w:pStyle w:val="SS3M-115"/>
                     <w:numPr>
                       <w:ilvl w:val="0"/>
-                      <w:numId w:val="14"/>
+                      <w:numId w:val="10"/>
                     </w:numPr>
                     <w:spacing w:after="0"/>
                     <w:ind w:left="227" w:hanging="227"/>
@@ -2620,7 +2748,7 @@
                     <w:pStyle w:val="SS3M-115"/>
                     <w:numPr>
                       <w:ilvl w:val="0"/>
-                      <w:numId w:val="14"/>
+                      <w:numId w:val="10"/>
                     </w:numPr>
                     <w:spacing w:after="0"/>
                     <w:ind w:left="227" w:hanging="227"/>
@@ -2721,7 +2849,15 @@
               <w:pStyle w:val="SS3M-115"/>
             </w:pPr>
             <w:r>
-              <w:t>Write the correct number i-v in the gaps.</w:t>
+              <w:t xml:space="preserve">Write the correct number </w:t>
+            </w:r>
+            <w:proofErr w:type="spellStart"/>
+            <w:r>
+              <w:t>i</w:t>
+            </w:r>
+            <w:proofErr w:type="spellEnd"/>
+            <w:r>
+              <w:t>-v in the gaps.</w:t>
             </w:r>
           </w:p>
           <w:p>
@@ -3016,7 +3152,25 @@
                 <w:szCs w:val="21"/>
                 <w:lang w:bidi="ar-SA"/>
               </w:rPr>
-              <w:t xml:space="preserve"> + infinitive are both used to talk about the future.</w:t>
+              <w:t xml:space="preserve"> + infinitive </w:t>
+            </w:r>
+            <w:proofErr w:type="gramStart"/>
+            <w:r>
+              <w:rPr>
+                <w:sz w:val="21"/>
+                <w:szCs w:val="21"/>
+                <w:lang w:bidi="ar-SA"/>
+              </w:rPr>
+              <w:t>are</w:t>
+            </w:r>
+            <w:proofErr w:type="gramEnd"/>
+            <w:r>
+              <w:rPr>
+                <w:sz w:val="21"/>
+                <w:szCs w:val="21"/>
+                <w:lang w:bidi="ar-SA"/>
+              </w:rPr>
+              <w:t xml:space="preserve"> both used to talk about the future.</w:t>
             </w:r>
           </w:p>
           <w:p>
@@ -3318,7 +3472,7 @@
               <w:pStyle w:val="NumList"/>
               <w:numPr>
                 <w:ilvl w:val="0"/>
-                <w:numId w:val="15"/>
+                <w:numId w:val="11"/>
               </w:numPr>
               <w:ind w:left="284" w:hanging="284"/>
             </w:pPr>
@@ -3337,7 +3491,7 @@
               <w:pStyle w:val="NumList"/>
               <w:numPr>
                 <w:ilvl w:val="0"/>
-                <w:numId w:val="15"/>
+                <w:numId w:val="11"/>
               </w:numPr>
               <w:ind w:left="284" w:hanging="284"/>
             </w:pPr>
@@ -3356,7 +3510,7 @@
               <w:pStyle w:val="NumList"/>
               <w:numPr>
                 <w:ilvl w:val="0"/>
-                <w:numId w:val="15"/>
+                <w:numId w:val="11"/>
               </w:numPr>
               <w:ind w:left="284" w:hanging="284"/>
             </w:pPr>
@@ -3375,7 +3529,7 @@
               <w:pStyle w:val="NumList"/>
               <w:numPr>
                 <w:ilvl w:val="0"/>
-                <w:numId w:val="15"/>
+                <w:numId w:val="11"/>
               </w:numPr>
               <w:ind w:left="284" w:hanging="284"/>
             </w:pPr>
@@ -3394,7 +3548,7 @@
               <w:pStyle w:val="NumList"/>
               <w:numPr>
                 <w:ilvl w:val="0"/>
-                <w:numId w:val="15"/>
+                <w:numId w:val="11"/>
               </w:numPr>
               <w:ind w:left="284" w:hanging="284"/>
             </w:pPr>
@@ -3413,7 +3567,7 @@
               <w:pStyle w:val="NumList"/>
               <w:numPr>
                 <w:ilvl w:val="0"/>
-                <w:numId w:val="15"/>
+                <w:numId w:val="11"/>
               </w:numPr>
               <w:ind w:left="284" w:hanging="284"/>
             </w:pPr>
@@ -3699,7 +3853,23 @@
               <w:pStyle w:val="SS3M-115"/>
             </w:pPr>
             <w:r>
-              <w:t>The reading passage has seven paragraphs, A-G. Choose the correct heading for paragraphs B-F from the list of headings (i-vii) below. Write the correct number, i-vii. There are two headings you won't need.</w:t>
+              <w:t>The reading passage has seven paragraphs, A-G. Choose the correct heading for paragraphs B-F from the list of headings (</w:t>
+            </w:r>
+            <w:proofErr w:type="spellStart"/>
+            <w:r>
+              <w:t>i</w:t>
+            </w:r>
+            <w:proofErr w:type="spellEnd"/>
+            <w:r>
+              <w:t xml:space="preserve">-vii) below. Write the correct number, </w:t>
+            </w:r>
+            <w:proofErr w:type="spellStart"/>
+            <w:r>
+              <w:t>i</w:t>
+            </w:r>
+            <w:proofErr w:type="spellEnd"/>
+            <w:r>
+              <w:t>-vii. There are two headings you won't need.</w:t>
             </w:r>
           </w:p>
           <w:tbl>
@@ -3751,7 +3921,7 @@
                     <w:pStyle w:val="SS3-115"/>
                     <w:numPr>
                       <w:ilvl w:val="0"/>
-                      <w:numId w:val="16"/>
+                      <w:numId w:val="12"/>
                     </w:numPr>
                     <w:ind w:left="511" w:hanging="227"/>
                     <w:rPr>
@@ -3770,7 +3940,7 @@
                     <w:pStyle w:val="SS3-115"/>
                     <w:numPr>
                       <w:ilvl w:val="0"/>
-                      <w:numId w:val="16"/>
+                      <w:numId w:val="12"/>
                     </w:numPr>
                     <w:ind w:left="511" w:hanging="227"/>
                     <w:rPr>
@@ -3789,7 +3959,7 @@
                     <w:pStyle w:val="SS3-115"/>
                     <w:numPr>
                       <w:ilvl w:val="0"/>
-                      <w:numId w:val="16"/>
+                      <w:numId w:val="12"/>
                     </w:numPr>
                     <w:ind w:left="511" w:hanging="227"/>
                     <w:rPr>
@@ -3808,7 +3978,7 @@
                     <w:pStyle w:val="SS3-115"/>
                     <w:numPr>
                       <w:ilvl w:val="0"/>
-                      <w:numId w:val="16"/>
+                      <w:numId w:val="12"/>
                     </w:numPr>
                     <w:ind w:left="511" w:hanging="227"/>
                     <w:rPr>
@@ -3827,7 +3997,7 @@
                     <w:pStyle w:val="SS3-115"/>
                     <w:numPr>
                       <w:ilvl w:val="0"/>
-                      <w:numId w:val="16"/>
+                      <w:numId w:val="12"/>
                     </w:numPr>
                     <w:ind w:left="511" w:hanging="227"/>
                     <w:rPr>
@@ -3846,7 +4016,7 @@
                     <w:pStyle w:val="SS3-115"/>
                     <w:numPr>
                       <w:ilvl w:val="0"/>
-                      <w:numId w:val="16"/>
+                      <w:numId w:val="12"/>
                     </w:numPr>
                     <w:ind w:left="511" w:hanging="227"/>
                     <w:rPr>
@@ -3865,7 +4035,7 @@
                     <w:pStyle w:val="SS3-115"/>
                     <w:numPr>
                       <w:ilvl w:val="0"/>
-                      <w:numId w:val="16"/>
+                      <w:numId w:val="12"/>
                     </w:numPr>
                     <w:ind w:left="511" w:hanging="227"/>
                     <w:rPr>
@@ -3887,7 +4057,7 @@
               <w:pStyle w:val="NumList"/>
               <w:numPr>
                 <w:ilvl w:val="0"/>
-                <w:numId w:val="17"/>
+                <w:numId w:val="13"/>
               </w:numPr>
               <w:spacing w:before="120"/>
               <w:ind w:left="357" w:hanging="357"/>
@@ -3901,7 +4071,7 @@
               <w:pStyle w:val="NumList"/>
               <w:numPr>
                 <w:ilvl w:val="0"/>
-                <w:numId w:val="17"/>
+                <w:numId w:val="13"/>
               </w:numPr>
             </w:pPr>
             <w:r>
@@ -3913,7 +4083,7 @@
               <w:pStyle w:val="NumList"/>
               <w:numPr>
                 <w:ilvl w:val="0"/>
-                <w:numId w:val="17"/>
+                <w:numId w:val="13"/>
               </w:numPr>
             </w:pPr>
             <w:r>
@@ -3925,7 +4095,7 @@
               <w:pStyle w:val="NumList"/>
               <w:numPr>
                 <w:ilvl w:val="0"/>
-                <w:numId w:val="17"/>
+                <w:numId w:val="13"/>
               </w:numPr>
             </w:pPr>
             <w:r>
@@ -3937,7 +4107,7 @@
               <w:pStyle w:val="NumList"/>
               <w:numPr>
                 <w:ilvl w:val="0"/>
-                <w:numId w:val="17"/>
+                <w:numId w:val="13"/>
               </w:numPr>
             </w:pPr>
             <w:r>
@@ -4134,7 +4304,47 @@
                 <w:szCs w:val="23"/>
                 <w:lang w:bidi="ar-SA"/>
               </w:rPr>
-              <w:t>in markets. Farmers often sell direct to the consumer, without all the packaging, shipping and advertising that increases costs in shops and supermarkets. You can often find unusual products and those that are not mass-produced. Food markets vary hugely according to where they are in the world. For example the Kauppatori market in Helsinki, Finland sells moose, reindeer and bear salami. Wherever you are, food will be locally produced and reasonably priced.</w:t>
+              <w:t xml:space="preserve">in markets. Farmers often sell direct to the consumer, without all the packaging, shipping and advertising that increases costs in shops and supermarkets. You can often find unusual products and those that are not mass-produced. Food markets vary hugely according to where they are in the world. For </w:t>
+            </w:r>
+            <w:proofErr w:type="gramStart"/>
+            <w:r>
+              <w:rPr>
+                <w:rFonts w:ascii="Source Sans 3" w:hAnsi="Source Sans 3"/>
+                <w:sz w:val="23"/>
+                <w:szCs w:val="23"/>
+                <w:lang w:bidi="ar-SA"/>
+              </w:rPr>
+              <w:t>example</w:t>
+            </w:r>
+            <w:proofErr w:type="gramEnd"/>
+            <w:r>
+              <w:rPr>
+                <w:rFonts w:ascii="Source Sans 3" w:hAnsi="Source Sans 3"/>
+                <w:sz w:val="23"/>
+                <w:szCs w:val="23"/>
+                <w:lang w:bidi="ar-SA"/>
+              </w:rPr>
+              <w:t xml:space="preserve"> the </w:t>
+            </w:r>
+            <w:proofErr w:type="spellStart"/>
+            <w:r>
+              <w:rPr>
+                <w:rFonts w:ascii="Source Sans 3" w:hAnsi="Source Sans 3"/>
+                <w:sz w:val="23"/>
+                <w:szCs w:val="23"/>
+                <w:lang w:bidi="ar-SA"/>
+              </w:rPr>
+              <w:t>Kauppatori</w:t>
+            </w:r>
+            <w:proofErr w:type="spellEnd"/>
+            <w:r>
+              <w:rPr>
+                <w:rFonts w:ascii="Source Sans 3" w:hAnsi="Source Sans 3"/>
+                <w:sz w:val="23"/>
+                <w:szCs w:val="23"/>
+                <w:lang w:bidi="ar-SA"/>
+              </w:rPr>
+              <w:t xml:space="preserve"> market in Helsinki, Finland sells moose, reindeer and bear salami. Wherever you are, food will be locally produced and reasonably priced.</w:t>
             </w:r>
           </w:p>
           <w:p>
@@ -4178,7 +4388,47 @@
                 <w:szCs w:val="23"/>
                 <w:lang w:bidi="ar-SA"/>
               </w:rPr>
-              <w:t>Markets are also good places to buy clothes. Some sell cheap new and second-hand clothes, while others specialise in vintage or ethically made clothes and original items. The markets of London are some of the best in the world for those who want to create a unique look for themselves. Many new designers start with a market stall, so if you are looking for a totally original item of clothing, you could get something really special at a bargain price at Brick Lane, Spitalfields or Portobello Road markets.</w:t>
+              <w:t xml:space="preserve">Markets are also good places to buy clothes. Some sell cheap new and second-hand clothes, while others </w:t>
+            </w:r>
+            <w:proofErr w:type="spellStart"/>
+            <w:r>
+              <w:rPr>
+                <w:rFonts w:ascii="Source Sans 3" w:hAnsi="Source Sans 3"/>
+                <w:sz w:val="23"/>
+                <w:szCs w:val="23"/>
+                <w:lang w:bidi="ar-SA"/>
+              </w:rPr>
+              <w:t>specialise</w:t>
+            </w:r>
+            <w:proofErr w:type="spellEnd"/>
+            <w:r>
+              <w:rPr>
+                <w:rFonts w:ascii="Source Sans 3" w:hAnsi="Source Sans 3"/>
+                <w:sz w:val="23"/>
+                <w:szCs w:val="23"/>
+                <w:lang w:bidi="ar-SA"/>
+              </w:rPr>
+              <w:t xml:space="preserve"> in vintage or ethically made clothes and original items. The markets of London are some of the </w:t>
+            </w:r>
+            <w:proofErr w:type="gramStart"/>
+            <w:r>
+              <w:rPr>
+                <w:rFonts w:ascii="Source Sans 3" w:hAnsi="Source Sans 3"/>
+                <w:sz w:val="23"/>
+                <w:szCs w:val="23"/>
+                <w:lang w:bidi="ar-SA"/>
+              </w:rPr>
+              <w:t>best</w:t>
+            </w:r>
+            <w:proofErr w:type="gramEnd"/>
+            <w:r>
+              <w:rPr>
+                <w:rFonts w:ascii="Source Sans 3" w:hAnsi="Source Sans 3"/>
+                <w:sz w:val="23"/>
+                <w:szCs w:val="23"/>
+                <w:lang w:bidi="ar-SA"/>
+              </w:rPr>
+              <w:t xml:space="preserve"> in the world for those who want to create a unique look for themselves. Many new designers start with a market stall, so if you are looking for a totally original item of clothing, you could get something really special at a bargain price at Brick Lane, Spitalfields or Portobello Road markets.</w:t>
             </w:r>
           </w:p>
         </w:tc>
@@ -4271,7 +4521,27 @@
                 <w:szCs w:val="23"/>
                 <w:lang w:bidi="ar-SA"/>
               </w:rPr>
-              <w:t>In some places, markets are directed at visitors and tend to sell handicrafts typical of the region. For many tourists, a visit to a nearby market to buy souvenirs is an important part of their holiday. Guadalajara in Mexico has a huge range of traditional textiles, glassware, ceramics and art works and Seoul in Korea has some wonderful original designs of all kinds of products at affordable prices. Countries in the Middle East usually have beautiful hand-made rugs and carpets, and Indian markets sell colourful handloom fabrics and beautiful silk scarves.</w:t>
+              <w:t xml:space="preserve">In some places, markets are directed at visitors and tend to sell handicrafts typical of the region. For many tourists, a visit to a nearby market to buy souvenirs is an important part of their holiday. Guadalajara in Mexico has a huge range of traditional textiles, glassware, ceramics and art works and Seoul in Korea has some wonderful original designs of all kinds of products at affordable prices. Countries in the Middle East usually have beautiful hand-made rugs and carpets, and Indian markets sell </w:t>
+            </w:r>
+            <w:proofErr w:type="spellStart"/>
+            <w:r>
+              <w:rPr>
+                <w:rFonts w:ascii="Source Sans 3" w:hAnsi="Source Sans 3"/>
+                <w:sz w:val="23"/>
+                <w:szCs w:val="23"/>
+                <w:lang w:bidi="ar-SA"/>
+              </w:rPr>
+              <w:t>colourful</w:t>
+            </w:r>
+            <w:proofErr w:type="spellEnd"/>
+            <w:r>
+              <w:rPr>
+                <w:rFonts w:ascii="Source Sans 3" w:hAnsi="Source Sans 3"/>
+                <w:sz w:val="23"/>
+                <w:szCs w:val="23"/>
+                <w:lang w:bidi="ar-SA"/>
+              </w:rPr>
+              <w:t xml:space="preserve"> handloom fabrics and beautiful silk scarves.</w:t>
             </w:r>
           </w:p>
           <w:p>
@@ -4315,7 +4585,27 @@
                 <w:szCs w:val="23"/>
                 <w:lang w:bidi="ar-SA"/>
               </w:rPr>
-              <w:t>In Europe, Christmas is the time when seasonal markets are held to sell decorations and gifts for the festive season. One of the most famous of these is held in Wenceslas Square in Prague in the Czech Republic. The market is made up of colourfully decorated wooden huts selling traditional handicrafts, embroidered lace, wooden toys, scented candles, Christmas tree ornaments, and puppets and dolls beautifully dressed in traditional costumes. This looks very pretty, especially in the snow.</w:t>
+              <w:t xml:space="preserve">In Europe, Christmas is the time when seasonal markets are held to sell decorations and gifts for the festive season. One of the most famous of these is held in Wenceslas Square in Prague in the Czech Republic. The market is made up of </w:t>
+            </w:r>
+            <w:proofErr w:type="spellStart"/>
+            <w:r>
+              <w:rPr>
+                <w:rFonts w:ascii="Source Sans 3" w:hAnsi="Source Sans 3"/>
+                <w:sz w:val="23"/>
+                <w:szCs w:val="23"/>
+                <w:lang w:bidi="ar-SA"/>
+              </w:rPr>
+              <w:t>colourfully</w:t>
+            </w:r>
+            <w:proofErr w:type="spellEnd"/>
+            <w:r>
+              <w:rPr>
+                <w:rFonts w:ascii="Source Sans 3" w:hAnsi="Source Sans 3"/>
+                <w:sz w:val="23"/>
+                <w:szCs w:val="23"/>
+                <w:lang w:bidi="ar-SA"/>
+              </w:rPr>
+              <w:t xml:space="preserve"> decorated wooden huts selling traditional handicrafts, embroidered lace, wooden toys, scented candles, Christmas tree ornaments, and puppets and dolls beautifully dressed in traditional costumes. This looks very pretty, especially in the snow.</w:t>
             </w:r>
           </w:p>
           <w:p>
@@ -4530,8 +4820,13 @@
             <w:pPr>
               <w:pStyle w:val="BulletList"/>
             </w:pPr>
-            <w:r>
-              <w:t>organise a Part 2 essay</w:t>
+            <w:proofErr w:type="spellStart"/>
+            <w:r>
+              <w:t>organise</w:t>
+            </w:r>
+            <w:proofErr w:type="spellEnd"/>
+            <w:r>
+              <w:t xml:space="preserve"> a Part 2 essay</w:t>
             </w:r>
           </w:p>
           <w:p>
@@ -5209,7 +5504,7 @@
               <w:pStyle w:val="NumList"/>
               <w:numPr>
                 <w:ilvl w:val="0"/>
-                <w:numId w:val="18"/>
+                <w:numId w:val="14"/>
               </w:numPr>
               <w:ind w:left="284" w:hanging="284"/>
             </w:pPr>
@@ -5233,7 +5528,7 @@
               <w:pStyle w:val="NumList"/>
               <w:numPr>
                 <w:ilvl w:val="0"/>
-                <w:numId w:val="18"/>
+                <w:numId w:val="14"/>
               </w:numPr>
               <w:ind w:left="284" w:hanging="284"/>
             </w:pPr>
@@ -5246,7 +5541,7 @@
               <w:pStyle w:val="NumList"/>
               <w:numPr>
                 <w:ilvl w:val="0"/>
-                <w:numId w:val="18"/>
+                <w:numId w:val="14"/>
               </w:numPr>
               <w:ind w:left="284" w:hanging="284"/>
             </w:pPr>
@@ -5259,7 +5554,7 @@
               <w:pStyle w:val="NumList"/>
               <w:numPr>
                 <w:ilvl w:val="0"/>
-                <w:numId w:val="18"/>
+                <w:numId w:val="14"/>
               </w:numPr>
               <w:ind w:left="284" w:hanging="284"/>
             </w:pPr>
@@ -5272,7 +5567,7 @@
               <w:pStyle w:val="NumList"/>
               <w:numPr>
                 <w:ilvl w:val="0"/>
-                <w:numId w:val="18"/>
+                <w:numId w:val="14"/>
               </w:numPr>
               <w:ind w:left="284" w:hanging="284"/>
             </w:pPr>
@@ -5285,7 +5580,7 @@
               <w:pStyle w:val="NumList"/>
               <w:numPr>
                 <w:ilvl w:val="0"/>
-                <w:numId w:val="18"/>
+                <w:numId w:val="14"/>
               </w:numPr>
               <w:ind w:left="284" w:hanging="284"/>
             </w:pPr>
@@ -5298,7 +5593,7 @@
               <w:pStyle w:val="NumList"/>
               <w:numPr>
                 <w:ilvl w:val="0"/>
-                <w:numId w:val="18"/>
+                <w:numId w:val="14"/>
               </w:numPr>
               <w:ind w:left="284" w:hanging="284"/>
             </w:pPr>
@@ -5311,7 +5606,7 @@
               <w:pStyle w:val="NumList"/>
               <w:numPr>
                 <w:ilvl w:val="0"/>
-                <w:numId w:val="18"/>
+                <w:numId w:val="14"/>
               </w:numPr>
               <w:ind w:left="284" w:hanging="284"/>
             </w:pPr>
@@ -5324,7 +5619,7 @@
               <w:pStyle w:val="NumList"/>
               <w:numPr>
                 <w:ilvl w:val="0"/>
-                <w:numId w:val="18"/>
+                <w:numId w:val="14"/>
               </w:numPr>
               <w:ind w:left="284" w:hanging="284"/>
             </w:pPr>
@@ -5423,7 +5718,23 @@
                 <w:sz w:val="21"/>
                 <w:szCs w:val="21"/>
               </w:rPr>
-              <w:t>In Part 2 you have to write an essay of about 250 words. There are different types of question in Part 2, and you must write a well-organised answer considering different points of view.</w:t>
+              <w:t>In Part 2 you have to write an essay of about 250 words. There are different types of question in Part 2, and you must write a well-</w:t>
+            </w:r>
+            <w:proofErr w:type="spellStart"/>
+            <w:r>
+              <w:rPr>
+                <w:sz w:val="21"/>
+                <w:szCs w:val="21"/>
+              </w:rPr>
+              <w:t>organised</w:t>
+            </w:r>
+            <w:proofErr w:type="spellEnd"/>
+            <w:r>
+              <w:rPr>
+                <w:sz w:val="21"/>
+                <w:szCs w:val="21"/>
+              </w:rPr>
+              <w:t xml:space="preserve"> answer considering different points of view.</w:t>
             </w:r>
           </w:p>
           <w:p>
@@ -5572,7 +5883,7 @@
               <w:pStyle w:val="NumList"/>
               <w:numPr>
                 <w:ilvl w:val="0"/>
-                <w:numId w:val="19"/>
+                <w:numId w:val="15"/>
               </w:numPr>
             </w:pPr>
             <w:r>
@@ -5584,7 +5895,7 @@
               <w:pStyle w:val="NumList"/>
               <w:numPr>
                 <w:ilvl w:val="0"/>
-                <w:numId w:val="19"/>
+                <w:numId w:val="15"/>
               </w:numPr>
             </w:pPr>
             <w:r>
@@ -5599,7 +5910,7 @@
               <w:pStyle w:val="NumList"/>
               <w:numPr>
                 <w:ilvl w:val="0"/>
-                <w:numId w:val="19"/>
+                <w:numId w:val="15"/>
               </w:numPr>
             </w:pPr>
             <w:r>
@@ -5638,7 +5949,7 @@
               <w:pStyle w:val="SS3-115"/>
               <w:numPr>
                 <w:ilvl w:val="0"/>
-                <w:numId w:val="20"/>
+                <w:numId w:val="16"/>
               </w:numPr>
               <w:rPr>
                 <w:rFonts w:ascii="Source Sans 3 Medium" w:hAnsi="Source Sans 3 Medium"/>
@@ -5656,7 +5967,7 @@
               <w:pStyle w:val="SS3-115"/>
               <w:numPr>
                 <w:ilvl w:val="0"/>
-                <w:numId w:val="20"/>
+                <w:numId w:val="16"/>
               </w:numPr>
               <w:rPr>
                 <w:rFonts w:ascii="Source Sans 3 Medium" w:hAnsi="Source Sans 3 Medium"/>
@@ -5674,7 +5985,7 @@
               <w:pStyle w:val="SS3-115"/>
               <w:numPr>
                 <w:ilvl w:val="0"/>
-                <w:numId w:val="20"/>
+                <w:numId w:val="16"/>
               </w:numPr>
             </w:pPr>
             <w:r>
@@ -6234,7 +6545,7 @@
               <w:pStyle w:val="NumList"/>
               <w:numPr>
                 <w:ilvl w:val="0"/>
-                <w:numId w:val="21"/>
+                <w:numId w:val="17"/>
               </w:numPr>
               <w:spacing w:before="120"/>
               <w:ind w:left="284" w:hanging="284"/>
@@ -6248,7 +6559,7 @@
               <w:pStyle w:val="NumList"/>
               <w:numPr>
                 <w:ilvl w:val="0"/>
-                <w:numId w:val="21"/>
+                <w:numId w:val="17"/>
               </w:numPr>
               <w:ind w:left="284" w:hanging="284"/>
             </w:pPr>
@@ -6261,7 +6572,7 @@
               <w:pStyle w:val="NumList"/>
               <w:numPr>
                 <w:ilvl w:val="0"/>
-                <w:numId w:val="21"/>
+                <w:numId w:val="17"/>
               </w:numPr>
               <w:ind w:left="284" w:hanging="284"/>
             </w:pPr>
@@ -6274,7 +6585,7 @@
               <w:pStyle w:val="NumList"/>
               <w:numPr>
                 <w:ilvl w:val="0"/>
-                <w:numId w:val="21"/>
+                <w:numId w:val="17"/>
               </w:numPr>
               <w:ind w:left="284" w:hanging="284"/>
             </w:pPr>
@@ -6287,7 +6598,7 @@
               <w:pStyle w:val="NumList"/>
               <w:numPr>
                 <w:ilvl w:val="0"/>
-                <w:numId w:val="21"/>
+                <w:numId w:val="17"/>
               </w:numPr>
               <w:ind w:left="284" w:hanging="284"/>
             </w:pPr>
@@ -6300,7 +6611,7 @@
               <w:pStyle w:val="NumList"/>
               <w:numPr>
                 <w:ilvl w:val="0"/>
-                <w:numId w:val="21"/>
+                <w:numId w:val="17"/>
               </w:numPr>
               <w:ind w:left="284" w:hanging="284"/>
             </w:pPr>
@@ -6313,7 +6624,7 @@
               <w:pStyle w:val="NumList"/>
               <w:numPr>
                 <w:ilvl w:val="0"/>
-                <w:numId w:val="21"/>
+                <w:numId w:val="17"/>
               </w:numPr>
               <w:ind w:left="284" w:hanging="284"/>
             </w:pPr>
@@ -6326,7 +6637,7 @@
               <w:pStyle w:val="NumList"/>
               <w:numPr>
                 <w:ilvl w:val="0"/>
-                <w:numId w:val="21"/>
+                <w:numId w:val="17"/>
               </w:numPr>
               <w:ind w:left="284" w:hanging="284"/>
             </w:pPr>
@@ -6843,7 +7154,7 @@
               <w:pStyle w:val="ABList"/>
               <w:numPr>
                 <w:ilvl w:val="0"/>
-                <w:numId w:val="22"/>
+                <w:numId w:val="18"/>
               </w:numPr>
               <w:ind w:left="227" w:hanging="227"/>
             </w:pPr>
@@ -6856,7 +7167,7 @@
               <w:pStyle w:val="ABList"/>
               <w:numPr>
                 <w:ilvl w:val="0"/>
-                <w:numId w:val="22"/>
+                <w:numId w:val="18"/>
               </w:numPr>
               <w:ind w:left="227" w:hanging="227"/>
             </w:pPr>
@@ -7538,7 +7849,7 @@
               <w:pStyle w:val="NumList"/>
               <w:numPr>
                 <w:ilvl w:val="0"/>
-                <w:numId w:val="23"/>
+                <w:numId w:val="19"/>
               </w:numPr>
             </w:pPr>
             <w:r>
@@ -7550,7 +7861,7 @@
               <w:pStyle w:val="NumList"/>
               <w:numPr>
                 <w:ilvl w:val="0"/>
-                <w:numId w:val="19"/>
+                <w:numId w:val="15"/>
               </w:numPr>
             </w:pPr>
             <w:r>
@@ -7562,7 +7873,7 @@
               <w:pStyle w:val="NumList"/>
               <w:numPr>
                 <w:ilvl w:val="0"/>
-                <w:numId w:val="19"/>
+                <w:numId w:val="15"/>
               </w:numPr>
             </w:pPr>
             <w:r>
@@ -7574,7 +7885,7 @@
               <w:pStyle w:val="NumList"/>
               <w:numPr>
                 <w:ilvl w:val="0"/>
-                <w:numId w:val="19"/>
+                <w:numId w:val="15"/>
               </w:numPr>
               <w:rPr>
                 <w:rFonts w:ascii="Source Sans 3 Medium" w:hAnsi="Source Sans 3 Medium"/>
@@ -7614,7 +7925,7 @@
               <w:pStyle w:val="SS3-115"/>
               <w:numPr>
                 <w:ilvl w:val="0"/>
-                <w:numId w:val="24"/>
+                <w:numId w:val="20"/>
               </w:numPr>
               <w:rPr>
                 <w:rFonts w:ascii="Source Sans 3 Medium" w:hAnsi="Source Sans 3 Medium"/>
@@ -7632,7 +7943,7 @@
               <w:pStyle w:val="SS3-115"/>
               <w:numPr>
                 <w:ilvl w:val="0"/>
-                <w:numId w:val="24"/>
+                <w:numId w:val="20"/>
               </w:numPr>
               <w:rPr>
                 <w:rFonts w:ascii="Source Sans 3 Medium" w:hAnsi="Source Sans 3 Medium"/>
@@ -7642,7 +7953,21 @@
               <w:rPr>
                 <w:rFonts w:ascii="Source Sans 3 Medium" w:hAnsi="Source Sans 3 Medium"/>
               </w:rPr>
-              <w:t>When I was a child, my mother enjoyed talking to shopkeepers and neighbours while she was shopping.</w:t>
+              <w:t xml:space="preserve">When I was a child, my mother enjoyed talking to shopkeepers and </w:t>
+            </w:r>
+            <w:proofErr w:type="spellStart"/>
+            <w:r>
+              <w:rPr>
+                <w:rFonts w:ascii="Source Sans 3 Medium" w:hAnsi="Source Sans 3 Medium"/>
+              </w:rPr>
+              <w:t>neighbours</w:t>
+            </w:r>
+            <w:proofErr w:type="spellEnd"/>
+            <w:r>
+              <w:rPr>
+                <w:rFonts w:ascii="Source Sans 3 Medium" w:hAnsi="Source Sans 3 Medium"/>
+              </w:rPr>
+              <w:t xml:space="preserve"> while she was shopping.</w:t>
             </w:r>
           </w:p>
           <w:p>
@@ -7650,7 +7975,7 @@
               <w:pStyle w:val="SS3-115"/>
               <w:numPr>
                 <w:ilvl w:val="0"/>
-                <w:numId w:val="24"/>
+                <w:numId w:val="20"/>
               </w:numPr>
               <w:rPr>
                 <w:rFonts w:ascii="Source Sans 3 Medium" w:hAnsi="Source Sans 3 Medium"/>
@@ -7668,7 +7993,7 @@
               <w:pStyle w:val="SS3-115"/>
               <w:numPr>
                 <w:ilvl w:val="0"/>
-                <w:numId w:val="24"/>
+                <w:numId w:val="20"/>
               </w:numPr>
               <w:spacing w:after="120"/>
               <w:rPr>
@@ -7852,7 +8177,7 @@
               <w:pStyle w:val="NumList"/>
               <w:numPr>
                 <w:ilvl w:val="0"/>
-                <w:numId w:val="25"/>
+                <w:numId w:val="21"/>
               </w:numPr>
             </w:pPr>
             <w:r>
@@ -7864,7 +8189,7 @@
               <w:pStyle w:val="NumList"/>
               <w:numPr>
                 <w:ilvl w:val="0"/>
-                <w:numId w:val="25"/>
+                <w:numId w:val="21"/>
               </w:numPr>
             </w:pPr>
             <w:r>
@@ -7876,7 +8201,7 @@
               <w:pStyle w:val="NumList"/>
               <w:numPr>
                 <w:ilvl w:val="0"/>
-                <w:numId w:val="25"/>
+                <w:numId w:val="21"/>
               </w:numPr>
               <w:rPr>
                 <w:rFonts w:ascii="Cambria Math" w:hAnsi="Cambria Math" w:cs="Cambria Math"/>
@@ -8205,22 +8530,54 @@
                       <w:sz w:val="21"/>
                       <w:szCs w:val="21"/>
                     </w:rPr>
-                    <w:t>There are many disadvantages to shopping online. Sometimes you have to wait for delivery for several days and sometimes the goods are not what you want. I often have to return clothes and other items because the size or colour is wrong for me. Supermarkets, too, have their drawbacks. The goods are all the same everywhere. For example, if you buy a coat from a supermarket, you will probably meet other people with exactly the same one.</w:t>
-                  </w:r>
-                </w:p>
-                <w:p>
-                  <w:pPr>
+                    <w:t xml:space="preserve">There are many disadvantages to shopping online. Sometimes you have to wait for delivery for several days and sometimes the goods are not what you want. I often have to return clothes and other items because the size or </w:t>
+                  </w:r>
+                  <w:proofErr w:type="spellStart"/>
+                  <w:r>
                     <w:rPr>
                       <w:sz w:val="21"/>
                       <w:szCs w:val="21"/>
                     </w:rPr>
-                  </w:pPr>
+                    <w:t>colour</w:t>
+                  </w:r>
+                  <w:proofErr w:type="spellEnd"/>
                   <w:r>
                     <w:rPr>
                       <w:sz w:val="21"/>
                       <w:szCs w:val="21"/>
                     </w:rPr>
-                    <w:t>Small, independent shops are more interesting places to shop. You can find unique items which other people will admire. I have a friend who collects antiques and he finds them in local shops, not supermarkets or websites. Some small shops specialise in one area, which is very useful. For instance, in music shops, the staff are very knowledgeable about music and instruments. You can get advice about what to buy. Finally, small, local shops give character to a town. In my parents' village there are a few shops selling boating equipment, which suits the place as it is near the sea.</w:t>
+                    <w:t xml:space="preserve"> is wrong for me. Supermarkets, too, have their drawbacks. The goods are all the same everywhere. For example, if you buy a coat from a supermarket, you will probably meet other people with exactly the same one.</w:t>
+                  </w:r>
+                </w:p>
+                <w:p>
+                  <w:pPr>
+                    <w:rPr>
+                      <w:sz w:val="21"/>
+                      <w:szCs w:val="21"/>
+                    </w:rPr>
+                  </w:pPr>
+                  <w:r>
+                    <w:rPr>
+                      <w:sz w:val="21"/>
+                      <w:szCs w:val="21"/>
+                    </w:rPr>
+                    <w:t xml:space="preserve">Small, independent shops are more interesting places to shop. You can find unique items which other people will admire. I have a friend who collects antiques and he finds them in local shops, not supermarkets or websites. Some small shops </w:t>
+                  </w:r>
+                  <w:proofErr w:type="spellStart"/>
+                  <w:r>
+                    <w:rPr>
+                      <w:sz w:val="21"/>
+                      <w:szCs w:val="21"/>
+                    </w:rPr>
+                    <w:t>specialise</w:t>
+                  </w:r>
+                  <w:proofErr w:type="spellEnd"/>
+                  <w:r>
+                    <w:rPr>
+                      <w:sz w:val="21"/>
+                      <w:szCs w:val="21"/>
+                    </w:rPr>
+                    <w:t xml:space="preserve"> in one area, which is very useful. For instance, in music shops, the staff are very knowledgeable about music and instruments. You can get advice about what to buy. Finally, small, local shops give character to a town. In my parents' village there are a few shops selling boating equipment, which suits the place as it is near the sea.</w:t>
                   </w:r>
                 </w:p>
                 <w:p>
@@ -8247,7 +8604,7 @@
               <w:pStyle w:val="NumList"/>
               <w:numPr>
                 <w:ilvl w:val="0"/>
-                <w:numId w:val="26"/>
+                <w:numId w:val="22"/>
               </w:numPr>
             </w:pPr>
             <w:r>
@@ -8259,7 +8616,7 @@
               <w:pStyle w:val="NumList"/>
               <w:numPr>
                 <w:ilvl w:val="0"/>
-                <w:numId w:val="26"/>
+                <w:numId w:val="22"/>
               </w:numPr>
             </w:pPr>
             <w:r>
@@ -8716,8 +9073,18 @@
                       <w:spacing w:val="-2"/>
                       <w:w w:val="105"/>
                     </w:rPr>
-                    <w:t>Main idea 2: Small shops specialise</w:t>
-                  </w:r>
+                    <w:t xml:space="preserve">Main idea 2: Small shops </w:t>
+                  </w:r>
+                  <w:proofErr w:type="spellStart"/>
+                  <w:r>
+                    <w:rPr>
+                      <w:color w:val="101312"/>
+                      <w:spacing w:val="-2"/>
+                      <w:w w:val="105"/>
+                    </w:rPr>
+                    <w:t>specialise</w:t>
+                  </w:r>
+                  <w:proofErr w:type="spellEnd"/>
                 </w:p>
                 <w:p>
                   <w:pPr>
@@ -8813,7 +9180,25 @@
                       <w:spacing w:val="-2"/>
                       <w:w w:val="105"/>
                     </w:rPr>
-                    <w:t>Briefly summarise your opinion</w:t>
+                    <w:t xml:space="preserve">Briefly </w:t>
+                  </w:r>
+                  <w:proofErr w:type="spellStart"/>
+                  <w:r>
+                    <w:rPr>
+                      <w:color w:val="101312"/>
+                      <w:spacing w:val="-2"/>
+                      <w:w w:val="105"/>
+                    </w:rPr>
+                    <w:t>summarise</w:t>
+                  </w:r>
+                  <w:proofErr w:type="spellEnd"/>
+                  <w:r>
+                    <w:rPr>
+                      <w:color w:val="101312"/>
+                      <w:spacing w:val="-2"/>
+                      <w:w w:val="105"/>
+                    </w:rPr>
+                    <w:t xml:space="preserve"> your opinion</w:t>
                   </w:r>
                 </w:p>
               </w:tc>
@@ -8916,7 +9301,7 @@
               <w:pStyle w:val="NumList"/>
               <w:numPr>
                 <w:ilvl w:val="0"/>
-                <w:numId w:val="27"/>
+                <w:numId w:val="23"/>
               </w:numPr>
               <w:spacing w:before="120"/>
               <w:ind w:left="284" w:hanging="284"/>
@@ -8930,7 +9315,7 @@
               <w:pStyle w:val="NumList"/>
               <w:numPr>
                 <w:ilvl w:val="0"/>
-                <w:numId w:val="27"/>
+                <w:numId w:val="23"/>
               </w:numPr>
               <w:ind w:left="284" w:hanging="284"/>
             </w:pPr>
@@ -8943,7 +9328,7 @@
               <w:pStyle w:val="NumList"/>
               <w:numPr>
                 <w:ilvl w:val="0"/>
-                <w:numId w:val="27"/>
+                <w:numId w:val="23"/>
               </w:numPr>
               <w:ind w:left="284" w:hanging="284"/>
             </w:pPr>
@@ -8956,7 +9341,7 @@
               <w:pStyle w:val="NumList"/>
               <w:numPr>
                 <w:ilvl w:val="0"/>
-                <w:numId w:val="27"/>
+                <w:numId w:val="23"/>
               </w:numPr>
               <w:ind w:left="284" w:hanging="284"/>
             </w:pPr>
@@ -8969,7 +9354,7 @@
               <w:pStyle w:val="NumList"/>
               <w:numPr>
                 <w:ilvl w:val="0"/>
-                <w:numId w:val="27"/>
+                <w:numId w:val="23"/>
               </w:numPr>
               <w:ind w:left="284" w:hanging="284"/>
             </w:pPr>
@@ -9268,8 +9653,13 @@
             <w:pPr>
               <w:pStyle w:val="BulletList"/>
             </w:pPr>
-            <w:r>
-              <w:t>organise your ideas into four paragraphs</w:t>
+            <w:proofErr w:type="spellStart"/>
+            <w:r>
+              <w:t>organise</w:t>
+            </w:r>
+            <w:proofErr w:type="spellEnd"/>
+            <w:r>
+              <w:t xml:space="preserve"> your ideas into four paragraphs</w:t>
             </w:r>
           </w:p>
           <w:p>
@@ -9567,6 +9957,7 @@
                 <w:szCs w:val="26"/>
               </w:rPr>
             </w:pPr>
+            <w:proofErr w:type="spellStart"/>
             <w:r>
               <w:rPr>
                 <w:rFonts w:ascii="Source Sans 3" w:hAnsi="Source Sans 3"/>
@@ -9574,7 +9965,17 @@
                 <w:sz w:val="23"/>
                 <w:szCs w:val="23"/>
               </w:rPr>
-              <w:t>recognise paraphrase and synonyms.</w:t>
+              <w:t>recognise</w:t>
+            </w:r>
+            <w:proofErr w:type="spellEnd"/>
+            <w:r>
+              <w:rPr>
+                <w:rFonts w:ascii="Source Sans 3" w:hAnsi="Source Sans 3"/>
+                <w:color w:val="FFFFFF" w:themeColor="background1"/>
+                <w:sz w:val="23"/>
+                <w:szCs w:val="23"/>
+              </w:rPr>
+              <w:t xml:space="preserve"> paraphrase and synonyms.</w:t>
             </w:r>
           </w:p>
         </w:tc>
@@ -9828,8 +10229,13 @@
                     </w:rPr>
                   </w:pPr>
                   <w:r>
-                    <w:t>shopping centre</w:t>
-                  </w:r>
+                    <w:t xml:space="preserve">shopping </w:t>
+                  </w:r>
+                  <w:proofErr w:type="spellStart"/>
+                  <w:r>
+                    <w:t>centre</w:t>
+                  </w:r>
+                  <w:proofErr w:type="spellEnd"/>
                 </w:p>
               </w:tc>
               <w:tc>
@@ -10052,7 +10458,7 @@
               <w:pStyle w:val="NumList"/>
               <w:numPr>
                 <w:ilvl w:val="0"/>
-                <w:numId w:val="28"/>
+                <w:numId w:val="24"/>
               </w:numPr>
             </w:pPr>
           </w:p>
@@ -10441,7 +10847,7 @@
                     <w:pStyle w:val="NumList"/>
                     <w:numPr>
                       <w:ilvl w:val="0"/>
-                      <w:numId w:val="29"/>
+                      <w:numId w:val="25"/>
                     </w:numPr>
                     <w:ind w:left="284" w:hanging="284"/>
                   </w:pPr>
@@ -10460,7 +10866,7 @@
                     <w:pStyle w:val="SS3M-115"/>
                     <w:numPr>
                       <w:ilvl w:val="0"/>
-                      <w:numId w:val="30"/>
+                      <w:numId w:val="26"/>
                     </w:numPr>
                   </w:pPr>
                   <w:r>
@@ -10472,7 +10878,7 @@
                     <w:pStyle w:val="SS3M-115"/>
                     <w:numPr>
                       <w:ilvl w:val="0"/>
-                      <w:numId w:val="30"/>
+                      <w:numId w:val="26"/>
                     </w:numPr>
                   </w:pPr>
                   <w:r>
@@ -10519,7 +10925,7 @@
                     <w:pStyle w:val="SS3M-115"/>
                     <w:numPr>
                       <w:ilvl w:val="0"/>
-                      <w:numId w:val="30"/>
+                      <w:numId w:val="26"/>
                     </w:numPr>
                     <w:ind w:left="284" w:hanging="284"/>
                   </w:pPr>
@@ -10532,7 +10938,7 @@
                     <w:pStyle w:val="SS3M-115"/>
                     <w:numPr>
                       <w:ilvl w:val="0"/>
-                      <w:numId w:val="30"/>
+                      <w:numId w:val="26"/>
                     </w:numPr>
                     <w:ind w:left="284" w:hanging="284"/>
                   </w:pPr>
@@ -10553,7 +10959,15 @@
                     <w:pStyle w:val="NumList"/>
                   </w:pPr>
                   <w:r>
-                    <w:t>The shopping centre opens at ___ o'clock on Sundays.</w:t>
+                    <w:t xml:space="preserve">The shopping </w:t>
+                  </w:r>
+                  <w:proofErr w:type="spellStart"/>
+                  <w:r>
+                    <w:t>centre</w:t>
+                  </w:r>
+                  <w:proofErr w:type="spellEnd"/>
+                  <w:r>
+                    <w:t xml:space="preserve"> opens at ___ o'clock on Sundays.</w:t>
                   </w:r>
                 </w:p>
               </w:tc>
@@ -10567,7 +10981,7 @@
                     <w:pStyle w:val="SS3M-115"/>
                     <w:numPr>
                       <w:ilvl w:val="0"/>
-                      <w:numId w:val="30"/>
+                      <w:numId w:val="26"/>
                     </w:numPr>
                     <w:ind w:left="284" w:hanging="284"/>
                   </w:pPr>
@@ -10594,7 +11008,7 @@
                     <w:pStyle w:val="SS3M-115"/>
                     <w:numPr>
                       <w:ilvl w:val="0"/>
-                      <w:numId w:val="30"/>
+                      <w:numId w:val="26"/>
                     </w:numPr>
                     <w:ind w:left="284" w:hanging="284"/>
                   </w:pPr>
@@ -10614,7 +11028,7 @@
                     <w:pStyle w:val="SS3M-115"/>
                     <w:numPr>
                       <w:ilvl w:val="0"/>
-                      <w:numId w:val="30"/>
+                      <w:numId w:val="26"/>
                     </w:numPr>
                     <w:ind w:left="284" w:hanging="284"/>
                   </w:pPr>
@@ -10669,7 +11083,7 @@
                     <w:pStyle w:val="SS3M-115"/>
                     <w:numPr>
                       <w:ilvl w:val="0"/>
-                      <w:numId w:val="30"/>
+                      <w:numId w:val="26"/>
                     </w:numPr>
                     <w:ind w:left="284" w:hanging="284"/>
                   </w:pPr>
@@ -10682,7 +11096,7 @@
                     <w:pStyle w:val="SS3M-115"/>
                     <w:numPr>
                       <w:ilvl w:val="0"/>
-                      <w:numId w:val="30"/>
+                      <w:numId w:val="26"/>
                     </w:numPr>
                     <w:ind w:left="284" w:hanging="284"/>
                   </w:pPr>
@@ -11100,7 +11514,7 @@
                     <w:pStyle w:val="NumList"/>
                     <w:numPr>
                       <w:ilvl w:val="0"/>
-                      <w:numId w:val="31"/>
+                      <w:numId w:val="27"/>
                     </w:numPr>
                     <w:ind w:left="284" w:hanging="284"/>
                   </w:pPr>
@@ -11113,7 +11527,7 @@
                     <w:pStyle w:val="NumList"/>
                     <w:numPr>
                       <w:ilvl w:val="0"/>
-                      <w:numId w:val="31"/>
+                      <w:numId w:val="27"/>
                     </w:numPr>
                     <w:ind w:left="284" w:hanging="284"/>
                   </w:pPr>
@@ -11126,7 +11540,7 @@
                     <w:pStyle w:val="NumList"/>
                     <w:numPr>
                       <w:ilvl w:val="0"/>
-                      <w:numId w:val="31"/>
+                      <w:numId w:val="27"/>
                     </w:numPr>
                     <w:ind w:left="284" w:hanging="284"/>
                   </w:pPr>
@@ -11139,7 +11553,7 @@
                     <w:pStyle w:val="NumList"/>
                     <w:numPr>
                       <w:ilvl w:val="0"/>
-                      <w:numId w:val="31"/>
+                      <w:numId w:val="27"/>
                     </w:numPr>
                     <w:ind w:left="284" w:hanging="284"/>
                   </w:pPr>
@@ -11152,7 +11566,7 @@
                     <w:pStyle w:val="NumList"/>
                     <w:numPr>
                       <w:ilvl w:val="0"/>
-                      <w:numId w:val="31"/>
+                      <w:numId w:val="27"/>
                     </w:numPr>
                     <w:ind w:left="284" w:hanging="284"/>
                   </w:pPr>
@@ -11165,7 +11579,7 @@
                     <w:pStyle w:val="NumList"/>
                     <w:numPr>
                       <w:ilvl w:val="0"/>
-                      <w:numId w:val="31"/>
+                      <w:numId w:val="27"/>
                     </w:numPr>
                     <w:ind w:left="284" w:hanging="284"/>
                   </w:pPr>
@@ -11183,7 +11597,7 @@
                     <w:pStyle w:val="SS3-115"/>
                     <w:numPr>
                       <w:ilvl w:val="0"/>
-                      <w:numId w:val="32"/>
+                      <w:numId w:val="28"/>
                     </w:numPr>
                     <w:ind w:left="284" w:hanging="284"/>
                   </w:pPr>
@@ -11196,7 +11610,7 @@
                     <w:pStyle w:val="SS3-115"/>
                     <w:numPr>
                       <w:ilvl w:val="0"/>
-                      <w:numId w:val="32"/>
+                      <w:numId w:val="28"/>
                     </w:numPr>
                     <w:ind w:left="284" w:hanging="284"/>
                   </w:pPr>
@@ -11209,7 +11623,7 @@
                     <w:pStyle w:val="SS3-115"/>
                     <w:numPr>
                       <w:ilvl w:val="0"/>
-                      <w:numId w:val="32"/>
+                      <w:numId w:val="28"/>
                     </w:numPr>
                     <w:ind w:left="284" w:hanging="284"/>
                   </w:pPr>
@@ -11222,7 +11636,7 @@
                     <w:pStyle w:val="SS3-115"/>
                     <w:numPr>
                       <w:ilvl w:val="0"/>
-                      <w:numId w:val="32"/>
+                      <w:numId w:val="28"/>
                     </w:numPr>
                     <w:ind w:left="284" w:hanging="284"/>
                   </w:pPr>
@@ -11235,7 +11649,7 @@
                     <w:pStyle w:val="SS3-115"/>
                     <w:numPr>
                       <w:ilvl w:val="0"/>
-                      <w:numId w:val="32"/>
+                      <w:numId w:val="28"/>
                     </w:numPr>
                     <w:ind w:left="284" w:hanging="284"/>
                   </w:pPr>
@@ -11248,7 +11662,7 @@
                     <w:pStyle w:val="SS3-115"/>
                     <w:numPr>
                       <w:ilvl w:val="0"/>
-                      <w:numId w:val="32"/>
+                      <w:numId w:val="28"/>
                     </w:numPr>
                     <w:ind w:left="284" w:hanging="284"/>
                   </w:pPr>
@@ -11680,7 +12094,7 @@
                     <w:pStyle w:val="SS3-115"/>
                     <w:numPr>
                       <w:ilvl w:val="0"/>
-                      <w:numId w:val="33"/>
+                      <w:numId w:val="29"/>
                     </w:numPr>
                     <w:ind w:left="284" w:hanging="284"/>
                   </w:pPr>
@@ -11693,7 +12107,7 @@
                     <w:pStyle w:val="ABList"/>
                     <w:numPr>
                       <w:ilvl w:val="0"/>
-                      <w:numId w:val="34"/>
+                      <w:numId w:val="30"/>
                     </w:numPr>
                   </w:pPr>
                   <w:r>
@@ -11711,7 +12125,7 @@
                     <w:pStyle w:val="ABList"/>
                     <w:numPr>
                       <w:ilvl w:val="0"/>
-                      <w:numId w:val="34"/>
+                      <w:numId w:val="30"/>
                     </w:numPr>
                   </w:pPr>
                   <w:r>
@@ -11729,7 +12143,7 @@
                     <w:pStyle w:val="ABList"/>
                     <w:numPr>
                       <w:ilvl w:val="0"/>
-                      <w:numId w:val="34"/>
+                      <w:numId w:val="30"/>
                     </w:numPr>
                     <w:rPr>
                       <w:u w:val="single"/>
@@ -11768,7 +12182,7 @@
                     <w:pStyle w:val="NumList"/>
                     <w:numPr>
                       <w:ilvl w:val="0"/>
-                      <w:numId w:val="35"/>
+                      <w:numId w:val="31"/>
                     </w:numPr>
                     <w:ind w:left="284" w:hanging="284"/>
                   </w:pPr>
@@ -11781,7 +12195,7 @@
                     <w:pStyle w:val="NumList"/>
                     <w:numPr>
                       <w:ilvl w:val="0"/>
-                      <w:numId w:val="35"/>
+                      <w:numId w:val="31"/>
                     </w:numPr>
                     <w:ind w:left="284" w:hanging="284"/>
                   </w:pPr>
@@ -11794,7 +12208,7 @@
                     <w:pStyle w:val="NumList"/>
                     <w:numPr>
                       <w:ilvl w:val="0"/>
-                      <w:numId w:val="35"/>
+                      <w:numId w:val="31"/>
                     </w:numPr>
                     <w:ind w:left="284" w:hanging="284"/>
                   </w:pPr>
@@ -11965,7 +12379,7 @@
                     <w:pStyle w:val="SS3-115"/>
                     <w:numPr>
                       <w:ilvl w:val="0"/>
-                      <w:numId w:val="33"/>
+                      <w:numId w:val="29"/>
                     </w:numPr>
                     <w:ind w:left="284" w:hanging="284"/>
                   </w:pPr>
@@ -11978,7 +12392,7 @@
                     <w:pStyle w:val="ABList"/>
                     <w:numPr>
                       <w:ilvl w:val="0"/>
-                      <w:numId w:val="36"/>
+                      <w:numId w:val="32"/>
                     </w:numPr>
                   </w:pPr>
                   <w:r>
@@ -11990,7 +12404,7 @@
                     <w:pStyle w:val="ABList"/>
                     <w:numPr>
                       <w:ilvl w:val="0"/>
-                      <w:numId w:val="36"/>
+                      <w:numId w:val="32"/>
                     </w:numPr>
                   </w:pPr>
                   <w:r>
@@ -12002,7 +12416,7 @@
                     <w:pStyle w:val="ABList"/>
                     <w:numPr>
                       <w:ilvl w:val="0"/>
-                      <w:numId w:val="36"/>
+                      <w:numId w:val="32"/>
                     </w:numPr>
                     <w:rPr>
                       <w:u w:val="single"/>
@@ -12038,7 +12452,7 @@
                     <w:pStyle w:val="ABList"/>
                     <w:numPr>
                       <w:ilvl w:val="0"/>
-                      <w:numId w:val="37"/>
+                      <w:numId w:val="33"/>
                     </w:numPr>
                   </w:pPr>
                   <w:r>
@@ -12050,7 +12464,7 @@
                     <w:pStyle w:val="ABList"/>
                     <w:numPr>
                       <w:ilvl w:val="0"/>
-                      <w:numId w:val="37"/>
+                      <w:numId w:val="33"/>
                     </w:numPr>
                   </w:pPr>
                   <w:r>
@@ -12062,7 +12476,7 @@
                     <w:pStyle w:val="ABList"/>
                     <w:numPr>
                       <w:ilvl w:val="0"/>
-                      <w:numId w:val="37"/>
+                      <w:numId w:val="33"/>
                     </w:numPr>
                   </w:pPr>
                   <w:r>
@@ -12238,7 +12652,7 @@
                     <w:pStyle w:val="SS3-115"/>
                     <w:numPr>
                       <w:ilvl w:val="0"/>
-                      <w:numId w:val="33"/>
+                      <w:numId w:val="29"/>
                     </w:numPr>
                     <w:ind w:left="284" w:hanging="284"/>
                   </w:pPr>
@@ -12251,7 +12665,7 @@
                     <w:pStyle w:val="ABList"/>
                     <w:numPr>
                       <w:ilvl w:val="0"/>
-                      <w:numId w:val="36"/>
+                      <w:numId w:val="32"/>
                     </w:numPr>
                   </w:pPr>
                   <w:r>
@@ -12263,7 +12677,7 @@
                     <w:pStyle w:val="ABList"/>
                     <w:numPr>
                       <w:ilvl w:val="0"/>
-                      <w:numId w:val="36"/>
+                      <w:numId w:val="32"/>
                     </w:numPr>
                   </w:pPr>
                   <w:r>
@@ -12275,7 +12689,7 @@
                     <w:pStyle w:val="ABList"/>
                     <w:numPr>
                       <w:ilvl w:val="0"/>
-                      <w:numId w:val="36"/>
+                      <w:numId w:val="32"/>
                     </w:numPr>
                     <w:rPr>
                       <w:u w:val="single"/>
@@ -12311,7 +12725,7 @@
                     <w:pStyle w:val="ABList"/>
                     <w:numPr>
                       <w:ilvl w:val="0"/>
-                      <w:numId w:val="37"/>
+                      <w:numId w:val="33"/>
                     </w:numPr>
                   </w:pPr>
                   <w:r>
@@ -12323,7 +12737,7 @@
                     <w:pStyle w:val="ABList"/>
                     <w:numPr>
                       <w:ilvl w:val="0"/>
-                      <w:numId w:val="37"/>
+                      <w:numId w:val="33"/>
                     </w:numPr>
                   </w:pPr>
                   <w:r>
@@ -12335,7 +12749,7 @@
                     <w:pStyle w:val="ABList"/>
                     <w:numPr>
                       <w:ilvl w:val="0"/>
-                      <w:numId w:val="37"/>
+                      <w:numId w:val="33"/>
                     </w:numPr>
                   </w:pPr>
                   <w:r>
@@ -12838,7 +13252,7 @@
               <w:pStyle w:val="NumList"/>
               <w:numPr>
                 <w:ilvl w:val="0"/>
-                <w:numId w:val="39"/>
+                <w:numId w:val="35"/>
               </w:numPr>
               <w:spacing w:before="120"/>
             </w:pPr>
@@ -12849,37 +13263,175 @@
           <w:p>
             <w:pPr>
               <w:pStyle w:val="NumList"/>
+              <w:numPr>
+                <w:ilvl w:val="0"/>
+                <w:numId w:val="34"/>
+              </w:numPr>
+            </w:pPr>
+            <w:r>
+              <w:t>the theatre.</w:t>
+            </w:r>
+          </w:p>
+          <w:p>
+            <w:pPr>
+              <w:pStyle w:val="NumList"/>
+              <w:numPr>
+                <w:ilvl w:val="0"/>
+                <w:numId w:val="34"/>
+              </w:numPr>
+            </w:pPr>
+            <w:r>
+              <w:t>the train station.</w:t>
+            </w:r>
+          </w:p>
+          <w:p>
+            <w:pPr>
+              <w:pStyle w:val="NumList"/>
+              <w:numPr>
+                <w:ilvl w:val="0"/>
+                <w:numId w:val="34"/>
+              </w:numPr>
+            </w:pPr>
+            <w:r>
+              <w:t>some cafés.</w:t>
+            </w:r>
+          </w:p>
+          <w:p>
+            <w:pPr>
+              <w:pStyle w:val="NumList"/>
+              <w:spacing w:before="120"/>
+              <w:ind w:left="284" w:hanging="284"/>
+            </w:pPr>
+            <w:r>
+              <w:t>Nowadays the theatre is popular because of</w:t>
+            </w:r>
+          </w:p>
+          <w:p>
+            <w:pPr>
+              <w:pStyle w:val="ABList"/>
+              <w:numPr>
+                <w:ilvl w:val="0"/>
+                <w:numId w:val="36"/>
+              </w:numPr>
+            </w:pPr>
+            <w:r>
+              <w:t>its modern architecture.</w:t>
+            </w:r>
+          </w:p>
+          <w:p>
+            <w:pPr>
+              <w:pStyle w:val="ABList"/>
+              <w:numPr>
+                <w:ilvl w:val="0"/>
+                <w:numId w:val="36"/>
+              </w:numPr>
+            </w:pPr>
+            <w:r>
+              <w:t>its music performances.</w:t>
+            </w:r>
+          </w:p>
+          <w:p>
+            <w:pPr>
+              <w:pStyle w:val="ABList"/>
+              <w:numPr>
+                <w:ilvl w:val="0"/>
+                <w:numId w:val="36"/>
+              </w:numPr>
+            </w:pPr>
+            <w:r>
+              <w:t>the famous actors that appear there.</w:t>
+            </w:r>
+          </w:p>
+          <w:p>
+            <w:pPr>
+              <w:pStyle w:val="NumList"/>
+              <w:spacing w:before="120"/>
+              <w:ind w:left="284" w:hanging="284"/>
+            </w:pPr>
+            <w:r>
+              <w:t>The shopping tour will begin at...</w:t>
+            </w:r>
+          </w:p>
+          <w:p>
+            <w:pPr>
+              <w:pStyle w:val="ABList"/>
+              <w:numPr>
+                <w:ilvl w:val="0"/>
+                <w:numId w:val="37"/>
+              </w:numPr>
+            </w:pPr>
+            <w:r>
+              <w:t>9.10.</w:t>
+            </w:r>
+          </w:p>
+          <w:p>
+            <w:pPr>
+              <w:pStyle w:val="ABList"/>
+              <w:numPr>
+                <w:ilvl w:val="0"/>
+                <w:numId w:val="37"/>
+              </w:numPr>
+            </w:pPr>
+            <w:r>
+              <w:t>9.30.</w:t>
+            </w:r>
+          </w:p>
+          <w:p>
+            <w:pPr>
+              <w:pStyle w:val="ABList"/>
+              <w:numPr>
+                <w:ilvl w:val="0"/>
+                <w:numId w:val="37"/>
+              </w:numPr>
+            </w:pPr>
+            <w:r>
+              <w:t>9.45.</w:t>
+            </w:r>
+          </w:p>
+          <w:p>
+            <w:pPr>
+              <w:pStyle w:val="NumList"/>
+              <w:spacing w:before="120"/>
+              <w:ind w:left="284" w:hanging="284"/>
+            </w:pPr>
+            <w:r>
+              <w:t>What can people buy in Market Place today?</w:t>
+            </w:r>
+          </w:p>
+          <w:p>
+            <w:pPr>
+              <w:pStyle w:val="ABList"/>
               <w:numPr>
                 <w:ilvl w:val="0"/>
                 <w:numId w:val="38"/>
               </w:numPr>
             </w:pPr>
             <w:r>
-              <w:t>the theatre.</w:t>
-            </w:r>
-          </w:p>
-          <w:p>
-            <w:pPr>
-              <w:pStyle w:val="NumList"/>
+              <w:t>souvenirs</w:t>
+            </w:r>
+          </w:p>
+          <w:p>
+            <w:pPr>
+              <w:pStyle w:val="ABList"/>
               <w:numPr>
                 <w:ilvl w:val="0"/>
                 <w:numId w:val="38"/>
               </w:numPr>
             </w:pPr>
             <w:r>
-              <w:t>the train station.</w:t>
-            </w:r>
-          </w:p>
-          <w:p>
-            <w:pPr>
-              <w:pStyle w:val="NumList"/>
+              <w:t>fruit and vegetables</w:t>
+            </w:r>
+          </w:p>
+          <w:p>
+            <w:pPr>
+              <w:pStyle w:val="ABList"/>
               <w:numPr>
                 <w:ilvl w:val="0"/>
                 <w:numId w:val="38"/>
               </w:numPr>
             </w:pPr>
             <w:r>
-              <w:t>some cafés.</w:t>
+              <w:t>clothes</w:t>
             </w:r>
           </w:p>
           <w:p>
@@ -12889,7 +13441,53 @@
               <w:ind w:left="284" w:hanging="284"/>
             </w:pPr>
             <w:r>
-              <w:t>Nowadays the theatre is popular because of</w:t>
+              <w:t>The main purpose of the visit to the Regional Food Centre is</w:t>
+            </w:r>
+          </w:p>
+          <w:p>
+            <w:pPr>
+              <w:pStyle w:val="ABList"/>
+              <w:numPr>
+                <w:ilvl w:val="0"/>
+                <w:numId w:val="39"/>
+              </w:numPr>
+            </w:pPr>
+            <w:r>
+              <w:t>to have a meal.</w:t>
+            </w:r>
+          </w:p>
+          <w:p>
+            <w:pPr>
+              <w:pStyle w:val="ABList"/>
+              <w:numPr>
+                <w:ilvl w:val="0"/>
+                <w:numId w:val="39"/>
+              </w:numPr>
+            </w:pPr>
+            <w:r>
+              <w:t>to buy local fruit juices.</w:t>
+            </w:r>
+          </w:p>
+          <w:p>
+            <w:pPr>
+              <w:pStyle w:val="ABList"/>
+              <w:numPr>
+                <w:ilvl w:val="0"/>
+                <w:numId w:val="39"/>
+              </w:numPr>
+            </w:pPr>
+            <w:r>
+              <w:t>to taste cheeses from the region.</w:t>
+            </w:r>
+          </w:p>
+          <w:p>
+            <w:pPr>
+              <w:pStyle w:val="NumList"/>
+              <w:spacing w:before="120"/>
+              <w:ind w:left="284" w:hanging="284"/>
+            </w:pPr>
+            <w:r>
+              <w:t>At the Fashion Fair, how will people on the tour know which building the footwear is in?</w:t>
             </w:r>
           </w:p>
           <w:p>
@@ -12901,7 +13499,7 @@
               </w:numPr>
             </w:pPr>
             <w:r>
-              <w:t>its modern architecture.</w:t>
+              <w:t>It is a red building.</w:t>
             </w:r>
           </w:p>
           <w:p>
@@ -12913,7 +13511,7 @@
               </w:numPr>
             </w:pPr>
             <w:r>
-              <w:t>its music performances.</w:t>
+              <w:t>It has a green roof.</w:t>
             </w:r>
           </w:p>
           <w:p>
@@ -12922,190 +13520,6 @@
               <w:numPr>
                 <w:ilvl w:val="0"/>
                 <w:numId w:val="40"/>
-              </w:numPr>
-            </w:pPr>
-            <w:r>
-              <w:t>the famous actors that appear there.</w:t>
-            </w:r>
-          </w:p>
-          <w:p>
-            <w:pPr>
-              <w:pStyle w:val="NumList"/>
-              <w:spacing w:before="120"/>
-              <w:ind w:left="284" w:hanging="284"/>
-            </w:pPr>
-            <w:r>
-              <w:t>The shopping tour will begin at...</w:t>
-            </w:r>
-          </w:p>
-          <w:p>
-            <w:pPr>
-              <w:pStyle w:val="ABList"/>
-              <w:numPr>
-                <w:ilvl w:val="0"/>
-                <w:numId w:val="41"/>
-              </w:numPr>
-            </w:pPr>
-            <w:r>
-              <w:t>9.10.</w:t>
-            </w:r>
-          </w:p>
-          <w:p>
-            <w:pPr>
-              <w:pStyle w:val="ABList"/>
-              <w:numPr>
-                <w:ilvl w:val="0"/>
-                <w:numId w:val="41"/>
-              </w:numPr>
-            </w:pPr>
-            <w:r>
-              <w:t>9.30.</w:t>
-            </w:r>
-          </w:p>
-          <w:p>
-            <w:pPr>
-              <w:pStyle w:val="ABList"/>
-              <w:numPr>
-                <w:ilvl w:val="0"/>
-                <w:numId w:val="41"/>
-              </w:numPr>
-            </w:pPr>
-            <w:r>
-              <w:t>9.45.</w:t>
-            </w:r>
-          </w:p>
-          <w:p>
-            <w:pPr>
-              <w:pStyle w:val="NumList"/>
-              <w:spacing w:before="120"/>
-              <w:ind w:left="284" w:hanging="284"/>
-            </w:pPr>
-            <w:r>
-              <w:t>What can people buy in Market Place today?</w:t>
-            </w:r>
-          </w:p>
-          <w:p>
-            <w:pPr>
-              <w:pStyle w:val="ABList"/>
-              <w:numPr>
-                <w:ilvl w:val="0"/>
-                <w:numId w:val="42"/>
-              </w:numPr>
-            </w:pPr>
-            <w:r>
-              <w:t>souvenirs</w:t>
-            </w:r>
-          </w:p>
-          <w:p>
-            <w:pPr>
-              <w:pStyle w:val="ABList"/>
-              <w:numPr>
-                <w:ilvl w:val="0"/>
-                <w:numId w:val="42"/>
-              </w:numPr>
-            </w:pPr>
-            <w:r>
-              <w:t>fruit and vegetables</w:t>
-            </w:r>
-          </w:p>
-          <w:p>
-            <w:pPr>
-              <w:pStyle w:val="ABList"/>
-              <w:numPr>
-                <w:ilvl w:val="0"/>
-                <w:numId w:val="42"/>
-              </w:numPr>
-            </w:pPr>
-            <w:r>
-              <w:t>clothes</w:t>
-            </w:r>
-          </w:p>
-          <w:p>
-            <w:pPr>
-              <w:pStyle w:val="NumList"/>
-              <w:spacing w:before="120"/>
-              <w:ind w:left="284" w:hanging="284"/>
-            </w:pPr>
-            <w:r>
-              <w:t>The main purpose of the visit to the Regional Food Centre is</w:t>
-            </w:r>
-          </w:p>
-          <w:p>
-            <w:pPr>
-              <w:pStyle w:val="ABList"/>
-              <w:numPr>
-                <w:ilvl w:val="0"/>
-                <w:numId w:val="43"/>
-              </w:numPr>
-            </w:pPr>
-            <w:r>
-              <w:t>to have a meal.</w:t>
-            </w:r>
-          </w:p>
-          <w:p>
-            <w:pPr>
-              <w:pStyle w:val="ABList"/>
-              <w:numPr>
-                <w:ilvl w:val="0"/>
-                <w:numId w:val="43"/>
-              </w:numPr>
-            </w:pPr>
-            <w:r>
-              <w:t>to buy local fruit juices.</w:t>
-            </w:r>
-          </w:p>
-          <w:p>
-            <w:pPr>
-              <w:pStyle w:val="ABList"/>
-              <w:numPr>
-                <w:ilvl w:val="0"/>
-                <w:numId w:val="43"/>
-              </w:numPr>
-            </w:pPr>
-            <w:r>
-              <w:t>to taste cheeses from the region.</w:t>
-            </w:r>
-          </w:p>
-          <w:p>
-            <w:pPr>
-              <w:pStyle w:val="NumList"/>
-              <w:spacing w:before="120"/>
-              <w:ind w:left="284" w:hanging="284"/>
-            </w:pPr>
-            <w:r>
-              <w:t>At the Fashion Fair, how will people on the tour know which building the footwear is in?</w:t>
-            </w:r>
-          </w:p>
-          <w:p>
-            <w:pPr>
-              <w:pStyle w:val="ABList"/>
-              <w:numPr>
-                <w:ilvl w:val="0"/>
-                <w:numId w:val="44"/>
-              </w:numPr>
-            </w:pPr>
-            <w:r>
-              <w:t>It is a red building.</w:t>
-            </w:r>
-          </w:p>
-          <w:p>
-            <w:pPr>
-              <w:pStyle w:val="ABList"/>
-              <w:numPr>
-                <w:ilvl w:val="0"/>
-                <w:numId w:val="44"/>
-              </w:numPr>
-            </w:pPr>
-            <w:r>
-              <w:t>It has a green roof.</w:t>
-            </w:r>
-          </w:p>
-          <w:p>
-            <w:pPr>
-              <w:pStyle w:val="ABList"/>
-              <w:numPr>
-                <w:ilvl w:val="0"/>
-                <w:numId w:val="44"/>
               </w:numPr>
             </w:pPr>
             <w:r>
@@ -13911,7 +14325,15 @@
                     <w:t>___</w:t>
                   </w:r>
                   <w:r>
-                    <w:t xml:space="preserve"> of things to buy- clothes, jewellery, books, art and crafts. I love it because it has a great </w:t>
+                    <w:t xml:space="preserve"> of things to buy- clothes, </w:t>
+                  </w:r>
+                  <w:proofErr w:type="spellStart"/>
+                  <w:r>
+                    <w:t>jewellery</w:t>
+                  </w:r>
+                  <w:proofErr w:type="spellEnd"/>
+                  <w:r>
+                    <w:t xml:space="preserve">, books, art and crafts. I love it because it has a great </w:t>
                   </w:r>
                   <w:r>
                     <w:rPr>
@@ -14008,13 +14430,25 @@
                       <w:b/>
                       <w:bCs/>
                     </w:rPr>
-                    <w:t xml:space="preserve"> 11 </w:t>
-                  </w:r>
-                  <w:r>
                     <w:t xml:space="preserve"> </w:t>
                   </w:r>
-                  <w:r>
-                    <w:t>___</w:t>
+                  <w:proofErr w:type="gramStart"/>
+                  <w:r>
+                    <w:rPr>
+                      <w:b/>
+                      <w:bCs/>
+                    </w:rPr>
+                    <w:t xml:space="preserve">11 </w:t>
+                  </w:r>
+                  <w:r>
+                    <w:t xml:space="preserve"> </w:t>
+                  </w:r>
+                  <w:r>
+                    <w:t>_</w:t>
+                  </w:r>
+                  <w:proofErr w:type="gramEnd"/>
+                  <w:r>
+                    <w:t>__</w:t>
                   </w:r>
                   <w:r>
                     <w:t xml:space="preserve"> </w:t>
@@ -14196,7 +14630,7 @@
                     <w:pStyle w:val="NumList"/>
                     <w:numPr>
                       <w:ilvl w:val="0"/>
-                      <w:numId w:val="45"/>
+                      <w:numId w:val="41"/>
                     </w:numPr>
                     <w:ind w:left="284" w:hanging="284"/>
                   </w:pPr>
@@ -14209,7 +14643,7 @@
                     <w:pStyle w:val="NumList"/>
                     <w:numPr>
                       <w:ilvl w:val="0"/>
-                      <w:numId w:val="45"/>
+                      <w:numId w:val="41"/>
                     </w:numPr>
                     <w:ind w:left="284" w:hanging="284"/>
                   </w:pPr>
@@ -14222,7 +14656,7 @@
                     <w:pStyle w:val="NumList"/>
                     <w:numPr>
                       <w:ilvl w:val="0"/>
-                      <w:numId w:val="45"/>
+                      <w:numId w:val="41"/>
                     </w:numPr>
                     <w:ind w:left="284" w:hanging="284"/>
                   </w:pPr>
@@ -14235,7 +14669,7 @@
                     <w:pStyle w:val="NumList"/>
                     <w:numPr>
                       <w:ilvl w:val="0"/>
-                      <w:numId w:val="45"/>
+                      <w:numId w:val="41"/>
                     </w:numPr>
                     <w:ind w:left="284" w:hanging="284"/>
                   </w:pPr>
@@ -14248,7 +14682,7 @@
                     <w:pStyle w:val="NumList"/>
                     <w:numPr>
                       <w:ilvl w:val="0"/>
-                      <w:numId w:val="45"/>
+                      <w:numId w:val="41"/>
                     </w:numPr>
                     <w:ind w:left="284" w:hanging="284"/>
                   </w:pPr>
@@ -14261,7 +14695,7 @@
                     <w:pStyle w:val="NumList"/>
                     <w:numPr>
                       <w:ilvl w:val="0"/>
-                      <w:numId w:val="45"/>
+                      <w:numId w:val="41"/>
                     </w:numPr>
                     <w:ind w:left="284" w:hanging="284"/>
                   </w:pPr>
@@ -14279,7 +14713,7 @@
                     <w:pStyle w:val="SS3-115"/>
                     <w:numPr>
                       <w:ilvl w:val="0"/>
-                      <w:numId w:val="46"/>
+                      <w:numId w:val="42"/>
                     </w:numPr>
                     <w:ind w:left="284" w:hanging="284"/>
                   </w:pPr>
@@ -14292,7 +14726,7 @@
                     <w:pStyle w:val="SS3-115"/>
                     <w:numPr>
                       <w:ilvl w:val="0"/>
-                      <w:numId w:val="46"/>
+                      <w:numId w:val="42"/>
                     </w:numPr>
                     <w:ind w:left="284" w:hanging="284"/>
                   </w:pPr>
@@ -14305,7 +14739,7 @@
                     <w:pStyle w:val="SS3-115"/>
                     <w:numPr>
                       <w:ilvl w:val="0"/>
-                      <w:numId w:val="46"/>
+                      <w:numId w:val="42"/>
                     </w:numPr>
                     <w:ind w:left="284" w:hanging="284"/>
                   </w:pPr>
@@ -14318,7 +14752,7 @@
                     <w:pStyle w:val="SS3-115"/>
                     <w:numPr>
                       <w:ilvl w:val="0"/>
-                      <w:numId w:val="46"/>
+                      <w:numId w:val="42"/>
                     </w:numPr>
                     <w:ind w:left="284" w:hanging="284"/>
                   </w:pPr>
@@ -14331,7 +14765,7 @@
                     <w:pStyle w:val="SS3-115"/>
                     <w:numPr>
                       <w:ilvl w:val="0"/>
-                      <w:numId w:val="46"/>
+                      <w:numId w:val="42"/>
                     </w:numPr>
                     <w:ind w:left="284" w:hanging="284"/>
                   </w:pPr>
@@ -14344,7 +14778,7 @@
                     <w:pStyle w:val="SS3-115"/>
                     <w:numPr>
                       <w:ilvl w:val="0"/>
-                      <w:numId w:val="46"/>
+                      <w:numId w:val="42"/>
                     </w:numPr>
                     <w:ind w:left="284" w:hanging="284"/>
                   </w:pPr>
@@ -14571,8 +15005,8 @@
       </w:tblPr>
       <w:tblGrid>
         <w:gridCol w:w="421"/>
-        <w:gridCol w:w="10347"/>
-        <w:gridCol w:w="3686"/>
+        <w:gridCol w:w="9922"/>
+        <w:gridCol w:w="4111"/>
       </w:tblGrid>
       <w:tr>
         <w:tc>
@@ -14637,7 +15071,7 @@
         </w:tc>
         <w:tc>
           <w:tcPr>
-            <w:tcW w:w="10347" w:type="dxa"/>
+            <w:tcW w:w="9922" w:type="dxa"/>
           </w:tcPr>
           <w:p>
             <w:pPr>
@@ -14678,13 +15112,13 @@
               <w:tblLook w:val="04A0" w:firstRow="1" w:lastRow="0" w:firstColumn="1" w:lastColumn="0" w:noHBand="0" w:noVBand="1"/>
             </w:tblPr>
             <w:tblGrid>
-              <w:gridCol w:w="5026"/>
-              <w:gridCol w:w="5027"/>
+              <w:gridCol w:w="2704"/>
+              <w:gridCol w:w="2971"/>
             </w:tblGrid>
             <w:tr>
               <w:tc>
                 <w:tcPr>
-                  <w:tcW w:w="10053" w:type="dxa"/>
+                  <w:tcW w:w="0" w:type="auto"/>
                   <w:gridSpan w:val="2"/>
                   <w:shd w:val="clear" w:color="auto" w:fill="0172F1"/>
                   <w:vAlign w:val="center"/>
@@ -14718,7 +15152,7 @@
             <w:tr>
               <w:tc>
                 <w:tcPr>
-                  <w:tcW w:w="5026" w:type="dxa"/>
+                  <w:tcW w:w="0" w:type="auto"/>
                   <w:shd w:val="clear" w:color="auto" w:fill="DCEEF7"/>
                 </w:tcPr>
                 <w:p>
@@ -14807,7 +15241,7 @@
               </w:tc>
               <w:tc>
                 <w:tcPr>
-                  <w:tcW w:w="5027" w:type="dxa"/>
+                  <w:tcW w:w="0" w:type="auto"/>
                   <w:shd w:val="clear" w:color="auto" w:fill="DCEEF7"/>
                 </w:tcPr>
                 <w:p>
@@ -14870,7 +15304,7 @@
             <w:tr>
               <w:tc>
                 <w:tcPr>
-                  <w:tcW w:w="5026" w:type="dxa"/>
+                  <w:tcW w:w="0" w:type="auto"/>
                   <w:shd w:val="clear" w:color="auto" w:fill="DCEEF7"/>
                 </w:tcPr>
                 <w:p>
@@ -14946,7 +15380,7 @@
               </w:tc>
               <w:tc>
                 <w:tcPr>
-                  <w:tcW w:w="5027" w:type="dxa"/>
+                  <w:tcW w:w="0" w:type="auto"/>
                   <w:shd w:val="clear" w:color="auto" w:fill="DCEEF7"/>
                 </w:tcPr>
                 <w:p>
@@ -15461,7 +15895,7 @@
         </w:tc>
         <w:tc>
           <w:tcPr>
-            <w:tcW w:w="3686" w:type="dxa"/>
+            <w:tcW w:w="4111" w:type="dxa"/>
           </w:tcPr>
           <w:p>
             <w:pPr>
@@ -15513,7 +15947,7 @@
               <w:tblLook w:val="04A0" w:firstRow="1" w:lastRow="0" w:firstColumn="1" w:lastColumn="0" w:noHBand="0" w:noVBand="1"/>
             </w:tblPr>
             <w:tblGrid>
-              <w:gridCol w:w="3356"/>
+              <w:gridCol w:w="3781"/>
             </w:tblGrid>
             <w:tr>
               <w:tc>
@@ -15658,68 +16092,8 @@
     </w:p>
     <w:tbl>
       <w:tblPr>
-        <w:tblStyle w:val="CommonTable"/>
-        <w:tblW w:w="0" w:type="auto"/>
-        <w:tblBorders>
-          <w:top w:val="single" w:sz="24" w:space="0" w:color="auto"/>
-          <w:left w:val="single" w:sz="24" w:space="0" w:color="auto"/>
-          <w:bottom w:val="single" w:sz="24" w:space="0" w:color="auto"/>
-          <w:right w:val="single" w:sz="24" w:space="0" w:color="auto"/>
-          <w:insideH w:val="single" w:sz="24" w:space="0" w:color="auto"/>
-          <w:insideV w:val="single" w:sz="24" w:space="0" w:color="auto"/>
-        </w:tblBorders>
-        <w:shd w:val="clear" w:color="auto" w:fill="02A1FD"/>
-        <w:tblLook w:val="04A0" w:firstRow="1" w:lastRow="0" w:firstColumn="1" w:lastColumn="0" w:noHBand="0" w:noVBand="1"/>
-      </w:tblPr>
-      <w:tblGrid>
-        <w:gridCol w:w="3435"/>
-      </w:tblGrid>
-      <w:tr>
-        <w:tc>
-          <w:tcPr>
-            <w:tcW w:w="3435" w:type="dxa"/>
-            <w:shd w:val="clear" w:color="auto" w:fill="02A1FD"/>
-          </w:tcPr>
-          <w:p>
-            <w:pPr>
-              <w:rPr>
-                <w:rFonts w:ascii="Source Sans 3 Medium" w:hAnsi="Source Sans 3 Medium"/>
-                <w:b/>
-                <w:bCs/>
-                <w:sz w:val="23"/>
-                <w:szCs w:val="23"/>
-                <w:lang w:bidi="ar-SA"/>
-              </w:rPr>
-            </w:pPr>
-            <w:r>
-              <w:rPr>
-                <w:b/>
-                <w:bCs/>
-                <w:color w:val="FFFFFF" w:themeColor="background1"/>
-                <w:sz w:val="24"/>
-                <w:szCs w:val="24"/>
-              </w:rPr>
-              <w:lastRenderedPageBreak/>
-              <w:t>FOLLOWING A CONVERSATION</w:t>
-            </w:r>
-          </w:p>
-        </w:tc>
-      </w:tr>
-    </w:tbl>
-    <w:p>
-      <w:pPr>
-        <w:pStyle w:val="SS3-115"/>
-        <w:rPr>
-          <w:sz w:val="2"/>
-          <w:szCs w:val="2"/>
-        </w:rPr>
-      </w:pPr>
-    </w:p>
-    <w:tbl>
-      <w:tblPr>
         <w:tblStyle w:val="DottedTable"/>
         <w:tblW w:w="14454" w:type="dxa"/>
-        <w:tblLayout w:type="fixed"/>
         <w:tblLook w:val="04A0" w:firstRow="1" w:lastRow="0" w:firstColumn="1" w:lastColumn="0" w:noHBand="0" w:noVBand="1"/>
       </w:tblPr>
       <w:tblGrid>
@@ -15747,11 +16121,10 @@
                 <w:insideH w:val="single" w:sz="18" w:space="0" w:color="1B91C6"/>
                 <w:insideV w:val="single" w:sz="18" w:space="0" w:color="1B91C6"/>
               </w:tblBorders>
-              <w:tblLayout w:type="fixed"/>
               <w:tblLook w:val="04A0" w:firstRow="1" w:lastRow="0" w:firstColumn="1" w:lastColumn="0" w:noHBand="0" w:noVBand="1"/>
             </w:tblPr>
             <w:tblGrid>
-              <w:gridCol w:w="385"/>
+              <w:gridCol w:w="365"/>
             </w:tblGrid>
             <w:tr>
               <w:tc>
@@ -15773,7 +16146,8 @@
                       <w:szCs w:val="26"/>
                       <w:lang w:bidi="ar-SA"/>
                     </w:rPr>
-                    <w:t>04</w:t>
+                    <w:lastRenderedPageBreak/>
+                    <w:t>07</w:t>
                   </w:r>
                 </w:p>
               </w:tc>
@@ -15810,7 +16184,7 @@
                 <w:sz w:val="23"/>
                 <w:szCs w:val="23"/>
               </w:rPr>
-              <w:t>Listen, then read Mohammed's answers to these Part 1 questions about food. Are the phrases in bold positive or negative opinions?</w:t>
+              <w:t>Read the task card. Then listen to Yunmi giving her Part 2 talk. As you listen, make notes on her talk. Choose the style of notes that suits you best.</w:t>
             </w:r>
           </w:p>
           <w:p>
@@ -15827,496 +16201,103 @@
                   <w:sz w:val="26"/>
                   <w:szCs w:val="26"/>
                 </w:rPr>
-                <w:t>38</w:t>
+                <w:t>47</w:t>
               </w:r>
             </w:hyperlink>
           </w:p>
           <w:tbl>
             <w:tblPr>
-              <w:tblStyle w:val="DottedTable"/>
+              <w:tblStyle w:val="NormalTable"/>
               <w:tblW w:w="0" w:type="auto"/>
-              <w:tblLayout w:type="fixed"/>
+              <w:tblBorders>
+                <w:top w:val="single" w:sz="36" w:space="0" w:color="0172F1"/>
+                <w:left w:val="none" w:sz="0" w:space="0" w:color="auto"/>
+                <w:bottom w:val="single" w:sz="12" w:space="0" w:color="0172F1"/>
+                <w:right w:val="none" w:sz="0" w:space="0" w:color="auto"/>
+                <w:insideH w:val="single" w:sz="36" w:space="0" w:color="0172F1"/>
+                <w:insideV w:val="single" w:sz="36" w:space="0" w:color="0172F1"/>
+              </w:tblBorders>
+              <w:shd w:val="clear" w:color="auto" w:fill="E7EAEF"/>
               <w:tblLook w:val="04A0" w:firstRow="1" w:lastRow="0" w:firstColumn="1" w:lastColumn="0" w:noHBand="0" w:noVBand="1"/>
             </w:tblPr>
             <w:tblGrid>
-              <w:gridCol w:w="1560"/>
-              <w:gridCol w:w="12179"/>
+              <w:gridCol w:w="4565"/>
             </w:tblGrid>
             <w:tr>
               <w:tc>
                 <w:tcPr>
-                  <w:tcW w:w="1560" w:type="dxa"/>
-                </w:tcPr>
-                <w:p>
-                  <w:pPr>
-                    <w:pStyle w:val="SS3-115"/>
-                    <w:jc w:val="right"/>
-                    <w:rPr>
-                      <w:b/>
-                      <w:bCs/>
-                    </w:rPr>
-                  </w:pPr>
-                  <w:r>
-                    <w:rPr>
-                      <w:b/>
-                      <w:bCs/>
-                    </w:rPr>
-                    <w:t>Examiner</w:t>
-                  </w:r>
-                </w:p>
-              </w:tc>
-              <w:tc>
-                <w:tcPr>
-                  <w:tcW w:w="12179" w:type="dxa"/>
-                </w:tcPr>
-                <w:p>
-                  <w:pPr>
-                    <w:pStyle w:val="SS3-115"/>
-                  </w:pPr>
-                  <w:r>
-                    <w:t>What kind of food is popular in your country?</w:t>
-                  </w:r>
-                </w:p>
-              </w:tc>
-            </w:tr>
-            <w:tr>
-              <w:tc>
-                <w:tcPr>
-                  <w:tcW w:w="1560" w:type="dxa"/>
-                </w:tcPr>
-                <w:p>
-                  <w:pPr>
-                    <w:pStyle w:val="SS3-115"/>
-                    <w:jc w:val="right"/>
-                    <w:rPr>
-                      <w:b/>
-                      <w:bCs/>
-                    </w:rPr>
-                  </w:pPr>
-                  <w:r>
-                    <w:rPr>
-                      <w:b/>
-                      <w:bCs/>
-                    </w:rPr>
-                    <w:t>Mohammed</w:t>
-                  </w:r>
-                </w:p>
-              </w:tc>
-              <w:tc>
-                <w:tcPr>
-                  <w:tcW w:w="12179" w:type="dxa"/>
-                </w:tcPr>
-                <w:p>
-                  <w:pPr>
-                    <w:pStyle w:val="SS3-115"/>
-                  </w:pPr>
-                  <w:r>
-                    <w:t xml:space="preserve">These days a lot of young people actually </w:t>
-                  </w:r>
-                  <w:r>
-                    <w:rPr>
-                      <w:b/>
-                      <w:bCs/>
-                    </w:rPr>
-                    <w:t>enjoy</w:t>
-                  </w:r>
-                  <w:r>
-                    <w:t xml:space="preserve"> Western food like pizza and fried chicken. Our national food is often </w:t>
-                  </w:r>
-                  <w:r>
-                    <w:rPr>
-                      <w:b/>
-                      <w:bCs/>
-                    </w:rPr>
-                    <w:t>too spicy</w:t>
-                  </w:r>
-                  <w:r>
-                    <w:t>, especially for children and foreigners, and also it ta</w:t>
-                  </w:r>
-                  <w:r>
-                    <w:rPr>
-                      <w:b/>
-                      <w:bCs/>
-                    </w:rPr>
-                    <w:t>kes too long to cook</w:t>
-                  </w:r>
-                  <w:r>
-                    <w:t xml:space="preserve">. I think that it's </w:t>
-                  </w:r>
-                  <w:r>
-                    <w:rPr>
-                      <w:b/>
-                      <w:bCs/>
-                    </w:rPr>
-                    <w:t>delicious</w:t>
-                  </w:r>
-                  <w:r>
-                    <w:t xml:space="preserve"> though!</w:t>
-                  </w:r>
-                </w:p>
-              </w:tc>
-            </w:tr>
-            <w:tr>
-              <w:tc>
-                <w:tcPr>
-                  <w:tcW w:w="1560" w:type="dxa"/>
-                </w:tcPr>
-                <w:p>
-                  <w:pPr>
-                    <w:pStyle w:val="SS3-115"/>
-                    <w:jc w:val="right"/>
-                    <w:rPr>
-                      <w:b/>
-                      <w:bCs/>
-                    </w:rPr>
-                  </w:pPr>
-                  <w:r>
-                    <w:rPr>
-                      <w:b/>
-                      <w:bCs/>
-                    </w:rPr>
-                    <w:t>Examiner</w:t>
-                  </w:r>
-                </w:p>
-              </w:tc>
-              <w:tc>
-                <w:tcPr>
-                  <w:tcW w:w="12179" w:type="dxa"/>
-                </w:tcPr>
-                <w:p>
-                  <w:pPr>
-                    <w:pStyle w:val="SS3-115"/>
-                  </w:pPr>
-                  <w:r>
-                    <w:t>What do you think of Western food?</w:t>
-                  </w:r>
-                </w:p>
-              </w:tc>
-            </w:tr>
-            <w:tr>
-              <w:tc>
-                <w:tcPr>
-                  <w:tcW w:w="1560" w:type="dxa"/>
-                </w:tcPr>
-                <w:p>
-                  <w:pPr>
-                    <w:pStyle w:val="SS3-115"/>
-                    <w:jc w:val="right"/>
-                    <w:rPr>
-                      <w:b/>
-                      <w:bCs/>
-                    </w:rPr>
-                  </w:pPr>
-                  <w:r>
-                    <w:rPr>
-                      <w:b/>
-                      <w:bCs/>
-                    </w:rPr>
-                    <w:t>Mohammed</w:t>
-                  </w:r>
-                </w:p>
-              </w:tc>
-              <w:tc>
-                <w:tcPr>
-                  <w:tcW w:w="12179" w:type="dxa"/>
-                </w:tcPr>
-                <w:p>
-                  <w:pPr>
-                    <w:pStyle w:val="SS3-115"/>
-                  </w:pPr>
-                  <w:r>
-                    <w:t xml:space="preserve">Well, I suppose Western food is </w:t>
-                  </w:r>
-                  <w:r>
-                    <w:rPr>
-                      <w:b/>
-                      <w:bCs/>
-                    </w:rPr>
-                    <w:t>quick to make</w:t>
-                  </w:r>
-                  <w:r>
-                    <w:t xml:space="preserve"> and </w:t>
-                  </w:r>
-                  <w:r>
-                    <w:rPr>
-                      <w:b/>
-                      <w:bCs/>
-                    </w:rPr>
-                    <w:t>is tasty</w:t>
-                  </w:r>
-                  <w:r>
-                    <w:t xml:space="preserve"> too, so everyone can eat it without too much trouble. I think that a lot of people like food to be convenient because they're so busy nowadays.</w:t>
-                  </w:r>
-                </w:p>
-                <w:p>
-                  <w:pPr>
-                    <w:pStyle w:val="SS3-115"/>
-                  </w:pPr>
-                  <w:r>
-                    <w:t>Is there any kind of food you don't like?</w:t>
-                  </w:r>
-                </w:p>
-              </w:tc>
-            </w:tr>
-            <w:tr>
-              <w:tc>
-                <w:tcPr>
-                  <w:tcW w:w="1560" w:type="dxa"/>
-                </w:tcPr>
-                <w:p>
-                  <w:pPr>
-                    <w:pStyle w:val="SS3-115"/>
-                    <w:jc w:val="right"/>
-                    <w:rPr>
-                      <w:b/>
-                      <w:bCs/>
-                    </w:rPr>
-                  </w:pPr>
-                  <w:r>
-                    <w:rPr>
-                      <w:b/>
-                      <w:bCs/>
-                    </w:rPr>
-                    <w:t>Examiner</w:t>
-                  </w:r>
-                </w:p>
-              </w:tc>
-              <w:tc>
-                <w:tcPr>
-                  <w:tcW w:w="12179" w:type="dxa"/>
-                </w:tcPr>
-                <w:p>
-                  <w:pPr>
-                    <w:pStyle w:val="SS3-115"/>
-                  </w:pPr>
-                  <w:r>
-                    <w:t>Is there any kind of food you don't like?</w:t>
-                  </w:r>
-                </w:p>
-              </w:tc>
-            </w:tr>
-            <w:tr>
-              <w:tc>
-                <w:tcPr>
-                  <w:tcW w:w="1560" w:type="dxa"/>
-                </w:tcPr>
-                <w:p>
-                  <w:pPr>
-                    <w:pStyle w:val="SS3-115"/>
-                    <w:jc w:val="right"/>
-                    <w:rPr>
-                      <w:b/>
-                      <w:bCs/>
-                    </w:rPr>
-                  </w:pPr>
-                  <w:r>
-                    <w:rPr>
-                      <w:b/>
-                      <w:bCs/>
-                    </w:rPr>
-                    <w:t>Mohammed</w:t>
-                  </w:r>
-                </w:p>
-              </w:tc>
-              <w:tc>
-                <w:tcPr>
-                  <w:tcW w:w="12179" w:type="dxa"/>
-                </w:tcPr>
-                <w:p>
-                  <w:pPr>
-                    <w:pStyle w:val="SS3-115"/>
-                  </w:pPr>
-                  <w:r>
-                    <w:t xml:space="preserve">Yes, I'm </w:t>
-                  </w:r>
-                  <w:r>
-                    <w:rPr>
-                      <w:b/>
-                      <w:bCs/>
-                    </w:rPr>
-                    <w:t>not keen on</w:t>
-                  </w:r>
-                  <w:r>
-                    <w:t xml:space="preserve"> sushi at all. It's </w:t>
-                  </w:r>
-                  <w:r>
-                    <w:rPr>
-                      <w:b/>
-                      <w:bCs/>
-                    </w:rPr>
-                    <w:t>so strange</w:t>
-                  </w:r>
-                  <w:r>
-                    <w:t xml:space="preserve"> eating something that hasn't been cooked. I know it's very </w:t>
-                  </w:r>
-                  <w:r>
-                    <w:rPr>
-                      <w:b/>
-                      <w:bCs/>
-                    </w:rPr>
-                    <w:t>fresh</w:t>
-                  </w:r>
-                  <w:r>
-                    <w:t xml:space="preserve"> and </w:t>
-                  </w:r>
-                  <w:r>
-                    <w:rPr>
-                      <w:b/>
-                      <w:bCs/>
-                    </w:rPr>
-                    <w:t>healthy</w:t>
-                  </w:r>
-                  <w:r>
-                    <w:t xml:space="preserve"> but I just </w:t>
-                  </w:r>
-                  <w:r>
-                    <w:rPr>
-                      <w:b/>
-                      <w:bCs/>
-                    </w:rPr>
-                    <w:t>don't like the taste</w:t>
-                  </w:r>
-                  <w:r>
-                    <w:t xml:space="preserve"> and I </w:t>
-                  </w:r>
-                  <w:r>
-                    <w:rPr>
-                      <w:b/>
-                      <w:bCs/>
-                    </w:rPr>
-                    <w:t>can't stand</w:t>
-                  </w:r>
-                  <w:r>
-                    <w:t xml:space="preserve"> the texture - it's </w:t>
-                  </w:r>
-                  <w:r>
-                    <w:rPr>
-                      <w:b/>
-                      <w:bCs/>
-                    </w:rPr>
-                    <w:t>too chewy</w:t>
-                  </w:r>
-                  <w:r>
-                    <w:t xml:space="preserve"> for me.</w:t>
-                  </w:r>
-                </w:p>
-              </w:tc>
-            </w:tr>
-          </w:tbl>
-          <w:p>
-            <w:pPr>
-              <w:rPr>
-                <w:rFonts w:ascii="Source Sans 3 Medium" w:hAnsi="Source Sans 3 Medium"/>
-                <w:b/>
-                <w:bCs/>
-                <w:sz w:val="23"/>
-                <w:szCs w:val="23"/>
-              </w:rPr>
-            </w:pPr>
-          </w:p>
-          <w:tbl>
-            <w:tblPr>
-              <w:tblStyle w:val="CommonTable"/>
-              <w:tblW w:w="0" w:type="auto"/>
-              <w:tblBorders>
-                <w:top w:val="single" w:sz="18" w:space="0" w:color="1B91C6"/>
-                <w:left w:val="none" w:sz="0" w:space="0" w:color="auto"/>
-                <w:bottom w:val="none" w:sz="0" w:space="0" w:color="auto"/>
-                <w:right w:val="none" w:sz="0" w:space="0" w:color="auto"/>
-                <w:insideH w:val="single" w:sz="6" w:space="0" w:color="1B91C6"/>
-                <w:insideV w:val="single" w:sz="6" w:space="0" w:color="1B91C6"/>
-              </w:tblBorders>
-              <w:shd w:val="clear" w:color="auto" w:fill="FAFAFA"/>
-              <w:tblLayout w:type="fixed"/>
-              <w:tblLook w:val="04A0" w:firstRow="1" w:lastRow="0" w:firstColumn="1" w:lastColumn="0" w:noHBand="0" w:noVBand="1"/>
-            </w:tblPr>
-            <w:tblGrid>
-              <w:gridCol w:w="1803"/>
-              <w:gridCol w:w="1590"/>
-            </w:tblGrid>
-            <w:tr>
-              <w:tc>
-                <w:tcPr>
-                  <w:tcW w:w="1803" w:type="dxa"/>
-                  <w:shd w:val="clear" w:color="auto" w:fill="FAFAFA"/>
-                </w:tcPr>
-                <w:p>
-                  <w:pPr>
-                    <w:jc w:val="center"/>
-                    <w:rPr>
-                      <w:rFonts w:ascii="Source Sans 3 Medium" w:hAnsi="Source Sans 3 Medium"/>
-                      <w:b/>
-                      <w:bCs/>
-                      <w:sz w:val="23"/>
-                      <w:szCs w:val="23"/>
-                      <w:lang w:bidi="ar-SA"/>
-                    </w:rPr>
-                  </w:pPr>
-                  <w:r>
-                    <w:rPr>
-                      <w:b/>
-                      <w:bCs/>
-                      <w:sz w:val="23"/>
-                      <w:szCs w:val="23"/>
-                    </w:rPr>
-                    <w:t>Positive</w:t>
-                  </w:r>
-                </w:p>
-              </w:tc>
-              <w:tc>
-                <w:tcPr>
-                  <w:tcW w:w="1590" w:type="dxa"/>
-                  <w:shd w:val="clear" w:color="auto" w:fill="FAFAFA"/>
-                </w:tcPr>
-                <w:p>
-                  <w:pPr>
-                    <w:jc w:val="center"/>
-                    <w:rPr>
-                      <w:rFonts w:ascii="Source Sans 3 Medium" w:hAnsi="Source Sans 3 Medium"/>
-                      <w:b/>
-                      <w:bCs/>
-                      <w:sz w:val="23"/>
-                      <w:szCs w:val="23"/>
-                      <w:lang w:bidi="ar-SA"/>
-                    </w:rPr>
-                  </w:pPr>
-                  <w:r>
-                    <w:rPr>
-                      <w:b/>
-                      <w:bCs/>
-                      <w:sz w:val="23"/>
-                      <w:szCs w:val="23"/>
-                    </w:rPr>
-                    <w:t>Negative</w:t>
-                  </w:r>
-                </w:p>
-              </w:tc>
-            </w:tr>
-            <w:tr>
-              <w:tc>
-                <w:tcPr>
-                  <w:tcW w:w="1803" w:type="dxa"/>
-                  <w:shd w:val="clear" w:color="auto" w:fill="FAFAFA"/>
-                </w:tcPr>
-                <w:p>
-                  <w:pPr>
-                    <w:rPr>
-                      <w:lang w:bidi="ar-SA"/>
-                    </w:rPr>
-                  </w:pPr>
-                </w:p>
-              </w:tc>
-              <w:tc>
-                <w:tcPr>
-                  <w:tcW w:w="1590" w:type="dxa"/>
-                  <w:shd w:val="clear" w:color="auto" w:fill="FAFAFA"/>
-                </w:tcPr>
-                <w:p>
-                  <w:pPr>
-                    <w:rPr>
-                      <w:lang w:bidi="ar-SA"/>
-                    </w:rPr>
-                  </w:pPr>
+                  <w:tcW w:w="4565" w:type="dxa"/>
+                </w:tcPr>
+                <w:p>
+                  <w:pPr>
+                    <w:rPr>
+                      <w:sz w:val="21"/>
+                      <w:szCs w:val="21"/>
+                    </w:rPr>
+                  </w:pPr>
+                  <w:r>
+                    <w:rPr>
+                      <w:sz w:val="21"/>
+                      <w:szCs w:val="21"/>
+                    </w:rPr>
+                    <w:t>Describe a place where you like going shopping.</w:t>
+                  </w:r>
+                </w:p>
+                <w:p>
+                  <w:pPr>
+                    <w:rPr>
+                      <w:sz w:val="21"/>
+                      <w:szCs w:val="21"/>
+                    </w:rPr>
+                  </w:pPr>
+                  <w:r>
+                    <w:rPr>
+                      <w:sz w:val="21"/>
+                      <w:szCs w:val="21"/>
+                    </w:rPr>
+                    <w:t>You should say:</w:t>
+                  </w:r>
+                </w:p>
+                <w:p>
+                  <w:pPr>
+                    <w:pStyle w:val="BulletList"/>
+                    <w:ind w:left="397" w:hanging="170"/>
+                  </w:pPr>
+                  <w:r>
+                    <w:t>what kind of place it is</w:t>
+                  </w:r>
+                </w:p>
+                <w:p>
+                  <w:pPr>
+                    <w:pStyle w:val="BulletList"/>
+                    <w:ind w:left="397" w:hanging="170"/>
+                  </w:pPr>
+                  <w:r>
+                    <w:t>where it is</w:t>
+                  </w:r>
+                </w:p>
+                <w:p>
+                  <w:pPr>
+                    <w:pStyle w:val="BulletList"/>
+                    <w:ind w:left="397" w:hanging="170"/>
+                  </w:pPr>
+                  <w:r>
+                    <w:t>what you like to do there</w:t>
+                  </w:r>
+                </w:p>
+                <w:p>
+                  <w:pPr>
+                    <w:rPr>
+                      <w:noProof/>
+                    </w:rPr>
+                  </w:pPr>
+                  <w:r>
+                    <w:rPr>
+                      <w:sz w:val="21"/>
+                      <w:szCs w:val="21"/>
+                    </w:rPr>
+                    <w:t>and explain why you like shopping there so much.</w:t>
+                  </w:r>
                 </w:p>
               </w:tc>
             </w:tr>
@@ -16355,11 +16336,10 @@
                 <w:insideH w:val="single" w:sz="18" w:space="0" w:color="1B91C6"/>
                 <w:insideV w:val="single" w:sz="18" w:space="0" w:color="1B91C6"/>
               </w:tblBorders>
-              <w:tblLayout w:type="fixed"/>
               <w:tblLook w:val="04A0" w:firstRow="1" w:lastRow="0" w:firstColumn="1" w:lastColumn="0" w:noHBand="0" w:noVBand="1"/>
             </w:tblPr>
             <w:tblGrid>
-              <w:gridCol w:w="385"/>
+              <w:gridCol w:w="365"/>
             </w:tblGrid>
             <w:tr>
               <w:tc>
@@ -16381,7 +16361,7 @@
                       <w:szCs w:val="26"/>
                       <w:lang w:bidi="ar-SA"/>
                     </w:rPr>
-                    <w:t>05</w:t>
+                    <w:t>08</w:t>
                   </w:r>
                 </w:p>
               </w:tc>
@@ -16419,90 +16399,330 @@
                 <w:sz w:val="23"/>
                 <w:szCs w:val="23"/>
               </w:rPr>
-              <w:t>Answer the three questions in exercise 4 with a partner. Use some of the positive and negative phrases in the box.</w:t>
+              <w:t>With a partner, try to recreate Yunmi's talk using the notes you have made. Talk for as long as you can using the notes.</w:t>
+            </w:r>
+          </w:p>
+          <w:p>
+            <w:pPr>
+              <w:rPr>
+                <w:rFonts w:ascii="Source Sans 3 Medium" w:hAnsi="Source Sans 3 Medium"/>
+                <w:b/>
+                <w:bCs/>
+                <w:sz w:val="23"/>
+                <w:szCs w:val="23"/>
+              </w:rPr>
+            </w:pPr>
+            <w:r>
+              <w:rPr>
+                <w:rFonts w:ascii="Source Sans 3 Medium" w:hAnsi="Source Sans 3 Medium"/>
+                <w:b/>
+                <w:bCs/>
+                <w:sz w:val="23"/>
+                <w:szCs w:val="23"/>
+              </w:rPr>
+              <w:t>When you have finished, read Yunmi's script on page 184.</w:t>
+            </w:r>
+          </w:p>
+          <w:p>
+            <w:pPr>
+              <w:spacing w:after="120"/>
+              <w:rPr>
+                <w:rFonts w:ascii="Source Sans 3 Medium" w:hAnsi="Source Sans 3 Medium"/>
+                <w:b/>
+                <w:bCs/>
+                <w:sz w:val="23"/>
+                <w:szCs w:val="23"/>
+              </w:rPr>
+            </w:pPr>
+            <w:r>
+              <w:rPr>
+                <w:rFonts w:ascii="Source Sans 3 Medium" w:hAnsi="Source Sans 3 Medium"/>
+                <w:b/>
+                <w:bCs/>
+                <w:sz w:val="23"/>
+                <w:szCs w:val="23"/>
+              </w:rPr>
+              <w:t>Complete the checklist below.</w:t>
+            </w:r>
+          </w:p>
+          <w:tbl>
+            <w:tblPr>
+              <w:tblStyle w:val="CommonTable"/>
+              <w:tblW w:w="0" w:type="auto"/>
+              <w:tblBorders>
+                <w:top w:val="single" w:sz="18" w:space="0" w:color="5B9BD5" w:themeColor="accent5"/>
+                <w:left w:val="none" w:sz="0" w:space="0" w:color="auto"/>
+                <w:bottom w:val="none" w:sz="0" w:space="0" w:color="auto"/>
+                <w:right w:val="none" w:sz="0" w:space="0" w:color="auto"/>
+                <w:insideH w:val="single" w:sz="6" w:space="0" w:color="5B9BD5" w:themeColor="accent5"/>
+                <w:insideV w:val="single" w:sz="6" w:space="0" w:color="5B9BD5" w:themeColor="accent5"/>
+              </w:tblBorders>
+              <w:shd w:val="clear" w:color="auto" w:fill="E9E8EE"/>
+              <w:tblLook w:val="04A0" w:firstRow="1" w:lastRow="0" w:firstColumn="1" w:lastColumn="0" w:noHBand="0" w:noVBand="1"/>
+            </w:tblPr>
+            <w:tblGrid>
+              <w:gridCol w:w="5183"/>
+              <w:gridCol w:w="595"/>
+              <w:gridCol w:w="558"/>
+            </w:tblGrid>
+            <w:tr>
+              <w:tc>
+                <w:tcPr>
+                  <w:tcW w:w="0" w:type="auto"/>
+                  <w:shd w:val="clear" w:color="auto" w:fill="E9E8EE"/>
+                </w:tcPr>
+                <w:p>
+                  <w:pPr>
+                    <w:pStyle w:val="SS3-115"/>
+                  </w:pPr>
+                  <w:r>
+                    <w:t>Could I talk for two minutes using the notes?</w:t>
+                  </w:r>
+                </w:p>
+              </w:tc>
+              <w:tc>
+                <w:tcPr>
+                  <w:tcW w:w="0" w:type="auto"/>
+                  <w:shd w:val="clear" w:color="auto" w:fill="E9E8EE"/>
+                </w:tcPr>
+                <w:p>
+                  <w:pPr>
+                    <w:pStyle w:val="SS3-115"/>
+                  </w:pPr>
+                  <w:r>
+                    <w:t>Yes</w:t>
+                  </w:r>
+                </w:p>
+              </w:tc>
+              <w:tc>
+                <w:tcPr>
+                  <w:tcW w:w="0" w:type="auto"/>
+                  <w:shd w:val="clear" w:color="auto" w:fill="E9E8EE"/>
+                </w:tcPr>
+                <w:p>
+                  <w:pPr>
+                    <w:pStyle w:val="SS3-115"/>
+                  </w:pPr>
+                  <w:r>
+                    <w:t>No</w:t>
+                  </w:r>
+                </w:p>
+              </w:tc>
+            </w:tr>
+            <w:tr>
+              <w:tc>
+                <w:tcPr>
+                  <w:tcW w:w="0" w:type="auto"/>
+                  <w:shd w:val="clear" w:color="auto" w:fill="E9E8EE"/>
+                </w:tcPr>
+                <w:p>
+                  <w:pPr>
+                    <w:pStyle w:val="SS3-115"/>
+                    <w:rPr>
+                      <w:shd w:val="clear" w:color="auto" w:fill="D52B92"/>
+                    </w:rPr>
+                  </w:pPr>
+                  <w:r>
+                    <w:t>Did my notes cover all the points on the card?</w:t>
+                  </w:r>
+                </w:p>
+              </w:tc>
+              <w:tc>
+                <w:tcPr>
+                  <w:tcW w:w="0" w:type="auto"/>
+                  <w:shd w:val="clear" w:color="auto" w:fill="E9E8EE"/>
+                </w:tcPr>
+                <w:p>
+                  <w:pPr>
+                    <w:pStyle w:val="SS3-115"/>
+                  </w:pPr>
+                  <w:r>
+                    <w:t>Yes</w:t>
+                  </w:r>
+                </w:p>
+              </w:tc>
+              <w:tc>
+                <w:tcPr>
+                  <w:tcW w:w="0" w:type="auto"/>
+                  <w:shd w:val="clear" w:color="auto" w:fill="E9E8EE"/>
+                </w:tcPr>
+                <w:p>
+                  <w:pPr>
+                    <w:pStyle w:val="SS3-115"/>
+                  </w:pPr>
+                  <w:r>
+                    <w:t>No</w:t>
+                  </w:r>
+                </w:p>
+              </w:tc>
+            </w:tr>
+            <w:tr>
+              <w:tc>
+                <w:tcPr>
+                  <w:tcW w:w="0" w:type="auto"/>
+                  <w:shd w:val="clear" w:color="auto" w:fill="E9E8EE"/>
+                </w:tcPr>
+                <w:p>
+                  <w:pPr>
+                    <w:pStyle w:val="SS3-115"/>
+                  </w:pPr>
+                  <w:r>
+                    <w:t xml:space="preserve">Did my notes cover </w:t>
+                  </w:r>
+                  <w:r>
+                    <w:rPr>
+                      <w:i/>
+                      <w:iCs/>
+                    </w:rPr>
+                    <w:t>enough</w:t>
+                  </w:r>
+                  <w:r>
+                    <w:t xml:space="preserve"> (not all) of Yunmi's talk?</w:t>
+                  </w:r>
+                </w:p>
+              </w:tc>
+              <w:tc>
+                <w:tcPr>
+                  <w:tcW w:w="0" w:type="auto"/>
+                  <w:shd w:val="clear" w:color="auto" w:fill="E9E8EE"/>
+                </w:tcPr>
+                <w:p>
+                  <w:pPr>
+                    <w:pStyle w:val="SS3-115"/>
+                  </w:pPr>
+                  <w:r>
+                    <w:t>Yes</w:t>
+                  </w:r>
+                </w:p>
+              </w:tc>
+              <w:tc>
+                <w:tcPr>
+                  <w:tcW w:w="0" w:type="auto"/>
+                  <w:shd w:val="clear" w:color="auto" w:fill="E9E8EE"/>
+                </w:tcPr>
+                <w:p>
+                  <w:pPr>
+                    <w:pStyle w:val="SS3-115"/>
+                  </w:pPr>
+                  <w:r>
+                    <w:t>No</w:t>
+                  </w:r>
+                </w:p>
+              </w:tc>
+            </w:tr>
+            <w:tr>
+              <w:tc>
+                <w:tcPr>
+                  <w:tcW w:w="0" w:type="auto"/>
+                  <w:shd w:val="clear" w:color="auto" w:fill="E9E8EE"/>
+                </w:tcPr>
+                <w:p>
+                  <w:pPr>
+                    <w:pStyle w:val="SS3-115"/>
+                  </w:pPr>
+                  <w:r>
+                    <w:t>Did I need to write notes in full sentences?</w:t>
+                  </w:r>
+                </w:p>
+              </w:tc>
+              <w:tc>
+                <w:tcPr>
+                  <w:tcW w:w="0" w:type="auto"/>
+                  <w:shd w:val="clear" w:color="auto" w:fill="E9E8EE"/>
+                </w:tcPr>
+                <w:p>
+                  <w:pPr>
+                    <w:pStyle w:val="SS3-115"/>
+                  </w:pPr>
+                  <w:r>
+                    <w:t>Yes</w:t>
+                  </w:r>
+                </w:p>
+              </w:tc>
+              <w:tc>
+                <w:tcPr>
+                  <w:tcW w:w="0" w:type="auto"/>
+                  <w:shd w:val="clear" w:color="auto" w:fill="E9E8EE"/>
+                </w:tcPr>
+                <w:p>
+                  <w:pPr>
+                    <w:pStyle w:val="SS3-115"/>
+                  </w:pPr>
+                  <w:r>
+                    <w:t>No</w:t>
+                  </w:r>
+                </w:p>
+              </w:tc>
+            </w:tr>
+            <w:tr>
+              <w:tc>
+                <w:tcPr>
+                  <w:tcW w:w="0" w:type="auto"/>
+                  <w:shd w:val="clear" w:color="auto" w:fill="E9E8EE"/>
+                </w:tcPr>
+                <w:p>
+                  <w:pPr>
+                    <w:pStyle w:val="SS3-115"/>
+                  </w:pPr>
+                  <w:r>
+                    <w:t>Do I need to change the way I write my notes?</w:t>
+                  </w:r>
+                </w:p>
+              </w:tc>
+              <w:tc>
+                <w:tcPr>
+                  <w:tcW w:w="0" w:type="auto"/>
+                  <w:shd w:val="clear" w:color="auto" w:fill="E9E8EE"/>
+                </w:tcPr>
+                <w:p>
+                  <w:pPr>
+                    <w:pStyle w:val="SS3-115"/>
+                  </w:pPr>
+                  <w:r>
+                    <w:t>Yes</w:t>
+                  </w:r>
+                </w:p>
+              </w:tc>
+              <w:tc>
+                <w:tcPr>
+                  <w:tcW w:w="0" w:type="auto"/>
+                  <w:shd w:val="clear" w:color="auto" w:fill="E9E8EE"/>
+                </w:tcPr>
+                <w:p>
+                  <w:pPr>
+                    <w:pStyle w:val="SS3-115"/>
+                  </w:pPr>
+                  <w:r>
+                    <w:t>No</w:t>
+                  </w:r>
+                </w:p>
+              </w:tc>
+            </w:tr>
+          </w:tbl>
+          <w:p>
+            <w:pPr>
+              <w:spacing w:before="120"/>
+              <w:rPr>
+                <w:rFonts w:ascii="Source Sans 3 Medium" w:hAnsi="Source Sans 3 Medium"/>
+                <w:b/>
+                <w:bCs/>
+                <w:sz w:val="23"/>
+                <w:szCs w:val="23"/>
+              </w:rPr>
+            </w:pPr>
+            <w:r>
+              <w:rPr>
+                <w:rFonts w:ascii="Source Sans 3 Medium" w:hAnsi="Source Sans 3 Medium"/>
+                <w:b/>
+                <w:bCs/>
+                <w:sz w:val="23"/>
+                <w:szCs w:val="23"/>
+              </w:rPr>
+              <w:t>If you answered YES to the final point in the checklist, discuss with your partner how you can improve your note taking.</w:t>
             </w:r>
           </w:p>
         </w:tc>
       </w:tr>
-    </w:tbl>
-    <w:p>
-      <w:pPr>
-        <w:pStyle w:val="SS3-115"/>
-        <w:rPr>
-          <w:sz w:val="2"/>
-          <w:szCs w:val="2"/>
-        </w:rPr>
-      </w:pPr>
-    </w:p>
-    <w:tbl>
-      <w:tblPr>
-        <w:tblStyle w:val="CommonTable"/>
-        <w:tblW w:w="0" w:type="auto"/>
-        <w:tblBorders>
-          <w:top w:val="single" w:sz="24" w:space="0" w:color="auto"/>
-          <w:left w:val="single" w:sz="24" w:space="0" w:color="auto"/>
-          <w:bottom w:val="single" w:sz="24" w:space="0" w:color="auto"/>
-          <w:right w:val="single" w:sz="24" w:space="0" w:color="auto"/>
-          <w:insideH w:val="single" w:sz="24" w:space="0" w:color="auto"/>
-          <w:insideV w:val="single" w:sz="24" w:space="0" w:color="auto"/>
-        </w:tblBorders>
-        <w:shd w:val="clear" w:color="auto" w:fill="02A1FD"/>
-        <w:tblLook w:val="04A0" w:firstRow="1" w:lastRow="0" w:firstColumn="1" w:lastColumn="0" w:noHBand="0" w:noVBand="1"/>
-      </w:tblPr>
-      <w:tblGrid>
-        <w:gridCol w:w="4587"/>
-      </w:tblGrid>
-      <w:tr>
-        <w:tc>
-          <w:tcPr>
-            <w:tcW w:w="0" w:type="auto"/>
-            <w:shd w:val="clear" w:color="auto" w:fill="02A1FD"/>
-          </w:tcPr>
-          <w:p>
-            <w:pPr>
-              <w:rPr>
-                <w:rFonts w:ascii="Source Sans 3 Medium" w:hAnsi="Source Sans 3 Medium"/>
-                <w:b/>
-                <w:bCs/>
-                <w:sz w:val="23"/>
-                <w:szCs w:val="23"/>
-                <w:lang w:bidi="ar-SA"/>
-              </w:rPr>
-            </w:pPr>
-            <w:r>
-              <w:rPr>
-                <w:b/>
-                <w:bCs/>
-                <w:color w:val="FFFFFF" w:themeColor="background1"/>
-                <w:sz w:val="24"/>
-                <w:szCs w:val="24"/>
-              </w:rPr>
-              <w:t>USING THE PREPARATION TIME IN PART 2</w:t>
-            </w:r>
-          </w:p>
-        </w:tc>
-      </w:tr>
-    </w:tbl>
-    <w:p>
-      <w:pPr>
-        <w:pStyle w:val="SS3-115"/>
-        <w:rPr>
-          <w:sz w:val="2"/>
-          <w:szCs w:val="2"/>
-        </w:rPr>
-      </w:pPr>
-    </w:p>
-    <w:tbl>
-      <w:tblPr>
-        <w:tblStyle w:val="DottedTable"/>
-        <w:tblW w:w="14454" w:type="dxa"/>
-        <w:tblLayout w:type="fixed"/>
-        <w:tblLook w:val="04A0" w:firstRow="1" w:lastRow="0" w:firstColumn="1" w:lastColumn="0" w:noHBand="0" w:noVBand="1"/>
-      </w:tblPr>
-      <w:tblGrid>
-        <w:gridCol w:w="421"/>
-        <w:gridCol w:w="14033"/>
-      </w:tblGrid>
       <w:tr>
         <w:tc>
           <w:tcPr>
@@ -16524,11 +16744,10 @@
                 <w:insideH w:val="single" w:sz="18" w:space="0" w:color="1B91C6"/>
                 <w:insideV w:val="single" w:sz="18" w:space="0" w:color="1B91C6"/>
               </w:tblBorders>
-              <w:tblLayout w:type="fixed"/>
               <w:tblLook w:val="04A0" w:firstRow="1" w:lastRow="0" w:firstColumn="1" w:lastColumn="0" w:noHBand="0" w:noVBand="1"/>
             </w:tblPr>
             <w:tblGrid>
-              <w:gridCol w:w="385"/>
+              <w:gridCol w:w="365"/>
             </w:tblGrid>
             <w:tr>
               <w:tc>
@@ -16550,7 +16769,7 @@
                       <w:szCs w:val="26"/>
                       <w:lang w:bidi="ar-SA"/>
                     </w:rPr>
-                    <w:t>06</w:t>
+                    <w:t>09</w:t>
                   </w:r>
                 </w:p>
               </w:tc>
@@ -16571,6 +16790,7 @@
           </w:tcPr>
           <w:p>
             <w:pPr>
+              <w:spacing w:after="120"/>
               <w:rPr>
                 <w:rFonts w:ascii="Source Sans 3 Medium" w:hAnsi="Source Sans 3 Medium"/>
                 <w:b/>
@@ -16587,7 +16807,377 @@
                 <w:sz w:val="23"/>
                 <w:szCs w:val="23"/>
               </w:rPr>
-              <w:t>Listen, then read Mohammed's answers to these Part 1 questions about food. Are the phrases in bold positive or negative opinions?</w:t>
+              <w:t>Work in pairs. You have one minute to prepare to speak about your two questions. Spend 30 seconds on each question. Use the question words in the box to help you.</w:t>
+            </w:r>
+          </w:p>
+          <w:tbl>
+            <w:tblPr>
+              <w:tblStyle w:val="CommonTable"/>
+              <w:tblW w:w="0" w:type="auto"/>
+              <w:tblInd w:w="6" w:type="dxa"/>
+              <w:tblBorders>
+                <w:top w:val="single" w:sz="18" w:space="0" w:color="84BCEE"/>
+                <w:left w:val="single" w:sz="18" w:space="0" w:color="84BCEE"/>
+                <w:bottom w:val="single" w:sz="18" w:space="0" w:color="84BCEE"/>
+                <w:right w:val="single" w:sz="18" w:space="0" w:color="84BCEE"/>
+                <w:insideH w:val="none" w:sz="0" w:space="0" w:color="auto"/>
+                <w:insideV w:val="none" w:sz="0" w:space="0" w:color="auto"/>
+              </w:tblBorders>
+              <w:tblLook w:val="04A0" w:firstRow="1" w:lastRow="0" w:firstColumn="1" w:lastColumn="0" w:noHBand="0" w:noVBand="1"/>
+            </w:tblPr>
+            <w:tblGrid>
+              <w:gridCol w:w="884"/>
+              <w:gridCol w:w="947"/>
+              <w:gridCol w:w="759"/>
+              <w:gridCol w:w="1362"/>
+              <w:gridCol w:w="832"/>
+            </w:tblGrid>
+            <w:tr>
+              <w:tc>
+                <w:tcPr>
+                  <w:tcW w:w="0" w:type="auto"/>
+                </w:tcPr>
+                <w:p>
+                  <w:r>
+                    <w:t>when?</w:t>
+                  </w:r>
+                </w:p>
+              </w:tc>
+              <w:tc>
+                <w:tcPr>
+                  <w:tcW w:w="0" w:type="auto"/>
+                </w:tcPr>
+                <w:p>
+                  <w:r>
+                    <w:t>where</w:t>
+                  </w:r>
+                  <w:r>
+                    <w:t>?</w:t>
+                  </w:r>
+                </w:p>
+              </w:tc>
+              <w:tc>
+                <w:tcPr>
+                  <w:tcW w:w="0" w:type="auto"/>
+                </w:tcPr>
+                <w:p>
+                  <w:r>
+                    <w:t>why</w:t>
+                  </w:r>
+                  <w:r>
+                    <w:t>?</w:t>
+                  </w:r>
+                </w:p>
+              </w:tc>
+              <w:tc>
+                <w:tcPr>
+                  <w:tcW w:w="0" w:type="auto"/>
+                </w:tcPr>
+                <w:p>
+                  <w:r>
+                    <w:t>How much</w:t>
+                  </w:r>
+                  <w:r>
+                    <w:t>?</w:t>
+                  </w:r>
+                </w:p>
+              </w:tc>
+              <w:tc>
+                <w:tcPr>
+                  <w:tcW w:w="0" w:type="auto"/>
+                </w:tcPr>
+                <w:p>
+                  <w:r>
+                    <w:t>what</w:t>
+                  </w:r>
+                  <w:r>
+                    <w:t>?</w:t>
+                  </w:r>
+                </w:p>
+              </w:tc>
+            </w:tr>
+          </w:tbl>
+          <w:p>
+            <w:pPr>
+              <w:rPr>
+                <w:rFonts w:ascii="Source Sans 3 Medium" w:hAnsi="Source Sans 3 Medium"/>
+                <w:b/>
+                <w:bCs/>
+                <w:sz w:val="23"/>
+                <w:szCs w:val="23"/>
+              </w:rPr>
+            </w:pPr>
+          </w:p>
+          <w:p>
+            <w:pPr>
+              <w:pStyle w:val="SS3-115"/>
+              <w:rPr>
+                <w:rFonts w:cs="Source Sans 3"/>
+                <w:b/>
+                <w:bCs/>
+              </w:rPr>
+            </w:pPr>
+            <w:r>
+              <w:rPr>
+                <w:b/>
+                <w:bCs/>
+              </w:rPr>
+              <w:t>Student A</w:t>
+            </w:r>
+          </w:p>
+          <w:p>
+            <w:pPr>
+              <w:pStyle w:val="BulletList"/>
+            </w:pPr>
+            <w:r>
+              <w:t>What do you enjoy spending money on?</w:t>
+            </w:r>
+          </w:p>
+          <w:p>
+            <w:pPr>
+              <w:pStyle w:val="BulletList"/>
+            </w:pPr>
+            <w:r>
+              <w:t>Can you remember a present you bought somebody that they really liked?</w:t>
+            </w:r>
+          </w:p>
+          <w:p>
+            <w:pPr>
+              <w:pStyle w:val="BulletList"/>
+              <w:numPr>
+                <w:ilvl w:val="0"/>
+                <w:numId w:val="0"/>
+              </w:numPr>
+              <w:rPr>
+                <w:b/>
+                <w:bCs/>
+              </w:rPr>
+            </w:pPr>
+            <w:r>
+              <w:rPr>
+                <w:b/>
+                <w:bCs/>
+              </w:rPr>
+              <w:t>Student B</w:t>
+            </w:r>
+          </w:p>
+          <w:p>
+            <w:pPr>
+              <w:pStyle w:val="BulletList"/>
+            </w:pPr>
+            <w:r>
+              <w:t>What is the most expensive thing that you have ever bought?</w:t>
+            </w:r>
+          </w:p>
+          <w:p>
+            <w:pPr>
+              <w:pStyle w:val="BulletList"/>
+            </w:pPr>
+            <w:r>
+              <w:t>Can you remember something you bought that was very useful?</w:t>
+            </w:r>
+          </w:p>
+          <w:p>
+            <w:pPr>
+              <w:pStyle w:val="SS3-115"/>
+              <w:spacing w:before="120"/>
+              <w:rPr>
+                <w:b/>
+                <w:bCs/>
+              </w:rPr>
+            </w:pPr>
+            <w:r>
+              <w:rPr>
+                <w:b/>
+                <w:bCs/>
+              </w:rPr>
+              <w:t>Take it in turns to answer your questions. Spend one minute on each question. If your partner stops before the minute is finished, try to help them by asking questions.</w:t>
+            </w:r>
+          </w:p>
+        </w:tc>
+      </w:tr>
+    </w:tbl>
+    <w:p>
+      <w:pPr>
+        <w:spacing w:after="0"/>
+        <w:rPr>
+          <w:rFonts w:ascii="Source Sans 3 Medium" w:hAnsi="Source Sans 3 Medium"/>
+          <w:b/>
+          <w:bCs/>
+          <w:sz w:val="2"/>
+          <w:szCs w:val="2"/>
+          <w:lang w:bidi="ar-SA"/>
+        </w:rPr>
+      </w:pPr>
+    </w:p>
+    <w:tbl>
+      <w:tblPr>
+        <w:tblStyle w:val="CommonTable"/>
+        <w:tblW w:w="0" w:type="auto"/>
+        <w:tblBorders>
+          <w:top w:val="single" w:sz="24" w:space="0" w:color="auto"/>
+          <w:left w:val="single" w:sz="24" w:space="0" w:color="auto"/>
+          <w:bottom w:val="single" w:sz="24" w:space="0" w:color="auto"/>
+          <w:right w:val="single" w:sz="24" w:space="0" w:color="auto"/>
+          <w:insideH w:val="single" w:sz="24" w:space="0" w:color="auto"/>
+          <w:insideV w:val="single" w:sz="24" w:space="0" w:color="auto"/>
+        </w:tblBorders>
+        <w:tblLook w:val="04A0" w:firstRow="1" w:lastRow="0" w:firstColumn="1" w:lastColumn="0" w:noHBand="0" w:noVBand="1"/>
+      </w:tblPr>
+      <w:tblGrid>
+        <w:gridCol w:w="3586"/>
+      </w:tblGrid>
+      <w:tr>
+        <w:tc>
+          <w:tcPr>
+            <w:tcW w:w="0" w:type="auto"/>
+            <w:shd w:val="clear" w:color="auto" w:fill="0C8CCC"/>
+          </w:tcPr>
+          <w:p>
+            <w:pPr>
+              <w:rPr>
+                <w:rFonts w:ascii="Source Sans 3 Medium" w:hAnsi="Source Sans 3 Medium"/>
+                <w:b/>
+                <w:bCs/>
+                <w:sz w:val="23"/>
+                <w:szCs w:val="23"/>
+                <w:lang w:bidi="ar-SA"/>
+              </w:rPr>
+            </w:pPr>
+            <w:r>
+              <w:rPr>
+                <w:b/>
+                <w:bCs/>
+                <w:color w:val="FFFFFF" w:themeColor="background1"/>
+                <w:sz w:val="24"/>
+                <w:szCs w:val="24"/>
+              </w:rPr>
+              <w:t>PRONUNCIATION - INTONATION</w:t>
+            </w:r>
+          </w:p>
+        </w:tc>
+      </w:tr>
+    </w:tbl>
+    <w:p>
+      <w:pPr>
+        <w:spacing w:after="0"/>
+        <w:rPr>
+          <w:rFonts w:ascii="Source Sans 3" w:hAnsi="Source Sans 3"/>
+          <w:b/>
+          <w:bCs/>
+          <w:sz w:val="2"/>
+          <w:szCs w:val="2"/>
+          <w:shd w:val="clear" w:color="auto" w:fill="FFFF00"/>
+          <w:rtl/>
+        </w:rPr>
+      </w:pPr>
+    </w:p>
+    <w:tbl>
+      <w:tblPr>
+        <w:tblStyle w:val="DottedTable"/>
+        <w:tblW w:w="14454" w:type="dxa"/>
+        <w:tblLook w:val="04A0" w:firstRow="1" w:lastRow="0" w:firstColumn="1" w:lastColumn="0" w:noHBand="0" w:noVBand="1"/>
+      </w:tblPr>
+      <w:tblGrid>
+        <w:gridCol w:w="421"/>
+        <w:gridCol w:w="9922"/>
+        <w:gridCol w:w="4111"/>
+      </w:tblGrid>
+      <w:tr>
+        <w:tc>
+          <w:tcPr>
+            <w:tcW w:w="421" w:type="dxa"/>
+            <w:tcMar>
+              <w:left w:w="0" w:type="dxa"/>
+              <w:right w:w="0" w:type="dxa"/>
+            </w:tcMar>
+          </w:tcPr>
+          <w:tbl>
+            <w:tblPr>
+              <w:tblStyle w:val="CompactTable"/>
+              <w:tblW w:w="0" w:type="auto"/>
+              <w:tblBorders>
+                <w:top w:val="single" w:sz="18" w:space="0" w:color="1056DB"/>
+                <w:left w:val="single" w:sz="18" w:space="0" w:color="1056DB"/>
+                <w:bottom w:val="single" w:sz="18" w:space="0" w:color="1056DB"/>
+                <w:right w:val="single" w:sz="18" w:space="0" w:color="1056DB"/>
+                <w:insideH w:val="single" w:sz="18" w:space="0" w:color="1056DB"/>
+                <w:insideV w:val="single" w:sz="18" w:space="0" w:color="1056DB"/>
+              </w:tblBorders>
+              <w:tblLook w:val="04A0" w:firstRow="1" w:lastRow="0" w:firstColumn="1" w:lastColumn="0" w:noHBand="0" w:noVBand="1"/>
+            </w:tblPr>
+            <w:tblGrid>
+              <w:gridCol w:w="365"/>
+            </w:tblGrid>
+            <w:tr>
+              <w:tc>
+                <w:tcPr>
+                  <w:tcW w:w="385" w:type="dxa"/>
+                </w:tcPr>
+                <w:p>
+                  <w:pPr>
+                    <w:rPr>
+                      <w:b w:val="0"/>
+                      <w:bCs/>
+                      <w:szCs w:val="26"/>
+                      <w:bdr w:val="single" w:sz="12" w:space="0" w:color="FFFF00"/>
+                    </w:rPr>
+                  </w:pPr>
+                  <w:r>
+                    <w:rPr>
+                      <w:bCs/>
+                      <w:szCs w:val="26"/>
+                      <w:lang w:bidi="ar-SA"/>
+                    </w:rPr>
+                    <w:t>19</w:t>
+                  </w:r>
+                </w:p>
+              </w:tc>
+            </w:tr>
+          </w:tbl>
+          <w:p>
+            <w:pPr>
+              <w:rPr>
+                <w:bCs/>
+                <w:szCs w:val="26"/>
+              </w:rPr>
+            </w:pPr>
+          </w:p>
+        </w:tc>
+        <w:tc>
+          <w:tcPr>
+            <w:tcW w:w="9922" w:type="dxa"/>
+          </w:tcPr>
+          <w:p>
+            <w:pPr>
+              <w:spacing w:after="120"/>
+              <w:rPr>
+                <w:rFonts w:ascii="Source Sans 3 Medium" w:hAnsi="Source Sans 3 Medium"/>
+                <w:b/>
+                <w:bCs/>
+                <w:sz w:val="23"/>
+                <w:szCs w:val="23"/>
+              </w:rPr>
+            </w:pPr>
+            <w:r>
+              <w:rPr>
+                <w:rFonts w:ascii="Source Sans 3 Medium" w:hAnsi="Source Sans 3 Medium"/>
+                <w:b/>
+                <w:bCs/>
+                <w:sz w:val="23"/>
+                <w:szCs w:val="23"/>
+              </w:rPr>
+              <w:t>Match words and phrases 1-6 with their opposites a-f.</w:t>
+            </w:r>
+            <w:r>
+              <w:rPr>
+                <w:rFonts w:ascii="Source Sans 3 Medium" w:hAnsi="Source Sans 3 Medium"/>
+                <w:b/>
+                <w:bCs/>
+                <w:sz w:val="23"/>
+                <w:szCs w:val="23"/>
+              </w:rPr>
+              <w:t xml:space="preserve"> </w:t>
             </w:r>
           </w:p>
           <w:p>
@@ -16604,94 +17194,44 @@
                   <w:sz w:val="26"/>
                   <w:szCs w:val="26"/>
                 </w:rPr>
-                <w:t>39</w:t>
+                <w:t>48</w:t>
               </w:r>
             </w:hyperlink>
-          </w:p>
-          <w:p>
-            <w:pPr>
-              <w:rPr>
-                <w:rFonts w:ascii="Source Sans 3 Medium" w:hAnsi="Source Sans 3 Medium"/>
-                <w:b/>
-                <w:bCs/>
-                <w:sz w:val="23"/>
-                <w:szCs w:val="23"/>
-              </w:rPr>
-            </w:pPr>
-            <w:r>
-              <w:rPr>
-                <w:rFonts w:ascii="Source Sans 3 Medium" w:hAnsi="Source Sans 3 Medium"/>
-                <w:b/>
-                <w:bCs/>
-                <w:sz w:val="23"/>
-                <w:szCs w:val="23"/>
-              </w:rPr>
-              <w:t>Look at the task card and listen to Angelica talking about a meal that is popular in her country. Then answer the questions below.</w:t>
-            </w:r>
-          </w:p>
-          <w:p>
-            <w:pPr>
-              <w:pStyle w:val="SS3-115"/>
-            </w:pPr>
-            <w:r>
-              <w:t>Describe a popular meal from your country that you like to eat.</w:t>
-            </w:r>
-          </w:p>
-          <w:p>
-            <w:pPr>
-              <w:pStyle w:val="SS3-115"/>
-            </w:pPr>
-            <w:r>
-              <w:t>You should say:</w:t>
-            </w:r>
-          </w:p>
-          <w:p>
-            <w:pPr>
-              <w:pStyle w:val="BulletList"/>
-              <w:ind w:left="511"/>
-            </w:pPr>
-            <w:r>
-              <w:t>what the meal is</w:t>
-            </w:r>
-          </w:p>
-          <w:p>
-            <w:pPr>
-              <w:pStyle w:val="BulletList"/>
-              <w:ind w:left="511"/>
-            </w:pPr>
-            <w:r>
-              <w:t>why it is popular in your country</w:t>
-            </w:r>
-          </w:p>
-          <w:p>
-            <w:pPr>
-              <w:pStyle w:val="BulletList"/>
-              <w:ind w:left="511"/>
-            </w:pPr>
-            <w:r>
-              <w:t>why you like it</w:t>
-            </w:r>
-          </w:p>
-          <w:p>
-            <w:pPr>
-              <w:pStyle w:val="SS3-115"/>
-            </w:pPr>
-            <w:r>
-              <w:t>and say why you would recommend it to a visitor to your country.</w:t>
-            </w:r>
           </w:p>
           <w:p>
             <w:pPr>
               <w:pStyle w:val="NumList"/>
               <w:numPr>
                 <w:ilvl w:val="0"/>
-                <w:numId w:val="7"/>
+                <w:numId w:val="43"/>
               </w:numPr>
-              <w:spacing w:before="120"/>
-              <w:ind w:left="284" w:hanging="284"/>
-            </w:pPr>
-            <w:r>
-              <w:t>Did Angelica introduce what she was going to talk about?</w:t>
+            </w:pPr>
+            <w:r>
+              <w:t>I love shopping at the Galleria. It's amazing!</w:t>
+            </w:r>
+          </w:p>
+          <w:p>
+            <w:pPr>
+              <w:pStyle w:val="NumList"/>
+            </w:pPr>
+            <w:r>
+              <w:t>I wish there were more places to go shopping where I live.</w:t>
+            </w:r>
+          </w:p>
+          <w:p>
+            <w:pPr>
+              <w:pStyle w:val="NumList"/>
+            </w:pPr>
+            <w:r>
+              <w:t>It's a pity that so many shops here have closed down.</w:t>
+            </w:r>
+          </w:p>
+          <w:p>
+            <w:pPr>
+              <w:pStyle w:val="NumList"/>
+            </w:pPr>
+            <w:r>
+              <w:t>I'm really excited that they're building a new shopping mall.</w:t>
             </w:r>
           </w:p>
           <w:p>
@@ -16699,52 +17239,106 @@
               <w:pStyle w:val="NumList"/>
               <w:numPr>
                 <w:ilvl w:val="0"/>
-                <w:numId w:val="7"/>
+                <w:numId w:val="0"/>
               </w:numPr>
-              <w:ind w:left="284" w:hanging="284"/>
-            </w:pPr>
-            <w:r>
-              <w:t>What was the meal that Angelica described?</w:t>
-            </w:r>
-          </w:p>
-          <w:p>
-            <w:pPr>
-              <w:pStyle w:val="NumList"/>
-              <w:numPr>
-                <w:ilvl w:val="0"/>
-                <w:numId w:val="7"/>
-              </w:numPr>
-              <w:ind w:left="284" w:hanging="284"/>
-            </w:pPr>
-            <w:r>
-              <w:t>Why is it popular in her country?</w:t>
-            </w:r>
-          </w:p>
-          <w:p>
-            <w:pPr>
-              <w:pStyle w:val="NumList"/>
-              <w:numPr>
-                <w:ilvl w:val="0"/>
-                <w:numId w:val="7"/>
-              </w:numPr>
-              <w:ind w:left="284" w:hanging="284"/>
-            </w:pPr>
-            <w:r>
-              <w:t>Why does she like it?</w:t>
-            </w:r>
-          </w:p>
-          <w:p>
-            <w:pPr>
-              <w:pStyle w:val="NumList"/>
-              <w:numPr>
-                <w:ilvl w:val="0"/>
-                <w:numId w:val="7"/>
-              </w:numPr>
-              <w:ind w:left="284" w:hanging="284"/>
-            </w:pPr>
-            <w:r>
-              <w:t>Why would she recommend it to visitors to her country?</w:t>
-            </w:r>
+              <w:spacing w:before="120"/>
+              <w:ind w:left="357" w:hanging="357"/>
+              <w:rPr>
+                <w:b/>
+                <w:bCs/>
+              </w:rPr>
+            </w:pPr>
+            <w:r>
+              <w:rPr>
+                <w:b/>
+                <w:bCs/>
+              </w:rPr>
+              <w:t>Listen again and try to copy the way the speaker shows a positive or negative feeling.</w:t>
+            </w:r>
+          </w:p>
+        </w:tc>
+        <w:tc>
+          <w:tcPr>
+            <w:tcW w:w="4111" w:type="dxa"/>
+          </w:tcPr>
+          <w:p>
+            <w:pPr>
+              <w:pStyle w:val="SS3-115"/>
+              <w:rPr>
+                <w:shd w:val="clear" w:color="auto" w:fill="D52B92"/>
+              </w:rPr>
+            </w:pPr>
+          </w:p>
+          <w:tbl>
+            <w:tblPr>
+              <w:tblStyle w:val="NormalTable"/>
+              <w:tblW w:w="0" w:type="auto"/>
+              <w:tblBorders>
+                <w:top w:val="single" w:sz="18" w:space="0" w:color="0172F1"/>
+                <w:left w:val="none" w:sz="0" w:space="0" w:color="auto"/>
+                <w:bottom w:val="none" w:sz="0" w:space="0" w:color="auto"/>
+                <w:right w:val="none" w:sz="0" w:space="0" w:color="auto"/>
+                <w:insideH w:val="single" w:sz="18" w:space="0" w:color="0172F1"/>
+                <w:insideV w:val="single" w:sz="18" w:space="0" w:color="0172F1"/>
+              </w:tblBorders>
+              <w:shd w:val="clear" w:color="auto" w:fill="E7EAEF"/>
+              <w:tblLook w:val="04A0" w:firstRow="1" w:lastRow="0" w:firstColumn="1" w:lastColumn="0" w:noHBand="0" w:noVBand="1"/>
+            </w:tblPr>
+            <w:tblGrid>
+              <w:gridCol w:w="3827"/>
+            </w:tblGrid>
+            <w:tr>
+              <w:tc>
+                <w:tcPr>
+                  <w:tcW w:w="0" w:type="auto"/>
+                  <w:shd w:val="clear" w:color="auto" w:fill="E2EFF5"/>
+                </w:tcPr>
+                <w:p>
+                  <w:pPr>
+                    <w:rPr>
+                      <w:noProof/>
+                    </w:rPr>
+                  </w:pPr>
+                  <w:r>
+                    <w:rPr>
+                      <w:rFonts w:ascii="Cambria Math" w:hAnsi="Cambria Math" w:cs="Cambria Math"/>
+                      <w:color w:val="0172F1"/>
+                      <w:sz w:val="32"/>
+                      <w:szCs w:val="32"/>
+                    </w:rPr>
+                    <w:t>◉</w:t>
+                  </w:r>
+                  <w:r>
+                    <w:rPr>
+                      <w:rFonts w:ascii="Cambria Math" w:hAnsi="Cambria Math" w:cs="Cambria Math"/>
+                      <w:color w:val="02A1FD"/>
+                      <w:sz w:val="32"/>
+                      <w:szCs w:val="32"/>
+                    </w:rPr>
+                    <w:t xml:space="preserve"> </w:t>
+                  </w:r>
+                  <w:r>
+                    <w:rPr>
+                      <w:sz w:val="21"/>
+                      <w:szCs w:val="21"/>
+                    </w:rPr>
+                    <w:t>When we speak, we can change how we say something to show the listener how we feel.</w:t>
+                  </w:r>
+                </w:p>
+              </w:tc>
+            </w:tr>
+          </w:tbl>
+          <w:p>
+            <w:pPr>
+              <w:spacing w:after="120"/>
+              <w:rPr>
+                <w:rFonts w:ascii="Source Sans 3 Medium" w:hAnsi="Source Sans 3 Medium"/>
+                <w:b/>
+                <w:bCs/>
+                <w:sz w:val="23"/>
+                <w:szCs w:val="23"/>
+              </w:rPr>
+            </w:pPr>
           </w:p>
         </w:tc>
       </w:tr>
@@ -16776,8 +17370,7 @@
       </w:tblPr>
       <w:tblGrid>
         <w:gridCol w:w="421"/>
-        <w:gridCol w:w="11056"/>
-        <w:gridCol w:w="2977"/>
+        <w:gridCol w:w="14033"/>
       </w:tblGrid>
       <w:tr>
         <w:tc>
@@ -16793,12 +17386,12 @@
               <w:tblStyle w:val="CompactTable"/>
               <w:tblW w:w="0" w:type="auto"/>
               <w:tblBorders>
-                <w:top w:val="single" w:sz="18" w:space="0" w:color="1B91C6"/>
-                <w:left w:val="single" w:sz="18" w:space="0" w:color="1B91C6"/>
-                <w:bottom w:val="single" w:sz="18" w:space="0" w:color="1B91C6"/>
-                <w:right w:val="single" w:sz="18" w:space="0" w:color="1B91C6"/>
-                <w:insideH w:val="single" w:sz="18" w:space="0" w:color="1B91C6"/>
-                <w:insideV w:val="single" w:sz="18" w:space="0" w:color="1B91C6"/>
+                <w:top w:val="single" w:sz="18" w:space="0" w:color="0172F1"/>
+                <w:left w:val="single" w:sz="18" w:space="0" w:color="0172F1"/>
+                <w:bottom w:val="single" w:sz="18" w:space="0" w:color="0172F1"/>
+                <w:right w:val="single" w:sz="18" w:space="0" w:color="0172F1"/>
+                <w:insideH w:val="single" w:sz="18" w:space="0" w:color="0172F1"/>
+                <w:insideV w:val="single" w:sz="18" w:space="0" w:color="0172F1"/>
               </w:tblBorders>
               <w:tblLook w:val="04A0" w:firstRow="1" w:lastRow="0" w:firstColumn="1" w:lastColumn="0" w:noHBand="0" w:noVBand="1"/>
             </w:tblPr>
@@ -16826,7 +17419,7 @@
                       <w:lang w:bidi="ar-SA"/>
                     </w:rPr>
                     <w:lastRenderedPageBreak/>
-                    <w:t>07</w:t>
+                    <w:t>11</w:t>
                   </w:r>
                 </w:p>
               </w:tc>
@@ -16844,19 +17437,23 @@
         <w:tc>
           <w:tcPr>
             <w:tcW w:w="14033" w:type="dxa"/>
-            <w:gridSpan w:val="2"/>
           </w:tcPr>
           <w:p>
             <w:pPr>
               <w:spacing w:after="120"/>
-            </w:pPr>
-            <w:r>
               <w:rPr>
                 <w:rFonts w:ascii="Source Sans 3 Medium" w:hAnsi="Source Sans 3 Medium"/>
                 <w:b/>
                 <w:bCs/>
               </w:rPr>
-              <w:t>You only have one minute to make notes on the topic for Part 2, so it is a good idea to write down key words and phrases. Match the four points on the card with some key words that another student wrote down (a-d).</w:t>
+            </w:pPr>
+            <w:r>
+              <w:rPr>
+                <w:rFonts w:ascii="Source Sans 3 Medium" w:hAnsi="Source Sans 3 Medium"/>
+                <w:b/>
+                <w:bCs/>
+              </w:rPr>
+              <w:t>Write three reasons why you like shopping and three reasons why you don't like shopping. With a partner, say each sentence out loud twice, first by just reading it in a neutral way and then with the correct intonation.</w:t>
             </w:r>
           </w:p>
           <w:tbl>
@@ -16866,95 +17463,77 @@
               <w:tblLook w:val="04A0" w:firstRow="1" w:lastRow="0" w:firstColumn="1" w:lastColumn="0" w:noHBand="0" w:noVBand="1"/>
             </w:tblPr>
             <w:tblGrid>
-              <w:gridCol w:w="9356"/>
-              <w:gridCol w:w="4383"/>
+              <w:gridCol w:w="2464"/>
+              <w:gridCol w:w="3003"/>
             </w:tblGrid>
             <w:tr>
               <w:tc>
                 <w:tcPr>
-                  <w:tcW w:w="9356" w:type="dxa"/>
+                  <w:tcW w:w="0" w:type="auto"/>
                 </w:tcPr>
                 <w:p>
                   <w:pPr>
                     <w:pStyle w:val="SS3-115"/>
-                  </w:pPr>
-                  <w:r>
-                    <w:t>Describe a popular meal from your country that you like to eat.</w:t>
-                  </w:r>
-                </w:p>
-                <w:p>
-                  <w:pPr>
-                    <w:pStyle w:val="SS3-115"/>
-                  </w:pPr>
-                  <w:r>
-                    <w:t>You should say:</w:t>
-                  </w:r>
-                </w:p>
-                <w:p>
-                  <w:pPr>
-                    <w:pStyle w:val="BulletList"/>
-                  </w:pPr>
-                  <w:r>
-                    <w:t xml:space="preserve">what the meal is </w:t>
-                  </w:r>
-                  <w:r>
-                    <w:rPr>
-                      <w:vertAlign w:val="superscript"/>
-                    </w:rPr>
-                    <w:t>(1)</w:t>
-                  </w:r>
-                </w:p>
-                <w:p>
-                  <w:pPr>
-                    <w:pStyle w:val="BulletList"/>
-                  </w:pPr>
-                  <w:r>
-                    <w:t xml:space="preserve">why it is popular in your country </w:t>
-                  </w:r>
-                  <w:r>
-                    <w:rPr>
-                      <w:vertAlign w:val="superscript"/>
-                    </w:rPr>
-                    <w:t>(2)</w:t>
-                  </w:r>
-                </w:p>
-                <w:p>
-                  <w:pPr>
-                    <w:pStyle w:val="BulletList"/>
-                  </w:pPr>
-                  <w:r>
-                    <w:t xml:space="preserve">why you like it </w:t>
-                  </w:r>
-                  <w:r>
-                    <w:rPr>
-                      <w:vertAlign w:val="superscript"/>
-                    </w:rPr>
-                    <w:t>(3)</w:t>
-                  </w:r>
-                </w:p>
-                <w:p>
-                  <w:pPr>
-                    <w:pStyle w:val="BulletList"/>
-                  </w:pPr>
-                  <w:r>
-                    <w:t xml:space="preserve">and say why you would recommend it to a visitor to your country. </w:t>
-                  </w:r>
-                  <w:r>
-                    <w:rPr>
-                      <w:vertAlign w:val="superscript"/>
-                    </w:rPr>
-                    <w:t>(4)</w:t>
-                  </w:r>
-                </w:p>
-                <w:p>
-                  <w:pPr>
-                    <w:pStyle w:val="SS3-115"/>
+                    <w:rPr>
+                      <w:i/>
+                      <w:iCs/>
+                    </w:rPr>
+                  </w:pPr>
+                  <w:r>
+                    <w:rPr>
+                      <w:i/>
+                      <w:iCs/>
+                    </w:rPr>
+                    <w:t>Reasons I like shopping</w:t>
+                  </w:r>
+                </w:p>
+                <w:p>
+                  <w:pPr>
+                    <w:pStyle w:val="NumList"/>
                     <w:numPr>
                       <w:ilvl w:val="0"/>
-                      <w:numId w:val="8"/>
+                      <w:numId w:val="44"/>
                     </w:numPr>
-                    <w:spacing w:before="240"/>
                     <w:ind w:left="284" w:hanging="284"/>
+                  </w:pPr>
+                  <w:r>
+                    <w:t>___</w:t>
+                  </w:r>
+                </w:p>
+                <w:p>
+                  <w:pPr>
+                    <w:pStyle w:val="NumList"/>
+                    <w:numPr>
+                      <w:ilvl w:val="0"/>
+                      <w:numId w:val="44"/>
+                    </w:numPr>
+                    <w:ind w:left="284" w:hanging="284"/>
+                  </w:pPr>
+                  <w:r>
+                    <w:t>___</w:t>
+                  </w:r>
+                </w:p>
+                <w:p>
+                  <w:pPr>
+                    <w:pStyle w:val="NumList"/>
+                    <w:numPr>
+                      <w:ilvl w:val="0"/>
+                      <w:numId w:val="44"/>
+                    </w:numPr>
+                    <w:ind w:left="284" w:hanging="284"/>
+                  </w:pPr>
+                  <w:r>
+                    <w:t>___</w:t>
+                  </w:r>
+                </w:p>
+              </w:tc>
+              <w:tc>
+                <w:tcPr>
+                  <w:tcW w:w="0" w:type="auto"/>
+                </w:tcPr>
+                <w:p>
+                  <w:pPr>
+                    <w:pStyle w:val="SS3-115"/>
                     <w:rPr>
                       <w:i/>
                       <w:iCs/>
@@ -16965,176 +17544,106 @@
                       <w:i/>
                       <w:iCs/>
                     </w:rPr>
-                    <w:t>We love meat, traditional, lots of sheep!, proud of our cuisine</w:t>
-                  </w:r>
-                </w:p>
-                <w:p>
-                  <w:pPr>
-                    <w:pStyle w:val="SS3-115"/>
+                    <w:t>Reasons I don't like shopping</w:t>
+                  </w:r>
+                </w:p>
+                <w:p>
+                  <w:pPr>
+                    <w:pStyle w:val="NumList"/>
                     <w:numPr>
                       <w:ilvl w:val="0"/>
-                      <w:numId w:val="8"/>
+                      <w:numId w:val="45"/>
                     </w:numPr>
                     <w:ind w:left="284" w:hanging="284"/>
-                    <w:rPr>
-                      <w:i/>
-                      <w:iCs/>
-                    </w:rPr>
-                  </w:pPr>
-                  <w:r>
-                    <w:rPr>
-                      <w:i/>
-                      <w:iCs/>
-                    </w:rPr>
-                    <w:t>better in Turkey than UK, different types (Shawarma, doner, etc.), most famous street food</w:t>
-                  </w:r>
-                </w:p>
-                <w:p>
-                  <w:pPr>
-                    <w:pStyle w:val="SS3-115"/>
+                  </w:pPr>
+                  <w:r>
+                    <w:t>___</w:t>
+                  </w:r>
+                </w:p>
+                <w:p>
+                  <w:pPr>
+                    <w:pStyle w:val="NumList"/>
                     <w:numPr>
                       <w:ilvl w:val="0"/>
-                      <w:numId w:val="8"/>
+                      <w:numId w:val="45"/>
                     </w:numPr>
                     <w:ind w:left="284" w:hanging="284"/>
-                    <w:rPr>
-                      <w:i/>
-                      <w:iCs/>
-                    </w:rPr>
-                  </w:pPr>
-                  <w:r>
-                    <w:rPr>
-                      <w:i/>
-                      <w:iCs/>
-                    </w:rPr>
-                    <w:t>I'm busy buy quickly, tasty, juicy, reminds me of beach holidays</w:t>
-                  </w:r>
-                </w:p>
-                <w:p>
-                  <w:pPr>
-                    <w:pStyle w:val="SS3-115"/>
+                  </w:pPr>
+                  <w:r>
+                    <w:t>___</w:t>
+                  </w:r>
+                </w:p>
+                <w:p>
+                  <w:pPr>
+                    <w:pStyle w:val="NumList"/>
                     <w:numPr>
                       <w:ilvl w:val="0"/>
-                      <w:numId w:val="8"/>
+                      <w:numId w:val="45"/>
                     </w:numPr>
                     <w:ind w:left="284" w:hanging="284"/>
                   </w:pPr>
                   <w:r>
-                    <w:rPr>
-                      <w:i/>
-                      <w:iCs/>
-                    </w:rPr>
-                    <w:t>lamb, slowly grilled, spices, garlic - serve with rice / bread / vegetables</w:t>
-                  </w:r>
-                </w:p>
-              </w:tc>
-              <w:tc>
-                <w:tcPr>
-                  <w:tcW w:w="4383" w:type="dxa"/>
-                </w:tcPr>
-                <w:p>
-                  <w:pPr>
-                    <w:rPr>
-                      <w:rFonts w:ascii="Source Sans 3 SemiBold" w:hAnsi="Source Sans 3 SemiBold"/>
-                      <w:b/>
-                      <w:bCs/>
-                      <w:noProof/>
-                      <w:color w:val="FFFFFF" w:themeColor="background1"/>
-                      <w:shd w:val="clear" w:color="auto" w:fill="68AF3D"/>
-                    </w:rPr>
-                  </w:pPr>
-                  <w:r>
-                    <w:rPr>
-                      <w:rFonts w:ascii="Source Sans 3 SemiBold" w:hAnsi="Source Sans 3 SemiBold"/>
-                      <w:b/>
-                      <w:bCs/>
-                      <w:noProof/>
-                      <w:color w:val="FFFFFF" w:themeColor="background1"/>
-                      <w:bdr w:val="single" w:sz="24" w:space="0" w:color="6EDAE9"/>
-                      <w:shd w:val="clear" w:color="auto" w:fill="1FBBFC"/>
-                    </w:rPr>
-                    <w:t xml:space="preserve">TIP </w:t>
-                  </w:r>
-                  <w:r>
-                    <w:rPr>
-                      <w:rFonts w:ascii="Source Sans 3 SemiBold" w:hAnsi="Source Sans 3 SemiBold"/>
-                      <w:b/>
-                      <w:bCs/>
-                      <w:noProof/>
-                      <w:bdr w:val="single" w:sz="24" w:space="0" w:color="6EDAE9"/>
-                      <w:shd w:val="clear" w:color="auto" w:fill="FFFFFF" w:themeFill="background1"/>
-                    </w:rPr>
-                    <w:t>07</w:t>
-                  </w:r>
-                </w:p>
-                <w:tbl>
-                  <w:tblPr>
-                    <w:tblStyle w:val="NormalTable"/>
-                    <w:tblW w:w="0" w:type="auto"/>
-                    <w:tblBorders>
-                      <w:top w:val="single" w:sz="18" w:space="0" w:color="25B9F9"/>
-                      <w:left w:val="single" w:sz="18" w:space="0" w:color="25B9F9"/>
-                      <w:bottom w:val="single" w:sz="18" w:space="0" w:color="25B9F9"/>
-                      <w:right w:val="single" w:sz="18" w:space="0" w:color="25B9F9"/>
-                      <w:insideH w:val="single" w:sz="18" w:space="0" w:color="25B9F9"/>
-                      <w:insideV w:val="single" w:sz="18" w:space="0" w:color="25B9F9"/>
-                    </w:tblBorders>
-                    <w:shd w:val="clear" w:color="auto" w:fill="E7EAEF"/>
-                    <w:tblLook w:val="04A0" w:firstRow="1" w:lastRow="0" w:firstColumn="1" w:lastColumn="0" w:noHBand="0" w:noVBand="1"/>
-                  </w:tblPr>
-                  <w:tblGrid>
-                    <w:gridCol w:w="4053"/>
-                  </w:tblGrid>
-                  <w:tr>
-                    <w:tc>
-                      <w:tcPr>
-                        <w:tcW w:w="6061" w:type="dxa"/>
-                        <w:shd w:val="clear" w:color="auto" w:fill="E1EAF1"/>
-                      </w:tcPr>
-                      <w:p>
-                        <w:pPr>
-                          <w:rPr>
-                            <w:noProof/>
-                            <w:sz w:val="21"/>
-                            <w:szCs w:val="21"/>
-                          </w:rPr>
-                        </w:pPr>
-                        <w:r>
-                          <w:rPr>
-                            <w:sz w:val="21"/>
-                            <w:szCs w:val="21"/>
-                          </w:rPr>
-                          <w:t>Remember that you need to speak for 1-2 minutes on the topic you are given, so in this case make sure you choose a meal you can talk about easily.</w:t>
-                        </w:r>
-                      </w:p>
-                    </w:tc>
-                  </w:tr>
-                </w:tbl>
-                <w:p>
-                  <w:pPr>
-                    <w:pStyle w:val="SS3-115"/>
-                    <w:rPr>
-                      <w:rFonts w:ascii="Source Sans 3 Medium" w:hAnsi="Source Sans 3 Medium"/>
-                      <w:b/>
-                      <w:bCs/>
-                    </w:rPr>
-                  </w:pPr>
+                    <w:t>___</w:t>
+                  </w:r>
                 </w:p>
               </w:tc>
             </w:tr>
           </w:tbl>
           <w:p>
             <w:pPr>
-              <w:pStyle w:val="SS3-115"/>
-              <w:rPr>
-                <w:rFonts w:ascii="Source Sans 3 Medium" w:hAnsi="Source Sans 3 Medium"/>
-                <w:b/>
-                <w:bCs/>
-              </w:rPr>
+              <w:spacing w:after="120"/>
             </w:pPr>
           </w:p>
         </w:tc>
       </w:tr>
+    </w:tbl>
+    <w:p>
+      <w:pPr>
+        <w:spacing w:before="120" w:after="120"/>
+        <w:rPr>
+          <w:color w:val="02A1FD"/>
+          <w:sz w:val="34"/>
+          <w:szCs w:val="34"/>
+        </w:rPr>
+      </w:pPr>
+      <w:r>
+        <w:rPr>
+          <w:color w:val="0172F1"/>
+          <w:sz w:val="34"/>
+          <w:szCs w:val="34"/>
+          <w:shd w:val="clear" w:color="auto" w:fill="0172F1"/>
+        </w:rPr>
+        <w:t>[[[[[[[[[[</w:t>
+      </w:r>
+      <w:r>
+        <w:rPr>
+          <w:rFonts w:ascii="Source Sans 3 SemiBold" w:hAnsi="Source Sans 3 SemiBold"/>
+          <w:b/>
+          <w:bCs/>
+          <w:sz w:val="34"/>
+          <w:szCs w:val="34"/>
+        </w:rPr>
+        <w:t>EXAM SKILLS</w:t>
+      </w:r>
+      <w:r>
+        <w:rPr>
+          <w:color w:val="0172F1"/>
+          <w:sz w:val="34"/>
+          <w:szCs w:val="34"/>
+        </w:rPr>
+        <w:t>]</w:t>
+      </w:r>
+    </w:p>
+    <w:tbl>
+      <w:tblPr>
+        <w:tblStyle w:val="DottedTable"/>
+        <w:tblW w:w="14454" w:type="dxa"/>
+        <w:tblLook w:val="04A0" w:firstRow="1" w:lastRow="0" w:firstColumn="1" w:lastColumn="0" w:noHBand="0" w:noVBand="1"/>
+      </w:tblPr>
+      <w:tblGrid>
+        <w:gridCol w:w="421"/>
+        <w:gridCol w:w="14033"/>
+      </w:tblGrid>
       <w:tr>
         <w:tc>
           <w:tcPr>
@@ -17149,12 +17658,12 @@
               <w:tblStyle w:val="CompactTable"/>
               <w:tblW w:w="0" w:type="auto"/>
               <w:tblBorders>
-                <w:top w:val="single" w:sz="18" w:space="0" w:color="1B91C6"/>
-                <w:left w:val="single" w:sz="18" w:space="0" w:color="1B91C6"/>
-                <w:bottom w:val="single" w:sz="18" w:space="0" w:color="1B91C6"/>
-                <w:right w:val="single" w:sz="18" w:space="0" w:color="1B91C6"/>
-                <w:insideH w:val="single" w:sz="18" w:space="0" w:color="1B91C6"/>
-                <w:insideV w:val="single" w:sz="18" w:space="0" w:color="1B91C6"/>
+                <w:top w:val="single" w:sz="18" w:space="0" w:color="0172F1"/>
+                <w:left w:val="single" w:sz="18" w:space="0" w:color="0172F1"/>
+                <w:bottom w:val="single" w:sz="18" w:space="0" w:color="0172F1"/>
+                <w:right w:val="single" w:sz="18" w:space="0" w:color="0172F1"/>
+                <w:insideH w:val="single" w:sz="18" w:space="0" w:color="0172F1"/>
+                <w:insideV w:val="single" w:sz="18" w:space="0" w:color="0172F1"/>
               </w:tblBorders>
               <w:tblLook w:val="04A0" w:firstRow="1" w:lastRow="0" w:firstColumn="1" w:lastColumn="0" w:noHBand="0" w:noVBand="1"/>
             </w:tblPr>
@@ -17181,7 +17690,7 @@
                       <w:szCs w:val="26"/>
                       <w:lang w:bidi="ar-SA"/>
                     </w:rPr>
-                    <w:t>08</w:t>
+                    <w:t>12</w:t>
                   </w:r>
                 </w:p>
               </w:tc>
@@ -17198,59 +17707,24 @@
         </w:tc>
         <w:tc>
           <w:tcPr>
-            <w:tcW w:w="11056" w:type="dxa"/>
+            <w:tcW w:w="14033" w:type="dxa"/>
           </w:tcPr>
           <w:p>
             <w:pPr>
               <w:spacing w:after="120"/>
-            </w:pPr>
-            <w:r>
               <w:rPr>
                 <w:rFonts w:ascii="Source Sans 3 Medium" w:hAnsi="Source Sans 3 Medium"/>
                 <w:b/>
                 <w:bCs/>
               </w:rPr>
-              <w:t>Spend one minute writing notes to the questions about a popular meal in your country.</w:t>
-            </w:r>
-          </w:p>
-        </w:tc>
-        <w:tc>
-          <w:tcPr>
-            <w:tcW w:w="2977" w:type="dxa"/>
-          </w:tcPr>
-          <w:p>
-            <w:pPr>
-              <w:rPr>
-                <w:rFonts w:ascii="Source Sans 3 SemiBold" w:hAnsi="Source Sans 3 SemiBold"/>
-                <w:b/>
-                <w:bCs/>
-                <w:noProof/>
-                <w:color w:val="FFFFFF" w:themeColor="background1"/>
-                <w:shd w:val="clear" w:color="auto" w:fill="68AF3D"/>
-              </w:rPr>
-            </w:pPr>
-            <w:r>
-              <w:rPr>
-                <w:rFonts w:ascii="Source Sans 3 SemiBold" w:hAnsi="Source Sans 3 SemiBold"/>
-                <w:b/>
-                <w:bCs/>
-                <w:noProof/>
-                <w:color w:val="FFFFFF" w:themeColor="background1"/>
-                <w:bdr w:val="single" w:sz="24" w:space="0" w:color="6EDAE9"/>
-                <w:shd w:val="clear" w:color="auto" w:fill="1FBBFC"/>
-              </w:rPr>
-              <w:t xml:space="preserve">TIP </w:t>
-            </w:r>
-            <w:r>
-              <w:rPr>
-                <w:rFonts w:ascii="Source Sans 3 SemiBold" w:hAnsi="Source Sans 3 SemiBold"/>
-                <w:b/>
-                <w:bCs/>
-                <w:noProof/>
-                <w:bdr w:val="single" w:sz="24" w:space="0" w:color="6EDAE9"/>
-                <w:shd w:val="clear" w:color="auto" w:fill="FFFFFF" w:themeFill="background1"/>
-              </w:rPr>
-              <w:t>07</w:t>
+            </w:pPr>
+            <w:r>
+              <w:rPr>
+                <w:rFonts w:ascii="Source Sans 3 Medium" w:hAnsi="Source Sans 3 Medium"/>
+                <w:b/>
+                <w:bCs/>
+              </w:rPr>
+              <w:t>Read the task card and then make notes for your talk. Time yourself for 60 seconds, then stop writing.</w:t>
             </w:r>
           </w:p>
           <w:tbl>
@@ -17258,39 +17732,93 @@
               <w:tblStyle w:val="NormalTable"/>
               <w:tblW w:w="0" w:type="auto"/>
               <w:tblBorders>
-                <w:top w:val="single" w:sz="18" w:space="0" w:color="25B9F9"/>
-                <w:left w:val="single" w:sz="18" w:space="0" w:color="25B9F9"/>
-                <w:bottom w:val="single" w:sz="18" w:space="0" w:color="25B9F9"/>
-                <w:right w:val="single" w:sz="18" w:space="0" w:color="25B9F9"/>
-                <w:insideH w:val="single" w:sz="18" w:space="0" w:color="25B9F9"/>
-                <w:insideV w:val="single" w:sz="18" w:space="0" w:color="25B9F9"/>
+                <w:top w:val="single" w:sz="36" w:space="0" w:color="0172F1"/>
+                <w:left w:val="none" w:sz="0" w:space="0" w:color="auto"/>
+                <w:bottom w:val="single" w:sz="12" w:space="0" w:color="0172F1"/>
+                <w:right w:val="none" w:sz="0" w:space="0" w:color="auto"/>
+                <w:insideH w:val="single" w:sz="36" w:space="0" w:color="0172F1"/>
+                <w:insideV w:val="single" w:sz="36" w:space="0" w:color="0172F1"/>
               </w:tblBorders>
               <w:shd w:val="clear" w:color="auto" w:fill="E7EAEF"/>
               <w:tblLook w:val="04A0" w:firstRow="1" w:lastRow="0" w:firstColumn="1" w:lastColumn="0" w:noHBand="0" w:noVBand="1"/>
             </w:tblPr>
             <w:tblGrid>
-              <w:gridCol w:w="2647"/>
+              <w:gridCol w:w="4467"/>
             </w:tblGrid>
             <w:tr>
               <w:tc>
                 <w:tcPr>
-                  <w:tcW w:w="6061" w:type="dxa"/>
-                  <w:shd w:val="clear" w:color="auto" w:fill="E1EAF1"/>
-                </w:tcPr>
+                  <w:tcW w:w="0" w:type="auto"/>
+                </w:tcPr>
+                <w:p>
+                  <w:pPr>
+                    <w:rPr>
+                      <w:sz w:val="23"/>
+                      <w:szCs w:val="23"/>
+                    </w:rPr>
+                  </w:pPr>
+                  <w:r>
+                    <w:rPr>
+                      <w:sz w:val="23"/>
+                      <w:szCs w:val="23"/>
+                    </w:rPr>
+                    <w:t>Describe a shop that you enjoy going to.</w:t>
+                  </w:r>
+                </w:p>
+                <w:p>
+                  <w:pPr>
+                    <w:rPr>
+                      <w:sz w:val="23"/>
+                      <w:szCs w:val="23"/>
+                    </w:rPr>
+                  </w:pPr>
+                  <w:r>
+                    <w:rPr>
+                      <w:sz w:val="23"/>
+                      <w:szCs w:val="23"/>
+                    </w:rPr>
+                    <w:t>You should say:</w:t>
+                  </w:r>
+                </w:p>
+                <w:p>
+                  <w:pPr>
+                    <w:pStyle w:val="BulletList"/>
+                    <w:ind w:left="454"/>
+                  </w:pPr>
+                  <w:r>
+                    <w:t>where it is</w:t>
+                  </w:r>
+                </w:p>
+                <w:p>
+                  <w:pPr>
+                    <w:pStyle w:val="BulletList"/>
+                    <w:ind w:left="454"/>
+                  </w:pPr>
+                  <w:r>
+                    <w:t>what it sells</w:t>
+                  </w:r>
+                </w:p>
+                <w:p>
+                  <w:pPr>
+                    <w:pStyle w:val="BulletList"/>
+                    <w:ind w:left="454"/>
+                  </w:pPr>
+                  <w:r>
+                    <w:t>how often you go there</w:t>
+                  </w:r>
+                </w:p>
                 <w:p>
                   <w:pPr>
                     <w:rPr>
                       <w:noProof/>
-                      <w:sz w:val="21"/>
-                      <w:szCs w:val="21"/>
-                    </w:rPr>
-                  </w:pPr>
-                  <w:r>
-                    <w:rPr>
-                      <w:sz w:val="21"/>
-                      <w:szCs w:val="21"/>
-                    </w:rPr>
-                    <w:t>It is important to make notes and try to cover every point on the card.</w:t>
+                    </w:rPr>
+                  </w:pPr>
+                  <w:r>
+                    <w:rPr>
+                      <w:sz w:val="23"/>
+                      <w:szCs w:val="23"/>
+                    </w:rPr>
+                    <w:t>and explain why you enjoy visiting this shop.</w:t>
                   </w:r>
                 </w:p>
               </w:tc>
@@ -17298,6 +17826,24 @@
           </w:tbl>
           <w:p>
             <w:pPr>
+              <w:pStyle w:val="SS3M-115"/>
+              <w:spacing w:before="120" w:after="0"/>
+            </w:pPr>
+            <w:r>
+              <w:t>Talk about the topic with a partner. Try to talk for two minutes.</w:t>
+            </w:r>
+          </w:p>
+          <w:p>
+            <w:pPr>
+              <w:pStyle w:val="SS3M-115"/>
+              <w:spacing w:after="0"/>
+            </w:pPr>
+            <w:r>
+              <w:t>Then listen to your partner's talk. Make notes of any interesting vocabulary or ideas.</w:t>
+            </w:r>
+          </w:p>
+          <w:p>
+            <w:pPr>
               <w:spacing w:after="120"/>
               <w:rPr>
                 <w:rFonts w:ascii="Source Sans 3 Medium" w:hAnsi="Source Sans 3 Medium"/>
@@ -17305,1522 +17851,18 @@
                 <w:bCs/>
               </w:rPr>
             </w:pPr>
-          </w:p>
-        </w:tc>
-      </w:tr>
-      <w:tr>
-        <w:tc>
-          <w:tcPr>
-            <w:tcW w:w="421" w:type="dxa"/>
-            <w:tcMar>
-              <w:left w:w="0" w:type="dxa"/>
-              <w:right w:w="0" w:type="dxa"/>
-            </w:tcMar>
-          </w:tcPr>
-          <w:tbl>
-            <w:tblPr>
-              <w:tblStyle w:val="CompactTable"/>
-              <w:tblW w:w="0" w:type="auto"/>
-              <w:tblBorders>
-                <w:top w:val="single" w:sz="18" w:space="0" w:color="1B91C6"/>
-                <w:left w:val="single" w:sz="18" w:space="0" w:color="1B91C6"/>
-                <w:bottom w:val="single" w:sz="18" w:space="0" w:color="1B91C6"/>
-                <w:right w:val="single" w:sz="18" w:space="0" w:color="1B91C6"/>
-                <w:insideH w:val="single" w:sz="18" w:space="0" w:color="1B91C6"/>
-                <w:insideV w:val="single" w:sz="18" w:space="0" w:color="1B91C6"/>
-              </w:tblBorders>
-              <w:tblLook w:val="04A0" w:firstRow="1" w:lastRow="0" w:firstColumn="1" w:lastColumn="0" w:noHBand="0" w:noVBand="1"/>
-            </w:tblPr>
-            <w:tblGrid>
-              <w:gridCol w:w="365"/>
-            </w:tblGrid>
-            <w:tr>
-              <w:tc>
-                <w:tcPr>
-                  <w:tcW w:w="385" w:type="dxa"/>
-                </w:tcPr>
-                <w:p>
-                  <w:pPr>
-                    <w:rPr>
-                      <w:b w:val="0"/>
-                      <w:bCs/>
-                      <w:szCs w:val="26"/>
-                      <w:bdr w:val="single" w:sz="12" w:space="0" w:color="FFFF00"/>
-                    </w:rPr>
-                  </w:pPr>
-                  <w:r>
-                    <w:rPr>
-                      <w:bCs/>
-                      <w:szCs w:val="26"/>
-                      <w:lang w:bidi="ar-SA"/>
-                    </w:rPr>
-                    <w:t>09</w:t>
-                  </w:r>
-                </w:p>
-              </w:tc>
-            </w:tr>
-          </w:tbl>
-          <w:p>
-            <w:pPr>
-              <w:rPr>
-                <w:bCs/>
-                <w:szCs w:val="26"/>
-              </w:rPr>
-            </w:pPr>
-          </w:p>
-        </w:tc>
-        <w:tc>
-          <w:tcPr>
-            <w:tcW w:w="11056" w:type="dxa"/>
-          </w:tcPr>
-          <w:p>
-            <w:pPr>
-              <w:spacing w:after="120"/>
-              <w:rPr>
-                <w:rFonts w:ascii="Source Sans 3 Medium" w:hAnsi="Source Sans 3 Medium"/>
-                <w:b/>
-                <w:bCs/>
-              </w:rPr>
-            </w:pPr>
-            <w:r>
-              <w:rPr>
-                <w:rFonts w:ascii="Source Sans 3 Medium" w:hAnsi="Source Sans 3 Medium"/>
-                <w:b/>
-                <w:bCs/>
-              </w:rPr>
-              <w:t>Take it in turns with your partner to speak for two minutes. If your partner stops, think of questions to ask them.</w:t>
-            </w:r>
-          </w:p>
-          <w:p>
-            <w:pPr>
-              <w:pStyle w:val="SS3-115"/>
-            </w:pPr>
-            <w:r>
-              <w:t>Example</w:t>
-            </w:r>
-          </w:p>
-          <w:p>
-            <w:pPr>
-              <w:pStyle w:val="ABList"/>
-              <w:numPr>
-                <w:ilvl w:val="0"/>
-                <w:numId w:val="9"/>
-              </w:numPr>
-              <w:ind w:left="284" w:hanging="284"/>
-            </w:pPr>
-            <w:r>
-              <w:t>l used to eat it at the beach in summer...</w:t>
-            </w:r>
-          </w:p>
-          <w:p>
-            <w:pPr>
-              <w:pStyle w:val="ABList"/>
-              <w:numPr>
-                <w:ilvl w:val="0"/>
-                <w:numId w:val="9"/>
-              </w:numPr>
-              <w:ind w:left="284" w:hanging="284"/>
-            </w:pPr>
-            <w:r>
-              <w:t>Who did you go to the beach with?</w:t>
-            </w:r>
-          </w:p>
-        </w:tc>
-        <w:tc>
-          <w:tcPr>
-            <w:tcW w:w="2977" w:type="dxa"/>
-          </w:tcPr>
-          <w:p>
-            <w:pPr>
-              <w:rPr>
-                <w:rFonts w:ascii="Source Sans 3 SemiBold" w:hAnsi="Source Sans 3 SemiBold"/>
-                <w:b/>
-                <w:bCs/>
-                <w:noProof/>
-                <w:color w:val="FFFFFF" w:themeColor="background1"/>
-                <w:bdr w:val="single" w:sz="24" w:space="0" w:color="6EDAE9"/>
-                <w:shd w:val="clear" w:color="auto" w:fill="1FBBFC"/>
-              </w:rPr>
-            </w:pPr>
+            <w:r>
+              <w:rPr>
+                <w:b/>
+                <w:bCs/>
+              </w:rPr>
+              <w:t>Then, give your talk again to your partner.</w:t>
+            </w:r>
           </w:p>
         </w:tc>
       </w:tr>
     </w:tbl>
-    <w:p>
-      <w:pPr>
-        <w:rPr>
-          <w:color w:val="1B91C6"/>
-          <w:sz w:val="34"/>
-          <w:szCs w:val="34"/>
-          <w:shd w:val="clear" w:color="auto" w:fill="1B91C6"/>
-        </w:rPr>
-      </w:pPr>
-      <w:r>
-        <w:rPr>
-          <w:color w:val="1B91C6"/>
-          <w:sz w:val="34"/>
-          <w:szCs w:val="34"/>
-          <w:shd w:val="clear" w:color="auto" w:fill="1B91C6"/>
-        </w:rPr>
-        <w:br w:type="page"/>
-      </w:r>
-    </w:p>
-    <w:p>
-      <w:pPr>
-        <w:spacing w:before="120" w:after="120"/>
-        <w:rPr>
-          <w:color w:val="1B91C6"/>
-          <w:sz w:val="34"/>
-          <w:szCs w:val="34"/>
-        </w:rPr>
-      </w:pPr>
-      <w:r>
-        <w:rPr>
-          <w:color w:val="02A1FD"/>
-          <w:sz w:val="34"/>
-          <w:szCs w:val="34"/>
-          <w:shd w:val="clear" w:color="auto" w:fill="02A1FD"/>
-        </w:rPr>
-        <w:lastRenderedPageBreak/>
-        <w:t xml:space="preserve"> </w:t>
-      </w:r>
-      <w:r>
-        <w:rPr>
-          <w:color w:val="02A1FD"/>
-          <w:sz w:val="34"/>
-          <w:szCs w:val="34"/>
-          <w:shd w:val="clear" w:color="auto" w:fill="02A1FD"/>
-        </w:rPr>
-        <w:t>[[[[[[[[[[</w:t>
-      </w:r>
-      <w:r>
-        <w:rPr>
-          <w:rFonts w:ascii="Source Sans 3 SemiBold" w:hAnsi="Source Sans 3 SemiBold"/>
-          <w:b/>
-          <w:bCs/>
-          <w:sz w:val="34"/>
-          <w:szCs w:val="34"/>
-        </w:rPr>
-        <w:t>ORGANISING A PART 2 TALK</w:t>
-      </w:r>
-      <w:r>
-        <w:rPr>
-          <w:color w:val="02A1FD"/>
-          <w:sz w:val="34"/>
-          <w:szCs w:val="34"/>
-        </w:rPr>
-        <w:t>]</w:t>
-      </w:r>
-    </w:p>
-    <w:tbl>
-      <w:tblPr>
-        <w:tblStyle w:val="NormalTable"/>
-        <w:tblW w:w="0" w:type="auto"/>
-        <w:tblBorders>
-          <w:top w:val="single" w:sz="18" w:space="0" w:color="43A7E1"/>
-          <w:left w:val="single" w:sz="18" w:space="0" w:color="43A7E1"/>
-          <w:bottom w:val="single" w:sz="18" w:space="0" w:color="43A7E1"/>
-          <w:right w:val="single" w:sz="18" w:space="0" w:color="43A7E1"/>
-          <w:insideH w:val="single" w:sz="18" w:space="0" w:color="43A7E1"/>
-          <w:insideV w:val="single" w:sz="18" w:space="0" w:color="43A7E1"/>
-        </w:tblBorders>
-        <w:shd w:val="clear" w:color="auto" w:fill="E7EAEF"/>
-        <w:tblLook w:val="04A0" w:firstRow="1" w:lastRow="0" w:firstColumn="1" w:lastColumn="0" w:noHBand="0" w:noVBand="1"/>
-      </w:tblPr>
-      <w:tblGrid>
-        <w:gridCol w:w="7774"/>
-      </w:tblGrid>
-      <w:tr>
-        <w:tc>
-          <w:tcPr>
-            <w:tcW w:w="7774" w:type="dxa"/>
-            <w:shd w:val="clear" w:color="auto" w:fill="E2EFF5"/>
-          </w:tcPr>
-          <w:p>
-            <w:pPr>
-              <w:rPr>
-                <w:sz w:val="21"/>
-                <w:szCs w:val="21"/>
-              </w:rPr>
-            </w:pPr>
-            <w:r>
-              <w:rPr>
-                <w:rFonts w:ascii="Cambria Math" w:hAnsi="Cambria Math" w:cs="Cambria Math"/>
-                <w:color w:val="02A1FD"/>
-                <w:sz w:val="32"/>
-                <w:szCs w:val="32"/>
-              </w:rPr>
-              <w:t>◉</w:t>
-            </w:r>
-            <w:r>
-              <w:rPr>
-                <w:rFonts w:ascii="Cambria Math" w:hAnsi="Cambria Math" w:cs="Cambria Math"/>
-                <w:color w:val="02A1FD"/>
-                <w:sz w:val="32"/>
-                <w:szCs w:val="32"/>
-              </w:rPr>
-              <w:t xml:space="preserve"> </w:t>
-            </w:r>
-            <w:r>
-              <w:rPr>
-                <w:sz w:val="21"/>
-                <w:szCs w:val="21"/>
-              </w:rPr>
-              <w:t>When you are asked to speak on a topic for two minutes you should try and organise your talk:</w:t>
-            </w:r>
-          </w:p>
-          <w:p>
-            <w:pPr>
-              <w:pStyle w:val="BulletList"/>
-              <w:spacing w:before="120"/>
-              <w:rPr>
-                <w:sz w:val="21"/>
-                <w:szCs w:val="21"/>
-              </w:rPr>
-            </w:pPr>
-            <w:r>
-              <w:rPr>
-                <w:sz w:val="21"/>
-                <w:szCs w:val="21"/>
-              </w:rPr>
-              <w:t>Introduction - say what you are going to talk about.</w:t>
-            </w:r>
-          </w:p>
-          <w:p>
-            <w:pPr>
-              <w:pStyle w:val="BulletList"/>
-              <w:rPr>
-                <w:sz w:val="21"/>
-                <w:szCs w:val="21"/>
-              </w:rPr>
-            </w:pPr>
-            <w:r>
-              <w:rPr>
-                <w:sz w:val="21"/>
-                <w:szCs w:val="21"/>
-              </w:rPr>
-              <w:t>Body-answer the questions on the card.</w:t>
-            </w:r>
-          </w:p>
-          <w:p>
-            <w:pPr>
-              <w:pStyle w:val="BulletList"/>
-              <w:rPr>
-                <w:noProof/>
-              </w:rPr>
-            </w:pPr>
-            <w:r>
-              <w:rPr>
-                <w:sz w:val="21"/>
-                <w:szCs w:val="21"/>
-              </w:rPr>
-              <w:t>Conclusion-briefly give a conclusion to your talk.</w:t>
-            </w:r>
-          </w:p>
-        </w:tc>
-      </w:tr>
-    </w:tbl>
-    <w:p>
-      <w:pPr>
-        <w:pStyle w:val="SS3-115"/>
-        <w:rPr>
-          <w:sz w:val="2"/>
-          <w:szCs w:val="2"/>
-        </w:rPr>
-      </w:pPr>
-    </w:p>
     <w:p/>
-    <w:tbl>
-      <w:tblPr>
-        <w:tblStyle w:val="DottedTable"/>
-        <w:tblW w:w="5000" w:type="pct"/>
-        <w:tblLook w:val="04A0" w:firstRow="1" w:lastRow="0" w:firstColumn="1" w:lastColumn="0" w:noHBand="0" w:noVBand="1"/>
-      </w:tblPr>
-      <w:tblGrid>
-        <w:gridCol w:w="420"/>
-        <w:gridCol w:w="8244"/>
-        <w:gridCol w:w="5728"/>
-      </w:tblGrid>
-      <w:tr>
-        <w:tc>
-          <w:tcPr>
-            <w:tcW w:w="146" w:type="pct"/>
-            <w:tcMar>
-              <w:left w:w="0" w:type="dxa"/>
-              <w:right w:w="0" w:type="dxa"/>
-            </w:tcMar>
-          </w:tcPr>
-          <w:tbl>
-            <w:tblPr>
-              <w:tblStyle w:val="CompactTable"/>
-              <w:tblW w:w="0" w:type="auto"/>
-              <w:tblBorders>
-                <w:top w:val="single" w:sz="18" w:space="0" w:color="1B91C6"/>
-                <w:left w:val="single" w:sz="18" w:space="0" w:color="1B91C6"/>
-                <w:bottom w:val="single" w:sz="18" w:space="0" w:color="1B91C6"/>
-                <w:right w:val="single" w:sz="18" w:space="0" w:color="1B91C6"/>
-                <w:insideH w:val="single" w:sz="18" w:space="0" w:color="1B91C6"/>
-                <w:insideV w:val="single" w:sz="18" w:space="0" w:color="1B91C6"/>
-              </w:tblBorders>
-              <w:tblLook w:val="04A0" w:firstRow="1" w:lastRow="0" w:firstColumn="1" w:lastColumn="0" w:noHBand="0" w:noVBand="1"/>
-            </w:tblPr>
-            <w:tblGrid>
-              <w:gridCol w:w="364"/>
-            </w:tblGrid>
-            <w:tr>
-              <w:tc>
-                <w:tcPr>
-                  <w:tcW w:w="385" w:type="dxa"/>
-                </w:tcPr>
-                <w:p>
-                  <w:pPr>
-                    <w:rPr>
-                      <w:b w:val="0"/>
-                      <w:bCs/>
-                      <w:szCs w:val="26"/>
-                      <w:bdr w:val="single" w:sz="12" w:space="0" w:color="FFFF00"/>
-                    </w:rPr>
-                  </w:pPr>
-                  <w:r>
-                    <w:rPr>
-                      <w:bCs/>
-                      <w:szCs w:val="26"/>
-                      <w:lang w:bidi="ar-SA"/>
-                    </w:rPr>
-                    <w:t>10</w:t>
-                  </w:r>
-                </w:p>
-              </w:tc>
-            </w:tr>
-          </w:tbl>
-          <w:p>
-            <w:pPr>
-              <w:rPr>
-                <w:bCs/>
-                <w:szCs w:val="26"/>
-              </w:rPr>
-            </w:pPr>
-          </w:p>
-        </w:tc>
-        <w:tc>
-          <w:tcPr>
-            <w:tcW w:w="2864" w:type="pct"/>
-          </w:tcPr>
-          <w:p>
-            <w:pPr>
-              <w:rPr>
-                <w:rFonts w:ascii="Source Sans 3 Medium" w:hAnsi="Source Sans 3 Medium"/>
-                <w:b/>
-                <w:bCs/>
-                <w:sz w:val="23"/>
-                <w:szCs w:val="23"/>
-              </w:rPr>
-            </w:pPr>
-            <w:r>
-              <w:rPr>
-                <w:rFonts w:ascii="Source Sans 3 Medium" w:hAnsi="Source Sans 3 Medium"/>
-                <w:b/>
-                <w:bCs/>
-                <w:sz w:val="23"/>
-                <w:szCs w:val="23"/>
-              </w:rPr>
-              <w:t>Can you use the phrases in italics in an introduction (1) or a conclusion (C)?</w:t>
-            </w:r>
-          </w:p>
-          <w:p>
-            <w:pPr>
-              <w:pStyle w:val="NumList"/>
-              <w:numPr>
-                <w:ilvl w:val="0"/>
-                <w:numId w:val="10"/>
-              </w:numPr>
-              <w:ind w:left="284" w:hanging="284"/>
-            </w:pPr>
-            <w:r>
-              <w:rPr>
-                <w:i/>
-                <w:iCs/>
-              </w:rPr>
-              <w:t>I'm going to talk about</w:t>
-            </w:r>
-            <w:r>
-              <w:t xml:space="preserve"> my favourite food, paella.</w:t>
-            </w:r>
-          </w:p>
-          <w:p>
-            <w:pPr>
-              <w:pStyle w:val="NumList"/>
-              <w:numPr>
-                <w:ilvl w:val="0"/>
-                <w:numId w:val="10"/>
-              </w:numPr>
-              <w:ind w:left="284" w:hanging="284"/>
-            </w:pPr>
-            <w:r>
-              <w:rPr>
-                <w:i/>
-                <w:iCs/>
-              </w:rPr>
-              <w:t>I'd like to tell you about</w:t>
-            </w:r>
-            <w:r>
-              <w:t xml:space="preserve"> pelmeni - it's a very famous dish in my country.</w:t>
-            </w:r>
-          </w:p>
-          <w:p>
-            <w:pPr>
-              <w:pStyle w:val="NumList"/>
-              <w:numPr>
-                <w:ilvl w:val="0"/>
-                <w:numId w:val="10"/>
-              </w:numPr>
-              <w:ind w:left="284" w:hanging="284"/>
-            </w:pPr>
-            <w:r>
-              <w:rPr>
-                <w:i/>
-                <w:iCs/>
-              </w:rPr>
-              <w:t>So</w:t>
-            </w:r>
-            <w:r>
-              <w:t>, it is one of the most famous foods in my country for those reasons.</w:t>
-            </w:r>
-          </w:p>
-          <w:p>
-            <w:pPr>
-              <w:pStyle w:val="NumList"/>
-              <w:numPr>
-                <w:ilvl w:val="0"/>
-                <w:numId w:val="10"/>
-              </w:numPr>
-              <w:ind w:left="284" w:hanging="284"/>
-            </w:pPr>
-            <w:r>
-              <w:rPr>
-                <w:i/>
-                <w:iCs/>
-              </w:rPr>
-              <w:t>To sum up</w:t>
-            </w:r>
-            <w:r>
-              <w:t>, I think it's popular because it is easy to cook.</w:t>
-            </w:r>
-          </w:p>
-          <w:p>
-            <w:pPr>
-              <w:pStyle w:val="NumList"/>
-              <w:numPr>
-                <w:ilvl w:val="0"/>
-                <w:numId w:val="10"/>
-              </w:numPr>
-              <w:ind w:left="284" w:hanging="284"/>
-            </w:pPr>
-            <w:r>
-              <w:rPr>
-                <w:i/>
-                <w:iCs/>
-              </w:rPr>
-              <w:t>As you can see</w:t>
-            </w:r>
-            <w:r>
-              <w:t>, it's a tasty and healthy dish and that's why it's popular.</w:t>
-            </w:r>
-          </w:p>
-        </w:tc>
-        <w:tc>
-          <w:tcPr>
-            <w:tcW w:w="1990" w:type="pct"/>
-          </w:tcPr>
-          <w:tbl>
-            <w:tblPr>
-              <w:tblStyle w:val="NormalTable"/>
-              <w:tblW w:w="0" w:type="auto"/>
-              <w:tblBorders>
-                <w:top w:val="single" w:sz="18" w:space="0" w:color="25B9F9"/>
-                <w:left w:val="single" w:sz="18" w:space="0" w:color="25B9F9"/>
-                <w:bottom w:val="single" w:sz="18" w:space="0" w:color="25B9F9"/>
-                <w:right w:val="single" w:sz="18" w:space="0" w:color="25B9F9"/>
-                <w:insideH w:val="single" w:sz="18" w:space="0" w:color="25B9F9"/>
-                <w:insideV w:val="single" w:sz="18" w:space="0" w:color="25B9F9"/>
-              </w:tblBorders>
-              <w:shd w:val="clear" w:color="auto" w:fill="E7EAEF"/>
-              <w:tblLook w:val="04A0" w:firstRow="1" w:lastRow="0" w:firstColumn="1" w:lastColumn="0" w:noHBand="0" w:noVBand="1"/>
-            </w:tblPr>
-            <w:tblGrid>
-              <w:gridCol w:w="5398"/>
-            </w:tblGrid>
-            <w:tr>
-              <w:tc>
-                <w:tcPr>
-                  <w:tcW w:w="5398" w:type="dxa"/>
-                  <w:shd w:val="clear" w:color="auto" w:fill="E2EFF5"/>
-                </w:tcPr>
-                <w:p>
-                  <w:pPr>
-                    <w:rPr>
-                      <w:sz w:val="21"/>
-                      <w:szCs w:val="21"/>
-                    </w:rPr>
-                  </w:pPr>
-                  <w:r>
-                    <w:rPr>
-                      <w:rFonts w:ascii="Cambria Math" w:hAnsi="Cambria Math" w:cs="Cambria Math"/>
-                      <w:color w:val="02A1FD"/>
-                      <w:sz w:val="32"/>
-                      <w:szCs w:val="32"/>
-                    </w:rPr>
-                    <w:t>◉</w:t>
-                  </w:r>
-                  <w:r>
-                    <w:rPr>
-                      <w:rFonts w:ascii="Cambria Math" w:hAnsi="Cambria Math" w:cs="Cambria Math"/>
-                      <w:color w:val="02A1FD"/>
-                      <w:sz w:val="32"/>
-                      <w:szCs w:val="32"/>
-                    </w:rPr>
-                    <w:t xml:space="preserve"> </w:t>
-                  </w:r>
-                  <w:r>
-                    <w:rPr>
-                      <w:sz w:val="21"/>
-                      <w:szCs w:val="21"/>
-                    </w:rPr>
-                    <w:t>You can help to structure your talk by saying why you chose the topic:</w:t>
-                  </w:r>
-                </w:p>
-                <w:p>
-                  <w:pPr>
-                    <w:rPr>
-                      <w:i/>
-                      <w:iCs/>
-                      <w:sz w:val="21"/>
-                      <w:szCs w:val="21"/>
-                    </w:rPr>
-                  </w:pPr>
-                  <w:r>
-                    <w:rPr>
-                      <w:i/>
-                      <w:iCs/>
-                      <w:sz w:val="21"/>
-                      <w:szCs w:val="21"/>
-                    </w:rPr>
-                    <w:t>I chose this topic because...</w:t>
-                  </w:r>
-                </w:p>
-                <w:p>
-                  <w:pPr>
-                    <w:rPr>
-                      <w:noProof/>
-                      <w:sz w:val="21"/>
-                      <w:szCs w:val="21"/>
-                    </w:rPr>
-                  </w:pPr>
-                  <w:r>
-                    <w:rPr>
-                      <w:sz w:val="21"/>
-                      <w:szCs w:val="21"/>
-                    </w:rPr>
-                    <w:t xml:space="preserve">You can also use words like </w:t>
-                  </w:r>
-                  <w:r>
-                    <w:rPr>
-                      <w:i/>
-                      <w:iCs/>
-                      <w:sz w:val="21"/>
-                      <w:szCs w:val="21"/>
-                    </w:rPr>
-                    <w:t>firstly/first of all</w:t>
-                  </w:r>
-                  <w:r>
-                    <w:rPr>
-                      <w:sz w:val="21"/>
-                      <w:szCs w:val="21"/>
-                    </w:rPr>
-                    <w:t xml:space="preserve">, </w:t>
-                  </w:r>
-                  <w:r>
-                    <w:rPr>
-                      <w:i/>
-                      <w:iCs/>
-                      <w:sz w:val="21"/>
-                      <w:szCs w:val="21"/>
-                    </w:rPr>
-                    <w:t>secondly</w:t>
-                  </w:r>
-                  <w:r>
-                    <w:rPr>
-                      <w:sz w:val="21"/>
-                      <w:szCs w:val="21"/>
-                    </w:rPr>
-                    <w:t xml:space="preserve">, </w:t>
-                  </w:r>
-                  <w:r>
-                    <w:rPr>
-                      <w:i/>
-                      <w:iCs/>
-                      <w:sz w:val="21"/>
-                      <w:szCs w:val="21"/>
-                    </w:rPr>
-                    <w:t>thirdly</w:t>
-                  </w:r>
-                  <w:r>
-                    <w:rPr>
-                      <w:sz w:val="21"/>
-                      <w:szCs w:val="21"/>
-                    </w:rPr>
-                    <w:t xml:space="preserve"> to help you (and the examiner) keep track of your talk.</w:t>
-                  </w:r>
-                </w:p>
-              </w:tc>
-            </w:tr>
-          </w:tbl>
-          <w:p>
-            <w:pPr>
-              <w:rPr>
-                <w:rFonts w:ascii="Source Sans 3 Medium" w:hAnsi="Source Sans 3 Medium"/>
-                <w:b/>
-                <w:bCs/>
-                <w:sz w:val="23"/>
-                <w:szCs w:val="23"/>
-              </w:rPr>
-            </w:pPr>
-          </w:p>
-        </w:tc>
-      </w:tr>
-      <w:tr>
-        <w:tc>
-          <w:tcPr>
-            <w:tcW w:w="146" w:type="pct"/>
-            <w:tcMar>
-              <w:left w:w="0" w:type="dxa"/>
-              <w:right w:w="0" w:type="dxa"/>
-            </w:tcMar>
-          </w:tcPr>
-          <w:tbl>
-            <w:tblPr>
-              <w:tblStyle w:val="CompactTable"/>
-              <w:tblW w:w="0" w:type="auto"/>
-              <w:tblBorders>
-                <w:top w:val="single" w:sz="18" w:space="0" w:color="1B91C6"/>
-                <w:left w:val="single" w:sz="18" w:space="0" w:color="1B91C6"/>
-                <w:bottom w:val="single" w:sz="18" w:space="0" w:color="1B91C6"/>
-                <w:right w:val="single" w:sz="18" w:space="0" w:color="1B91C6"/>
-                <w:insideH w:val="single" w:sz="18" w:space="0" w:color="1B91C6"/>
-                <w:insideV w:val="single" w:sz="18" w:space="0" w:color="1B91C6"/>
-              </w:tblBorders>
-              <w:tblLook w:val="04A0" w:firstRow="1" w:lastRow="0" w:firstColumn="1" w:lastColumn="0" w:noHBand="0" w:noVBand="1"/>
-            </w:tblPr>
-            <w:tblGrid>
-              <w:gridCol w:w="364"/>
-            </w:tblGrid>
-            <w:tr>
-              <w:tc>
-                <w:tcPr>
-                  <w:tcW w:w="385" w:type="dxa"/>
-                </w:tcPr>
-                <w:p>
-                  <w:pPr>
-                    <w:rPr>
-                      <w:b w:val="0"/>
-                      <w:bCs/>
-                      <w:szCs w:val="26"/>
-                      <w:bdr w:val="single" w:sz="12" w:space="0" w:color="FFFF00"/>
-                    </w:rPr>
-                  </w:pPr>
-                  <w:r>
-                    <w:rPr>
-                      <w:bCs/>
-                      <w:szCs w:val="26"/>
-                      <w:lang w:bidi="ar-SA"/>
-                    </w:rPr>
-                    <w:t>11</w:t>
-                  </w:r>
-                </w:p>
-              </w:tc>
-            </w:tr>
-          </w:tbl>
-          <w:p>
-            <w:pPr>
-              <w:rPr>
-                <w:bCs/>
-                <w:szCs w:val="26"/>
-              </w:rPr>
-            </w:pPr>
-          </w:p>
-        </w:tc>
-        <w:tc>
-          <w:tcPr>
-            <w:tcW w:w="4854" w:type="pct"/>
-            <w:gridSpan w:val="2"/>
-          </w:tcPr>
-          <w:p>
-            <w:pPr>
-              <w:rPr>
-                <w:rFonts w:ascii="Source Sans 3 Medium" w:hAnsi="Source Sans 3 Medium"/>
-                <w:b/>
-                <w:bCs/>
-                <w:sz w:val="23"/>
-                <w:szCs w:val="23"/>
-              </w:rPr>
-            </w:pPr>
-            <w:r>
-              <w:rPr>
-                <w:rFonts w:ascii="Source Sans 3 Medium" w:hAnsi="Source Sans 3 Medium"/>
-                <w:b/>
-                <w:bCs/>
-                <w:sz w:val="23"/>
-                <w:szCs w:val="23"/>
-              </w:rPr>
-              <w:t>Work in pairs. Look at the students' notes relating to the task card below.</w:t>
-            </w:r>
-          </w:p>
-          <w:p>
-            <w:pPr>
-              <w:rPr>
-                <w:rFonts w:ascii="Source Sans 3 Medium" w:hAnsi="Source Sans 3 Medium"/>
-                <w:b/>
-                <w:bCs/>
-                <w:sz w:val="23"/>
-                <w:szCs w:val="23"/>
-              </w:rPr>
-            </w:pPr>
-            <w:r>
-              <w:rPr>
-                <w:rFonts w:ascii="Source Sans 3 Medium" w:hAnsi="Source Sans 3 Medium"/>
-                <w:b/>
-                <w:bCs/>
-                <w:sz w:val="23"/>
-                <w:szCs w:val="23"/>
-              </w:rPr>
-              <w:t>Spend one minute thinking how you will structure your talk, then take it in turns to practise presenting the information.</w:t>
-            </w:r>
-          </w:p>
-          <w:p>
-            <w:pPr>
-              <w:pStyle w:val="SS3-115"/>
-            </w:pPr>
-            <w:r>
-              <w:t>Describe your favourite food.</w:t>
-            </w:r>
-          </w:p>
-          <w:p>
-            <w:pPr>
-              <w:pStyle w:val="SS3-115"/>
-            </w:pPr>
-            <w:r>
-              <w:t>You should say:</w:t>
-            </w:r>
-          </w:p>
-          <w:p>
-            <w:pPr>
-              <w:pStyle w:val="BulletList"/>
-              <w:ind w:left="511"/>
-            </w:pPr>
-            <w:r>
-              <w:t>what the food is</w:t>
-            </w:r>
-          </w:p>
-          <w:p>
-            <w:pPr>
-              <w:pStyle w:val="BulletList"/>
-              <w:ind w:left="511"/>
-            </w:pPr>
-            <w:r>
-              <w:t>how often you eat it</w:t>
-            </w:r>
-          </w:p>
-          <w:p>
-            <w:pPr>
-              <w:pStyle w:val="BulletList"/>
-              <w:ind w:left="511"/>
-            </w:pPr>
-            <w:r>
-              <w:t>how the food is made</w:t>
-            </w:r>
-          </w:p>
-          <w:p>
-            <w:pPr>
-              <w:pStyle w:val="SS3-115"/>
-              <w:spacing w:after="120"/>
-            </w:pPr>
-            <w:r>
-              <w:t>and say if you can make the meal yourself.</w:t>
-            </w:r>
-          </w:p>
-          <w:tbl>
-            <w:tblPr>
-              <w:tblStyle w:val="CommonTable"/>
-              <w:tblW w:w="0" w:type="auto"/>
-              <w:tblBorders>
-                <w:top w:val="single" w:sz="18" w:space="0" w:color="1B91C6"/>
-                <w:left w:val="none" w:sz="0" w:space="0" w:color="auto"/>
-                <w:bottom w:val="none" w:sz="0" w:space="0" w:color="auto"/>
-                <w:right w:val="none" w:sz="0" w:space="0" w:color="auto"/>
-                <w:insideH w:val="single" w:sz="6" w:space="0" w:color="1B91C6"/>
-                <w:insideV w:val="single" w:sz="6" w:space="0" w:color="1B91C6"/>
-              </w:tblBorders>
-              <w:shd w:val="clear" w:color="auto" w:fill="EEEDF3"/>
-              <w:tblLook w:val="04A0" w:firstRow="1" w:lastRow="0" w:firstColumn="1" w:lastColumn="0" w:noHBand="0" w:noVBand="1"/>
-            </w:tblPr>
-            <w:tblGrid>
-              <w:gridCol w:w="4094"/>
-              <w:gridCol w:w="5177"/>
-            </w:tblGrid>
-            <w:tr>
-              <w:tc>
-                <w:tcPr>
-                  <w:tcW w:w="0" w:type="auto"/>
-                  <w:shd w:val="clear" w:color="auto" w:fill="EEEDF3"/>
-                </w:tcPr>
-                <w:p>
-                  <w:pPr>
-                    <w:jc w:val="center"/>
-                    <w:rPr>
-                      <w:rFonts w:ascii="Source Sans 3 Medium" w:hAnsi="Source Sans 3 Medium"/>
-                      <w:b/>
-                      <w:bCs/>
-                      <w:sz w:val="23"/>
-                      <w:szCs w:val="23"/>
-                      <w:lang w:bidi="ar-SA"/>
-                    </w:rPr>
-                  </w:pPr>
-                  <w:r>
-                    <w:rPr>
-                      <w:b/>
-                      <w:bCs/>
-                      <w:sz w:val="23"/>
-                      <w:szCs w:val="23"/>
-                    </w:rPr>
-                    <w:t>Student A</w:t>
-                  </w:r>
-                </w:p>
-              </w:tc>
-              <w:tc>
-                <w:tcPr>
-                  <w:tcW w:w="5177" w:type="dxa"/>
-                  <w:shd w:val="clear" w:color="auto" w:fill="EEEDF3"/>
-                </w:tcPr>
-                <w:p>
-                  <w:pPr>
-                    <w:jc w:val="center"/>
-                    <w:rPr>
-                      <w:rFonts w:ascii="Source Sans 3 Medium" w:hAnsi="Source Sans 3 Medium"/>
-                      <w:b/>
-                      <w:bCs/>
-                      <w:sz w:val="23"/>
-                      <w:szCs w:val="23"/>
-                      <w:lang w:bidi="ar-SA"/>
-                    </w:rPr>
-                  </w:pPr>
-                  <w:r>
-                    <w:rPr>
-                      <w:b/>
-                      <w:bCs/>
-                      <w:sz w:val="23"/>
-                      <w:szCs w:val="23"/>
-                    </w:rPr>
-                    <w:t xml:space="preserve">Student </w:t>
-                  </w:r>
-                  <w:r>
-                    <w:rPr>
-                      <w:b/>
-                      <w:bCs/>
-                      <w:sz w:val="23"/>
-                      <w:szCs w:val="23"/>
-                    </w:rPr>
-                    <w:t>B</w:t>
-                  </w:r>
-                </w:p>
-              </w:tc>
-            </w:tr>
-            <w:tr>
-              <w:tc>
-                <w:tcPr>
-                  <w:tcW w:w="0" w:type="auto"/>
-                  <w:shd w:val="clear" w:color="auto" w:fill="EEEDF3"/>
-                </w:tcPr>
-                <w:p>
-                  <w:pPr>
-                    <w:rPr>
-                      <w:i/>
-                      <w:iCs/>
-                      <w:lang w:bidi="ar-SA"/>
-                    </w:rPr>
-                  </w:pPr>
-                  <w:r>
-                    <w:rPr>
-                      <w:i/>
-                      <w:iCs/>
-                      <w:lang w:bidi="ar-SA"/>
-                    </w:rPr>
-                    <w:t>Pizza - delicious, easy cook, filling</w:t>
-                  </w:r>
-                </w:p>
-                <w:p>
-                  <w:pPr>
-                    <w:rPr>
-                      <w:i/>
-                      <w:iCs/>
-                      <w:lang w:bidi="ar-SA"/>
-                    </w:rPr>
-                  </w:pPr>
-                  <w:r>
-                    <w:rPr>
-                      <w:i/>
-                      <w:iCs/>
-                      <w:lang w:bidi="ar-SA"/>
-                    </w:rPr>
-                    <w:t>on Fridays - late lectures, special day</w:t>
-                  </w:r>
-                </w:p>
-                <w:p>
-                  <w:pPr>
-                    <w:rPr>
-                      <w:i/>
-                      <w:iCs/>
-                      <w:lang w:bidi="ar-SA"/>
-                    </w:rPr>
-                  </w:pPr>
-                  <w:r>
-                    <w:rPr>
-                      <w:i/>
-                      <w:iCs/>
-                      <w:lang w:bidi="ar-SA"/>
-                    </w:rPr>
-                    <w:t>oven, bread, add cheese, tomato, toppings</w:t>
-                  </w:r>
-                </w:p>
-                <w:p>
-                  <w:pPr>
-                    <w:rPr>
-                      <w:i/>
-                      <w:iCs/>
-                      <w:lang w:bidi="ar-SA"/>
-                    </w:rPr>
-                  </w:pPr>
-                  <w:r>
-                    <w:rPr>
-                      <w:i/>
-                      <w:iCs/>
-                      <w:lang w:bidi="ar-SA"/>
-                    </w:rPr>
-                    <w:t>only frozen! / take-away</w:t>
-                  </w:r>
-                </w:p>
-                <w:p>
-                  <w:pPr>
-                    <w:rPr>
-                      <w:lang w:bidi="ar-SA"/>
-                    </w:rPr>
-                  </w:pPr>
-                  <w:r>
-                    <w:rPr>
-                      <w:i/>
-                      <w:iCs/>
-                      <w:lang w:bidi="ar-SA"/>
-                    </w:rPr>
-                    <w:t>Conclusion - easy and tasty</w:t>
-                  </w:r>
-                </w:p>
-              </w:tc>
-              <w:tc>
-                <w:tcPr>
-                  <w:tcW w:w="5177" w:type="dxa"/>
-                  <w:shd w:val="clear" w:color="auto" w:fill="EEEDF3"/>
-                </w:tcPr>
-                <w:p>
-                  <w:pPr>
-                    <w:rPr>
-                      <w:i/>
-                      <w:iCs/>
-                      <w:lang w:bidi="ar-SA"/>
-                    </w:rPr>
-                  </w:pPr>
-                  <w:r>
-                    <w:rPr>
-                      <w:i/>
-                      <w:iCs/>
-                      <w:lang w:bidi="ar-SA"/>
-                    </w:rPr>
-                    <w:t>Vegetable soup - tasty, healthy, cheap at weekends, winter - long time to cook, better in cold weather</w:t>
-                  </w:r>
-                </w:p>
-                <w:p>
-                  <w:pPr>
-                    <w:rPr>
-                      <w:i/>
-                      <w:iCs/>
-                      <w:lang w:bidi="ar-SA"/>
-                    </w:rPr>
-                  </w:pPr>
-                  <w:r>
-                    <w:rPr>
-                      <w:i/>
-                      <w:iCs/>
-                      <w:lang w:bidi="ar-SA"/>
-                    </w:rPr>
-                    <w:t>chop vegetables, boil, wait</w:t>
-                  </w:r>
-                </w:p>
-                <w:p>
-                  <w:pPr>
-                    <w:rPr>
-                      <w:i/>
-                      <w:iCs/>
-                      <w:lang w:bidi="ar-SA"/>
-                    </w:rPr>
-                  </w:pPr>
-                  <w:r>
-                    <w:rPr>
-                      <w:i/>
-                      <w:iCs/>
-                      <w:lang w:bidi="ar-SA"/>
-                    </w:rPr>
-                    <w:t>yes, love cooking, relaxing, fun</w:t>
-                  </w:r>
-                </w:p>
-                <w:p>
-                  <w:pPr>
-                    <w:rPr>
-                      <w:lang w:bidi="ar-SA"/>
-                    </w:rPr>
-                  </w:pPr>
-                  <w:r>
-                    <w:rPr>
-                      <w:i/>
-                      <w:iCs/>
-                      <w:lang w:bidi="ar-SA"/>
-                    </w:rPr>
-                    <w:t>Conclusion - enjoy making, filling, economical</w:t>
-                  </w:r>
-                </w:p>
-              </w:tc>
-            </w:tr>
-          </w:tbl>
-          <w:p>
-            <w:pPr>
-              <w:pStyle w:val="SS3-115"/>
-            </w:pPr>
-          </w:p>
-        </w:tc>
-      </w:tr>
-    </w:tbl>
-    <w:p>
-      <w:pPr>
-        <w:rPr>
-          <w:color w:val="E8B756"/>
-          <w:sz w:val="34"/>
-          <w:szCs w:val="34"/>
-        </w:rPr>
-      </w:pPr>
-      <w:r>
-        <w:rPr>
-          <w:color w:val="E8B756"/>
-          <w:sz w:val="34"/>
-          <w:szCs w:val="34"/>
-        </w:rPr>
-        <w:br w:type="page"/>
-      </w:r>
-    </w:p>
-    <w:p>
-      <w:pPr>
-        <w:rPr>
-          <w:rFonts w:ascii="Source Sans 3" w:hAnsi="Source Sans 3"/>
-          <w:sz w:val="2"/>
-          <w:szCs w:val="2"/>
-        </w:rPr>
-      </w:pPr>
-    </w:p>
-    <w:p>
-      <w:pPr>
-        <w:spacing w:before="120" w:after="120"/>
-        <w:rPr>
-          <w:color w:val="1B91C6"/>
-          <w:sz w:val="34"/>
-          <w:szCs w:val="34"/>
-        </w:rPr>
-      </w:pPr>
-      <w:r>
-        <w:rPr>
-          <w:color w:val="1B91C6"/>
-          <w:sz w:val="34"/>
-          <w:szCs w:val="34"/>
-          <w:shd w:val="clear" w:color="auto" w:fill="1B91C6"/>
-        </w:rPr>
-        <w:t>[[[[[[[[[[</w:t>
-      </w:r>
-      <w:r>
-        <w:rPr>
-          <w:rFonts w:ascii="Source Sans 3 SemiBold" w:hAnsi="Source Sans 3 SemiBold"/>
-          <w:b/>
-          <w:bCs/>
-          <w:sz w:val="34"/>
-          <w:szCs w:val="34"/>
-        </w:rPr>
-        <w:t xml:space="preserve">SPEAKING TEST - PART </w:t>
-      </w:r>
-      <w:r>
-        <w:rPr>
-          <w:rFonts w:ascii="Source Sans 3 SemiBold" w:hAnsi="Source Sans 3 SemiBold"/>
-          <w:b/>
-          <w:bCs/>
-          <w:sz w:val="34"/>
-          <w:szCs w:val="34"/>
-        </w:rPr>
-        <w:t>2</w:t>
-      </w:r>
-      <w:r>
-        <w:rPr>
-          <w:color w:val="1B91C6"/>
-          <w:sz w:val="34"/>
-          <w:szCs w:val="34"/>
-        </w:rPr>
-        <w:t>]</w:t>
-      </w:r>
-    </w:p>
-    <w:tbl>
-      <w:tblPr>
-        <w:tblStyle w:val="DottedTable"/>
-        <w:tblW w:w="5000" w:type="pct"/>
-        <w:tblLook w:val="04A0" w:firstRow="1" w:lastRow="0" w:firstColumn="1" w:lastColumn="0" w:noHBand="0" w:noVBand="1"/>
-      </w:tblPr>
-      <w:tblGrid>
-        <w:gridCol w:w="420"/>
-        <w:gridCol w:w="9640"/>
-        <w:gridCol w:w="4332"/>
-      </w:tblGrid>
-      <w:tr>
-        <w:tc>
-          <w:tcPr>
-            <w:tcW w:w="146" w:type="pct"/>
-            <w:tcMar>
-              <w:left w:w="0" w:type="dxa"/>
-              <w:right w:w="0" w:type="dxa"/>
-            </w:tcMar>
-          </w:tcPr>
-          <w:tbl>
-            <w:tblPr>
-              <w:tblStyle w:val="CompactTable"/>
-              <w:tblW w:w="0" w:type="auto"/>
-              <w:tblBorders>
-                <w:top w:val="single" w:sz="18" w:space="0" w:color="1B91C6"/>
-                <w:left w:val="single" w:sz="18" w:space="0" w:color="1B91C6"/>
-                <w:bottom w:val="single" w:sz="18" w:space="0" w:color="1B91C6"/>
-                <w:right w:val="single" w:sz="18" w:space="0" w:color="1B91C6"/>
-                <w:insideH w:val="single" w:sz="18" w:space="0" w:color="1B91C6"/>
-                <w:insideV w:val="single" w:sz="18" w:space="0" w:color="1B91C6"/>
-              </w:tblBorders>
-              <w:tblLook w:val="04A0" w:firstRow="1" w:lastRow="0" w:firstColumn="1" w:lastColumn="0" w:noHBand="0" w:noVBand="1"/>
-            </w:tblPr>
-            <w:tblGrid>
-              <w:gridCol w:w="364"/>
-            </w:tblGrid>
-            <w:tr>
-              <w:tc>
-                <w:tcPr>
-                  <w:tcW w:w="385" w:type="dxa"/>
-                </w:tcPr>
-                <w:p>
-                  <w:pPr>
-                    <w:rPr>
-                      <w:b w:val="0"/>
-                      <w:bCs/>
-                      <w:szCs w:val="26"/>
-                      <w:bdr w:val="single" w:sz="12" w:space="0" w:color="FFFF00"/>
-                    </w:rPr>
-                  </w:pPr>
-                  <w:r>
-                    <w:rPr>
-                      <w:bCs/>
-                      <w:szCs w:val="26"/>
-                      <w:lang w:bidi="ar-SA"/>
-                    </w:rPr>
-                    <w:t>12</w:t>
-                  </w:r>
-                </w:p>
-              </w:tc>
-            </w:tr>
-          </w:tbl>
-          <w:p>
-            <w:pPr>
-              <w:rPr>
-                <w:bCs/>
-                <w:szCs w:val="26"/>
-              </w:rPr>
-            </w:pPr>
-          </w:p>
-        </w:tc>
-        <w:tc>
-          <w:tcPr>
-            <w:tcW w:w="3349" w:type="pct"/>
-          </w:tcPr>
-          <w:p>
-            <w:pPr>
-              <w:rPr>
-                <w:rFonts w:ascii="Source Sans 3 Medium" w:hAnsi="Source Sans 3 Medium"/>
-                <w:b/>
-                <w:bCs/>
-                <w:sz w:val="23"/>
-                <w:szCs w:val="23"/>
-              </w:rPr>
-            </w:pPr>
-            <w:r>
-              <w:rPr>
-                <w:rFonts w:ascii="Source Sans 3 Medium" w:hAnsi="Source Sans 3 Medium"/>
-                <w:b/>
-                <w:bCs/>
-                <w:sz w:val="23"/>
-                <w:szCs w:val="23"/>
-              </w:rPr>
-              <w:t>Read the task card and spend one minute preparing your talk. Take it in turns to speak. Try to speak for two minutes.</w:t>
-            </w:r>
-          </w:p>
-          <w:p>
-            <w:pPr>
-              <w:pStyle w:val="SS3-115"/>
-            </w:pPr>
-            <w:r>
-              <w:t>Describe a special occasion when you had a really enjoyable meal.</w:t>
-            </w:r>
-          </w:p>
-          <w:p>
-            <w:pPr>
-              <w:pStyle w:val="SS3-115"/>
-            </w:pPr>
-            <w:r>
-              <w:t>You should say:</w:t>
-            </w:r>
-          </w:p>
-          <w:p>
-            <w:pPr>
-              <w:pStyle w:val="BulletList"/>
-              <w:ind w:left="511"/>
-            </w:pPr>
-            <w:r>
-              <w:t>what the occasion was</w:t>
-            </w:r>
-          </w:p>
-          <w:p>
-            <w:pPr>
-              <w:pStyle w:val="BulletList"/>
-              <w:ind w:left="511"/>
-            </w:pPr>
-            <w:r>
-              <w:t>who was at the meal</w:t>
-            </w:r>
-          </w:p>
-          <w:p>
-            <w:pPr>
-              <w:pStyle w:val="BulletList"/>
-              <w:ind w:left="511"/>
-            </w:pPr>
-            <w:r>
-              <w:t>what you ate</w:t>
-            </w:r>
-          </w:p>
-          <w:p>
-            <w:pPr>
-              <w:pStyle w:val="SS3-115"/>
-            </w:pPr>
-            <w:r>
-              <w:t>and explain why the meal was so enjoyable.</w:t>
-            </w:r>
-          </w:p>
-          <w:p>
-            <w:pPr>
-              <w:rPr>
-                <w:rFonts w:ascii="Source Sans 3 Medium" w:hAnsi="Source Sans 3 Medium"/>
-                <w:b/>
-                <w:bCs/>
-                <w:sz w:val="23"/>
-                <w:szCs w:val="23"/>
-              </w:rPr>
-            </w:pPr>
-            <w:r>
-              <w:rPr>
-                <w:rFonts w:ascii="Source Sans 3 Medium" w:hAnsi="Source Sans 3 Medium"/>
-                <w:b/>
-                <w:bCs/>
-                <w:sz w:val="23"/>
-                <w:szCs w:val="23"/>
-              </w:rPr>
-              <w:t>Remember to:</w:t>
-            </w:r>
-          </w:p>
-          <w:p>
-            <w:pPr>
-              <w:pStyle w:val="BulletList"/>
-              <w:ind w:left="511"/>
-            </w:pPr>
-            <w:r>
-              <w:t>make notes of key ideas</w:t>
-            </w:r>
-          </w:p>
-          <w:p>
-            <w:pPr>
-              <w:pStyle w:val="BulletList"/>
-              <w:ind w:left="511"/>
-            </w:pPr>
-            <w:r>
-              <w:t>introduce your talk</w:t>
-            </w:r>
-          </w:p>
-          <w:p>
-            <w:pPr>
-              <w:pStyle w:val="BulletList"/>
-              <w:ind w:left="511"/>
-            </w:pPr>
-            <w:r>
-              <w:t>structure your talk</w:t>
-            </w:r>
-          </w:p>
-          <w:p>
-            <w:pPr>
-              <w:pStyle w:val="BulletList"/>
-              <w:ind w:left="511"/>
-            </w:pPr>
-            <w:r>
-              <w:t>give it a conclusion.</w:t>
-            </w:r>
-          </w:p>
-        </w:tc>
-        <w:tc>
-          <w:tcPr>
-            <w:tcW w:w="1505" w:type="pct"/>
-          </w:tcPr>
-          <w:p>
-            <w:pPr>
-              <w:rPr>
-                <w:rFonts w:ascii="Source Sans 3 SemiBold" w:hAnsi="Source Sans 3 SemiBold"/>
-                <w:b/>
-                <w:bCs/>
-                <w:noProof/>
-                <w:color w:val="FFFFFF" w:themeColor="background1"/>
-                <w:shd w:val="clear" w:color="auto" w:fill="68AF3D"/>
-              </w:rPr>
-            </w:pPr>
-            <w:r>
-              <w:rPr>
-                <w:rFonts w:ascii="Source Sans 3 SemiBold" w:hAnsi="Source Sans 3 SemiBold"/>
-                <w:b/>
-                <w:bCs/>
-                <w:noProof/>
-                <w:color w:val="FFFFFF" w:themeColor="background1"/>
-                <w:bdr w:val="single" w:sz="24" w:space="0" w:color="45B5E6"/>
-                <w:shd w:val="clear" w:color="auto" w:fill="1482E5"/>
-              </w:rPr>
-              <w:t xml:space="preserve">TIP </w:t>
-            </w:r>
-            <w:r>
-              <w:rPr>
-                <w:rFonts w:ascii="Source Sans 3 SemiBold" w:hAnsi="Source Sans 3 SemiBold"/>
-                <w:b/>
-                <w:bCs/>
-                <w:noProof/>
-                <w:bdr w:val="single" w:sz="24" w:space="0" w:color="45B5E6"/>
-                <w:shd w:val="clear" w:color="auto" w:fill="FFFFFF" w:themeFill="background1"/>
-              </w:rPr>
-              <w:t>12</w:t>
-            </w:r>
-          </w:p>
-          <w:tbl>
-            <w:tblPr>
-              <w:tblStyle w:val="NormalTable"/>
-              <w:tblW w:w="0" w:type="auto"/>
-              <w:tblBorders>
-                <w:top w:val="single" w:sz="18" w:space="0" w:color="2182D2"/>
-                <w:left w:val="single" w:sz="18" w:space="0" w:color="2182D2"/>
-                <w:bottom w:val="single" w:sz="18" w:space="0" w:color="2182D2"/>
-                <w:right w:val="single" w:sz="18" w:space="0" w:color="2182D2"/>
-                <w:insideH w:val="single" w:sz="18" w:space="0" w:color="2182D2"/>
-                <w:insideV w:val="single" w:sz="18" w:space="0" w:color="2182D2"/>
-              </w:tblBorders>
-              <w:shd w:val="clear" w:color="auto" w:fill="E7EAEF"/>
-              <w:tblLook w:val="04A0" w:firstRow="1" w:lastRow="0" w:firstColumn="1" w:lastColumn="0" w:noHBand="0" w:noVBand="1"/>
-            </w:tblPr>
-            <w:tblGrid>
-              <w:gridCol w:w="4002"/>
-            </w:tblGrid>
-            <w:tr>
-              <w:tc>
-                <w:tcPr>
-                  <w:tcW w:w="6061" w:type="dxa"/>
-                  <w:shd w:val="clear" w:color="auto" w:fill="F1F0F6"/>
-                </w:tcPr>
-                <w:p>
-                  <w:pPr>
-                    <w:rPr>
-                      <w:noProof/>
-                      <w:sz w:val="21"/>
-                      <w:szCs w:val="21"/>
-                    </w:rPr>
-                  </w:pPr>
-                  <w:r>
-                    <w:rPr>
-                      <w:sz w:val="21"/>
-                      <w:szCs w:val="21"/>
-                    </w:rPr>
-                    <w:t xml:space="preserve">It is good to use different adjectives in this part of the test. Think of different ways of saying the words and avoid words like </w:t>
-                  </w:r>
-                  <w:r>
-                    <w:rPr>
-                      <w:i/>
-                      <w:iCs/>
-                      <w:sz w:val="21"/>
-                      <w:szCs w:val="21"/>
-                    </w:rPr>
-                    <w:t>good</w:t>
-                  </w:r>
-                  <w:r>
-                    <w:rPr>
-                      <w:sz w:val="21"/>
-                      <w:szCs w:val="21"/>
-                    </w:rPr>
-                    <w:t xml:space="preserve"> and </w:t>
-                  </w:r>
-                  <w:r>
-                    <w:rPr>
-                      <w:i/>
-                      <w:iCs/>
-                      <w:sz w:val="21"/>
-                      <w:szCs w:val="21"/>
-                    </w:rPr>
-                    <w:t>bad</w:t>
-                  </w:r>
-                  <w:r>
-                    <w:rPr>
-                      <w:sz w:val="21"/>
-                      <w:szCs w:val="21"/>
-                    </w:rPr>
-                    <w:t>.</w:t>
-                  </w:r>
-                </w:p>
-              </w:tc>
-            </w:tr>
-          </w:tbl>
-          <w:p>
-            <w:pPr>
-              <w:pStyle w:val="SS3-115"/>
-            </w:pPr>
-          </w:p>
-        </w:tc>
-      </w:tr>
-    </w:tbl>
-    <w:p>
-      <w:pPr>
-        <w:spacing w:after="0"/>
-        <w:rPr>
-          <w:rFonts w:ascii="Source Sans 3" w:hAnsi="Source Sans 3"/>
-          <w:b/>
-          <w:bCs/>
-          <w:sz w:val="2"/>
-          <w:szCs w:val="2"/>
-          <w:shd w:val="clear" w:color="auto" w:fill="FFFF00"/>
-          <w:rtl/>
-        </w:rPr>
-      </w:pPr>
-    </w:p>
     <w:p>
       <w:r>
         <w:br w:type="page"/>
@@ -19419,9 +18461,11 @@
                       <w:w w:val="105"/>
                     </w:rPr>
                   </w:pPr>
+                  <w:proofErr w:type="spellStart"/>
                   <w:r>
                     <w:t>fff</w:t>
                   </w:r>
+                  <w:proofErr w:type="spellEnd"/>
                 </w:p>
               </w:tc>
               <w:tc>
@@ -19449,9 +18493,11 @@
                   <w:pPr>
                     <w:pStyle w:val="SS3-115"/>
                   </w:pPr>
+                  <w:proofErr w:type="spellStart"/>
                   <w:r>
                     <w:t>hh</w:t>
                   </w:r>
+                  <w:proofErr w:type="spellEnd"/>
                 </w:p>
               </w:tc>
               <w:tc>
@@ -19474,9 +18520,11 @@
                   <w:pPr>
                     <w:pStyle w:val="SS3-115"/>
                   </w:pPr>
+                  <w:proofErr w:type="spellStart"/>
                   <w:r>
                     <w:t>fff</w:t>
                   </w:r>
+                  <w:proofErr w:type="spellEnd"/>
                   <w:r>
                     <w:t xml:space="preserve"> aspects</w:t>
                   </w:r>
@@ -19490,9 +18538,11 @@
                   <w:pPr>
                     <w:pStyle w:val="SS3-115"/>
                   </w:pPr>
+                  <w:proofErr w:type="spellStart"/>
                   <w:r>
                     <w:t>dddd</w:t>
                   </w:r>
+                  <w:proofErr w:type="spellEnd"/>
                   <w:r>
                     <w:t xml:space="preserve"> </w:t>
                   </w:r>
@@ -19594,6 +18644,7 @@
                       <w:w w:val="105"/>
                     </w:rPr>
                   </w:pPr>
+                  <w:proofErr w:type="spellStart"/>
                   <w:r>
                     <w:rPr>
                       <w:b/>
@@ -19604,6 +18655,7 @@
                     </w:rPr>
                     <w:t>bbb</w:t>
                   </w:r>
+                  <w:proofErr w:type="spellEnd"/>
                 </w:p>
               </w:tc>
             </w:tr>
@@ -19777,15 +18829,24 @@
                       <w:sz w:val="21"/>
                       <w:szCs w:val="21"/>
                     </w:rPr>
-                    <w:t xml:space="preserve">In Part 2 you have to write an essay of about 250 words. There are different types of question in Part 2, and </w:t>
-                  </w:r>
+                    <w:t xml:space="preserve">In Part 2 you have to write an essay of about 250 words. There are different types of question in Part 2, </w:t>
+                  </w:r>
+                  <w:proofErr w:type="gramStart"/>
                   <w:r>
                     <w:rPr>
                       <w:sz w:val="21"/>
                       <w:szCs w:val="21"/>
                     </w:rPr>
+                    <w:t xml:space="preserve">and </w:t>
+                  </w:r>
+                  <w:r>
+                    <w:rPr>
+                      <w:sz w:val="21"/>
+                      <w:szCs w:val="21"/>
+                    </w:rPr>
                     <w:t>.</w:t>
                   </w:r>
+                  <w:proofErr w:type="gramEnd"/>
                 </w:p>
                 <w:p>
                   <w:pPr>
@@ -20029,9 +19090,11 @@
                   <w:pPr>
                     <w:pStyle w:val="SS3-115"/>
                   </w:pPr>
+                  <w:proofErr w:type="spellStart"/>
                   <w:r>
                     <w:t>aaa</w:t>
                   </w:r>
+                  <w:proofErr w:type="spellEnd"/>
                 </w:p>
               </w:tc>
               <w:tc>
@@ -20042,9 +19105,11 @@
                   <w:pPr>
                     <w:pStyle w:val="SS3-115"/>
                   </w:pPr>
+                  <w:proofErr w:type="spellStart"/>
                   <w:r>
                     <w:t>bbb</w:t>
                   </w:r>
+                  <w:proofErr w:type="spellEnd"/>
                 </w:p>
               </w:tc>
               <w:tc>
@@ -20335,177 +19400,6 @@
           <w:tcPr>
             <w:tcW w:w="7196" w:type="dxa"/>
           </w:tcPr>
-          <w:p>
-            <w:pPr>
-              <w:spacing w:before="120" w:after="120"/>
-              <w:rPr>
-                <w:color w:val="1B91C6"/>
-                <w:sz w:val="34"/>
-                <w:szCs w:val="34"/>
-              </w:rPr>
-            </w:pPr>
-            <w:r>
-              <w:rPr>
-                <w:color w:val="02A1FD"/>
-                <w:sz w:val="34"/>
-                <w:szCs w:val="34"/>
-                <w:shd w:val="clear" w:color="auto" w:fill="02A1FD"/>
-              </w:rPr>
-              <w:t>[[[[[[[[[[</w:t>
-            </w:r>
-            <w:r>
-              <w:rPr>
-                <w:rFonts w:ascii="Source Sans 3 SemiBold" w:hAnsi="Source Sans 3 SemiBold"/>
-                <w:b/>
-                <w:bCs/>
-                <w:sz w:val="34"/>
-                <w:szCs w:val="34"/>
-              </w:rPr>
-              <w:t>ORGANISING A PART 2 TALK</w:t>
-            </w:r>
-            <w:r>
-              <w:rPr>
-                <w:color w:val="02A1FD"/>
-                <w:sz w:val="34"/>
-                <w:szCs w:val="34"/>
-              </w:rPr>
-              <w:t>]</w:t>
-            </w:r>
-          </w:p>
-          <w:tbl>
-            <w:tblPr>
-              <w:tblStyle w:val="NormalTable"/>
-              <w:tblW w:w="0" w:type="auto"/>
-              <w:tblBorders>
-                <w:top w:val="single" w:sz="18" w:space="0" w:color="43A7E1"/>
-                <w:left w:val="single" w:sz="18" w:space="0" w:color="43A7E1"/>
-                <w:bottom w:val="single" w:sz="18" w:space="0" w:color="43A7E1"/>
-                <w:right w:val="single" w:sz="18" w:space="0" w:color="43A7E1"/>
-                <w:insideH w:val="single" w:sz="18" w:space="0" w:color="43A7E1"/>
-                <w:insideV w:val="single" w:sz="18" w:space="0" w:color="43A7E1"/>
-              </w:tblBorders>
-              <w:shd w:val="clear" w:color="auto" w:fill="E7EAEF"/>
-              <w:tblLook w:val="04A0" w:firstRow="1" w:lastRow="0" w:firstColumn="1" w:lastColumn="0" w:noHBand="0" w:noVBand="1"/>
-            </w:tblPr>
-            <w:tblGrid>
-              <w:gridCol w:w="6708"/>
-            </w:tblGrid>
-            <w:tr>
-              <w:tc>
-                <w:tcPr>
-                  <w:tcW w:w="0" w:type="auto"/>
-                  <w:shd w:val="clear" w:color="auto" w:fill="E2EFF5"/>
-                </w:tcPr>
-                <w:p>
-                  <w:pPr>
-                    <w:rPr>
-                      <w:noProof/>
-                    </w:rPr>
-                  </w:pPr>
-                  <w:r>
-                    <w:rPr>
-                      <w:rFonts w:ascii="Cambria Math" w:hAnsi="Cambria Math" w:cs="Cambria Math"/>
-                      <w:color w:val="02A1FD"/>
-                      <w:sz w:val="32"/>
-                      <w:szCs w:val="32"/>
-                    </w:rPr>
-                    <w:t>◉</w:t>
-                  </w:r>
-                  <w:r>
-                    <w:rPr>
-                      <w:rFonts w:ascii="Cambria Math" w:hAnsi="Cambria Math" w:cs="Cambria Math"/>
-                      <w:color w:val="02A1FD"/>
-                      <w:sz w:val="32"/>
-                      <w:szCs w:val="32"/>
-                    </w:rPr>
-                    <w:t xml:space="preserve"> </w:t>
-                  </w:r>
-                  <w:r>
-                    <w:rPr>
-                      <w:sz w:val="21"/>
-                      <w:szCs w:val="21"/>
-                    </w:rPr>
-                    <w:t xml:space="preserve">When you are asked to speak on a topic for two minutes you should try </w:t>
-                  </w:r>
-                </w:p>
-              </w:tc>
-            </w:tr>
-          </w:tbl>
-          <w:p>
-            <w:pPr>
-              <w:pStyle w:val="SS3-115"/>
-              <w:rPr>
-                <w:shd w:val="clear" w:color="auto" w:fill="D52B92"/>
-              </w:rPr>
-            </w:pPr>
-          </w:p>
-          <w:tbl>
-            <w:tblPr>
-              <w:tblStyle w:val="NormalTable"/>
-              <w:tblW w:w="0" w:type="auto"/>
-              <w:tblBorders>
-                <w:top w:val="single" w:sz="18" w:space="0" w:color="43A7E1"/>
-                <w:left w:val="none" w:sz="0" w:space="0" w:color="auto"/>
-                <w:bottom w:val="none" w:sz="0" w:space="0" w:color="auto"/>
-                <w:right w:val="none" w:sz="0" w:space="0" w:color="auto"/>
-                <w:insideH w:val="single" w:sz="18" w:space="0" w:color="43A7E1"/>
-                <w:insideV w:val="single" w:sz="18" w:space="0" w:color="43A7E1"/>
-              </w:tblBorders>
-              <w:shd w:val="clear" w:color="auto" w:fill="E7EAEF"/>
-              <w:tblLook w:val="04A0" w:firstRow="1" w:lastRow="0" w:firstColumn="1" w:lastColumn="0" w:noHBand="0" w:noVBand="1"/>
-            </w:tblPr>
-            <w:tblGrid>
-              <w:gridCol w:w="6708"/>
-            </w:tblGrid>
-            <w:tr>
-              <w:tc>
-                <w:tcPr>
-                  <w:tcW w:w="0" w:type="auto"/>
-                  <w:shd w:val="clear" w:color="auto" w:fill="E2EFF5"/>
-                </w:tcPr>
-                <w:p>
-                  <w:pPr>
-                    <w:rPr>
-                      <w:noProof/>
-                    </w:rPr>
-                  </w:pPr>
-                  <w:r>
-                    <w:rPr>
-                      <w:rFonts w:ascii="Cambria Math" w:hAnsi="Cambria Math" w:cs="Cambria Math"/>
-                      <w:color w:val="02A1FD"/>
-                      <w:sz w:val="32"/>
-                      <w:szCs w:val="32"/>
-                    </w:rPr>
-                    <w:t>◉</w:t>
-                  </w:r>
-                  <w:r>
-                    <w:rPr>
-                      <w:rFonts w:ascii="Cambria Math" w:hAnsi="Cambria Math" w:cs="Cambria Math"/>
-                      <w:color w:val="02A1FD"/>
-                      <w:sz w:val="32"/>
-                      <w:szCs w:val="32"/>
-                    </w:rPr>
-                    <w:t xml:space="preserve"> </w:t>
-                  </w:r>
-                  <w:r>
-                    <w:rPr>
-                      <w:sz w:val="21"/>
-                      <w:szCs w:val="21"/>
-                    </w:rPr>
-                    <w:t xml:space="preserve">When you are asked to speak on a topic for two minutes you should try </w:t>
-                  </w:r>
-                </w:p>
-              </w:tc>
-            </w:tr>
-          </w:tbl>
-          <w:p>
-            <w:pPr>
-              <w:pStyle w:val="SS3-115"/>
-              <w:rPr>
-                <w:shd w:val="clear" w:color="auto" w:fill="D52B92"/>
-              </w:rPr>
-            </w:pPr>
-          </w:p>
           <w:tbl>
             <w:tblPr>
               <w:tblStyle w:val="CommonTable"/>
@@ -20574,6 +19468,248 @@
             <w:pPr>
               <w:pStyle w:val="SS3-115"/>
               <w:rPr>
+                <w:shd w:val="clear" w:color="auto" w:fill="02A1FD"/>
+              </w:rPr>
+            </w:pPr>
+          </w:p>
+          <w:p>
+            <w:pPr>
+              <w:spacing w:before="120" w:after="120"/>
+              <w:rPr>
+                <w:color w:val="02A1FD"/>
+                <w:sz w:val="34"/>
+                <w:szCs w:val="34"/>
+              </w:rPr>
+            </w:pPr>
+            <w:r>
+              <w:rPr>
+                <w:color w:val="02A1FD"/>
+                <w:sz w:val="34"/>
+                <w:szCs w:val="34"/>
+                <w:shd w:val="clear" w:color="auto" w:fill="02A1FD"/>
+              </w:rPr>
+              <w:t xml:space="preserve"> </w:t>
+            </w:r>
+            <w:r>
+              <w:rPr>
+                <w:color w:val="02A1FD"/>
+                <w:sz w:val="34"/>
+                <w:szCs w:val="34"/>
+                <w:shd w:val="clear" w:color="auto" w:fill="02A1FD"/>
+              </w:rPr>
+              <w:t>[[[[[[[[[[</w:t>
+            </w:r>
+            <w:r>
+              <w:rPr>
+                <w:rFonts w:ascii="Source Sans 3 SemiBold" w:hAnsi="Source Sans 3 SemiBold"/>
+                <w:b/>
+                <w:bCs/>
+                <w:sz w:val="34"/>
+                <w:szCs w:val="34"/>
+              </w:rPr>
+              <w:t>ORGANISING A PART 2 TALK</w:t>
+            </w:r>
+            <w:r>
+              <w:rPr>
+                <w:color w:val="02A1FD"/>
+                <w:sz w:val="34"/>
+                <w:szCs w:val="34"/>
+              </w:rPr>
+              <w:t>]</w:t>
+            </w:r>
+          </w:p>
+          <w:p>
+            <w:pPr>
+              <w:pStyle w:val="SS3-115"/>
+            </w:pPr>
+          </w:p>
+          <w:tbl>
+            <w:tblPr>
+              <w:tblStyle w:val="CommonTable"/>
+              <w:tblW w:w="0" w:type="auto"/>
+              <w:tblBorders>
+                <w:top w:val="single" w:sz="24" w:space="0" w:color="auto"/>
+                <w:left w:val="single" w:sz="24" w:space="0" w:color="auto"/>
+                <w:bottom w:val="single" w:sz="24" w:space="0" w:color="auto"/>
+                <w:right w:val="single" w:sz="24" w:space="0" w:color="auto"/>
+                <w:insideH w:val="single" w:sz="24" w:space="0" w:color="auto"/>
+                <w:insideV w:val="single" w:sz="24" w:space="0" w:color="auto"/>
+              </w:tblBorders>
+              <w:tblLook w:val="04A0" w:firstRow="1" w:lastRow="0" w:firstColumn="1" w:lastColumn="0" w:noHBand="0" w:noVBand="1"/>
+            </w:tblPr>
+            <w:tblGrid>
+              <w:gridCol w:w="1074"/>
+            </w:tblGrid>
+            <w:tr>
+              <w:tc>
+                <w:tcPr>
+                  <w:tcW w:w="0" w:type="auto"/>
+                  <w:shd w:val="clear" w:color="auto" w:fill="0C8CCC"/>
+                </w:tcPr>
+                <w:p>
+                  <w:pPr>
+                    <w:rPr>
+                      <w:rFonts w:ascii="Source Sans 3 Medium" w:hAnsi="Source Sans 3 Medium"/>
+                      <w:b/>
+                      <w:bCs/>
+                      <w:sz w:val="23"/>
+                      <w:szCs w:val="23"/>
+                      <w:lang w:bidi="ar-SA"/>
+                    </w:rPr>
+                  </w:pPr>
+                  <w:r>
+                    <w:rPr>
+                      <w:b/>
+                      <w:bCs/>
+                      <w:color w:val="FFFFFF" w:themeColor="background1"/>
+                      <w:sz w:val="24"/>
+                      <w:szCs w:val="24"/>
+                    </w:rPr>
+                    <w:t>Lead-in</w:t>
+                  </w:r>
+                </w:p>
+              </w:tc>
+            </w:tr>
+          </w:tbl>
+          <w:p>
+            <w:pPr>
+              <w:rPr>
+                <w:color w:val="1B91C6"/>
+                <w:sz w:val="34"/>
+                <w:szCs w:val="34"/>
+              </w:rPr>
+            </w:pPr>
+          </w:p>
+          <w:tbl>
+            <w:tblPr>
+              <w:tblStyle w:val="NormalTable"/>
+              <w:tblW w:w="0" w:type="auto"/>
+              <w:tblBorders>
+                <w:top w:val="single" w:sz="18" w:space="0" w:color="43A7E1"/>
+                <w:left w:val="single" w:sz="18" w:space="0" w:color="43A7E1"/>
+                <w:bottom w:val="single" w:sz="18" w:space="0" w:color="43A7E1"/>
+                <w:right w:val="single" w:sz="18" w:space="0" w:color="43A7E1"/>
+                <w:insideH w:val="single" w:sz="18" w:space="0" w:color="43A7E1"/>
+                <w:insideV w:val="single" w:sz="18" w:space="0" w:color="43A7E1"/>
+              </w:tblBorders>
+              <w:shd w:val="clear" w:color="auto" w:fill="E7EAEF"/>
+              <w:tblLook w:val="04A0" w:firstRow="1" w:lastRow="0" w:firstColumn="1" w:lastColumn="0" w:noHBand="0" w:noVBand="1"/>
+            </w:tblPr>
+            <w:tblGrid>
+              <w:gridCol w:w="3499"/>
+            </w:tblGrid>
+            <w:tr>
+              <w:tc>
+                <w:tcPr>
+                  <w:tcW w:w="0" w:type="auto"/>
+                  <w:shd w:val="clear" w:color="auto" w:fill="E2EFF5"/>
+                </w:tcPr>
+                <w:p>
+                  <w:pPr>
+                    <w:rPr>
+                      <w:noProof/>
+                    </w:rPr>
+                  </w:pPr>
+                  <w:r>
+                    <w:rPr>
+                      <w:rFonts w:ascii="Cambria Math" w:hAnsi="Cambria Math" w:cs="Cambria Math"/>
+                      <w:color w:val="02A1FD"/>
+                      <w:sz w:val="32"/>
+                      <w:szCs w:val="32"/>
+                    </w:rPr>
+                    <w:t>◉</w:t>
+                  </w:r>
+                  <w:r>
+                    <w:rPr>
+                      <w:rFonts w:ascii="Cambria Math" w:hAnsi="Cambria Math" w:cs="Cambria Math"/>
+                      <w:color w:val="02A1FD"/>
+                      <w:sz w:val="32"/>
+                      <w:szCs w:val="32"/>
+                    </w:rPr>
+                    <w:t xml:space="preserve"> </w:t>
+                  </w:r>
+                  <w:r>
+                    <w:rPr>
+                      <w:sz w:val="21"/>
+                      <w:szCs w:val="21"/>
+                    </w:rPr>
+                    <w:t xml:space="preserve">When you are asked to speak on a </w:t>
+                  </w:r>
+                </w:p>
+              </w:tc>
+            </w:tr>
+          </w:tbl>
+          <w:p>
+            <w:pPr>
+              <w:pStyle w:val="SS3-115"/>
+              <w:rPr>
+                <w:shd w:val="clear" w:color="auto" w:fill="D52B92"/>
+              </w:rPr>
+            </w:pPr>
+          </w:p>
+          <w:tbl>
+            <w:tblPr>
+              <w:tblStyle w:val="NormalTable"/>
+              <w:tblW w:w="0" w:type="auto"/>
+              <w:tblBorders>
+                <w:top w:val="single" w:sz="18" w:space="0" w:color="43A7E1"/>
+                <w:left w:val="none" w:sz="0" w:space="0" w:color="auto"/>
+                <w:bottom w:val="none" w:sz="0" w:space="0" w:color="auto"/>
+                <w:right w:val="none" w:sz="0" w:space="0" w:color="auto"/>
+                <w:insideH w:val="single" w:sz="18" w:space="0" w:color="43A7E1"/>
+                <w:insideV w:val="single" w:sz="18" w:space="0" w:color="43A7E1"/>
+              </w:tblBorders>
+              <w:shd w:val="clear" w:color="auto" w:fill="E7EAEF"/>
+              <w:tblLook w:val="04A0" w:firstRow="1" w:lastRow="0" w:firstColumn="1" w:lastColumn="0" w:noHBand="0" w:noVBand="1"/>
+            </w:tblPr>
+            <w:tblGrid>
+              <w:gridCol w:w="3081"/>
+            </w:tblGrid>
+            <w:tr>
+              <w:tc>
+                <w:tcPr>
+                  <w:tcW w:w="0" w:type="auto"/>
+                  <w:shd w:val="clear" w:color="auto" w:fill="E2EFF5"/>
+                </w:tcPr>
+                <w:p>
+                  <w:pPr>
+                    <w:rPr>
+                      <w:noProof/>
+                    </w:rPr>
+                  </w:pPr>
+                  <w:r>
+                    <w:rPr>
+                      <w:rFonts w:ascii="Cambria Math" w:hAnsi="Cambria Math" w:cs="Cambria Math"/>
+                      <w:color w:val="02A1FD"/>
+                      <w:sz w:val="32"/>
+                      <w:szCs w:val="32"/>
+                    </w:rPr>
+                    <w:t>◉</w:t>
+                  </w:r>
+                  <w:r>
+                    <w:rPr>
+                      <w:rFonts w:ascii="Cambria Math" w:hAnsi="Cambria Math" w:cs="Cambria Math"/>
+                      <w:color w:val="02A1FD"/>
+                      <w:sz w:val="32"/>
+                      <w:szCs w:val="32"/>
+                    </w:rPr>
+                    <w:t xml:space="preserve"> </w:t>
+                  </w:r>
+                  <w:r>
+                    <w:rPr>
+                      <w:sz w:val="21"/>
+                      <w:szCs w:val="21"/>
+                    </w:rPr>
+                    <w:t xml:space="preserve">When you are asked to speak </w:t>
+                  </w:r>
+                </w:p>
+              </w:tc>
+            </w:tr>
+          </w:tbl>
+          <w:p>
+            <w:pPr>
+              <w:pStyle w:val="SS3-115"/>
+              <w:rPr>
                 <w:shd w:val="clear" w:color="auto" w:fill="D52B92"/>
               </w:rPr>
             </w:pPr>
@@ -20651,6 +19787,221 @@
                     </w:rPr>
                     <w:t>Read newspapers and websites to find out about current issues.</w:t>
                   </w:r>
+                </w:p>
+              </w:tc>
+            </w:tr>
+          </w:tbl>
+          <w:p>
+            <w:pPr>
+              <w:pStyle w:val="SS3-115"/>
+              <w:rPr>
+                <w:shd w:val="clear" w:color="auto" w:fill="D52B92"/>
+              </w:rPr>
+            </w:pPr>
+          </w:p>
+          <w:tbl>
+            <w:tblPr>
+              <w:tblStyle w:val="NormalTable"/>
+              <w:tblW w:w="0" w:type="auto"/>
+              <w:tblBorders>
+                <w:top w:val="single" w:sz="36" w:space="0" w:color="0172F1"/>
+                <w:left w:val="none" w:sz="0" w:space="0" w:color="auto"/>
+                <w:bottom w:val="single" w:sz="12" w:space="0" w:color="0172F1"/>
+                <w:right w:val="none" w:sz="0" w:space="0" w:color="auto"/>
+                <w:insideH w:val="single" w:sz="36" w:space="0" w:color="0172F1"/>
+                <w:insideV w:val="single" w:sz="36" w:space="0" w:color="0172F1"/>
+              </w:tblBorders>
+              <w:shd w:val="clear" w:color="auto" w:fill="E7EAEF"/>
+              <w:tblLook w:val="04A0" w:firstRow="1" w:lastRow="0" w:firstColumn="1" w:lastColumn="0" w:noHBand="0" w:noVBand="1"/>
+            </w:tblPr>
+            <w:tblGrid>
+              <w:gridCol w:w="4565"/>
+            </w:tblGrid>
+            <w:tr>
+              <w:tc>
+                <w:tcPr>
+                  <w:tcW w:w="0" w:type="auto"/>
+                </w:tcPr>
+                <w:p>
+                  <w:pPr>
+                    <w:rPr>
+                      <w:sz w:val="21"/>
+                      <w:szCs w:val="21"/>
+                    </w:rPr>
+                  </w:pPr>
+                  <w:r>
+                    <w:rPr>
+                      <w:sz w:val="21"/>
+                      <w:szCs w:val="21"/>
+                    </w:rPr>
+                    <w:t>Describe a place where you like going shopping.</w:t>
+                  </w:r>
+                </w:p>
+                <w:p>
+                  <w:pPr>
+                    <w:rPr>
+                      <w:sz w:val="21"/>
+                      <w:szCs w:val="21"/>
+                    </w:rPr>
+                  </w:pPr>
+                  <w:r>
+                    <w:rPr>
+                      <w:sz w:val="21"/>
+                      <w:szCs w:val="21"/>
+                    </w:rPr>
+                    <w:t>You should say:</w:t>
+                  </w:r>
+                </w:p>
+                <w:p>
+                  <w:pPr>
+                    <w:pStyle w:val="BulletList"/>
+                    <w:ind w:left="397" w:hanging="170"/>
+                  </w:pPr>
+                  <w:r>
+                    <w:t>what kind of place it is</w:t>
+                  </w:r>
+                </w:p>
+                <w:p>
+                  <w:pPr>
+                    <w:pStyle w:val="BulletList"/>
+                    <w:ind w:left="397" w:hanging="170"/>
+                  </w:pPr>
+                  <w:r>
+                    <w:t>where it is</w:t>
+                  </w:r>
+                </w:p>
+                <w:p>
+                  <w:pPr>
+                    <w:pStyle w:val="BulletList"/>
+                    <w:ind w:left="397" w:hanging="170"/>
+                  </w:pPr>
+                  <w:r>
+                    <w:t>what you like to do there</w:t>
+                  </w:r>
+                </w:p>
+                <w:p>
+                  <w:pPr>
+                    <w:rPr>
+                      <w:noProof/>
+                    </w:rPr>
+                  </w:pPr>
+                  <w:r>
+                    <w:rPr>
+                      <w:sz w:val="21"/>
+                      <w:szCs w:val="21"/>
+                    </w:rPr>
+                    <w:t>and explain why you like shopping there so much.</w:t>
+                  </w:r>
+                </w:p>
+              </w:tc>
+            </w:tr>
+          </w:tbl>
+          <w:p>
+            <w:pPr>
+              <w:pStyle w:val="SS3-115"/>
+              <w:rPr>
+                <w:shd w:val="clear" w:color="auto" w:fill="D52B92"/>
+              </w:rPr>
+            </w:pPr>
+          </w:p>
+          <w:tbl>
+            <w:tblPr>
+              <w:tblStyle w:val="CommonTable"/>
+              <w:tblW w:w="0" w:type="auto"/>
+              <w:tblBorders>
+                <w:top w:val="single" w:sz="18" w:space="0" w:color="5B9BD5" w:themeColor="accent5"/>
+                <w:left w:val="none" w:sz="0" w:space="0" w:color="auto"/>
+                <w:bottom w:val="none" w:sz="0" w:space="0" w:color="auto"/>
+                <w:right w:val="none" w:sz="0" w:space="0" w:color="auto"/>
+                <w:insideH w:val="single" w:sz="6" w:space="0" w:color="5B9BD5" w:themeColor="accent5"/>
+                <w:insideV w:val="single" w:sz="6" w:space="0" w:color="5B9BD5" w:themeColor="accent5"/>
+              </w:tblBorders>
+              <w:tblLook w:val="04A0" w:firstRow="1" w:lastRow="0" w:firstColumn="1" w:lastColumn="0" w:noHBand="0" w:noVBand="1"/>
+            </w:tblPr>
+            <w:tblGrid>
+              <w:gridCol w:w="916"/>
+              <w:gridCol w:w="1276"/>
+              <w:gridCol w:w="1275"/>
+            </w:tblGrid>
+            <w:tr>
+              <w:tc>
+                <w:tcPr>
+                  <w:tcW w:w="916" w:type="dxa"/>
+                </w:tcPr>
+                <w:p>
+                  <w:pPr>
+                    <w:pStyle w:val="SS3-115"/>
+                    <w:rPr>
+                      <w:shd w:val="clear" w:color="auto" w:fill="D52B92"/>
+                    </w:rPr>
+                  </w:pPr>
+                </w:p>
+              </w:tc>
+              <w:tc>
+                <w:tcPr>
+                  <w:tcW w:w="1276" w:type="dxa"/>
+                </w:tcPr>
+                <w:p>
+                  <w:pPr>
+                    <w:pStyle w:val="SS3-115"/>
+                    <w:rPr>
+                      <w:shd w:val="clear" w:color="auto" w:fill="D52B92"/>
+                    </w:rPr>
+                  </w:pPr>
+                </w:p>
+              </w:tc>
+              <w:tc>
+                <w:tcPr>
+                  <w:tcW w:w="1275" w:type="dxa"/>
+                </w:tcPr>
+                <w:p>
+                  <w:pPr>
+                    <w:pStyle w:val="SS3-115"/>
+                    <w:rPr>
+                      <w:shd w:val="clear" w:color="auto" w:fill="D52B92"/>
+                    </w:rPr>
+                  </w:pPr>
+                </w:p>
+              </w:tc>
+            </w:tr>
+            <w:tr>
+              <w:tc>
+                <w:tcPr>
+                  <w:tcW w:w="916" w:type="dxa"/>
+                </w:tcPr>
+                <w:p>
+                  <w:pPr>
+                    <w:pStyle w:val="SS3-115"/>
+                    <w:rPr>
+                      <w:shd w:val="clear" w:color="auto" w:fill="D52B92"/>
+                    </w:rPr>
+                  </w:pPr>
+                </w:p>
+              </w:tc>
+              <w:tc>
+                <w:tcPr>
+                  <w:tcW w:w="1276" w:type="dxa"/>
+                </w:tcPr>
+                <w:p>
+                  <w:pPr>
+                    <w:pStyle w:val="SS3-115"/>
+                    <w:rPr>
+                      <w:shd w:val="clear" w:color="auto" w:fill="D52B92"/>
+                    </w:rPr>
+                  </w:pPr>
+                </w:p>
+              </w:tc>
+              <w:tc>
+                <w:tcPr>
+                  <w:tcW w:w="1275" w:type="dxa"/>
+                </w:tcPr>
+                <w:p>
+                  <w:pPr>
+                    <w:pStyle w:val="SS3-115"/>
+                    <w:rPr>
+                      <w:shd w:val="clear" w:color="auto" w:fill="D52B92"/>
+                    </w:rPr>
+                  </w:pPr>
                 </w:p>
               </w:tc>
             </w:tr>
@@ -20710,7 +20061,7 @@
               <w:pStyle w:val="NumList"/>
               <w:numPr>
                 <w:ilvl w:val="0"/>
-                <w:numId w:val="45"/>
+                <w:numId w:val="41"/>
               </w:numPr>
               <w:ind w:left="284" w:hanging="284"/>
             </w:pPr>
@@ -20723,7 +20074,7 @@
               <w:pStyle w:val="NumList"/>
               <w:numPr>
                 <w:ilvl w:val="0"/>
-                <w:numId w:val="31"/>
+                <w:numId w:val="27"/>
               </w:numPr>
               <w:ind w:left="284" w:hanging="284"/>
             </w:pPr>
@@ -20736,7 +20087,7 @@
               <w:pStyle w:val="NumList"/>
               <w:numPr>
                 <w:ilvl w:val="0"/>
-                <w:numId w:val="31"/>
+                <w:numId w:val="27"/>
               </w:numPr>
               <w:ind w:left="284" w:hanging="284"/>
             </w:pPr>
@@ -20749,7 +20100,7 @@
               <w:pStyle w:val="NumList"/>
               <w:numPr>
                 <w:ilvl w:val="0"/>
-                <w:numId w:val="31"/>
+                <w:numId w:val="27"/>
               </w:numPr>
               <w:ind w:left="284" w:hanging="284"/>
             </w:pPr>
@@ -20762,7 +20113,7 @@
               <w:pStyle w:val="NumList"/>
               <w:numPr>
                 <w:ilvl w:val="0"/>
-                <w:numId w:val="31"/>
+                <w:numId w:val="27"/>
               </w:numPr>
               <w:ind w:left="284" w:hanging="284"/>
             </w:pPr>
@@ -20775,7 +20126,7 @@
               <w:pStyle w:val="NumList"/>
               <w:numPr>
                 <w:ilvl w:val="0"/>
-                <w:numId w:val="31"/>
+                <w:numId w:val="27"/>
               </w:numPr>
               <w:ind w:left="284" w:hanging="284"/>
             </w:pPr>
@@ -20793,7 +20144,7 @@
               <w:pStyle w:val="SS3-115"/>
               <w:numPr>
                 <w:ilvl w:val="0"/>
-                <w:numId w:val="46"/>
+                <w:numId w:val="42"/>
               </w:numPr>
               <w:ind w:left="284" w:hanging="284"/>
             </w:pPr>
@@ -20806,7 +20157,7 @@
               <w:pStyle w:val="SS3-115"/>
               <w:numPr>
                 <w:ilvl w:val="0"/>
-                <w:numId w:val="46"/>
+                <w:numId w:val="42"/>
               </w:numPr>
               <w:ind w:left="284" w:hanging="284"/>
             </w:pPr>
@@ -20819,7 +20170,7 @@
               <w:pStyle w:val="SS3-115"/>
               <w:numPr>
                 <w:ilvl w:val="0"/>
-                <w:numId w:val="46"/>
+                <w:numId w:val="42"/>
               </w:numPr>
               <w:ind w:left="284" w:hanging="284"/>
             </w:pPr>
@@ -20832,7 +20183,7 @@
               <w:pStyle w:val="SS3-115"/>
               <w:numPr>
                 <w:ilvl w:val="0"/>
-                <w:numId w:val="46"/>
+                <w:numId w:val="42"/>
               </w:numPr>
               <w:ind w:left="284" w:hanging="284"/>
             </w:pPr>
@@ -20845,7 +20196,7 @@
               <w:pStyle w:val="SS3-115"/>
               <w:numPr>
                 <w:ilvl w:val="0"/>
-                <w:numId w:val="46"/>
+                <w:numId w:val="42"/>
               </w:numPr>
               <w:ind w:left="284" w:hanging="284"/>
             </w:pPr>
@@ -20858,7 +20209,7 @@
               <w:pStyle w:val="SS3-115"/>
               <w:numPr>
                 <w:ilvl w:val="0"/>
-                <w:numId w:val="46"/>
+                <w:numId w:val="42"/>
               </w:numPr>
               <w:ind w:left="284" w:hanging="284"/>
             </w:pPr>
@@ -21300,105 +20651,6 @@
     </w:lvl>
   </w:abstractNum>
   <w:abstractNum w:abstractNumId="3" w15:restartNumberingAfterBreak="0">
-    <w:nsid w:val="25876EEC"/>
-    <w:multiLevelType w:val="hybridMultilevel"/>
-    <w:tmpl w:val="A1D03A24"/>
-    <w:lvl w:ilvl="0" w:tplc="CB1C87F6">
-      <w:start w:val="1"/>
-      <w:numFmt w:val="lowerLetter"/>
-      <w:lvlText w:val="%1:"/>
-      <w:lvlJc w:val="left"/>
-      <w:pPr>
-        <w:ind w:left="360" w:hanging="360"/>
-      </w:pPr>
-      <w:rPr>
-        <w:rFonts w:ascii="Source Sans 3" w:hAnsi="Source Sans 3" w:hint="default"/>
-        <w:b/>
-        <w:bCs/>
-        <w:i w:val="0"/>
-        <w:iCs w:val="0"/>
-        <w:color w:val="auto"/>
-        <w:spacing w:val="0"/>
-        <w:w w:val="77"/>
-        <w:sz w:val="23"/>
-        <w:szCs w:val="23"/>
-        <w:lang w:val="en-US" w:eastAsia="en-US" w:bidi="ar-SA"/>
-      </w:rPr>
-    </w:lvl>
-    <w:lvl w:ilvl="1" w:tplc="04090019" w:tentative="1">
-      <w:start w:val="1"/>
-      <w:numFmt w:val="lowerLetter"/>
-      <w:lvlText w:val="%2."/>
-      <w:lvlJc w:val="left"/>
-      <w:pPr>
-        <w:ind w:left="1080" w:hanging="360"/>
-      </w:pPr>
-    </w:lvl>
-    <w:lvl w:ilvl="2" w:tplc="0409001B" w:tentative="1">
-      <w:start w:val="1"/>
-      <w:numFmt w:val="lowerRoman"/>
-      <w:lvlText w:val="%3."/>
-      <w:lvlJc w:val="right"/>
-      <w:pPr>
-        <w:ind w:left="1800" w:hanging="180"/>
-      </w:pPr>
-    </w:lvl>
-    <w:lvl w:ilvl="3" w:tplc="0409000F" w:tentative="1">
-      <w:start w:val="1"/>
-      <w:numFmt w:val="decimal"/>
-      <w:lvlText w:val="%4."/>
-      <w:lvlJc w:val="left"/>
-      <w:pPr>
-        <w:ind w:left="2520" w:hanging="360"/>
-      </w:pPr>
-    </w:lvl>
-    <w:lvl w:ilvl="4" w:tplc="04090019" w:tentative="1">
-      <w:start w:val="1"/>
-      <w:numFmt w:val="lowerLetter"/>
-      <w:lvlText w:val="%5."/>
-      <w:lvlJc w:val="left"/>
-      <w:pPr>
-        <w:ind w:left="3240" w:hanging="360"/>
-      </w:pPr>
-    </w:lvl>
-    <w:lvl w:ilvl="5" w:tplc="0409001B" w:tentative="1">
-      <w:start w:val="1"/>
-      <w:numFmt w:val="lowerRoman"/>
-      <w:lvlText w:val="%6."/>
-      <w:lvlJc w:val="right"/>
-      <w:pPr>
-        <w:ind w:left="3960" w:hanging="180"/>
-      </w:pPr>
-    </w:lvl>
-    <w:lvl w:ilvl="6" w:tplc="0409000F" w:tentative="1">
-      <w:start w:val="1"/>
-      <w:numFmt w:val="decimal"/>
-      <w:lvlText w:val="%7."/>
-      <w:lvlJc w:val="left"/>
-      <w:pPr>
-        <w:ind w:left="4680" w:hanging="360"/>
-      </w:pPr>
-    </w:lvl>
-    <w:lvl w:ilvl="7" w:tplc="04090019" w:tentative="1">
-      <w:start w:val="1"/>
-      <w:numFmt w:val="lowerLetter"/>
-      <w:lvlText w:val="%8."/>
-      <w:lvlJc w:val="left"/>
-      <w:pPr>
-        <w:ind w:left="5400" w:hanging="360"/>
-      </w:pPr>
-    </w:lvl>
-    <w:lvl w:ilvl="8" w:tplc="0409001B" w:tentative="1">
-      <w:start w:val="1"/>
-      <w:numFmt w:val="lowerRoman"/>
-      <w:lvlText w:val="%9."/>
-      <w:lvlJc w:val="right"/>
-      <w:pPr>
-        <w:ind w:left="6120" w:hanging="180"/>
-      </w:pPr>
-    </w:lvl>
-  </w:abstractNum>
-  <w:abstractNum w:abstractNumId="4" w15:restartNumberingAfterBreak="0">
     <w:nsid w:val="277B496D"/>
     <w:multiLevelType w:val="hybridMultilevel"/>
     <w:tmpl w:val="EDE4E536"/>
@@ -21492,7 +20744,7 @@
       </w:pPr>
     </w:lvl>
   </w:abstractNum>
-  <w:abstractNum w:abstractNumId="5" w15:restartNumberingAfterBreak="0">
+  <w:abstractNum w:abstractNumId="4" w15:restartNumberingAfterBreak="0">
     <w:nsid w:val="31251E45"/>
     <w:multiLevelType w:val="hybridMultilevel"/>
     <w:tmpl w:val="86D65C86"/>
@@ -21582,7 +20834,7 @@
       </w:pPr>
     </w:lvl>
   </w:abstractNum>
-  <w:abstractNum w:abstractNumId="6" w15:restartNumberingAfterBreak="0">
+  <w:abstractNum w:abstractNumId="5" w15:restartNumberingAfterBreak="0">
     <w:nsid w:val="359E253A"/>
     <w:multiLevelType w:val="hybridMultilevel"/>
     <w:tmpl w:val="90D6054E"/>
@@ -21676,7 +20928,7 @@
       </w:pPr>
     </w:lvl>
   </w:abstractNum>
-  <w:abstractNum w:abstractNumId="7" w15:restartNumberingAfterBreak="0">
+  <w:abstractNum w:abstractNumId="6" w15:restartNumberingAfterBreak="0">
     <w:nsid w:val="3E981A3E"/>
     <w:multiLevelType w:val="hybridMultilevel"/>
     <w:tmpl w:val="DFE0590E"/>
@@ -21769,7 +21021,7 @@
       </w:pPr>
     </w:lvl>
   </w:abstractNum>
-  <w:abstractNum w:abstractNumId="8" w15:restartNumberingAfterBreak="0">
+  <w:abstractNum w:abstractNumId="7" w15:restartNumberingAfterBreak="0">
     <w:nsid w:val="42F8731D"/>
     <w:multiLevelType w:val="hybridMultilevel"/>
     <w:tmpl w:val="E0305218"/>
@@ -21863,7 +21115,7 @@
       </w:pPr>
     </w:lvl>
   </w:abstractNum>
-  <w:abstractNum w:abstractNumId="9" w15:restartNumberingAfterBreak="0">
+  <w:abstractNum w:abstractNumId="8" w15:restartNumberingAfterBreak="0">
     <w:nsid w:val="47E43907"/>
     <w:multiLevelType w:val="hybridMultilevel"/>
     <w:tmpl w:val="737A7654"/>
@@ -21954,7 +21206,7 @@
       </w:pPr>
     </w:lvl>
   </w:abstractNum>
-  <w:abstractNum w:abstractNumId="10" w15:restartNumberingAfterBreak="0">
+  <w:abstractNum w:abstractNumId="9" w15:restartNumberingAfterBreak="0">
     <w:nsid w:val="493E0CCB"/>
     <w:multiLevelType w:val="hybridMultilevel"/>
     <w:tmpl w:val="DE1A3DA8"/>
@@ -22070,7 +21322,7 @@
       </w:rPr>
     </w:lvl>
   </w:abstractNum>
-  <w:abstractNum w:abstractNumId="11" w15:restartNumberingAfterBreak="0">
+  <w:abstractNum w:abstractNumId="10" w15:restartNumberingAfterBreak="0">
     <w:nsid w:val="4F7462D7"/>
     <w:multiLevelType w:val="hybridMultilevel"/>
     <w:tmpl w:val="39223B08"/>
@@ -22167,7 +21419,7 @@
       </w:pPr>
     </w:lvl>
   </w:abstractNum>
-  <w:abstractNum w:abstractNumId="12" w15:restartNumberingAfterBreak="0">
+  <w:abstractNum w:abstractNumId="11" w15:restartNumberingAfterBreak="0">
     <w:nsid w:val="56425BE9"/>
     <w:multiLevelType w:val="hybridMultilevel"/>
     <w:tmpl w:val="AF2A6220"/>
@@ -22259,7 +21511,7 @@
       </w:pPr>
     </w:lvl>
   </w:abstractNum>
-  <w:abstractNum w:abstractNumId="13" w15:restartNumberingAfterBreak="0">
+  <w:abstractNum w:abstractNumId="12" w15:restartNumberingAfterBreak="0">
     <w:nsid w:val="69A061DD"/>
     <w:multiLevelType w:val="hybridMultilevel"/>
     <w:tmpl w:val="B98000DA"/>
@@ -22353,7 +21605,7 @@
       </w:pPr>
     </w:lvl>
   </w:abstractNum>
-  <w:abstractNum w:abstractNumId="14" w15:restartNumberingAfterBreak="0">
+  <w:abstractNum w:abstractNumId="13" w15:restartNumberingAfterBreak="0">
     <w:nsid w:val="6B9745AD"/>
     <w:multiLevelType w:val="hybridMultilevel"/>
     <w:tmpl w:val="DB0CF5E0"/>
@@ -22443,7 +21695,7 @@
       </w:pPr>
     </w:lvl>
   </w:abstractNum>
-  <w:abstractNum w:abstractNumId="15" w15:restartNumberingAfterBreak="0">
+  <w:abstractNum w:abstractNumId="14" w15:restartNumberingAfterBreak="0">
     <w:nsid w:val="6CBC4800"/>
     <w:multiLevelType w:val="hybridMultilevel"/>
     <w:tmpl w:val="57585E38"/>
@@ -22535,7 +21787,7 @@
       </w:pPr>
     </w:lvl>
   </w:abstractNum>
-  <w:abstractNum w:abstractNumId="16" w15:restartNumberingAfterBreak="0">
+  <w:abstractNum w:abstractNumId="15" w15:restartNumberingAfterBreak="0">
     <w:nsid w:val="75243267"/>
     <w:multiLevelType w:val="hybridMultilevel"/>
     <w:tmpl w:val="B98000DA"/>
@@ -22629,7 +21881,7 @@
       </w:pPr>
     </w:lvl>
   </w:abstractNum>
-  <w:abstractNum w:abstractNumId="17" w15:restartNumberingAfterBreak="0">
+  <w:abstractNum w:abstractNumId="16" w15:restartNumberingAfterBreak="0">
     <w:nsid w:val="7B816907"/>
     <w:multiLevelType w:val="hybridMultilevel"/>
     <w:tmpl w:val="EDE4E536"/>
@@ -22724,19 +21976,19 @@
     </w:lvl>
   </w:abstractNum>
   <w:num w:numId="1" w16cid:durableId="667248184">
-    <w:abstractNumId w:val="10"/>
+    <w:abstractNumId w:val="9"/>
   </w:num>
   <w:num w:numId="2" w16cid:durableId="1279874749">
-    <w:abstractNumId w:val="12"/>
+    <w:abstractNumId w:val="11"/>
   </w:num>
   <w:num w:numId="3" w16cid:durableId="2039352844">
-    <w:abstractNumId w:val="15"/>
+    <w:abstractNumId w:val="14"/>
   </w:num>
   <w:num w:numId="4" w16cid:durableId="38865620">
     <w:abstractNumId w:val="2"/>
   </w:num>
   <w:num w:numId="5" w16cid:durableId="31273400">
-    <w:abstractNumId w:val="9"/>
+    <w:abstractNumId w:val="8"/>
     <w:lvlOverride w:ilvl="0">
       <w:startOverride w:val="1"/>
     </w:lvlOverride>
@@ -22744,211 +21996,208 @@
   <w:num w:numId="6" w16cid:durableId="1848447317">
     <w:abstractNumId w:val="1"/>
   </w:num>
-  <w:num w:numId="7" w16cid:durableId="206600936">
+  <w:num w:numId="7" w16cid:durableId="1855337231">
+    <w:abstractNumId w:val="0"/>
+  </w:num>
+  <w:num w:numId="8" w16cid:durableId="1675917838">
+    <w:abstractNumId w:val="4"/>
+  </w:num>
+  <w:num w:numId="9" w16cid:durableId="1872911878">
     <w:abstractNumId w:val="1"/>
     <w:lvlOverride w:ilvl="0">
       <w:startOverride w:val="1"/>
     </w:lvlOverride>
   </w:num>
-  <w:num w:numId="8" w16cid:durableId="1053312505">
-    <w:abstractNumId w:val="3"/>
+  <w:num w:numId="10" w16cid:durableId="1409114410">
+    <w:abstractNumId w:val="10"/>
   </w:num>
-  <w:num w:numId="9" w16cid:durableId="821581466">
-    <w:abstractNumId w:val="15"/>
-    <w:lvlOverride w:ilvl="0">
-      <w:startOverride w:val="1"/>
-    </w:lvlOverride>
-  </w:num>
-  <w:num w:numId="10" w16cid:durableId="400757677">
+  <w:num w:numId="11" w16cid:durableId="976028613">
     <w:abstractNumId w:val="1"/>
     <w:lvlOverride w:ilvl="0">
       <w:startOverride w:val="1"/>
     </w:lvlOverride>
   </w:num>
-  <w:num w:numId="11" w16cid:durableId="1855337231">
-    <w:abstractNumId w:val="0"/>
+  <w:num w:numId="12" w16cid:durableId="1492915063">
+    <w:abstractNumId w:val="13"/>
   </w:num>
-  <w:num w:numId="12" w16cid:durableId="1675917838">
-    <w:abstractNumId w:val="5"/>
-  </w:num>
-  <w:num w:numId="13" w16cid:durableId="1872911878">
+  <w:num w:numId="13" w16cid:durableId="1410351909">
     <w:abstractNumId w:val="1"/>
     <w:lvlOverride w:ilvl="0">
       <w:startOverride w:val="1"/>
     </w:lvlOverride>
   </w:num>
-  <w:num w:numId="14" w16cid:durableId="1409114410">
-    <w:abstractNumId w:val="11"/>
-  </w:num>
-  <w:num w:numId="15" w16cid:durableId="976028613">
+  <w:num w:numId="14" w16cid:durableId="716513069">
     <w:abstractNumId w:val="1"/>
     <w:lvlOverride w:ilvl="0">
       <w:startOverride w:val="1"/>
     </w:lvlOverride>
   </w:num>
-  <w:num w:numId="16" w16cid:durableId="1492915063">
-    <w:abstractNumId w:val="14"/>
-  </w:num>
-  <w:num w:numId="17" w16cid:durableId="1410351909">
+  <w:num w:numId="15" w16cid:durableId="1651901174">
     <w:abstractNumId w:val="1"/>
     <w:lvlOverride w:ilvl="0">
       <w:startOverride w:val="1"/>
     </w:lvlOverride>
   </w:num>
-  <w:num w:numId="18" w16cid:durableId="716513069">
+  <w:num w:numId="16" w16cid:durableId="1018308719">
+    <w:abstractNumId w:val="15"/>
+  </w:num>
+  <w:num w:numId="17" w16cid:durableId="1619335939">
     <w:abstractNumId w:val="1"/>
     <w:lvlOverride w:ilvl="0">
       <w:startOverride w:val="1"/>
     </w:lvlOverride>
   </w:num>
-  <w:num w:numId="19" w16cid:durableId="1651901174">
+  <w:num w:numId="18" w16cid:durableId="169950524">
+    <w:abstractNumId w:val="14"/>
+    <w:lvlOverride w:ilvl="0">
+      <w:startOverride w:val="1"/>
+    </w:lvlOverride>
+  </w:num>
+  <w:num w:numId="19" w16cid:durableId="1080518069">
     <w:abstractNumId w:val="1"/>
     <w:lvlOverride w:ilvl="0">
       <w:startOverride w:val="1"/>
     </w:lvlOverride>
   </w:num>
-  <w:num w:numId="20" w16cid:durableId="1018308719">
-    <w:abstractNumId w:val="16"/>
+  <w:num w:numId="20" w16cid:durableId="401298272">
+    <w:abstractNumId w:val="12"/>
   </w:num>
-  <w:num w:numId="21" w16cid:durableId="1619335939">
+  <w:num w:numId="21" w16cid:durableId="1923484725">
     <w:abstractNumId w:val="1"/>
     <w:lvlOverride w:ilvl="0">
       <w:startOverride w:val="1"/>
     </w:lvlOverride>
   </w:num>
-  <w:num w:numId="22" w16cid:durableId="169950524">
-    <w:abstractNumId w:val="15"/>
-    <w:lvlOverride w:ilvl="0">
-      <w:startOverride w:val="1"/>
-    </w:lvlOverride>
-  </w:num>
-  <w:num w:numId="23" w16cid:durableId="1080518069">
+  <w:num w:numId="22" w16cid:durableId="986323285">
     <w:abstractNumId w:val="1"/>
     <w:lvlOverride w:ilvl="0">
       <w:startOverride w:val="1"/>
     </w:lvlOverride>
   </w:num>
-  <w:num w:numId="24" w16cid:durableId="401298272">
-    <w:abstractNumId w:val="13"/>
-  </w:num>
-  <w:num w:numId="25" w16cid:durableId="1923484725">
+  <w:num w:numId="23" w16cid:durableId="828862195">
     <w:abstractNumId w:val="1"/>
     <w:lvlOverride w:ilvl="0">
       <w:startOverride w:val="1"/>
     </w:lvlOverride>
   </w:num>
-  <w:num w:numId="26" w16cid:durableId="986323285">
+  <w:num w:numId="24" w16cid:durableId="2084258487">
     <w:abstractNumId w:val="1"/>
     <w:lvlOverride w:ilvl="0">
       <w:startOverride w:val="1"/>
     </w:lvlOverride>
   </w:num>
-  <w:num w:numId="27" w16cid:durableId="828862195">
+  <w:num w:numId="25" w16cid:durableId="1095636397">
     <w:abstractNumId w:val="1"/>
     <w:lvlOverride w:ilvl="0">
       <w:startOverride w:val="1"/>
     </w:lvlOverride>
   </w:num>
-  <w:num w:numId="28" w16cid:durableId="2084258487">
+  <w:num w:numId="26" w16cid:durableId="388656743">
+    <w:abstractNumId w:val="6"/>
+  </w:num>
+  <w:num w:numId="27" w16cid:durableId="12927038">
     <w:abstractNumId w:val="1"/>
     <w:lvlOverride w:ilvl="0">
       <w:startOverride w:val="1"/>
     </w:lvlOverride>
   </w:num>
-  <w:num w:numId="29" w16cid:durableId="1095636397">
+  <w:num w:numId="28" w16cid:durableId="2120908571">
+    <w:abstractNumId w:val="16"/>
+  </w:num>
+  <w:num w:numId="29" w16cid:durableId="1109591584">
+    <w:abstractNumId w:val="5"/>
+  </w:num>
+  <w:num w:numId="30" w16cid:durableId="2147356549">
+    <w:abstractNumId w:val="14"/>
+    <w:lvlOverride w:ilvl="0">
+      <w:startOverride w:val="1"/>
+    </w:lvlOverride>
+  </w:num>
+  <w:num w:numId="31" w16cid:durableId="989359790">
     <w:abstractNumId w:val="1"/>
     <w:lvlOverride w:ilvl="0">
       <w:startOverride w:val="1"/>
     </w:lvlOverride>
   </w:num>
-  <w:num w:numId="30" w16cid:durableId="388656743">
+  <w:num w:numId="32" w16cid:durableId="465779244">
+    <w:abstractNumId w:val="14"/>
+    <w:lvlOverride w:ilvl="0">
+      <w:startOverride w:val="1"/>
+    </w:lvlOverride>
+  </w:num>
+  <w:num w:numId="33" w16cid:durableId="863906711">
+    <w:abstractNumId w:val="14"/>
+    <w:lvlOverride w:ilvl="0">
+      <w:startOverride w:val="1"/>
+    </w:lvlOverride>
+  </w:num>
+  <w:num w:numId="34" w16cid:durableId="1687293127">
     <w:abstractNumId w:val="7"/>
   </w:num>
-  <w:num w:numId="31" w16cid:durableId="12927038">
+  <w:num w:numId="35" w16cid:durableId="581180687">
     <w:abstractNumId w:val="1"/>
     <w:lvlOverride w:ilvl="0">
       <w:startOverride w:val="1"/>
     </w:lvlOverride>
   </w:num>
-  <w:num w:numId="32" w16cid:durableId="2120908571">
-    <w:abstractNumId w:val="17"/>
-  </w:num>
-  <w:num w:numId="33" w16cid:durableId="1109591584">
-    <w:abstractNumId w:val="6"/>
-  </w:num>
-  <w:num w:numId="34" w16cid:durableId="2147356549">
-    <w:abstractNumId w:val="15"/>
+  <w:num w:numId="36" w16cid:durableId="1774284093">
+    <w:abstractNumId w:val="14"/>
     <w:lvlOverride w:ilvl="0">
       <w:startOverride w:val="1"/>
     </w:lvlOverride>
   </w:num>
-  <w:num w:numId="35" w16cid:durableId="989359790">
+  <w:num w:numId="37" w16cid:durableId="1960602862">
+    <w:abstractNumId w:val="14"/>
+    <w:lvlOverride w:ilvl="0">
+      <w:startOverride w:val="1"/>
+    </w:lvlOverride>
+  </w:num>
+  <w:num w:numId="38" w16cid:durableId="144979547">
+    <w:abstractNumId w:val="14"/>
+    <w:lvlOverride w:ilvl="0">
+      <w:startOverride w:val="1"/>
+    </w:lvlOverride>
+  </w:num>
+  <w:num w:numId="39" w16cid:durableId="2039043292">
+    <w:abstractNumId w:val="14"/>
+    <w:lvlOverride w:ilvl="0">
+      <w:startOverride w:val="1"/>
+    </w:lvlOverride>
+  </w:num>
+  <w:num w:numId="40" w16cid:durableId="1857304701">
+    <w:abstractNumId w:val="14"/>
+    <w:lvlOverride w:ilvl="0">
+      <w:startOverride w:val="1"/>
+    </w:lvlOverride>
+  </w:num>
+  <w:num w:numId="41" w16cid:durableId="596721076">
     <w:abstractNumId w:val="1"/>
     <w:lvlOverride w:ilvl="0">
       <w:startOverride w:val="1"/>
     </w:lvlOverride>
   </w:num>
-  <w:num w:numId="36" w16cid:durableId="465779244">
-    <w:abstractNumId w:val="15"/>
-    <w:lvlOverride w:ilvl="0">
-      <w:startOverride w:val="1"/>
-    </w:lvlOverride>
+  <w:num w:numId="42" w16cid:durableId="335808467">
+    <w:abstractNumId w:val="3"/>
   </w:num>
-  <w:num w:numId="37" w16cid:durableId="863906711">
-    <w:abstractNumId w:val="15"/>
-    <w:lvlOverride w:ilvl="0">
-      <w:startOverride w:val="1"/>
-    </w:lvlOverride>
-  </w:num>
-  <w:num w:numId="38" w16cid:durableId="1687293127">
-    <w:abstractNumId w:val="8"/>
-  </w:num>
-  <w:num w:numId="39" w16cid:durableId="581180687">
+  <w:num w:numId="43" w16cid:durableId="2085956602">
     <w:abstractNumId w:val="1"/>
     <w:lvlOverride w:ilvl="0">
       <w:startOverride w:val="1"/>
     </w:lvlOverride>
   </w:num>
-  <w:num w:numId="40" w16cid:durableId="1774284093">
-    <w:abstractNumId w:val="15"/>
-    <w:lvlOverride w:ilvl="0">
-      <w:startOverride w:val="1"/>
-    </w:lvlOverride>
-  </w:num>
-  <w:num w:numId="41" w16cid:durableId="1960602862">
-    <w:abstractNumId w:val="15"/>
-    <w:lvlOverride w:ilvl="0">
-      <w:startOverride w:val="1"/>
-    </w:lvlOverride>
-  </w:num>
-  <w:num w:numId="42" w16cid:durableId="144979547">
-    <w:abstractNumId w:val="15"/>
-    <w:lvlOverride w:ilvl="0">
-      <w:startOverride w:val="1"/>
-    </w:lvlOverride>
-  </w:num>
-  <w:num w:numId="43" w16cid:durableId="2039043292">
-    <w:abstractNumId w:val="15"/>
-    <w:lvlOverride w:ilvl="0">
-      <w:startOverride w:val="1"/>
-    </w:lvlOverride>
-  </w:num>
-  <w:num w:numId="44" w16cid:durableId="1857304701">
-    <w:abstractNumId w:val="15"/>
-    <w:lvlOverride w:ilvl="0">
-      <w:startOverride w:val="1"/>
-    </w:lvlOverride>
-  </w:num>
-  <w:num w:numId="45" w16cid:durableId="596721076">
+  <w:num w:numId="44" w16cid:durableId="201744787">
     <w:abstractNumId w:val="1"/>
     <w:lvlOverride w:ilvl="0">
       <w:startOverride w:val="1"/>
     </w:lvlOverride>
   </w:num>
-  <w:num w:numId="46" w16cid:durableId="335808467">
-    <w:abstractNumId w:val="4"/>
+  <w:num w:numId="45" w16cid:durableId="1812136001">
+    <w:abstractNumId w:val="1"/>
+    <w:lvlOverride w:ilvl="0">
+      <w:startOverride w:val="1"/>
+    </w:lvlOverride>
   </w:num>
-  <w:numIdMacAtCleanup w:val="46"/>
+  <w:numIdMacAtCleanup w:val="45"/>
 </w:numbering>
 </file>
 
